--- a/docs/jiangao/《女装设计III》第01周_中国大陆课堂完整讲稿_中文.docx
+++ b/docs/jiangao/《女装设计III》第01周_中国大陆课堂完整讲稿_中文.docx
@@ -7609,7 +7609,7 @@
         <w:rPr>
           <w:rFonts w:hint="eastAsia" w:ascii="DengXian" w:hAnsi="DengXian" w:eastAsia="DengXian" w:cs="DengXian"/>
         </w:rPr>
-        <w:t>第一步，看：指出轮廓和身体距离。第二步，拆：找到结构、材料和细节。第三步，问：它回应了什么时代问题。</w:t>
+        <w:t>第一步，看：指出轮廓和身体距离。第二步，拆：找到结构、材料和细节。第三步，问：它回应了什么时代／文化问题。</w:t>
       </w:r>
     </w:p>
     <w:p>
@@ -11987,7 +11987,7 @@
                 <w:color w:val="151515"/>
                 <w:sz w:val="21"/>
               </w:rPr>
-              <w:t>逐栏说明视觉证据、形式机制、时代问题、当代转译、风险与验证</w:t>
+              <w:t>逐栏说明视觉证据、形式机制、时代／文化问题、当代转译、风险与验证</w:t>
             </w:r>
           </w:p>
         </w:tc>
@@ -12052,7 +12052,7 @@
         <w:rPr>
           <w:rFonts w:hint="eastAsia" w:ascii="DengXian" w:hAnsi="DengXian" w:eastAsia="DengXian" w:cs="DengXian"/>
         </w:rPr>
-        <w:t>第三栏是时代问题。把作品放回穿着者、城市生活、劳动、性别角色和生产技术。年份不是答案，必须解释为什么这种形式在那个时期出现。</w:t>
+        <w:t>第三栏是时代／文化问题。把作品放回穿着者、城市生活、劳动、性别角色和生产技术。年份不是答案，必须解释为什么这种形式在那个时期出现。</w:t>
       </w:r>
     </w:p>
     <w:p>
@@ -12097,7 +12097,7 @@
         <w:rPr>
           <w:rFonts w:hint="eastAsia" w:ascii="DengXian" w:hAnsi="DengXian" w:eastAsia="DengXian" w:cs="DengXian"/>
         </w:rPr>
-        <w:t>合格句式是：“该造型通过什么建立什么，回应什么时代问题；本次设计保留什么，改写为什么，并以什么验证什么。”</w:t>
+        <w:t>合格句式是：“该造型通过什么建立什么，回应什么时代／文化问题；本次设计保留什么，改写为什么，并以什么验证什么。”</w:t>
       </w:r>
     </w:p>
     <w:p>

--- a/docs/jiangao/《女装设计III》第01周_中国大陆课堂完整讲稿_中文.docx
+++ b/docs/jiangao/《女装设计III》第01周_中国大陆课堂完整讲稿_中文.docx
@@ -264,7 +264,7 @@
         <w:rPr>
           <w:rFonts w:hint="eastAsia" w:ascii="DengXian" w:hAnsi="DengXian" w:eastAsia="DengXian" w:cs="DengXian"/>
         </w:rPr>
-        <w:t>这门课不会把中国、韩国、日本或欧洲的设计排成高低顺序。我们比较的是：不同设计在什么条件下出现，用什么结构机制解决了什么问题，以及这些方法能不能被今天的设计重新验证。</w:t>
+        <w:t>这门课不会把中国、韩国、日本或欧洲的设计排成高低顺序。我们比较的是：不同设计在什么条件下出现，用什么结构原理解决了什么问题，还有这些方法能不能被今天的设计重新验证。</w:t>
       </w:r>
     </w:p>
     <w:p>
@@ -690,7 +690,7 @@
                 <w:color w:val="151515"/>
                 <w:sz w:val="18"/>
               </w:rPr>
-              <w:t>身体关系与历史机制</w:t>
+              <w:t>身体关系与历史成因</w:t>
             </w:r>
           </w:p>
         </w:tc>
@@ -1174,7 +1174,7 @@
           <w:color w:val="59616D"/>
           <w:sz w:val="24"/>
         </w:rPr>
-        <w:t>从审美立场进入身体、结构与历史机制</w:t>
+        <w:t>从审美立场进入身体、结构与历史成因</w:t>
       </w:r>
     </w:p>
     <w:p>
@@ -1309,7 +1309,7 @@
         <w:rPr>
           <w:rFonts w:hint="eastAsia" w:ascii="DengXian" w:hAnsi="DengXian" w:eastAsia="DengXian" w:cs="DengXian"/>
         </w:rPr>
-        <w:t>同学们好。第一个星期，我们先不急着画很多草图，也不急着使用AI。今天要建立的是整个学期最基础的一件事：你怎样判断一件女装为什么成立。</w:t>
+        <w:t>同学们好。第一个星期，我们先不急着画很多草图，也不急着用AI。今天要建立的是整个学期最基础的一件事：你怎样判断一件女装为什么成立。</w:t>
       </w:r>
     </w:p>
     <w:p>
@@ -1324,7 +1324,7 @@
         <w:rPr>
           <w:rFonts w:hint="eastAsia" w:ascii="DengXian" w:hAnsi="DengXian" w:eastAsia="DengXian" w:cs="DengXian"/>
         </w:rPr>
-        <w:t>屏幕上的五套造型来自同一系列。请大家先不要说“好看、优雅、艺术感强”。这些词可以表达感受，但不能说明设计机制。请只观察：五套之间哪些关系在重复？例如体积放在哪里，身体和服装之间有多大距离，色彩怎样组织，哪些线条在控制视觉重心。</w:t>
+        <w:t>屏幕上的五套造型来自同一系列。请大家先不要说“好看、优雅、艺术感强”。这些词可以表达感受，但不能说明设计原理。请只观察：五套之间哪些关系在重复？例如体积放在哪里，身体和服装之间有多大距离，色彩怎样组织，哪些线条在控制视觉重心。</w:t>
       </w:r>
     </w:p>
     <w:p>
@@ -1354,7 +1354,7 @@
         <w:rPr>
           <w:rFonts w:hint="eastAsia" w:ascii="DengXian" w:hAnsi="DengXian" w:eastAsia="DengXian" w:cs="DengXian"/>
         </w:rPr>
-        <w:t>所以今天的主线是四个词：历史机制、形式原理、当代立场、证据分析。到下课时，每个人都要能够用一句清楚的话说明自己的初步审美立场，而不是只说“我喜欢这个设计师”。</w:t>
+        <w:t>所以今天的主线是四个词：历史成因、形式原理、当代立场、证据分析。到下课时，每个人都要能用一句清楚的话说明自己的初步审美立场，而不是只说“我喜欢这个设计师”。</w:t>
       </w:r>
     </w:p>
     <w:p>
@@ -1642,7 +1642,7 @@
         <w:rPr>
           <w:rFonts w:hint="eastAsia" w:ascii="DengXian" w:hAnsi="DengXian" w:eastAsia="DengXian" w:cs="DengXian"/>
         </w:rPr>
-        <w:t>这十六周不是十六个互不相关的主题，而是一条连续的设计证据链。第一到第四周，我们先建立判断与定位：审美、造型、穿着者和主题简报。第五到第八周，我们把元素提取出来，做受控变形，并用白坯布和中期评审验证。</w:t>
+        <w:t>这十六周不是十六个互不相关的主题，而是一条连续的设计证据链。第一到第四周，我们先建立判断和定位：审美、造型、穿着者和主题任务书。第五到第八周，我们把元素提取出来，做受控变形，并用白坯布和中期评审验证。</w:t>
       </w:r>
     </w:p>
     <w:p>
@@ -1672,7 +1672,7 @@
         <w:rPr>
           <w:rFonts w:hint="eastAsia" w:ascii="DengXian" w:hAnsi="DengXian" w:eastAsia="DengXian" w:cs="DengXian"/>
         </w:rPr>
-        <w:t>这意味着今天写下的一句判断，后面必须能够变成图纸、材料选择、结构测试和系列编辑。课堂作业不是做完就结束，而是会不断被后续周次继续使用。</w:t>
+        <w:t>这意味着今天写下的一句判断，后面必须能变成图纸、材料选择、结构测试和系列编辑。课堂作业不是做完就结束，而是会不断被后续周次继续用。</w:t>
       </w:r>
     </w:p>
     <w:p>
@@ -1687,7 +1687,7 @@
         <w:rPr>
           <w:rFonts w:hint="eastAsia" w:ascii="DengXian" w:hAnsi="DengXian" w:eastAsia="DengXian" w:cs="DengXian"/>
         </w:rPr>
-        <w:t>今天最低要带走三项成果：一条有证据的审美立场句；一张历史机制卡；一个下周可以用平面图和立体实验验证的具体问题。</w:t>
+        <w:t>今天最低要带走三项成果：一条有证据的审美立场句；一张历史成因卡；一个下周可以用平面图和立体实验验证的具体问题。</w:t>
       </w:r>
     </w:p>
     <w:p>
@@ -2001,7 +2001,7 @@
         <w:rPr>
           <w:rFonts w:hint="eastAsia" w:ascii="DengXian" w:hAnsi="DengXian" w:eastAsia="DengXian" w:cs="DengXian"/>
         </w:rPr>
-        <w:t>所以本课程的顺序始终是：先判断，再生成；先理解服装，再使用AI。AI可以成为第二视角，但不能成为责任主体。</w:t>
+        <w:t>所以本课程的顺序始终是：先判断，再生成；先理解服装，再用AI。AI可以成为第二视角，但不能成为责任主体。</w:t>
       </w:r>
     </w:p>
     <w:p>
@@ -2272,7 +2272,7 @@
         <w:rPr>
           <w:rFonts w:hint="eastAsia" w:ascii="DengXian" w:hAnsi="DengXian" w:eastAsia="DengXian" w:cs="DengXian"/>
         </w:rPr>
-        <w:t>这是一位RCA学生Huili Jin的项目。我们不先评价风格，而是看同一个项目的三种证据。A是视觉结果。照片完成度很高，能够吸引注意力，但仅凭最终照片，我们还不能解释这条裤子为什么成立。</w:t>
+        <w:t>这是一位RCA学生Huili Jin的项目。我们不先评价风格，而是看同一个项目的三种证据。A是视觉结果。照片完成度很高，能吸引注意力，但仅凭最终照片，我们还不能解释这条裤子为什么成立。</w:t>
       </w:r>
     </w:p>
     <w:p>
@@ -2332,7 +2332,7 @@
         <w:rPr>
           <w:rFonts w:hint="eastAsia" w:ascii="DengXian" w:hAnsi="DengXian" w:eastAsia="DengXian" w:cs="DengXian"/>
         </w:rPr>
-        <w:t>请记住：A不是错误。视觉表达当然重要。但是只有当A进入B，并且B通过C验证，作品才从“好看的图”变成能够被解释、被检验的设计。我们也不要把这个项目理解成对特殊人群的同情，它讨论的是使用者的自主性和具体的结构问题。</w:t>
+        <w:t>请记住：A不是错误。视觉表达当然重要。但是只有当A进入B，并且B通过C验证，作品才从“好看的图”变成能被解释、被检验的设计。我们也不要把这个项目理解成对特殊人群的同情，它讨论的是使用者的自主性和具体的结构问题。</w:t>
       </w:r>
     </w:p>
     <w:p>
@@ -2482,7 +2482,7 @@
                 <w:color w:val="151515"/>
                 <w:sz w:val="21"/>
               </w:rPr>
-              <w:t>为了让全班对这些判断使用同一套专业语言，我们先说明教材和术语怎样进入课堂。</w:t>
+              <w:t>为了让全班对这些判断用同一套专业语言，我们先说明教材和术语怎样进入课堂。</w:t>
             </w:r>
           </w:p>
         </w:tc>
@@ -2868,7 +2868,7 @@
         <w:rPr>
           <w:rFonts w:hint="eastAsia" w:ascii="DengXian" w:hAnsi="DengXian" w:eastAsia="DengXian" w:cs="DengXian"/>
         </w:rPr>
-        <w:t>第一，服装，也就是Clothing，是覆盖、保护并组织身体的物质对象。它一定涉及结构、材料和制作条件。无论是否流行，只要它能够被穿着、被制作，它首先是一件服装。</w:t>
+        <w:t>第一，服装，也就是Clothing，是覆盖、保护并组织身体的物质对象。它一定涉及结构、材料和制作条件。无论是否流行，只要它能被穿着、被制作，它首先是一件服装。</w:t>
       </w:r>
     </w:p>
     <w:p>
@@ -2883,7 +2883,7 @@
         <w:rPr>
           <w:rFonts w:hint="eastAsia" w:ascii="DengXian" w:hAnsi="DengXian" w:eastAsia="DengXian" w:cs="DengXian"/>
         </w:rPr>
-        <w:t>第二，时尚，也就是Fashion，不只是“新款”。它是社会在特定时间里，对身体、身份、欲望以及新旧关系进行的集体协商。某一种裙长、肩线或穿着方式为什么突然被大量看见，背后往往有生活方式、媒介和市场的变化。</w:t>
+        <w:t>第二，时尚，也就是Fashion，不只是“新款”。它是社会在特定时间里，对身体、身份、欲望还有新旧关系进行的集体协商。某一种裙长、肩线或穿着方式为什么突然被大量看见，背后往往有生活方式、媒介和市场的变化。</w:t>
       </w:r>
     </w:p>
     <w:p>
@@ -2898,7 +2898,7 @@
         <w:rPr>
           <w:rFonts w:hint="eastAsia" w:ascii="DengXian" w:hAnsi="DengXian" w:eastAsia="DengXian" w:cs="DengXian"/>
         </w:rPr>
-        <w:t>第三，女装设计不是把“女性化元素”放到一件衣服上。它是把女性的生活情境、身体差异、动作需求和市场语境，转译为可制作、可穿着、能够形成系列的服装系统。</w:t>
+        <w:t>第三，女装设计不是把“女性化元素”放到一件衣服上。它是把女性的生活情境、身体差异、动作需求和市场语境，转译为可制作、可穿着、能形成系列的服装系统。</w:t>
       </w:r>
     </w:p>
     <w:p>
@@ -3244,7 +3244,7 @@
         <w:rPr>
           <w:rFonts w:hint="eastAsia" w:ascii="DengXian" w:hAnsi="DengXian" w:eastAsia="DengXian" w:cs="DengXian"/>
         </w:rPr>
-        <w:t>一条合格的课堂分析，至少要同时包含“我看见什么”和“它如何形成”。例如：这套造型通过肩部与裙摆的离体体积，建立了身体周围的保护性空间；体积可能由层叠、支撑和硬挺材料共同形成。这里的“可能”还要在后续图纸或材料中验证。</w:t>
+        <w:t>一条合格的课堂分析，至少要同时包含“我看见什么”和“它如何形成”。例如：这套造型通过肩部和裙摆的离体体积，建立了身体周围的保护性空间；体积可能由层叠、支撑和硬挺材料共同形成。这里的“可能”还要在后续图纸或材料中验证。</w:t>
       </w:r>
     </w:p>
     <w:p>
@@ -3846,7 +3846,7 @@
         <w:rPr>
           <w:rFonts w:hint="eastAsia" w:ascii="DengXian" w:hAnsi="DengXian" w:eastAsia="DengXian" w:cs="DengXian"/>
         </w:rPr>
-        <w:t>第一组是贴合与离体。贴合是服装沿着身体曲面组织，离体是服装在身体之外建立独立空间。请注意，贴合不一定更女性化，离体也不一定更前卫，它们只是不同的身体关系。</w:t>
+        <w:t>第一组是贴合和离体。贴合是服装沿着身体曲面组织，离体是服装在身体之外建立独立空间。请注意，贴合不一定更女性化，离体也不一定更前卫，它们只是不同的身体关系。</w:t>
       </w:r>
     </w:p>
     <w:p>
@@ -3861,7 +3861,7 @@
         <w:rPr>
           <w:rFonts w:hint="eastAsia" w:ascii="DengXian" w:hAnsi="DengXian" w:eastAsia="DengXian" w:cs="DengXian"/>
         </w:rPr>
-        <w:t>第二组是支撑与垂坠。支撑关注重量怎样被向上托起或固定；垂坠关注面料怎样顺着重力向下落。一个造型可以同时有肩部支撑和裙摆垂坠。</w:t>
+        <w:t>第二组是支撑和垂坠。支撑关注重量怎样被向上托起或固定；垂坠关注面料怎样顺着重力向下落。一个造型可以同时有肩部支撑和裙摆垂坠。</w:t>
       </w:r>
     </w:p>
     <w:p>
@@ -3876,7 +3876,7 @@
         <w:rPr>
           <w:rFonts w:hint="eastAsia" w:ascii="DengXian" w:hAnsi="DengXian" w:eastAsia="DengXian" w:cs="DengXian"/>
         </w:rPr>
-        <w:t>第三组是暴露与覆盖。我们不只看露出多少皮肤，还要看开口、透明、层叠和遮挡怎样改变身体的可见方式。覆盖也可能强化身体，暴露也可能被结构严格控制。</w:t>
+        <w:t>第三组是暴露和覆盖。我们不只看露出多少皮肤，还要看开口、透明、层叠和遮挡怎样改变身体的可见方式。覆盖也可能强化身体，暴露也可能被结构严格控制。</w:t>
       </w:r>
     </w:p>
     <w:p>
@@ -3974,7 +3974,7 @@
           <w:color w:val="151515"/>
           <w:sz w:val="20"/>
         </w:rPr>
-        <w:t>• 若出现价值判断，如“覆盖比较保守”，回应：“覆盖是一种可见性机制，是否保守要结合开口、透明、场景和文化条件，不能直接等同。”</w:t>
+        <w:t>• 若出现价值判断，如“覆盖比较保守”，回应：“覆盖是一种可见性原理，是否保守要结合开口、透明、场景和文化条件，不能直接等同。”</w:t>
       </w:r>
     </w:p>
     <w:tbl>
@@ -4039,7 +4039,7 @@
                 <w:color w:val="151515"/>
                 <w:sz w:val="21"/>
               </w:rPr>
-              <w:t>四问帮助我们分析，三条轴帮助我们定位。接下来要把这些判断转成能够真正做衣服的六个维度。</w:t>
+              <w:t>四问帮助我们分析，三条轴帮助我们定位。接下来要把这些判断转成能真正做衣服的六个维度。</w:t>
             </w:r>
           </w:p>
         </w:tc>
@@ -4199,7 +4199,7 @@
         <w:rPr>
           <w:rFonts w:hint="eastAsia" w:ascii="DengXian" w:hAnsi="DengXian" w:eastAsia="DengXian" w:cs="DengXian"/>
         </w:rPr>
-        <w:t>市场维度不是简单追求“卖得多”，而是说明顾客、品类、价格、搭配和购买理由的边界。文化维度要求说明来源、语境、边界和当代转译。技术与可持续维度则要回到纸样、工艺、材料来源、耐用性和供应链证据。</w:t>
+        <w:t>市场维度不是简单追求“卖得多”，而是说明顾客、品类、价格、搭配和购买理由的边界。文化维度要求说明来源、语境、边界和当代转译。技术和可持续维度则要回到纸样、工艺、材料来源、耐用性和供应链证据。</w:t>
       </w:r>
     </w:p>
     <w:p>
@@ -4385,7 +4385,7 @@
           <w:color w:val="59616D"/>
           <w:sz w:val="19"/>
         </w:rPr>
-        <w:t>建议时间：2分钟　｜　课堂功能：建立历史分析镜头</w:t>
+        <w:t>建议时间：2分钟　｜　课堂功能：建立历史分析角度</w:t>
       </w:r>
     </w:p>
     <w:tbl>
@@ -4500,7 +4500,7 @@
         <w:rPr>
           <w:rFonts w:hint="eastAsia" w:ascii="DengXian" w:hAnsi="DengXian" w:eastAsia="DengXian" w:cs="DengXian"/>
         </w:rPr>
-        <w:t>第一，身体规则：谁能够移动、工作、暴露或进入公共空间。第二，结构机制：体积、腰线、肩线和长度由什么技术形成。第三，社会条件：战争、劳动、青年文化、消费和媒介怎样改变服装。第四，当代转译：今天真正值得保留的是哪一种生成机制，而不是哪一个表面装饰。</w:t>
+        <w:t>第一，身体规则：谁能移动、工作、暴露或进入公共空间。第二，结构原理：体积、腰线、肩线和长度由什么技术形成。第三，社会条件：战争、劳动、青年文化、消费和媒介怎样改变服装。第四，当代转译：今天真正值得保留的是哪一种生成原理，而不是哪一个表面装饰。</w:t>
       </w:r>
     </w:p>
     <w:p>
@@ -4515,7 +4515,7 @@
         <w:rPr>
           <w:rFonts w:hint="eastAsia" w:ascii="DengXian" w:hAnsi="DengXian" w:eastAsia="DengXian" w:cs="DengXian"/>
         </w:rPr>
-        <w:t>我来自韩国，在讲中国本土或国际案例时，会特别强调证据边界。任何国家和任何时期都不能被一张图片代表。我们用案例观察机制，而不是用案例给整个文化下结论。</w:t>
+        <w:t>我来自韩国，在讲中国本土或国际案例时，会特别强调证据边界。任何国家和任何时期都不能被一张图片代表。我们用案例观察原理，而不是用案例给整个文化下结论。</w:t>
       </w:r>
     </w:p>
     <w:tbl>
@@ -4748,7 +4748,7 @@
         <w:rPr>
           <w:rFonts w:hint="eastAsia" w:ascii="DengXian" w:hAnsi="DengXian" w:eastAsia="DengXian" w:cs="DengXian"/>
         </w:rPr>
-        <w:t>二十年代的直身和较短长度，与青年文化、舞蹈和都市生活联系起来，腿部和躯干的动作空间扩大。</w:t>
+        <w:t>二十年代的直身和较短长度，和青年文化、舞蹈和都市生活联系起来，腿部和躯干的动作空间扩大。</w:t>
       </w:r>
     </w:p>
     <w:p>
@@ -4778,7 +4778,7 @@
         <w:rPr>
           <w:rFonts w:hint="eastAsia" w:ascii="DengXian" w:hAnsi="DengXian" w:eastAsia="DengXian" w:cs="DengXian"/>
         </w:rPr>
-        <w:t>这四个节点说明，轮廓变化不是单纯审美更新。它同时改变身体怎样移动、材料怎样工作，以及女性怎样进入现代公共生活。</w:t>
+        <w:t>这四个节点说明，轮廓变化不是单纯审美更新。它同时改变身体怎样移动、材料怎样工作，还有女性怎样进入现代公共生活。</w:t>
       </w:r>
     </w:p>
     <w:p>
@@ -4829,7 +4829,7 @@
           <w:color w:val="151515"/>
           <w:sz w:val="20"/>
         </w:rPr>
-        <w:t>• 回应：“不能。我们可以说条件和机制改变了，但每个机制都有新的自由和新的限制。历史不是一条单向升级线。”</w:t>
+        <w:t>• 回应：“不能。我们可以说条件和原理改变了，但每个原理都有新的自由和新的限制。历史不是一条单向升级线。”</w:t>
       </w:r>
     </w:p>
     <w:p>
@@ -5041,7 +5041,7 @@
         <w:rPr>
           <w:rFonts w:hint="eastAsia" w:ascii="DengXian" w:hAnsi="DengXian" w:eastAsia="DengXian" w:cs="DengXian"/>
         </w:rPr>
-        <w:t>四十年代的物资限制、制服和劳动要求压缩了体积与装饰，强化功能和节制。这里的轮廓首先回应资源条件和行动需求。</w:t>
+        <w:t>四十年代的物资限制、制服和劳动要求压缩了体积和装饰，强化功能和节制。这里的轮廓首先回应资源条件和行动需求。</w:t>
       </w:r>
     </w:p>
     <w:p>
@@ -5056,7 +5056,7 @@
         <w:rPr>
           <w:rFonts w:hint="eastAsia" w:ascii="DengXian" w:hAnsi="DengXian" w:eastAsia="DengXian" w:cs="DengXian"/>
         </w:rPr>
-        <w:t>一九四七年以后，Dior的New Look重新强调细腰和大裙摆。它与战后消费想象和女性形象重建联系在一起。请注意，四十年代和五十年代都可能被称为“女性化”，但它们使用的资源、身体关系和社会含义完全不同。</w:t>
+        <w:t>一九四七年以后，Dior的New Look重新强调细腰和大裙摆。它和战后消费想象和女性形象重建联系在一起。请注意，四十年代和五十年代都可能被称为“女性化”，但它们用的资源、身体关系和社会含义完全不同。</w:t>
       </w:r>
     </w:p>
     <w:p>
@@ -5154,7 +5154,7 @@
           <w:color w:val="151515"/>
           <w:sz w:val="20"/>
         </w:rPr>
-        <w:t>• 提问：“八十年代的肩部为什么不能直接复制到今天？”回应：“可以研究其建立公共权力的机制，但要重新面对今天的身体、职业、材料和场景。”</w:t>
+        <w:t>• 提问：“八十年代的肩部为什么不能直接复制到今天？”回应：“可以研究其建立公共权力的原理，但要重新面对今天的身体、职业、材料和场景。”</w:t>
       </w:r>
     </w:p>
     <w:tbl>
@@ -5219,7 +5219,7 @@
                 <w:color w:val="151515"/>
                 <w:sz w:val="21"/>
               </w:rPr>
-              <w:t>国际时间轴之后，我们看中国本土现代女装。这里尤其要避免把本土历史压缩成几个“传统符号”。</w:t>
+              <w:t>国际时间轴以后，我们看中国本土现代女装。这里尤其要避免把本土历史压缩成几个“传统符号”。</w:t>
             </w:r>
           </w:p>
         </w:tc>
@@ -5357,7 +5357,7 @@
         <w:rPr>
           <w:rFonts w:hint="eastAsia" w:ascii="DengXian" w:hAnsi="DengXian" w:eastAsia="DengXian" w:cs="DengXian"/>
         </w:rPr>
-        <w:t>讨论中国本土现代女装时，我们不要只寻找盘扣、刺绣或所谓“东方元素”。更重要的是看城市生活、劳动身份、市场变化和当代身体怎样改变服装结构与穿着方式。</w:t>
+        <w:t>讨论中国本土现代女装时，我们不要只寻找盘扣、刺绣或所谓“东方元素”。更重要的是看城市生活、劳动身份、市场变化和当代身体怎样改变服装结构和穿着方式。</w:t>
       </w:r>
     </w:p>
     <w:p>
@@ -5372,7 +5372,7 @@
         <w:rPr>
           <w:rFonts w:hint="eastAsia" w:ascii="DengXian" w:hAnsi="DengXian" w:eastAsia="DengXian" w:cs="DengXian"/>
         </w:rPr>
-        <w:t>一九一〇到三十年代的都市旗袍，说明长袍结构在上海等城市中与现代剪裁、公共社交和女性身体观发生重组。我们关注的是长度、开衩、贴合程度和行动方式，而不只是把旗袍当成固定传统样式。</w:t>
+        <w:t>一九一〇到三十年代的都市旗袍，说明长袍结构在上海等城市中和现代剪裁、公共社交和女性身体观发生重组。我们关注的是长度、开衩、贴合程度和行动方式，而不只是把旗袍当成固定传统样式。</w:t>
       </w:r>
     </w:p>
     <w:p>
@@ -5387,7 +5387,7 @@
         <w:rPr>
           <w:rFonts w:hint="eastAsia" w:ascii="DengXian" w:hAnsi="DengXian" w:eastAsia="DengXian" w:cs="DengXian"/>
         </w:rPr>
-        <w:t>一九四九到七十年代的劳动与集体语境中，制服化和功能性降低了部分性别装饰差异，突出行动和生产身份。</w:t>
+        <w:t>一九四九到七十年代的劳动和集体语境中，制服化和功能性降低了部分性别装饰差异，突出行动和生产身份。</w:t>
       </w:r>
     </w:p>
     <w:p>
@@ -5517,7 +5517,7 @@
           <w:color w:val="151515"/>
           <w:sz w:val="20"/>
         </w:rPr>
-        <w:t>• 若学生使用“中西结合”作为结论，追问：“具体哪两个结构接口发生了改变？开合、包裹、裁片、比例还是材料？”</w:t>
+        <w:t>• 若学生使用“中西结合”作为结论，追问：“具体哪两个结构触点发生了改变？开合、包裹、裁片、比例还是材料？”</w:t>
       </w:r>
     </w:p>
     <w:tbl>
@@ -5780,7 +5780,7 @@
         <w:rPr>
           <w:rFonts w:hint="eastAsia" w:ascii="DengXian" w:hAnsi="DengXian" w:eastAsia="DengXian" w:cs="DengXian"/>
         </w:rPr>
-        <w:t>第一课时到这里，我们已经建立了四问、三条身体关系轴、六个设计维度和四个历史镜头。请大家休息时在纸上写一句：今天哪一个机制最改变你看衣服的方式。</w:t>
+        <w:t>第一课时到这里，我们已经建立了四问、三条身体关系轴、六个设计维度和四个历史视角。请大家休息时在纸上写一句：今天哪一个原理最改变你看衣服的方式。</w:t>
       </w:r>
     </w:p>
     <w:p>
@@ -5970,7 +5970,7 @@
           <w:color w:val="59616D"/>
           <w:sz w:val="24"/>
         </w:rPr>
-        <w:t>从设计师机制进入个人定位、AI审计与课堂实作</w:t>
+        <w:t>从设计师原理进入个人定位、AI审计与课堂实操</w:t>
       </w:r>
     </w:p>
     <w:p>
@@ -6150,7 +6150,7 @@
         <w:rPr>
           <w:rFonts w:hint="eastAsia" w:ascii="DengXian" w:hAnsi="DengXian" w:eastAsia="DengXian" w:cs="DengXian"/>
         </w:rPr>
-        <w:t>这个案例给我们的机制词不是“做得奇怪”，而是“改变身体中心”“让服装建立独立空间”“用偏移体积质疑标准身体”。这些机制可以被今天重新翻译，但不能直接复制造型。</w:t>
+        <w:t>这个案例给我们的原理词不是“做得奇怪”，而是“改变身体中心”“让服装建立独立空间”“用偏移体积质疑标准身体”。这些原理可以被今天重新翻译，但不能直接复制造型。</w:t>
       </w:r>
     </w:p>
     <w:p>
@@ -6386,7 +6386,7 @@
                 <w:color w:val="151515"/>
                 <w:sz w:val="21"/>
               </w:rPr>
-              <w:t>左右展示Prada与Phoebe Philo五套；先讲机制，再讲概念名</w:t>
+              <w:t>左右展示Prada与Phoebe Philo五套；先讲原理，再讲概念名</w:t>
             </w:r>
           </w:p>
         </w:tc>
@@ -6421,7 +6421,7 @@
         <w:rPr>
           <w:rFonts w:hint="eastAsia" w:ascii="DengXian" w:hAnsi="DengXian" w:eastAsia="DengXian" w:cs="DengXian"/>
         </w:rPr>
-        <w:t>左边是Miuccia Prada，中文常译缪西娅·普拉达。这里使用“丑雅美学”或“反常规审美策略”来解释Ugly Chic。重点不是故意做丑，而是把不协调、日常、过时或被主流品味排除的元素，通过比例、色彩和材质重新控制，借此质疑什么才算“好品味”。</w:t>
+        <w:t>左边是Miuccia Prada，中文常译缪西娅·普拉达。这里用“丑雅美学”或“反常规审美策略”来解释Ugly Chic。重点不是故意做丑，而是把不协调、日常、过时或被主流品味排除的元素，通过比例、色彩和材质重新控制，借此质疑什么才算“好品味”。</w:t>
       </w:r>
     </w:p>
     <w:p>
@@ -6436,7 +6436,7 @@
         <w:rPr>
           <w:rFonts w:hint="eastAsia" w:ascii="DengXian" w:hAnsi="DengXian" w:eastAsia="DengXian" w:cs="DengXian"/>
         </w:rPr>
-        <w:t>右边是Phoebe Philo，中文常译菲比·菲洛。她的机制更强调使用精度与主体性：身体余量、口袋、长度和层次服务成年女性的动作、选择和日常自主性。这里的“简洁”不是少做，而是把每个结构决定放到真实使用中。</w:t>
+        <w:t>右边是Phoebe Philo，中文常译菲比·菲洛。她的原理更强调用精度和主体性：身体余量、口袋、长度和层次服务成年女性的动作、选择和日常自主性。这里的“简洁”不是少做，而是把每个结构决定放到真实用中。</w:t>
       </w:r>
     </w:p>
     <w:p>
@@ -6534,7 +6534,7 @@
           <w:color w:val="151515"/>
           <w:sz w:val="20"/>
         </w:rPr>
-        <w:t>• 若学生说“我更喜欢右边”，回应：“可以喜欢，但请继续说：你选择的是哪一种身体—服装机制，而不是只选择品牌。”</w:t>
+        <w:t>• 若学生说“我更喜欢右边”，回应：“可以喜欢，但请继续说：你选择的是哪一种身体—服装原理，而不是只选择品牌。”</w:t>
       </w:r>
     </w:p>
     <w:tbl>
@@ -6637,7 +6637,7 @@
           <w:color w:val="59616D"/>
           <w:sz w:val="19"/>
         </w:rPr>
-        <w:t>建议时间：2分钟　｜　课堂功能：从表面复制转向机制转译</w:t>
+        <w:t>建议时间：2分钟　｜　课堂功能：从表面复制转向原理转译</w:t>
       </w:r>
     </w:p>
     <w:tbl>
@@ -6702,7 +6702,7 @@
                 <w:color w:val="151515"/>
                 <w:sz w:val="21"/>
               </w:rPr>
-              <w:t>左右对比表面复制与机制转译</w:t>
+              <w:t>左右对比表面复制与原理转译</w:t>
             </w:r>
           </w:p>
         </w:tc>
@@ -6752,7 +6752,7 @@
         <w:rPr>
           <w:rFonts w:hint="eastAsia" w:ascii="DengXian" w:hAnsi="DengXian" w:eastAsia="DengXian" w:cs="DengXian"/>
         </w:rPr>
-        <w:t>机制转译则先提取“支撑、垂坠、暴露、覆盖、离体、包裹、开合”等原理，再换成今天的穿着问题，用新的材料和新的身体重新验证。</w:t>
+        <w:t>原理转译则先提取“支撑、垂坠、暴露、覆盖、离体、包裹、开合”等原理，再换成今天的穿着问题，用新的材料和新的身体重新验证。</w:t>
       </w:r>
     </w:p>
     <w:p>
@@ -6767,7 +6767,7 @@
         <w:rPr>
           <w:rFonts w:hint="eastAsia" w:ascii="DengXian" w:hAnsi="DengXian" w:eastAsia="DengXian" w:cs="DengXian"/>
         </w:rPr>
-        <w:t>比如你研究四十年代的节制，不是把军装口袋复制到新系列，而是思考：在今天的资源、城市移动和多场景穿着中，怎样用更少的结构实现更高的使用效率。</w:t>
+        <w:t>比如你研究四十年代的节制，不是把军装口袋复制到新系列，而是思考：在今天的资源、城市移动和多场景穿着中，怎样用更少的结构实现更高的用效率。</w:t>
       </w:r>
     </w:p>
     <w:p>
@@ -6942,7 +6942,7 @@
                 <w:color w:val="151515"/>
                 <w:sz w:val="21"/>
               </w:rPr>
-              <w:t>显示Ao Yes 2026秋冬上海五套；指向直身、覆盖、制服式层搭和口袋</w:t>
+              <w:t>显示Ao Yes 2026秋冬上海五套；指向直身、覆盖、制服式叠穿和口袋</w:t>
             </w:r>
           </w:p>
         </w:tc>
@@ -6977,7 +6977,7 @@
         <w:rPr>
           <w:rFonts w:hint="eastAsia" w:ascii="DengXian" w:hAnsi="DengXian" w:eastAsia="DengXian" w:cs="DengXian"/>
         </w:rPr>
-        <w:t>请看Ao Yes二〇二六秋冬上海系列。我们先不说“东方美”“新中式”或“少女感”，而是从身体距离、制服语言、层搭和城市行动开始。</w:t>
+        <w:t>请看Ao Yes二〇二六秋冬上海系列。我们先不说“东方美”“新中式”或“少女感”，而是从身体距离、制服语言、叠穿和城市行动开始。</w:t>
       </w:r>
     </w:p>
     <w:p>
@@ -6992,7 +6992,7 @@
         <w:rPr>
           <w:rFonts w:hint="eastAsia" w:ascii="DengXian" w:hAnsi="DengXian" w:eastAsia="DengXian" w:cs="DengXian"/>
         </w:rPr>
-        <w:t>这些造型说明，贴合曲线不是女性化的唯一方式。直身比例、覆盖关系、校服式层搭和口袋，共同形成一种能够移动、携带物品并进入城市日常的女性形象。</w:t>
+        <w:t>这些造型说明，贴合曲线不是女性化的唯一方式。直身比例、覆盖关系、校服式叠穿和口袋，共同形成一种能移动、携带物品并进入城市日常的女性形象。</w:t>
       </w:r>
     </w:p>
     <w:p>
@@ -7022,7 +7022,7 @@
         <w:rPr>
           <w:rFonts w:hint="eastAsia" w:ascii="DengXian" w:hAnsi="DengXian" w:eastAsia="DengXian" w:cs="DengXian"/>
         </w:rPr>
-        <w:t>这里的分析不要求我们替品牌宣布文化意义，而是从可见造型出发，提出能够进一步查证的问题。</w:t>
+        <w:t>这里的分析不要求我们替品牌宣布文化意义，而是从可见造型出发，提出能进一步查证的问题。</w:t>
       </w:r>
     </w:p>
     <w:p>
@@ -7323,7 +7323,7 @@
         <w:rPr>
           <w:rFonts w:hint="eastAsia" w:ascii="DengXian" w:hAnsi="DengXian" w:eastAsia="DengXian" w:cs="DengXian"/>
         </w:rPr>
-        <w:t>以后使用AI时，可以直接给出语言约束：“请不要使用高级、优雅、女性化等空泛形容词；请改写为可观察、可绘制、可制作、可试穿的服装条件。”</w:t>
+        <w:t>以后用AI时，可以直接给出语言约束：“请不要使用高级、优雅、女性化等空泛形容词；请改写为可观察、可绘制、可制作、可试穿的服装条件。”</w:t>
       </w:r>
     </w:p>
     <w:p>
@@ -7471,7 +7471,7 @@
                 <w:color w:val="151515"/>
                 <w:sz w:val="21"/>
               </w:rPr>
-              <w:t>有了可执行语言以后，设计师机制分析可以用五个步骤完成。</w:t>
+              <w:t>有了可执行语言以后，设计师原理分析可以用五个步骤完成。</w:t>
             </w:r>
           </w:p>
         </w:tc>
@@ -7492,7 +7492,7 @@
           <w:color w:val="1D4ED8"/>
           <w:sz w:val="33"/>
         </w:rPr>
-        <w:t>幻灯片 21｜五步完成一个设计师机制分析</w:t>
+        <w:t>幻灯片 21｜五步完成一个设计师原理分析</w:t>
       </w:r>
     </w:p>
     <w:p>
@@ -7624,7 +7624,7 @@
         <w:rPr>
           <w:rFonts w:hint="eastAsia" w:ascii="DengXian" w:hAnsi="DengXian" w:eastAsia="DengXian" w:cs="DengXian"/>
         </w:rPr>
-        <w:t>第四步，译：把原有机制改写成今天的身体、场景和责任条件。第五步，验：说明下一步怎样用平面图、立裁、试料或试穿验证。</w:t>
+        <w:t>第四步，译：把原有原理改写成今天的身体、场景和责任条件。第五步，验：说明下一步怎样用平面图、立裁、试料或试穿验证。</w:t>
       </w:r>
     </w:p>
     <w:p>
@@ -7654,7 +7654,7 @@
         <w:rPr>
           <w:rFonts w:hint="eastAsia" w:ascii="DengXian" w:hAnsi="DengXian" w:eastAsia="DengXian" w:cs="DengXian"/>
         </w:rPr>
-        <w:t>你们稍后做机制卡时，每一句都必须能够指回图片中的证据。</w:t>
+        <w:t>你们稍后做原理卡时，每一句都必须能指回图片中的证据。</w:t>
       </w:r>
     </w:p>
     <w:p>
@@ -7908,7 +7908,7 @@
         <w:rPr>
           <w:rFonts w:hint="eastAsia" w:ascii="DengXian" w:hAnsi="DengXian" w:eastAsia="DengXian" w:cs="DengXian"/>
         </w:rPr>
-        <w:t>使用AI时，第一步永远是人工分析。先用身体、结构、文化和时代四问分析同一套造型，留下未经AI影响的A0人工基线。</w:t>
+        <w:t>用AI时，第一步永远是人工分析。先用身体、结构、文化和时代四问分析同一套造型，留下未经AI影响的A0人工基线。</w:t>
       </w:r>
     </w:p>
     <w:p>
@@ -7923,7 +7923,7 @@
         <w:rPr>
           <w:rFonts w:hint="eastAsia" w:ascii="DengXian" w:hAnsi="DengXian" w:eastAsia="DengXian" w:cs="DengXian"/>
         </w:rPr>
-        <w:t>第二步，再让AI分析同一图像，并保存你使用的提示词和完整回答。第三步，标记AI回答中的问题：空泛形容词、没有图像证据的文化推断、材料与结构猜测。第四步，把错误句改写成可观察、可测试的设计条件，并说明为什么修改。</w:t>
+        <w:t>第二步，再让AI分析同一图像，并保存你用的提示词和完整回答。第三步，标记AI回答中的问题：空泛形容词、没有图像证据的文化推断、材料和结构猜测。第四步，把错误句改写成可观察、可测试的设计条件，并说明为什么修改。</w:t>
       </w:r>
     </w:p>
     <w:p>
@@ -7938,7 +7938,7 @@
         <w:rPr>
           <w:rFonts w:hint="eastAsia" w:ascii="DengXian" w:hAnsi="DengXian" w:eastAsia="DengXian" w:cs="DengXian"/>
         </w:rPr>
-        <w:t>绿色使用包括：术语校正、寻找反例、比较方案、检查空泛语言。黄色使用是发散，但必须记录提示词、版本、来源和人工选择理由。红色禁区是：让AI替代纸样、白坯布、试衣和材料测试；直接模仿某位设计师风格；虚构历史或文化来源。</w:t>
+        <w:t>绿色用包括：术语校正、寻找反例、比较方案、检查空泛语言。黄色用是发散，但必须记录提示词、版本、来源和人工选择理由。红色禁区是：让AI替代纸样、白坯布、试衣和材料测试；直接模仿某位设计师风格；虚构历史或文化来源。</w:t>
       </w:r>
     </w:p>
     <w:p>
@@ -8036,7 +8036,7 @@
           <w:color w:val="151515"/>
           <w:sz w:val="20"/>
         </w:rPr>
-        <w:t>• 提问：“AI建议把设计师风格直接写进生成提示词，可以吗？”回应：“课程中不作为最终创作方法。应提取机制词，建立自己的条件，避免直接风格模仿。”</w:t>
+        <w:t>• 提问：“AI建议把设计师风格直接写进生成提示词，可以吗？”回应：“课程中不作为最终创作方法。应提取原理词，建立自己的条件，避免直接风格模仿。”</w:t>
       </w:r>
     </w:p>
     <w:tbl>
@@ -8101,7 +8101,7 @@
                 <w:color w:val="151515"/>
                 <w:sz w:val="21"/>
               </w:rPr>
-              <w:t>现在把方法立刻用起来。先做一张八分钟的历史机制卡。</w:t>
+              <w:t>现在把方法立刻用起来。先做一张八分钟的历史成因卡。</w:t>
             </w:r>
           </w:p>
         </w:tc>
@@ -8122,7 +8122,7 @@
           <w:color w:val="1D4ED8"/>
           <w:sz w:val="33"/>
         </w:rPr>
-        <w:t>幻灯片 23｜8分钟：完成一张历史机制卡</w:t>
+        <w:t>幻灯片 23｜8分钟：完成一张历史成因卡</w:t>
       </w:r>
     </w:p>
     <w:p>
@@ -8254,7 +8254,7 @@
         <w:rPr>
           <w:rFonts w:hint="eastAsia" w:ascii="DengXian" w:hAnsi="DengXian" w:eastAsia="DengXian" w:cs="DengXian"/>
         </w:rPr>
-        <w:t>前两分钟，圈出一个轮廓关系，并用箭头标注。你可以选择贴合与离体、支撑与垂坠、暴露与覆盖中的一组。</w:t>
+        <w:t>前两分钟，圈出一个轮廓关系，并用箭头标注。你可以选择贴合和离体、支撑和垂坠、暴露和覆盖中的一组。</w:t>
       </w:r>
     </w:p>
     <w:p>
@@ -8314,7 +8314,7 @@
         <w:rPr>
           <w:rFonts w:hint="eastAsia" w:ascii="DengXian" w:hAnsi="DengXian" w:eastAsia="DengXian" w:cs="DengXian"/>
         </w:rPr>
-        <w:t>最终输出是一张A4机制卡。请记住，写“灵感来源于某设计师”不算完成，必须写清楚你提取了什么机制。现在开始。</w:t>
+        <w:t>最终输出是一张A4原理卡。请记住，写“灵感来源于某设计师”不算完成，必须写清楚你提取了什么原理。现在开始。</w:t>
       </w:r>
     </w:p>
     <w:p>
@@ -8481,7 +8481,7 @@
                 <w:color w:val="151515"/>
                 <w:sz w:val="21"/>
               </w:rPr>
-              <w:t>机制卡解决的是“我从历史中提取什么”。下一步要进一步比较两个立场，形成自己的选择。</w:t>
+              <w:t>原理卡解决的是“我从历史中提取什么”。下一步要进一步比较两个立场，形成自己的选择。</w:t>
             </w:r>
           </w:p>
         </w:tc>
@@ -8634,7 +8634,7 @@
         <w:rPr>
           <w:rFonts w:hint="eastAsia" w:ascii="DengXian" w:hAnsi="DengXian" w:eastAsia="DengXian" w:cs="DengXian"/>
         </w:rPr>
-        <w:t>第一组三分钟，从教师提供的案例中选择两个立场明显不同的设计师。每位设计师确认五套造型并编号。不要只选一张，因为单张图不能证明系列机制。</w:t>
+        <w:t>第一组三分钟，从教师提供的案例中选择两个立场明显不同的设计师。每位设计师确认五套造型并编号。不要只选一张，因为单张图不能证明系列原理。</w:t>
       </w:r>
     </w:p>
     <w:p>
@@ -8649,7 +8649,7 @@
         <w:rPr>
           <w:rFonts w:hint="eastAsia" w:ascii="DengXian" w:hAnsi="DengXian" w:eastAsia="DengXian" w:cs="DengXian"/>
         </w:rPr>
-        <w:t>第二组三分钟，分别写出两组反复出现的身体—服装机制。请使用贴合、离体、支撑、垂坠、暴露、覆盖、包裹、开合、体积偏移等具体词。</w:t>
+        <w:t>第二组三分钟，分别写出两组反复出现的身体—服装原理。请用贴合、离体、支撑、垂坠、暴露、覆盖、包裹、开合、体积偏移等具体词。</w:t>
       </w:r>
     </w:p>
     <w:p>
@@ -8679,7 +8679,7 @@
         <w:rPr>
           <w:rFonts w:hint="eastAsia" w:ascii="DengXian" w:hAnsi="DengXian" w:eastAsia="DengXian" w:cs="DengXian"/>
         </w:rPr>
-        <w:t>第四组三分钟，形成你的个人立场句，并写下第02周的验证动作。句式可以是：“我更关注什么身体问题；我选择什么机制；我会用什么图和什么立体测试验证。”</w:t>
+        <w:t>第四组三分钟，形成你的个人立场句，并写下第02周的验证动作。句式可以是：“我更关注什么身体问题；我选择什么原理；我会用什么图和什么立体测试验证。”</w:t>
       </w:r>
     </w:p>
     <w:p>
@@ -8694,7 +8694,7 @@
         <w:rPr>
           <w:rFonts w:hint="eastAsia" w:ascii="DengXian" w:hAnsi="DengXian" w:eastAsia="DengXian" w:cs="DengXian"/>
         </w:rPr>
-        <w:t>最后六分钟，两人一组互相追问。只问四类问题：证据在哪里；形式与时代条件如何连接；术语是否准确、有没有把文化压成标签；下周怎样转成图纸和立体测试。每个人必须记录同伴提出的一条修正。现在开始。</w:t>
+        <w:t>最后六分钟，两人一组互相追问。只问四类问题：证据在哪里；形式和时代条件如何连接；术语是否准确、有没有把文化压成标签；下周怎样转成图纸和立体测试。每个人必须记录同伴提出的一条修正。现在开始。</w:t>
       </w:r>
     </w:p>
     <w:p>
@@ -8745,7 +8745,7 @@
           <w:color w:val="151515"/>
           <w:sz w:val="20"/>
         </w:rPr>
-        <w:t>• 第6分钟口令：“现在停止找图，写两组重复机制。每个机制后面注明至少两套图像编号。”</w:t>
+        <w:t>• 第6分钟口令：“现在停止找图，写两组重复原理。每个原理后面注明至少两套图像编号。”</w:t>
       </w:r>
     </w:p>
     <w:p>
@@ -8895,7 +8895,7 @@
                 <w:color w:val="151515"/>
                 <w:sz w:val="21"/>
               </w:rPr>
-              <w:t>你们刚才形成的立场和机制，不是一次课堂小练，它们会进入期末同一套评价标准。</w:t>
+              <w:t>你们刚才形成的立场和原理，不是一次课堂小练，它们会进入期末同一套评价标准。</w:t>
             </w:r>
           </w:p>
         </w:tc>
@@ -9033,7 +9033,7 @@
         <w:rPr>
           <w:rFonts w:hint="eastAsia" w:ascii="DengXian" w:hAnsi="DengXian" w:eastAsia="DengXian" w:cs="DengXian"/>
         </w:rPr>
-        <w:t>期末评价有六项：时代性与创意、趋势性与元素、当代女性适配、整体造型美感、市场与定位、统一与丰富。</w:t>
+        <w:t>期末评价有六项：时代性和创意、趋势性和元素、当代女性适配、整体造型美感、市场和定位、统一和丰富。</w:t>
       </w:r>
     </w:p>
     <w:p>
@@ -9048,7 +9048,7 @@
         <w:rPr>
           <w:rFonts w:hint="eastAsia" w:ascii="DengXian" w:hAnsi="DengXian" w:eastAsia="DengXian" w:cs="DengXian"/>
         </w:rPr>
-        <w:t>今天做的历史机制和个人立场，直接进入“时代性与创意”；元素提取是否有来源，进入“趋势性与元素”；身体和动作问题，进入“当代女性适配”；比例、材料和细节，进入“整体造型美感”。</w:t>
+        <w:t>今天做的历史成因和个人立场，直接进入“时代性与创意”；元素提取是否有来源，进入“趋势性与元素”；身体和动作问题，进入“当代女性适配”；比例、材料和细节，进入“整体造型美感”。</w:t>
       </w:r>
     </w:p>
     <w:p>
@@ -9063,7 +9063,7 @@
         <w:rPr>
           <w:rFonts w:hint="eastAsia" w:ascii="DengXian" w:hAnsi="DengXian" w:eastAsia="DengXian" w:cs="DengXian"/>
         </w:rPr>
-        <w:t>市场与定位要求你说明顾客、价格、品类和使用情境的边界。它不等于所有作品都必须商业化，而是你的设计必须知道自己服务谁、在什么条件下成立。</w:t>
+        <w:t>市场和定位要求你说明顾客、价格、品类和用情境的边界。它不等于所有作品都必须商业化，而是你的设计必须知道自己服务谁、在什么条件下成立。</w:t>
       </w:r>
     </w:p>
     <w:p>
@@ -9078,7 +9078,7 @@
         <w:rPr>
           <w:rFonts w:hint="eastAsia" w:ascii="DengXian" w:hAnsi="DengXian" w:eastAsia="DengXian" w:cs="DengXian"/>
         </w:rPr>
-        <w:t>最后，“统一与丰富”要求系列有共同DNA，同时不能五套完全复制。今天要求看同一设计师五套，就是在训练大家识别统一与变化。</w:t>
+        <w:t>最后，“统一与丰富”要求系列有共同DNA，同时不能五套完全复制。今天要求看同一设计师五套，就是在训练大家识别统一和变化。</w:t>
       </w:r>
     </w:p>
     <w:tbl>
@@ -9143,7 +9143,7 @@
                 <w:color w:val="151515"/>
                 <w:sz w:val="21"/>
               </w:rPr>
-              <w:t>下面说明本周形成性评价和A3作业。</w:t>
+              <w:t>下面说明这周形成性评价和A3作业。</w:t>
             </w:r>
           </w:p>
         </w:tc>
@@ -9281,7 +9281,7 @@
         <w:rPr>
           <w:rFonts w:hint="eastAsia" w:ascii="DengXian" w:hAnsi="DengXian" w:eastAsia="DengXian" w:cs="DengXian"/>
         </w:rPr>
-        <w:t>本周二十分只用于形成性反馈，不等同于课程总评。四项分别是：形式观察、历史定位、概念准确和当代转译。</w:t>
+        <w:t>这周二十分只用于形成性反馈，不等同于课程总评。四项分别是：形式观察、历史定位、概念准确和当代转译。</w:t>
       </w:r>
     </w:p>
     <w:p>
@@ -9311,7 +9311,7 @@
         <w:rPr>
           <w:rFonts w:hint="eastAsia" w:ascii="DengXian" w:hAnsi="DengXian" w:eastAsia="DengXian" w:cs="DengXian"/>
         </w:rPr>
-        <w:t>A3作业题目是“设计师机制与AI审计板”。A栏放视觉证据：同一设计师五套和可追溯出处，并放大一套核心造型。B栏分析轮廓、身体距离、结构、材料和细节。</w:t>
+        <w:t>A3作业题目是“设计师原理与AI审计板”。A栏放视觉证据：同一设计师五套和可追溯出处，并放大一套核心造型。B栏分析轮廓、身体距离、结构、材料和细节。</w:t>
       </w:r>
     </w:p>
     <w:p>
@@ -9326,7 +9326,7 @@
         <w:rPr>
           <w:rFonts w:hint="eastAsia" w:ascii="DengXian" w:hAnsi="DengXian" w:eastAsia="DengXian" w:cs="DengXian"/>
         </w:rPr>
-        <w:t>C栏说明时代或文化问题。D栏写面向当代使用者的新条件，并保留A0人工变换草图。E栏放AI审计：AI有哪些无依据表述，你怎样人工修正，以及可能存在的复制或文化误读风险。</w:t>
+        <w:t>C栏说明时代或文化问题。D栏写面向当代使用者的新条件，并保留A0人工变换草图。E栏放AI审计：AI有哪些无依据表述，你怎样人工修正，还有可能存在的复制或文化误读风险。</w:t>
       </w:r>
     </w:p>
     <w:p>
@@ -9341,7 +9341,7 @@
         <w:rPr>
           <w:rFonts w:hint="eastAsia" w:ascii="DengXian" w:hAnsi="DengXian" w:eastAsia="DengXian" w:cs="DengXian"/>
         </w:rPr>
-        <w:t>这张A3不是为了排版得满，而是为了让别人能够沿着证据链复核你的判断。</w:t>
+        <w:t>这张A3不是为了排版得满，而是为了让别人能沿着证据链复核你的判断。</w:t>
       </w:r>
     </w:p>
     <w:p>
@@ -9612,7 +9612,7 @@
         <w:rPr>
           <w:rFonts w:hint="eastAsia" w:ascii="DengXian" w:hAnsi="DengXian" w:eastAsia="DengXian" w:cs="DengXian"/>
         </w:rPr>
-        <w:t>请大家现在用一分钟完成这句话：“我确认的审美立场是______；它通过______的形式机制成立。第02周我将用______图与______立体测试验证。”</w:t>
+        <w:t>请大家现在用一分钟完成这句话：“我确认的审美立场是______；它通过______的形式原理成立。第02周我将用______图与______立体测试验证。”</w:t>
       </w:r>
     </w:p>
     <w:p>
@@ -9627,7 +9627,7 @@
         <w:rPr>
           <w:rFonts w:hint="eastAsia" w:ascii="DengXian" w:hAnsi="DengXian" w:eastAsia="DengXian" w:cs="DengXian"/>
         </w:rPr>
-        <w:t>第一空不要写设计师名字，要写你的立场，例如“身体不必被标准曲线完全规定”或“服装应优先支持城市行动”。第二空写具体机制，例如离体肩部、可调节开口、斜裁垂坠或体积偏移。</w:t>
+        <w:t>第一空不要写设计师名字，要写你的立场，例如“身体不必被标准曲线完全规定”或“服装应优先支持城市行动”。第二空写具体原理，例如离体肩部、可调节开口、斜裁垂坠或体积偏移。</w:t>
       </w:r>
     </w:p>
     <w:p>
@@ -9657,7 +9657,7 @@
         <w:rPr>
           <w:rFonts w:hint="eastAsia" w:ascii="DengXian" w:hAnsi="DengXian" w:eastAsia="DengXian" w:cs="DengXian"/>
         </w:rPr>
-        <w:t>本周提交包括：A3机制板、两组各五套的对照、个人立场句和AI审计记录。下周请准备四项材料：同一设计师五套完整造型及可追溯来源；一套正面清晰造型的结构观察图；白纸、描图纸、黑色笔和白坯布或替代材料；以及你最想验证的一个轮廓、体积或细节问题。</w:t>
+        <w:t>这周提交包括：A3原理板、两组各五套的对照、个人立场句和AI审计记录。下周请准备四项材料：同一设计师五套完整造型及可追溯来源；一套正面清晰造型的结构观察图；白纸、描图纸、黑色笔和白坯布或替代材料；还有你最想验证的一个轮廓、体积或细节问题。</w:t>
       </w:r>
     </w:p>
     <w:p>
@@ -9721,7 +9721,7 @@
           <w:color w:val="151515"/>
           <w:sz w:val="20"/>
         </w:rPr>
-        <w:t>• 若时间允许，请两位学生读出自己的句子。教师只追问：“机制能否在图上看见？验证动作能否在下周完成？”</w:t>
+        <w:t>• 若时间允许，请两位学生读出自己的句子。教师只追问：“原理能否在图上看见？验证动作能否在下周完成？”</w:t>
       </w:r>
     </w:p>
     <w:p>
@@ -10124,7 +10124,7 @@
         <w:rPr>
           <w:rFonts w:hint="eastAsia" w:ascii="DengXian" w:hAnsi="DengXian" w:eastAsia="DengXian" w:cs="DengXian"/>
         </w:rPr>
-        <w:t>四个阶段虽然任务不同，但共用同一条证据链。第一到第四周判断与定位；第五到第八周提取与验证；第九到第十二周发展季节系列；第十三到第十六周独立项目与考核。</w:t>
+        <w:t>四个阶段虽然任务不同，但共用同一条证据链。第一到第四周判断和定位；第五到第八周提取和验证；第九到第十二周发展季节系列；第十三到第十六周独立项目和考核。</w:t>
       </w:r>
     </w:p>
     <w:p>
@@ -10139,7 +10139,7 @@
         <w:rPr>
           <w:rFonts w:hint="eastAsia" w:ascii="DengXian" w:hAnsi="DengXian" w:eastAsia="DengXian" w:cs="DengXian"/>
         </w:rPr>
-        <w:t>第01周建立的身体、结构、文化和时代语言，不会在本周结束。之后每次元素提取、草图修改、白坯布测试和系列编辑，都要重新回答同样的问题。</w:t>
+        <w:t>第01周建立的身体、结构、文化和时代语言，不会在这周结束。以后每次元素提取、草图修改、白坯布测试和系列编辑，都要重新回答同样的问题。</w:t>
       </w:r>
     </w:p>
     <w:p>
@@ -10304,7 +10304,7 @@
         <w:rPr>
           <w:rFonts w:hint="eastAsia" w:ascii="DengXian" w:hAnsi="DengXian" w:eastAsia="DengXian" w:cs="DengXian"/>
         </w:rPr>
-        <w:t>解释，是把形式效果连接到重力、结构、穿着和文化条件。定位，是把历史案例放回时代问题，而不是当成风格图库。判断，是说明自己要继承、反驳或重新组合哪一种设计机制。</w:t>
+        <w:t>解释，是把形式效果连接到重力、结构、穿着和文化条件。定位，是把历史案例放回时代问题，而不是当成风格图库。判断，是说明自己要继承、反驳或重新组合哪一种设计原理。</w:t>
       </w:r>
     </w:p>
     <w:p>
@@ -10514,7 +10514,7 @@
         <w:rPr>
           <w:rFonts w:hint="eastAsia" w:ascii="DengXian" w:hAnsi="DengXian" w:eastAsia="DengXian" w:cs="DengXian"/>
         </w:rPr>
-        <w:t>这个命题已经产生可以验证的问题：肩部怎样拆卸；抬臂是否受限；资料放在哪里；室内外转换怎样完成。好的设计简报不是形容词更多，而是条件更清楚。</w:t>
+        <w:t>这个命题已经产生可以验证的问题：肩部怎样拆卸；抬臂是否受限；资料放在哪里；室内外转换怎样完成。好的设计任务书不是形容词更多，而是条件更清楚。</w:t>
       </w:r>
     </w:p>
     <w:p>
@@ -10692,7 +10692,7 @@
         <w:rPr>
           <w:rFonts w:hint="eastAsia" w:ascii="DengXian" w:hAnsi="DengXian" w:eastAsia="DengXian" w:cs="DengXian"/>
         </w:rPr>
-        <w:t>设计流程从调研、设计命题、元素与形态、草图发散、材料与结构、验证与修正，最后进入系列与展示。每一步都要向前追溯命题，向后连接制作和使用反馈。</w:t>
+        <w:t>设计流程从调研、设计命题、元素和形态、草图发散、材料和结构、验证和修正，最后进入系列和展示。每一步都要向前追溯命题，向后连接制作和用反馈。</w:t>
       </w:r>
     </w:p>
     <w:p>
@@ -10707,7 +10707,7 @@
         <w:rPr>
           <w:rFonts w:hint="eastAsia" w:ascii="DengXian" w:hAnsi="DengXian" w:eastAsia="DengXian" w:cs="DengXian"/>
         </w:rPr>
-        <w:t>设计师也不是单独出图的人。使用者和市场提供场景、需求、价格和反馈；商品企划建立产品组合；版师和样衣师把形态转成纸样与工艺；材料和供应链核实行为、来源和成本。</w:t>
+        <w:t>设计师也不是单独出图的人。使用者和市场提供场景、需求、价格和反馈；商品企划建立产品组合；版师和样衣师把形态转成纸样和工艺；材料和供应链核实行为、来源和成本。</w:t>
       </w:r>
     </w:p>
     <w:p>
@@ -10722,7 +10722,7 @@
         <w:rPr>
           <w:rFonts w:hint="eastAsia" w:ascii="DengXian" w:hAnsi="DengXian" w:eastAsia="DengXian" w:cs="DengXian"/>
         </w:rPr>
-        <w:t>生产与质检检查稳定性、规格和风险；买手、陈列和媒体连接销售、传播与再设计。</w:t>
+        <w:t>生产和质检检查稳定性、规格和风险；买手、陈列和媒体连接销售、传播和再设计。</w:t>
       </w:r>
     </w:p>
     <w:p>
@@ -10772,7 +10772,7 @@
           <w:color w:val="59616D"/>
           <w:sz w:val="19"/>
         </w:rPr>
-        <w:t>建议时间：5分钟　｜　课堂功能：补充国际机制时间轴</w:t>
+        <w:t>建议时间：5分钟　｜　课堂功能：补充国际形式演变时间轴</w:t>
       </w:r>
     </w:p>
     <w:tbl>
@@ -10837,7 +10837,7 @@
                 <w:color w:val="151515"/>
                 <w:sz w:val="21"/>
               </w:rPr>
-              <w:t>快速扫过八个代表节点；强调“记机制，不死记年份”</w:t>
+              <w:t>快速扫过八个代表节点；强调“记原理，不死记年份”</w:t>
             </w:r>
           </w:p>
         </w:tc>
@@ -10872,7 +10872,7 @@
         <w:rPr>
           <w:rFonts w:hint="eastAsia" w:ascii="DengXian" w:hAnsi="DengXian" w:eastAsia="DengXian" w:cs="DengXian"/>
         </w:rPr>
-        <w:t>这条时间轴把前面的历史节点集中在一起。请记机制，不必死记年份。十九世纪末到二十世纪初，紧身胸衣塑造被规训的S曲线。二十年代，直身、短发和运动改变行动范围。</w:t>
+        <w:t>这条时间轴把前面的历史节点集中在一起。请记原理，不必死记年份。十九世纪末到二十世纪初，紧身胸衣塑造被规训的S曲线。二十年代，直身、短发和运动改变行动范围。</w:t>
       </w:r>
     </w:p>
     <w:p>
@@ -10887,7 +10887,7 @@
         <w:rPr>
           <w:rFonts w:hint="eastAsia" w:ascii="DengXian" w:hAnsi="DengXian" w:eastAsia="DengXian" w:cs="DengXian"/>
         </w:rPr>
-        <w:t>三十年代，Vionnet的斜裁让面料沿身体流动。四七年，Dior的Bar套装重新强调腰线与体积。六十年代，Mary Quant的迷你裙把青年文化和新材料带入日常。</w:t>
+        <w:t>三十年代，Vionnet的斜裁让面料沿身体流动。四七年，Dior的Bar套装重新强调腰线和体积。六十年代，Mary Quant的迷你裙把青年文化和新材料带入日常。</w:t>
       </w:r>
     </w:p>
     <w:p>
@@ -10902,7 +10902,7 @@
         <w:rPr>
           <w:rFonts w:hint="eastAsia" w:ascii="DengXian" w:hAnsi="DengXian" w:eastAsia="DengXian" w:cs="DengXian"/>
         </w:rPr>
-        <w:t>八十年代，Thierry Mugler的权力肩线回应职业女性公共位置。九十年代，川久保玲用偏移体积质疑标准身体中心。二〇一〇年代以后，Iris van Herpen等设计师用实验材料和精密构造扩展服装表面与身体空间。</w:t>
+        <w:t>八十年代，Thierry Mugler的权力肩线回应职业女性公共位置。九十年代，川久保玲用偏移体积质疑标准身体中心。二〇一〇年代以后，Iris van Herpen等设计师用实验材料和精密构造扩展服装表面和身体空间。</w:t>
       </w:r>
     </w:p>
     <w:p>
@@ -10952,7 +10952,7 @@
           <w:color w:val="59616D"/>
           <w:sz w:val="19"/>
         </w:rPr>
-        <w:t>建议时间：4分钟　｜　课堂功能：补充历史机制细读A</w:t>
+        <w:t>建议时间：4分钟　｜　课堂功能：补充历史成因细读A</w:t>
       </w:r>
     </w:p>
     <w:tbl>
@@ -11052,7 +11052,7 @@
         <w:rPr>
           <w:rFonts w:hint="eastAsia" w:ascii="DengXian" w:hAnsi="DengXian" w:eastAsia="DengXian" w:cs="DengXian"/>
         </w:rPr>
-        <w:t>十九世纪的服装不仅是某种风格，它把社会秩序固定在身体上。缝纫机、摄影、杂志和批量生产改变制作与传播速度；紧身胸衣、裙撑、腰线和层叠体积把礼仪和阶层变成可见轮廓。</w:t>
+        <w:t>十九世纪的服装不仅是某种风格，它把社会秩序固定在身体上。缝纫机、摄影、杂志和批量生产改变制作和传播速度；紧身胸衣、裙撑、腰线和层叠体积把礼仪和阶层变成可见轮廓。</w:t>
       </w:r>
     </w:p>
     <w:p>
@@ -11132,7 +11132,7 @@
           <w:color w:val="59616D"/>
           <w:sz w:val="19"/>
         </w:rPr>
-        <w:t>建议时间：4分钟　｜　课堂功能：补充历史机制细读B</w:t>
+        <w:t>建议时间：4分钟　｜　课堂功能：补充历史成因细读B</w:t>
       </w:r>
     </w:p>
     <w:tbl>
@@ -11427,7 +11427,7 @@
         <w:rPr>
           <w:rFonts w:hint="eastAsia" w:ascii="DengXian" w:hAnsi="DengXian" w:eastAsia="DengXian" w:cs="DengXian"/>
         </w:rPr>
-        <w:t>材料与生产需要追溯来源、工艺、劳工和制造影响；使用寿命需要考虑耐用、修补、再利用和产品周期。</w:t>
+        <w:t>材料和生产需要追溯来源、工艺、劳工和制造影响；用寿命需要考虑耐用、修补、再利用和产品周期。</w:t>
       </w:r>
     </w:p>
     <w:p>
@@ -11509,7 +11509,7 @@
           <w:color w:val="047857"/>
           <w:sz w:val="33"/>
         </w:rPr>
-        <w:t>补充 37｜中西着装接口要进入产品结构，而不是停留在符号拼贴</w:t>
+        <w:t>补充 37｜中西着装触点要进入产品结构，而不是停留在符号拼贴</w:t>
       </w:r>
     </w:p>
     <w:p>
@@ -11641,7 +11641,7 @@
         <w:rPr>
           <w:rFonts w:hint="eastAsia" w:ascii="DengXian" w:hAnsi="DengXian" w:eastAsia="DengXian" w:cs="DengXian"/>
         </w:rPr>
-        <w:t>跨文化比较的目的，是发现条件差异，不是给国家或风格排名。说“中西结合”仍然太抽象，要说明接口发生在哪里：开合方式、包裹逻辑、裁片关系、领型、长度、材料或穿着层次。</w:t>
+        <w:t>跨文化比较的目的，是发现条件差异，不是给国家或风格排名。说“中西结合”仍然太抽象，要说明触点发生在哪里：开合方式、包裹逻辑、裁片关系、领型、长度、材料或穿着层次。</w:t>
       </w:r>
     </w:p>
     <w:p>
@@ -11690,7 +11690,7 @@
           <w:color w:val="151515"/>
           <w:sz w:val="20"/>
         </w:rPr>
-        <w:t>• 提问：“请从五套中找一个不是纹样，而是结构层面的文化接口。”</w:t>
+        <w:t>• 提问：“请从五套中找一个不是纹样，而是结构层面的文化触点。”</w:t>
       </w:r>
     </w:p>
     <w:p>
@@ -11707,7 +11707,7 @@
           <w:color w:val="151515"/>
           <w:sz w:val="20"/>
         </w:rPr>
-        <w:t>• 若学生只指出颜色，回应：“颜色可以是线索，但请继续寻找开合、包裹、领型或层搭。”</w:t>
+        <w:t>• 若学生只指出颜色，回应：“颜色可以是线索，但请继续寻找开合、包裹、领型或叠穿。”</w:t>
       </w:r>
     </w:p>
     <w:p>
@@ -11905,7 +11905,7 @@
           <w:color w:val="047857"/>
           <w:sz w:val="33"/>
         </w:rPr>
-        <w:t>补充 39｜设计师机制卡必须包含五栏</w:t>
+        <w:t>补充 39｜设计师原理卡必须包含五栏</w:t>
       </w:r>
     </w:p>
     <w:p>
@@ -11922,7 +11922,7 @@
           <w:color w:val="59616D"/>
           <w:sz w:val="19"/>
         </w:rPr>
-        <w:t>建议时间：5分钟　｜　课堂功能：补充机制卡详细说明</w:t>
+        <w:t>建议时间：5分钟　｜　课堂功能：补充原理卡详细说明</w:t>
       </w:r>
     </w:p>
     <w:tbl>
@@ -11987,7 +11987,7 @@
                 <w:color w:val="151515"/>
                 <w:sz w:val="21"/>
               </w:rPr>
-              <w:t>逐栏说明视觉证据、形式机制、时代／文化问题、当代转译、风险与验证</w:t>
+              <w:t>逐栏说明视觉证据、形式原理、时代／文化问题、当代转译、风险与验证</w:t>
             </w:r>
           </w:p>
         </w:tc>
@@ -12037,7 +12037,7 @@
         <w:rPr>
           <w:rFonts w:hint="eastAsia" w:ascii="DengXian" w:hAnsi="DengXian" w:eastAsia="DengXian" w:cs="DengXian"/>
         </w:rPr>
-        <w:t>第二栏是形式机制。先写轮廓和身体距离，再解释结构、材料和细节怎样共同形成。例如：“离体A形等于侧缝外扩、硬挺面料和内部支撑。”</w:t>
+        <w:t>第二栏是形式原理。先写轮廓和身体距离，再解释结构、材料和细节怎样共同形成。例如：“离体A形等于侧缝外扩、硬挺面料和内部支撑。”</w:t>
       </w:r>
     </w:p>
     <w:p>
@@ -12082,7 +12082,7 @@
         <w:rPr>
           <w:rFonts w:hint="eastAsia" w:ascii="DengXian" w:hAnsi="DengXian" w:eastAsia="DengXian" w:cs="DengXian"/>
         </w:rPr>
-        <w:t>第五栏是风险与验证。检查表面模仿、文化误读、结构猜测、材料不可行和AI幻觉。每个风险都要对应查来源、画平面图、做四分之一胚布或试料等具体动作。</w:t>
+        <w:t>第五栏是风险和验证。检查表面模仿、文化误读、结构猜测、材料不可行和AI幻觉。每个风险都要对应查来源、画平面图、做四分之一胚布或试料等具体动作。</w:t>
       </w:r>
     </w:p>
     <w:p>
@@ -12442,7 +12442,7 @@
         <w:rPr>
           <w:rFonts w:hint="eastAsia" w:ascii="DengXian" w:hAnsi="DengXian" w:eastAsia="DengXian" w:cs="DengXian"/>
         </w:rPr>
-        <w:t>如果平台登录失败或网络不可用，学习目标不改变。全班可以使用教师提供的同一份AI输出截图，仍然完成“人工判断、错误标记、证据改写、验证动作”。</w:t>
+        <w:t>如果平台登录失败或网络不可用，学习目标不改变。全班可以用教师提供的同一份AI输出截图，仍然完成“人工判断、错误标记、证据改写、验证动作”。</w:t>
       </w:r>
     </w:p>
     <w:p>
@@ -12508,7 +12508,7 @@
           <w:color w:val="151515"/>
           <w:sz w:val="20"/>
         </w:rPr>
-        <w:t>• 提问：“如果只看正面图，背面结构怎么办？”回应：“明确标注为未知，并增加背面参考、结构简报或实物验证，不能由AI随意补全。”</w:t>
+        <w:t>• 提问：“如果只看正面图，背面结构怎么办？”回应：“明确标注为未知，并增加背面参考、结构说明或实物验证，不能由AI随意补全。”</w:t>
       </w:r>
     </w:p>
     <w:p>

--- a/docs/jiangao/《女装设计III》第01周_中国大陆课堂完整讲稿_中文.docx
+++ b/docs/jiangao/《女装设计III》第01周_中国大陆课堂完整讲稿_中文.docx
@@ -1309,7 +1309,7 @@
         <w:rPr>
           <w:rFonts w:hint="eastAsia" w:ascii="DengXian" w:hAnsi="DengXian" w:eastAsia="DengXian" w:cs="DengXian"/>
         </w:rPr>
-        <w:t>同学们好。第一个星期，我们先不急着画很多草图，也不急着用AI。今天要建立的是整个学期最基础的一件事：你怎样判断一件女装为什么成立。</w:t>
+        <w:t>同学们好。第一个星期，我们先不急着画很多草图，也不急着使用AI。今天要建立的是整个学期最基础的一件事：你怎样判断一件女装为什么成立。</w:t>
       </w:r>
     </w:p>
     <w:p>
@@ -1672,7 +1672,7 @@
         <w:rPr>
           <w:rFonts w:hint="eastAsia" w:ascii="DengXian" w:hAnsi="DengXian" w:eastAsia="DengXian" w:cs="DengXian"/>
         </w:rPr>
-        <w:t>这意味着今天写下的一句判断，后面必须能变成图纸、材料选择、结构测试和系列编辑。课堂作业不是做完就结束，而是会不断被后续周次继续用。</w:t>
+        <w:t>这意味着今天写下的一句判断，后面必须能变成图纸、材料选择、结构测试和系列编辑。课堂作业不是做完就结束，而是会不断被后续周次继续使用。</w:t>
       </w:r>
     </w:p>
     <w:p>
@@ -2001,7 +2001,7 @@
         <w:rPr>
           <w:rFonts w:hint="eastAsia" w:ascii="DengXian" w:hAnsi="DengXian" w:eastAsia="DengXian" w:cs="DengXian"/>
         </w:rPr>
-        <w:t>所以本课程的顺序始终是：先判断，再生成；先理解服装，再用AI。AI可以成为第二视角，但不能成为责任主体。</w:t>
+        <w:t>所以本课程的顺序始终是：先判断，再生成；先理解服装，再使用AI。AI可以成为第二视角，但不能成为责任主体。</w:t>
       </w:r>
     </w:p>
     <w:p>
@@ -2482,7 +2482,7 @@
                 <w:color w:val="151515"/>
                 <w:sz w:val="21"/>
               </w:rPr>
-              <w:t>为了让全班对这些判断用同一套专业语言，我们先说明教材和术语怎样进入课堂。</w:t>
+              <w:t>为了让全班对这些判断使用同一套专业语言，我们先说明教材和术语怎样进入课堂。</w:t>
             </w:r>
           </w:p>
         </w:tc>
@@ -5056,7 +5056,7 @@
         <w:rPr>
           <w:rFonts w:hint="eastAsia" w:ascii="DengXian" w:hAnsi="DengXian" w:eastAsia="DengXian" w:cs="DengXian"/>
         </w:rPr>
-        <w:t>一九四七年以后，Dior的New Look重新强调细腰和大裙摆。它和战后消费想象和女性形象重建联系在一起。请注意，四十年代和五十年代都可能被称为“女性化”，但它们用的资源、身体关系和社会含义完全不同。</w:t>
+        <w:t>一九四七年以后，Dior的New Look重新强调细腰和大裙摆。它和战后消费想象和女性形象重建联系在一起。请注意，四十年代和五十年代都可能被称为“女性化”，但它们使用的资源、身体关系和社会含义完全不同。</w:t>
       </w:r>
     </w:p>
     <w:p>
@@ -6421,7 +6421,7 @@
         <w:rPr>
           <w:rFonts w:hint="eastAsia" w:ascii="DengXian" w:hAnsi="DengXian" w:eastAsia="DengXian" w:cs="DengXian"/>
         </w:rPr>
-        <w:t>左边是Miuccia Prada，中文常译缪西娅·普拉达。这里用“丑雅美学”或“反常规审美策略”来解释Ugly Chic。重点不是故意做丑，而是把不协调、日常、过时或被主流品味排除的元素，通过比例、色彩和材质重新控制，借此质疑什么才算“好品味”。</w:t>
+        <w:t>左边是Miuccia Prada，中文常译缪西娅·普拉达。这里使用“丑雅美学”或“反常规审美策略”来解释Ugly Chic。重点不是故意做丑，而是把不协调、日常、过时或被主流品味排除的元素，通过比例、色彩和材质重新控制，借此质疑什么才算“好品味”。</w:t>
       </w:r>
     </w:p>
     <w:p>
@@ -6436,7 +6436,7 @@
         <w:rPr>
           <w:rFonts w:hint="eastAsia" w:ascii="DengXian" w:hAnsi="DengXian" w:eastAsia="DengXian" w:cs="DengXian"/>
         </w:rPr>
-        <w:t>右边是Phoebe Philo，中文常译菲比·菲洛。她的原理更强调用精度和主体性：身体余量、口袋、长度和层次服务成年女性的动作、选择和日常自主性。这里的“简洁”不是少做，而是把每个结构决定放到真实用中。</w:t>
+        <w:t>右边是Phoebe Philo，中文常译菲比·菲洛。她的原理更强调使用精度和主体性：身体余量、口袋、长度和层次服务成年女性的动作、选择和日常自主性。这里的“简洁”不是少做，而是把每个结构决定放到真实使用中。</w:t>
       </w:r>
     </w:p>
     <w:p>
@@ -6767,7 +6767,7 @@
         <w:rPr>
           <w:rFonts w:hint="eastAsia" w:ascii="DengXian" w:hAnsi="DengXian" w:eastAsia="DengXian" w:cs="DengXian"/>
         </w:rPr>
-        <w:t>比如你研究四十年代的节制，不是把军装口袋复制到新系列，而是思考：在今天的资源、城市移动和多场景穿着中，怎样用更少的结构实现更高的用效率。</w:t>
+        <w:t>比如你研究四十年代的节制，不是把军装口袋复制到新系列，而是思考：在今天的资源、城市移动和多场景穿着中，怎样用更少的结构实现更高的使用效率。</w:t>
       </w:r>
     </w:p>
     <w:p>
@@ -7323,7 +7323,7 @@
         <w:rPr>
           <w:rFonts w:hint="eastAsia" w:ascii="DengXian" w:hAnsi="DengXian" w:eastAsia="DengXian" w:cs="DengXian"/>
         </w:rPr>
-        <w:t>以后用AI时，可以直接给出语言约束：“请不要使用高级、优雅、女性化等空泛形容词；请改写为可观察、可绘制、可制作、可试穿的服装条件。”</w:t>
+        <w:t>以后使用AI时，可以直接给出语言约束：“请不要使用高级、优雅、女性化等空泛形容词；请改写为可观察、可绘制、可制作、可试穿的服装条件。”</w:t>
       </w:r>
     </w:p>
     <w:p>
@@ -7908,7 +7908,7 @@
         <w:rPr>
           <w:rFonts w:hint="eastAsia" w:ascii="DengXian" w:hAnsi="DengXian" w:eastAsia="DengXian" w:cs="DengXian"/>
         </w:rPr>
-        <w:t>用AI时，第一步永远是人工分析。先用身体、结构、文化和时代四问分析同一套造型，留下未经AI影响的A0人工基线。</w:t>
+        <w:t>使用AI时，第一步永远是人工分析。先用身体、结构、文化和时代四问分析同一套造型，留下未经AI影响的A0人工基线。</w:t>
       </w:r>
     </w:p>
     <w:p>
@@ -7923,7 +7923,7 @@
         <w:rPr>
           <w:rFonts w:hint="eastAsia" w:ascii="DengXian" w:hAnsi="DengXian" w:eastAsia="DengXian" w:cs="DengXian"/>
         </w:rPr>
-        <w:t>第二步，再让AI分析同一图像，并保存你用的提示词和完整回答。第三步，标记AI回答中的问题：空泛形容词、没有图像证据的文化推断、材料和结构猜测。第四步，把错误句改写成可观察、可测试的设计条件，并说明为什么修改。</w:t>
+        <w:t>第二步，再让AI分析同一图像，并保存你使用的提示词和完整回答。第三步，标记AI回答中的问题：空泛形容词、没有图像证据的文化推断、材料和结构猜测。第四步，把错误句改写成可观察、可测试的设计条件，并说明为什么修改。</w:t>
       </w:r>
     </w:p>
     <w:p>
@@ -7938,7 +7938,7 @@
         <w:rPr>
           <w:rFonts w:hint="eastAsia" w:ascii="DengXian" w:hAnsi="DengXian" w:eastAsia="DengXian" w:cs="DengXian"/>
         </w:rPr>
-        <w:t>绿色用包括：术语校正、寻找反例、比较方案、检查空泛语言。黄色用是发散，但必须记录提示词、版本、来源和人工选择理由。红色禁区是：让AI替代纸样、白坯布、试衣和材料测试；直接模仿某位设计师风格；虚构历史或文化来源。</w:t>
+        <w:t>绿色使用包括：术语校正、寻找反例、比较方案、检查空泛语言。黄色使用是发散，但必须记录提示词、版本、来源和人工选择理由。红色禁区是：让AI替代纸样、白坯布、试衣和材料测试；直接模仿某位设计师风格；虚构历史或文化来源。</w:t>
       </w:r>
     </w:p>
     <w:p>
@@ -8649,7 +8649,7 @@
         <w:rPr>
           <w:rFonts w:hint="eastAsia" w:ascii="DengXian" w:hAnsi="DengXian" w:eastAsia="DengXian" w:cs="DengXian"/>
         </w:rPr>
-        <w:t>第二组三分钟，分别写出两组反复出现的身体—服装原理。请用贴合、离体、支撑、垂坠、暴露、覆盖、包裹、开合、体积偏移等具体词。</w:t>
+        <w:t>第二组三分钟，分别写出两组反复出现的身体—服装原理。请使用贴合、离体、支撑、垂坠、暴露、覆盖、包裹、开合、体积偏移等具体词。</w:t>
       </w:r>
     </w:p>
     <w:p>
@@ -9063,7 +9063,7 @@
         <w:rPr>
           <w:rFonts w:hint="eastAsia" w:ascii="DengXian" w:hAnsi="DengXian" w:eastAsia="DengXian" w:cs="DengXian"/>
         </w:rPr>
-        <w:t>市场和定位要求你说明顾客、价格、品类和用情境的边界。它不等于所有作品都必须商业化，而是你的设计必须知道自己服务谁、在什么条件下成立。</w:t>
+        <w:t>市场和定位要求你说明顾客、价格、品类和使用情境的边界。它不等于所有作品都必须商业化，而是你的设计必须知道自己服务谁、在什么条件下成立。</w:t>
       </w:r>
     </w:p>
     <w:p>
@@ -10692,7 +10692,7 @@
         <w:rPr>
           <w:rFonts w:hint="eastAsia" w:ascii="DengXian" w:hAnsi="DengXian" w:eastAsia="DengXian" w:cs="DengXian"/>
         </w:rPr>
-        <w:t>设计流程从调研、设计命题、元素和形态、草图发散、材料和结构、验证和修正，最后进入系列和展示。每一步都要向前追溯命题，向后连接制作和用反馈。</w:t>
+        <w:t>设计流程从调研、设计命题、元素和形态、草图发散、材料和结构、验证和修正，最后进入系列和展示。每一步都要向前追溯命题，向后连接制作和使用反馈。</w:t>
       </w:r>
     </w:p>
     <w:p>
@@ -11427,7 +11427,7 @@
         <w:rPr>
           <w:rFonts w:hint="eastAsia" w:ascii="DengXian" w:hAnsi="DengXian" w:eastAsia="DengXian" w:cs="DengXian"/>
         </w:rPr>
-        <w:t>材料和生产需要追溯来源、工艺、劳工和制造影响；用寿命需要考虑耐用、修补、再利用和产品周期。</w:t>
+        <w:t>材料和生产需要追溯来源、工艺、劳工和制造影响；使用寿命需要考虑耐用、修补、再利用和产品周期。</w:t>
       </w:r>
     </w:p>
     <w:p>
@@ -12442,7 +12442,7 @@
         <w:rPr>
           <w:rFonts w:hint="eastAsia" w:ascii="DengXian" w:hAnsi="DengXian" w:eastAsia="DengXian" w:cs="DengXian"/>
         </w:rPr>
-        <w:t>如果平台登录失败或网络不可用，学习目标不改变。全班可以用教师提供的同一份AI输出截图，仍然完成“人工判断、错误标记、证据改写、验证动作”。</w:t>
+        <w:t>如果平台登录失败或网络不可用，学习目标不改变。全班可以使用教师提供的同一份AI输出截图，仍然完成“人工判断、错误标记、证据改写、验证动作”。</w:t>
       </w:r>
     </w:p>
     <w:p>

--- a/docs/jiangao/《女装设计III》第01周_中国大陆课堂完整讲稿_中文.docx
+++ b/docs/jiangao/《女装设计III》第01周_中国大陆课堂完整讲稿_中文.docx
@@ -3977,6 +3977,207 @@
         <w:t>• 若出现价值判断，如“覆盖比较保守”，回应：“覆盖是一种可见性原理，是否保守要结合开口、透明、场景和文化条件，不能直接等同。”</w:t>
       </w:r>
     </w:p>
+    <w:p>
+      <w:pPr>
+        <w:pStyle w:val="166"/>
+        <w:ind w:left="340" w:hanging="170"/>
+        <w:rPr>
+          <w:rFonts w:hint="eastAsia" w:ascii="DengXian" w:hAnsi="DengXian" w:eastAsia="DengXian" w:cs="DengXian"/>
+        </w:rPr>
+      </w:pPr>
+      <w:r>
+        <w:rPr>
+          <w:rFonts w:hint="eastAsia" w:ascii="DengXian" w:hAnsi="DengXian" w:eastAsia="DengXian" w:cs="DengXian"/>
+          <w:color w:val="151515"/>
+          <w:sz w:val="20"/>
+        </w:rPr>
+        <w:t>幻灯片 10｜三个形态轴之外还有八条——一共十一条张力轴</w:t>
+      </w:r>
+    </w:p>
+    <w:p>
+      <w:pPr>
+        <w:pStyle w:val="167"/>
+        <w:ind w:left="340" w:hanging="170"/>
+        <w:rPr>
+          <w:rFonts w:hint="eastAsia" w:ascii="DengXian" w:hAnsi="DengXian" w:eastAsia="DengXian" w:cs="DengXian"/>
+        </w:rPr>
+      </w:pPr>
+      <w:r>
+        <w:rPr>
+          <w:rFonts w:hint="eastAsia" w:ascii="DengXian" w:hAnsi="DengXian" w:eastAsia="DengXian" w:cs="DengXian"/>
+          <w:color w:val="151515"/>
+          <w:sz w:val="20"/>
+        </w:rPr>
+        <w:t>建议时间：3分钟　｜　课堂功能：给「张力」一套可执行的词汇</w:t>
+      </w:r>
+    </w:p>
+    <w:p>
+      <w:pPr>
+        <w:ind w:left="340" w:hanging="170"/>
+        <w:rPr>
+          <w:rFonts w:hint="eastAsia" w:ascii="DengXian" w:hAnsi="DengXian" w:eastAsia="DengXian" w:cs="DengXian"/>
+        </w:rPr>
+      </w:pPr>
+      <w:r>
+        <w:rPr>
+          <w:rFonts w:hint="eastAsia" w:ascii="DengXian" w:hAnsi="DengXian" w:eastAsia="DengXian" w:cs="DengXian"/>
+          <w:color w:val="151515"/>
+          <w:sz w:val="20"/>
+        </w:rPr>
+        <w:t>【教师动作｜不发言】 先只指左栏前三行，说「这三条你刚看过」，再往下走。念到「男性化／女性化」那一行时停一下，把它当反例讲。本页3分钟从本时段的案例讲解里压缩得出，不另加时。</w:t>
+      </w:r>
+    </w:p>
+    <w:p>
+      <w:pPr>
+        <w:ind w:left="340" w:hanging="170"/>
+        <w:rPr>
+          <w:rFonts w:hint="eastAsia" w:ascii="DengXian" w:hAnsi="DengXian" w:eastAsia="DengXian" w:cs="DengXian"/>
+        </w:rPr>
+      </w:pPr>
+      <w:r>
+        <w:rPr>
+          <w:rFonts w:hint="eastAsia" w:ascii="DengXian" w:hAnsi="DengXian" w:eastAsia="DengXian" w:cs="DengXian"/>
+          <w:color w:val="151515"/>
+          <w:sz w:val="20"/>
+        </w:rPr>
+        <w:t>【教师讲稿｜可直接发言】</w:t>
+      </w:r>
+    </w:p>
+    <w:p>
+      <w:pPr>
+        <w:pStyle w:val="164"/>
+        <w:ind w:left="340" w:hanging="170"/>
+        <w:rPr>
+          <w:rFonts w:hint="eastAsia" w:ascii="DengXian" w:hAnsi="DengXian" w:eastAsia="DengXian" w:cs="DengXian"/>
+        </w:rPr>
+      </w:pPr>
+      <w:r>
+        <w:rPr>
+          <w:rFonts w:hint="eastAsia" w:ascii="DengXian" w:hAnsi="DengXian" w:eastAsia="DengXian" w:cs="DengXian"/>
+          <w:color w:val="151515"/>
+          <w:sz w:val="20"/>
+        </w:rPr>
+        <w:t>刚才那三条——贴合／离体、支撑／垂坠、暴露／覆盖——是形态轴，你们已经会用了。但一个系列的张力不止在形态上。</w:t>
+      </w:r>
+    </w:p>
+    <w:p>
+      <w:pPr>
+        <w:pStyle w:val="164"/>
+        <w:ind w:left="340" w:hanging="170"/>
+        <w:rPr>
+          <w:rFonts w:hint="eastAsia" w:ascii="DengXian" w:hAnsi="DengXian" w:eastAsia="DengXian" w:cs="DengXian"/>
+        </w:rPr>
+      </w:pPr>
+      <w:r>
+        <w:rPr>
+          <w:rFonts w:hint="eastAsia" w:ascii="DengXian" w:hAnsi="DengXian" w:eastAsia="DengXian" w:cs="DengXian"/>
+          <w:color w:val="151515"/>
+          <w:sz w:val="20"/>
+        </w:rPr>
+        <w:t>左栏往下还有三条。轻盈／厚重，看克重、蓬松度和叠层数。固定／可变，看能不能拆、能不能翻穿、开合在哪里。洁净／做旧，看表面到底做没做过处理——水洗、破坏、斑驳。</w:t>
+      </w:r>
+    </w:p>
+    <w:p>
+      <w:pPr>
+        <w:pStyle w:val="164"/>
+        <w:ind w:left="340" w:hanging="170"/>
+        <w:rPr>
+          <w:rFonts w:hint="eastAsia" w:ascii="DengXian" w:hAnsi="DengXian" w:eastAsia="DengXian" w:cs="DengXian"/>
+        </w:rPr>
+      </w:pPr>
+      <w:r>
+        <w:rPr>
+          <w:rFonts w:hint="eastAsia" w:ascii="DengXian" w:hAnsi="DengXian" w:eastAsia="DengXian" w:cs="DengXian"/>
+          <w:color w:val="151515"/>
+          <w:sz w:val="20"/>
+        </w:rPr>
+        <w:t>右栏五条是立场。克制／繁复，就是第14周要讲的减法和加法。实用／概念，就是第12周成衣系列和创意系列的分别。复古／未来感，靠当代转译落地——保留哪条原理，更换哪个条件。传统／解构，看你把工艺规则留了多少、拆到哪一步。</w:t>
+      </w:r>
+    </w:p>
+    <w:p>
+      <w:pPr>
+        <w:pStyle w:val="164"/>
+        <w:ind w:left="340" w:hanging="170"/>
+        <w:rPr>
+          <w:rFonts w:hint="eastAsia" w:ascii="DengXian" w:hAnsi="DengXian" w:eastAsia="DengXian" w:cs="DengXian"/>
+        </w:rPr>
+      </w:pPr>
+      <w:r>
+        <w:rPr>
+          <w:rFonts w:hint="eastAsia" w:ascii="DengXian" w:hAnsi="DengXian" w:eastAsia="DengXian" w:cs="DengXian"/>
+          <w:color w:val="151515"/>
+          <w:sz w:val="20"/>
+        </w:rPr>
+        <w:t>最后一条我要单独说。「男性化／女性化」这几个字，单独写在纸上是不成立的。第01周一开始我们就说过，「更女性」不是设计标准。它只有换算成肩宽、门襟方向、腰位和放松量，才算数。</w:t>
+      </w:r>
+    </w:p>
+    <w:p>
+      <w:pPr>
+        <w:pStyle w:val="164"/>
+        <w:ind w:left="340" w:hanging="170"/>
+        <w:rPr>
+          <w:rFonts w:hint="eastAsia" w:ascii="DengXian" w:hAnsi="DengXian" w:eastAsia="DengXian" w:cs="DengXian"/>
+        </w:rPr>
+      </w:pPr>
+      <w:r>
+        <w:rPr>
+          <w:rFonts w:hint="eastAsia" w:ascii="DengXian" w:hAnsi="DengXian" w:eastAsia="DengXian" w:cs="DengXian"/>
+          <w:color w:val="151515"/>
+          <w:sz w:val="20"/>
+        </w:rPr>
+        <w:t>这条规则对十一条轴全部有效：每条轴都要写成「哪一边，加上用什么结构实现」，而且那个结构要能数、能拍照。写成形容词的，一律不成立。</w:t>
+      </w:r>
+    </w:p>
+    <w:p>
+      <w:pPr>
+        <w:pStyle w:val="164"/>
+        <w:ind w:left="340" w:hanging="170"/>
+        <w:rPr>
+          <w:rFonts w:hint="eastAsia" w:ascii="DengXian" w:hAnsi="DengXian" w:eastAsia="DengXian" w:cs="DengXian"/>
+        </w:rPr>
+      </w:pPr>
+      <w:r>
+        <w:rPr>
+          <w:rFonts w:hint="eastAsia" w:ascii="DengXian" w:hAnsi="DengXian" w:eastAsia="DengXian" w:cs="DengXian"/>
+          <w:color w:val="151515"/>
+          <w:sz w:val="20"/>
+        </w:rPr>
+        <w:t>现在不用背。第13周做自定主题时，你只需要从这十一条里挑出两三条。</w:t>
+      </w:r>
+    </w:p>
+    <w:p>
+      <w:pPr>
+        <w:ind w:left="340" w:hanging="170"/>
+        <w:rPr>
+          <w:rFonts w:hint="eastAsia" w:ascii="DengXian" w:hAnsi="DengXian" w:eastAsia="DengXian" w:cs="DengXian"/>
+        </w:rPr>
+      </w:pPr>
+      <w:r>
+        <w:rPr>
+          <w:rFonts w:hint="eastAsia" w:ascii="DengXian" w:hAnsi="DengXian" w:eastAsia="DengXian" w:cs="DengXian"/>
+          <w:color w:val="151515"/>
+          <w:sz w:val="20"/>
+        </w:rPr>
+        <w:t>【互动与应答预案】</w:t>
+      </w:r>
+    </w:p>
+    <w:p>
+      <w:pPr>
+        <w:pStyle w:val="165"/>
+        <w:ind w:left="340" w:hanging="170"/>
+        <w:rPr>
+          <w:rFonts w:hint="eastAsia" w:ascii="DengXian" w:hAnsi="DengXian" w:eastAsia="DengXian" w:cs="DengXian"/>
+        </w:rPr>
+      </w:pPr>
+      <w:r>
+        <w:rPr>
+          <w:rFonts w:hint="eastAsia" w:ascii="DengXian" w:hAnsi="DengXian" w:eastAsia="DengXian" w:cs="DengXian"/>
+          <w:color w:val="151515"/>
+          <w:sz w:val="20"/>
+        </w:rPr>
+        <w:t>• 随机点一条轴，请学生说出「用什么结构实现」。只说形容词的，当场要求换成一个能拍照的部位或数值。</w:t>
+      </w:r>
+    </w:p>
     <w:tbl>
       <w:tblPr>
         <w:tblStyle w:val="32"/>
@@ -4060,7 +4261,7 @@
           <w:color w:val="1D4ED8"/>
           <w:sz w:val="33"/>
         </w:rPr>
-        <w:t>幻灯片 10｜看懂一件衣服之后，还要建立做出一件衣服的六个维度</w:t>
+        <w:t>幻灯片 11｜看懂一件衣服之后，还要建立做出一件衣服的六个维度</w:t>
       </w:r>
     </w:p>
     <w:p>
@@ -4368,7 +4569,7 @@
           <w:color w:val="1D4ED8"/>
           <w:sz w:val="33"/>
         </w:rPr>
-        <w:t>幻灯片 11｜历史不是风格图库，而是身体规则改变的记录</w:t>
+        <w:t>幻灯片 12｜历史不是风格图库，而是身体规则改变的记录</w:t>
       </w:r>
     </w:p>
     <w:p>
@@ -4601,7 +4802,7 @@
           <w:color w:val="1D4ED8"/>
           <w:sz w:val="33"/>
         </w:rPr>
-        <w:t>幻灯片 12｜从规训身体到让身体进入现代速度</w:t>
+        <w:t>幻灯片 13｜从规训身体到让身体进入现代速度</w:t>
       </w:r>
     </w:p>
     <w:p>
@@ -4924,7 +5125,7 @@
           <w:color w:val="1D4ED8"/>
           <w:sz w:val="33"/>
         </w:rPr>
-        <w:t>幻灯片 13｜女装在稀缺、消费、青年文化与职业权力之间摆动</w:t>
+        <w:t>幻灯片 14｜女装在稀缺、消费、青年文化与职业权力之间摆动</w:t>
       </w:r>
     </w:p>
     <w:p>
@@ -5240,7 +5441,7 @@
           <w:color w:val="1D4ED8"/>
           <w:sz w:val="33"/>
         </w:rPr>
-        <w:t>幻灯片 14｜本土现代女装由身体、城市、劳动与市场共同改写</w:t>
+        <w:t>幻灯片 15｜本土现代女装由身体、城市、劳动与市场共同改写</w:t>
       </w:r>
     </w:p>
     <w:p>
@@ -5603,7 +5804,7 @@
           <w:color w:val="1D4ED8"/>
           <w:sz w:val="33"/>
         </w:rPr>
-        <w:t>幻灯片 15｜完成度、美的标准与设计者角色持续被重新定义</w:t>
+        <w:t>幻灯片 16｜完成度、美的标准与设计者角色持续被重新定义</w:t>
       </w:r>
     </w:p>
     <w:p>
@@ -5988,7 +6189,7 @@
           <w:color w:val="1D4ED8"/>
           <w:sz w:val="33"/>
         </w:rPr>
-        <w:t>幻灯片 16｜Rei Kawakubo：身体不必是服装唯一的中心</w:t>
+        <w:t>幻灯片 17｜Rei Kawakubo：身体不必是服装唯一的中心</w:t>
       </w:r>
     </w:p>
     <w:p>
@@ -6304,7 +6505,7 @@
           <w:color w:val="1D4ED8"/>
           <w:sz w:val="33"/>
         </w:rPr>
-        <w:t>幻灯片 17｜Prada × Phoebe Philo：两种方式重新定义“女性化”</w:t>
+        <w:t>幻灯片 18｜Prada × Phoebe Philo：两种方式重新定义“女性化”</w:t>
       </w:r>
     </w:p>
     <w:p>
@@ -6620,7 +6821,7 @@
           <w:color w:val="1D4ED8"/>
           <w:sz w:val="33"/>
         </w:rPr>
-        <w:t>幻灯片 18｜不要问“我能抄什么”，要问“它解决了什么”</w:t>
+        <w:t>幻灯片 19｜不要问“我能抄什么”，要问“它解决了什么”</w:t>
       </w:r>
     </w:p>
     <w:p>
@@ -6868,7 +7069,7 @@
           <w:color w:val="1D4ED8"/>
           <w:sz w:val="33"/>
         </w:rPr>
-        <w:t>幻灯片 19｜Ao Yes：当代女装如何重新定义“女性化”？</w:t>
+        <w:t>幻灯片 20｜Ao Yes：当代女装如何重新定义“女性化”？</w:t>
       </w:r>
     </w:p>
     <w:p>
@@ -7176,7 +7377,7 @@
           <w:color w:val="1D4ED8"/>
           <w:sz w:val="33"/>
         </w:rPr>
-        <w:t>幻灯片 20｜“女性化”不是一个可执行的设计标准</w:t>
+        <w:t>幻灯片 21｜“女性化”不是一个可执行的设计标准</w:t>
       </w:r>
     </w:p>
     <w:p>
@@ -7492,7 +7693,7 @@
           <w:color w:val="1D4ED8"/>
           <w:sz w:val="33"/>
         </w:rPr>
-        <w:t>幻灯片 21｜五步完成一个设计师原理分析</w:t>
+        <w:t>幻灯片 22｜五步完成一个设计师原理分析</w:t>
       </w:r>
     </w:p>
     <w:p>
@@ -7791,7 +7992,7 @@
           <w:color w:val="1D4ED8"/>
           <w:sz w:val="33"/>
         </w:rPr>
-        <w:t>幻灯片 22｜AI不是代做者，而是需要被审计的第二视角</w:t>
+        <w:t>幻灯片 23｜AI不是代做者，而是需要被审计的第二视角</w:t>
       </w:r>
     </w:p>
     <w:p>
@@ -8122,7 +8323,7 @@
           <w:color w:val="1D4ED8"/>
           <w:sz w:val="33"/>
         </w:rPr>
-        <w:t>幻灯片 23｜8分钟：完成一张历史成因卡</w:t>
+        <w:t>幻灯片 24｜8分钟：完成一张历史成因卡</w:t>
       </w:r>
     </w:p>
     <w:p>
@@ -8502,7 +8703,7 @@
           <w:color w:val="1D4ED8"/>
           <w:sz w:val="33"/>
         </w:rPr>
-        <w:t>幻灯片 24｜18分钟：12分钟个人定位＋6分钟同伴追问</w:t>
+        <w:t>幻灯片 25｜18分钟：12分钟个人定位＋6分钟同伴追问</w:t>
       </w:r>
     </w:p>
     <w:p>
@@ -8916,7 +9117,7 @@
           <w:color w:val="1D4ED8"/>
           <w:sz w:val="33"/>
         </w:rPr>
-        <w:t>幻灯片 25｜本周成果将进入同一套六项终期评价</w:t>
+        <w:t>幻灯片 26｜本周成果将进入同一套六项终期评价</w:t>
       </w:r>
     </w:p>
     <w:p>
@@ -9164,7 +9365,7 @@
           <w:color w:val="1D4ED8"/>
           <w:sz w:val="33"/>
         </w:rPr>
-        <w:t>幻灯片 26｜第01周检查：从“喜欢”进入“可复核的判断”</w:t>
+        <w:t>幻灯片 27｜第01周检查：从“喜欢”进入“可复核的判断”</w:t>
       </w:r>
     </w:p>
     <w:p>
@@ -9495,7 +9696,7 @@
           <w:color w:val="1D4ED8"/>
           <w:sz w:val="33"/>
         </w:rPr>
-        <w:t>幻灯片 27｜第02周准备＋Exit Ticket</w:t>
+        <w:t>幻灯片 28｜第02周准备＋Exit Ticket</w:t>
       </w:r>
     </w:p>
     <w:p>

--- a/docs/jiangao/《女装设计III》第01周_中国大陆课堂完整讲稿_中文.docx
+++ b/docs/jiangao/《女装设计III》第01周_中国大陆课堂完整讲稿_中文.docx
@@ -8240,6 +8240,241 @@
         <w:t>• 提问：“AI建议把设计师风格直接写进生成提示词，可以吗？”回应：“课程中不作为最终创作方法。应提取原理词，建立自己的条件，避免直接风格模仿。”</w:t>
       </w:r>
     </w:p>
+    <w:p>
+      <w:pPr>
+        <w:pStyle w:val="166"/>
+        <w:ind w:left="340" w:hanging="170"/>
+        <w:rPr>
+          <w:rFonts w:hint="eastAsia" w:ascii="DengXian" w:hAnsi="DengXian" w:eastAsia="DengXian" w:cs="DengXian"/>
+        </w:rPr>
+      </w:pPr>
+      <w:r>
+        <w:rPr>
+          <w:rFonts w:hint="eastAsia" w:ascii="DengXian" w:hAnsi="DengXian" w:eastAsia="DengXian" w:cs="DengXian"/>
+          <w:color w:val="151515"/>
+          <w:sz w:val="20"/>
+        </w:rPr>
+        <w:t>幻灯片 24｜原理卡＝五栏：先看一张填好的</w:t>
+      </w:r>
+    </w:p>
+    <w:p>
+      <w:pPr>
+        <w:pStyle w:val="167"/>
+        <w:ind w:left="340" w:hanging="170"/>
+        <w:rPr>
+          <w:rFonts w:hint="eastAsia" w:ascii="DengXian" w:hAnsi="DengXian" w:eastAsia="DengXian" w:cs="DengXian"/>
+        </w:rPr>
+      </w:pPr>
+      <w:r>
+        <w:rPr>
+          <w:rFonts w:hint="eastAsia" w:ascii="DengXian" w:hAnsi="DengXian" w:eastAsia="DengXian" w:cs="DengXian"/>
+          <w:color w:val="151515"/>
+          <w:sz w:val="20"/>
+        </w:rPr>
+        <w:t>建议时间：4分钟　｜　课堂功能：用一张填好的卡示范五栏各自的职责</w:t>
+      </w:r>
+    </w:p>
+    <w:p>
+      <w:pPr>
+        <w:ind w:left="340" w:hanging="170"/>
+        <w:rPr>
+          <w:rFonts w:hint="eastAsia" w:ascii="DengXian" w:hAnsi="DengXian" w:eastAsia="DengXian" w:cs="DengXian"/>
+        </w:rPr>
+      </w:pPr>
+      <w:r>
+        <w:rPr>
+          <w:rFonts w:hint="eastAsia" w:ascii="DengXian" w:hAnsi="DengXian" w:eastAsia="DengXian" w:cs="DengXian"/>
+          <w:color w:val="151515"/>
+          <w:sz w:val="20"/>
+        </w:rPr>
+        <w:t>【教师动作｜不发言】 从 A 栏开始逐栏念，念到 D 栏停一下让学生抄格式。不要先讲迪奥的历史——今天讲的是这五栏，不是这件衣服。</w:t>
+      </w:r>
+    </w:p>
+    <w:p>
+      <w:pPr>
+        <w:ind w:left="340" w:hanging="170"/>
+        <w:rPr>
+          <w:rFonts w:hint="eastAsia" w:ascii="DengXian" w:hAnsi="DengXian" w:eastAsia="DengXian" w:cs="DengXian"/>
+        </w:rPr>
+      </w:pPr>
+      <w:r>
+        <w:rPr>
+          <w:rFonts w:hint="eastAsia" w:ascii="DengXian" w:hAnsi="DengXian" w:eastAsia="DengXian" w:cs="DengXian"/>
+          <w:color w:val="151515"/>
+          <w:sz w:val="20"/>
+        </w:rPr>
+        <w:t>【教师讲稿｜可直接发言】</w:t>
+      </w:r>
+    </w:p>
+    <w:p>
+      <w:pPr>
+        <w:pStyle w:val="164"/>
+        <w:ind w:left="340" w:hanging="170"/>
+        <w:rPr>
+          <w:rFonts w:hint="eastAsia" w:ascii="DengXian" w:hAnsi="DengXian" w:eastAsia="DengXian" w:cs="DengXian"/>
+        </w:rPr>
+      </w:pPr>
+      <w:r>
+        <w:rPr>
+          <w:rFonts w:hint="eastAsia" w:ascii="DengXian" w:hAnsi="DengXian" w:eastAsia="DengXian" w:cs="DengXian"/>
+          <w:color w:val="151515"/>
+          <w:sz w:val="20"/>
+        </w:rPr>
+        <w:t>现在看一张已经填好的原理卡。素材是 1947 年 Christian Dior 的 “Bar” 套装——但今天不是讲迪奥，是讲这五栏怎么填。</w:t>
+      </w:r>
+    </w:p>
+    <w:p>
+      <w:pPr>
+        <w:pStyle w:val="164"/>
+        <w:ind w:left="340" w:hanging="170"/>
+        <w:rPr>
+          <w:rFonts w:hint="eastAsia" w:ascii="DengXian" w:hAnsi="DengXian" w:eastAsia="DengXian" w:cs="DengXian"/>
+        </w:rPr>
+      </w:pPr>
+      <w:r>
+        <w:rPr>
+          <w:rFonts w:hint="eastAsia" w:ascii="DengXian" w:hAnsi="DengXian" w:eastAsia="DengXian" w:cs="DengXian"/>
+          <w:color w:val="151515"/>
+          <w:sz w:val="20"/>
+        </w:rPr>
+        <w:t>A 栏视觉证据，回答“你到底看见了什么”。示范里写的是：肩部收窄贴合，腰部极度收束，臀部向外扩张形成圆形体量；下摆展开量约为腰宽的数倍。注意——这一栏里没有一个形容词，全是位置和比例。</w:t>
+      </w:r>
+    </w:p>
+    <w:p>
+      <w:pPr>
+        <w:pStyle w:val="164"/>
+        <w:ind w:left="340" w:hanging="170"/>
+        <w:rPr>
+          <w:rFonts w:hint="eastAsia" w:ascii="DengXian" w:hAnsi="DengXian" w:eastAsia="DengXian" w:cs="DengXian"/>
+        </w:rPr>
+      </w:pPr>
+      <w:r>
+        <w:rPr>
+          <w:rFonts w:hint="eastAsia" w:ascii="DengXian" w:hAnsi="DengXian" w:eastAsia="DengXian" w:cs="DengXian"/>
+          <w:color w:val="151515"/>
+          <w:sz w:val="20"/>
+        </w:rPr>
+        <w:t>B 栏形式原理，回答“这个形状由什么造成”。圆臀不是布料自己堆出来的，是内部支撑衬垫加多层衬裙撑起来的；上衣的贴合来自分割线，不是单纯省道。这一栏必须出现结构词，停在“很有型”就是没写。</w:t>
+      </w:r>
+    </w:p>
+    <w:p>
+      <w:pPr>
+        <w:pStyle w:val="164"/>
+        <w:ind w:left="340" w:hanging="170"/>
+        <w:rPr>
+          <w:rFonts w:hint="eastAsia" w:ascii="DengXian" w:hAnsi="DengXian" w:eastAsia="DengXian" w:cs="DengXian"/>
+        </w:rPr>
+      </w:pPr>
+      <w:r>
+        <w:rPr>
+          <w:rFonts w:hint="eastAsia" w:ascii="DengXian" w:hAnsi="DengXian" w:eastAsia="DengXian" w:cs="DengXian"/>
+          <w:color w:val="151515"/>
+          <w:sz w:val="20"/>
+        </w:rPr>
+        <w:t>C 栏时代与文化问题，回答“它当年在解决什么具体处境”。写年份不算答案。示范写的是：战时布料配给刚结束，用“消耗大量面料”这件事本身宣告物资恢复；同时把女性形象从制服化拉回家庭与消费场景。</w:t>
+      </w:r>
+    </w:p>
+    <w:p>
+      <w:pPr>
+        <w:pStyle w:val="164"/>
+        <w:ind w:left="340" w:hanging="170"/>
+        <w:rPr>
+          <w:rFonts w:hint="eastAsia" w:ascii="DengXian" w:hAnsi="DengXian" w:eastAsia="DengXian" w:cs="DengXian"/>
+        </w:rPr>
+      </w:pPr>
+      <w:r>
+        <w:rPr>
+          <w:rFonts w:hint="eastAsia" w:ascii="DengXian" w:hAnsi="DengXian" w:eastAsia="DengXian" w:cs="DengXian"/>
+          <w:color w:val="151515"/>
+          <w:sz w:val="20"/>
+        </w:rPr>
+        <w:t>D 栏当代转译，格式是固定的——保留＿＿原理，换成＿＿，用在＿＿。示范：保留“用内部结构造体积”这条原理，不复制裙撑，改成可拆卸的轻质骨架内衬，用在通勤外套的下摆。</w:t>
+      </w:r>
+    </w:p>
+    <w:p>
+      <w:pPr>
+        <w:pStyle w:val="164"/>
+        <w:ind w:left="340" w:hanging="170"/>
+        <w:rPr>
+          <w:rFonts w:hint="eastAsia" w:ascii="DengXian" w:hAnsi="DengXian" w:eastAsia="DengXian" w:cs="DengXian"/>
+        </w:rPr>
+      </w:pPr>
+      <w:r>
+        <w:rPr>
+          <w:rFonts w:hint="eastAsia" w:ascii="DengXian" w:hAnsi="DengXian" w:eastAsia="DengXian" w:cs="DengXian"/>
+          <w:color w:val="151515"/>
+          <w:sz w:val="20"/>
+        </w:rPr>
+        <w:t>E 栏风险与验证。先写最可能错在哪——这里是“变成复古模仿”；再写用什么动作验证——先做 1:2 纸样，测“坐下”和“侧身通过门”两个动作。</w:t>
+      </w:r>
+    </w:p>
+    <w:p>
+      <w:pPr>
+        <w:pStyle w:val="164"/>
+        <w:ind w:left="340" w:hanging="170"/>
+        <w:rPr>
+          <w:rFonts w:hint="eastAsia" w:ascii="DengXian" w:hAnsi="DengXian" w:eastAsia="DengXian" w:cs="DengXian"/>
+        </w:rPr>
+      </w:pPr>
+      <w:r>
+        <w:rPr>
+          <w:rFonts w:hint="eastAsia" w:ascii="DengXian" w:hAnsi="DengXian" w:eastAsia="DengXian" w:cs="DengXian"/>
+          <w:color w:val="151515"/>
+          <w:sz w:val="20"/>
+        </w:rPr>
+        <w:t>最后那句立场句，就是把五栏压成一句话：“我选择‘离体＋支撑’的身体关系，因为我关心通勤中身体被挤压的处境；第02周我用可拆肩片的 1:2 纸样验证抬臂与背包两个动作。”你们等一下要写的，就是这样一句。</w:t>
+      </w:r>
+    </w:p>
+    <w:p>
+      <w:pPr>
+        <w:ind w:left="340" w:hanging="170"/>
+        <w:rPr>
+          <w:rFonts w:hint="eastAsia" w:ascii="DengXian" w:hAnsi="DengXian" w:eastAsia="DengXian" w:cs="DengXian"/>
+        </w:rPr>
+      </w:pPr>
+      <w:r>
+        <w:rPr>
+          <w:rFonts w:hint="eastAsia" w:ascii="DengXian" w:hAnsi="DengXian" w:eastAsia="DengXian" w:cs="DengXian"/>
+          <w:color w:val="151515"/>
+          <w:sz w:val="20"/>
+        </w:rPr>
+        <w:t>【互动与应答预案】</w:t>
+      </w:r>
+    </w:p>
+    <w:p>
+      <w:pPr>
+        <w:pStyle w:val="165"/>
+        <w:ind w:left="340" w:hanging="170"/>
+        <w:rPr>
+          <w:rFonts w:hint="eastAsia" w:ascii="DengXian" w:hAnsi="DengXian" w:eastAsia="DengXian" w:cs="DengXian"/>
+        </w:rPr>
+      </w:pPr>
+      <w:r>
+        <w:rPr>
+          <w:rFonts w:hint="eastAsia" w:ascii="DengXian" w:hAnsi="DengXian" w:eastAsia="DengXian" w:cs="DengXian"/>
+          <w:color w:val="151515"/>
+          <w:sz w:val="20"/>
+        </w:rPr>
+        <w:t>• 随机点一栏，问“如果这一栏空着，评审会看不到什么？”答不出的，说明还没理解这一栏的职责。</w:t>
+      </w:r>
+    </w:p>
+    <w:p>
+      <w:pPr>
+        <w:pStyle w:val="165"/>
+        <w:ind w:left="340" w:hanging="170"/>
+        <w:rPr>
+          <w:rFonts w:hint="eastAsia" w:ascii="DengXian" w:hAnsi="DengXian" w:eastAsia="DengXian" w:cs="DengXian"/>
+        </w:rPr>
+      </w:pPr>
+      <w:r>
+        <w:rPr>
+          <w:rFonts w:hint="eastAsia" w:ascii="DengXian" w:hAnsi="DengXian" w:eastAsia="DengXian" w:cs="DengXian"/>
+          <w:color w:val="151515"/>
+          <w:sz w:val="20"/>
+        </w:rPr>
+        <w:t>【转场语】 格式看过了，现在用八分钟写你自己的一张。</w:t>
+      </w:r>
+    </w:p>
     <w:tbl>
       <w:tblPr>
         <w:tblStyle w:val="32"/>
@@ -8323,7 +8558,7 @@
           <w:color w:val="1D4ED8"/>
           <w:sz w:val="33"/>
         </w:rPr>
-        <w:t>幻灯片 24｜8分钟：完成一张历史成因卡</w:t>
+        <w:t>幻灯片 25｜8分钟：完成一张历史成因卡</w:t>
       </w:r>
     </w:p>
     <w:p>
@@ -8703,7 +8938,7 @@
           <w:color w:val="1D4ED8"/>
           <w:sz w:val="33"/>
         </w:rPr>
-        <w:t>幻灯片 25｜18分钟：12分钟个人定位＋6分钟同伴追问</w:t>
+        <w:t>幻灯片 26｜18分钟：12分钟个人定位＋6分钟同伴追问</w:t>
       </w:r>
     </w:p>
     <w:p>
@@ -9117,7 +9352,7 @@
           <w:color w:val="1D4ED8"/>
           <w:sz w:val="33"/>
         </w:rPr>
-        <w:t>幻灯片 26｜本周成果将进入同一套六项终期评价</w:t>
+        <w:t>幻灯片 27｜本周成果将进入同一套六项终期评价</w:t>
       </w:r>
     </w:p>
     <w:p>
@@ -9365,7 +9600,7 @@
           <w:color w:val="1D4ED8"/>
           <w:sz w:val="33"/>
         </w:rPr>
-        <w:t>幻灯片 27｜第01周检查：从“喜欢”进入“可复核的判断”</w:t>
+        <w:t>幻灯片 28｜第01周检查：从“喜欢”进入“可复核的判断”</w:t>
       </w:r>
     </w:p>
     <w:p>
@@ -9696,7 +9931,7 @@
           <w:color w:val="1D4ED8"/>
           <w:sz w:val="33"/>
         </w:rPr>
-        <w:t>幻灯片 28｜第02周准备＋Exit Ticket</w:t>
+        <w:t>幻灯片 29｜第02周准备＋Exit Ticket</w:t>
       </w:r>
     </w:p>
     <w:p>
@@ -10028,7 +10263,7 @@
           <w:color w:val="047857"/>
           <w:sz w:val="33"/>
         </w:rPr>
-        <w:t>补充 28｜先判断，再生成；先理解服装，再使用AI</w:t>
+        <w:t>补充 29｜先判断，再生成；先理解服装，再使用AI</w:t>
       </w:r>
     </w:p>
     <w:p>
@@ -10208,7 +10443,7 @@
           <w:color w:val="047857"/>
           <w:sz w:val="33"/>
         </w:rPr>
-        <w:t>补充 29｜四个阶段共用同一条证据链</w:t>
+        <w:t>补充 30｜四个阶段共用同一条证据链</w:t>
       </w:r>
     </w:p>
     <w:p>
@@ -10361,6 +10596,181 @@
     <w:p>
       <w:pPr>
         <w:pStyle w:val="166"/>
+        <w:ind w:firstLine="0"/>
+        <w:rPr>
+          <w:rFonts w:hint="eastAsia" w:ascii="DengXian" w:hAnsi="DengXian" w:eastAsia="DengXian" w:cs="DengXian"/>
+        </w:rPr>
+      </w:pPr>
+      <w:r>
+        <w:rPr>
+          <w:rFonts w:hint="eastAsia" w:ascii="DengXian" w:hAnsi="DengXian" w:eastAsia="DengXian" w:cs="DengXian"/>
+        </w:rPr>
+        <w:t>补充 31｜本周必须会用的十二个词（中／英）</w:t>
+      </w:r>
+    </w:p>
+    <w:p>
+      <w:pPr>
+        <w:pStyle w:val="167"/>
+        <w:ind w:firstLine="0"/>
+        <w:rPr>
+          <w:rFonts w:hint="eastAsia" w:ascii="DengXian" w:hAnsi="DengXian" w:eastAsia="DengXian" w:cs="DengXian"/>
+        </w:rPr>
+      </w:pPr>
+      <w:r>
+        <w:rPr>
+          <w:rFonts w:hint="eastAsia" w:ascii="DengXian" w:hAnsi="DengXian" w:eastAsia="DengXian" w:cs="DengXian"/>
+        </w:rPr>
+        <w:t>建议时间：2分钟（补充页，可课后查阅）　｜　课堂功能：把形容词换成可验证的结构词</w:t>
+      </w:r>
+    </w:p>
+    <w:p>
+      <w:pPr>
+        <w:ind w:firstLine="0"/>
+        <w:rPr>
+          <w:rFonts w:hint="eastAsia" w:ascii="DengXian" w:hAnsi="DengXian" w:eastAsia="DengXian" w:cs="DengXian"/>
+        </w:rPr>
+      </w:pPr>
+      <w:r>
+        <w:rPr>
+          <w:rFonts w:hint="eastAsia" w:ascii="DengXian" w:hAnsi="DengXian" w:eastAsia="DengXian" w:cs="DengXian"/>
+        </w:rPr>
+        <w:t>【教师动作｜不发言】 不要逐个念完。只念前四个，其余让学生自己对照原理卡 B 栏。</w:t>
+      </w:r>
+    </w:p>
+    <w:p>
+      <w:pPr>
+        <w:ind w:firstLine="0"/>
+        <w:rPr>
+          <w:rFonts w:hint="eastAsia" w:ascii="DengXian" w:hAnsi="DengXian" w:eastAsia="DengXian" w:cs="DengXian"/>
+        </w:rPr>
+      </w:pPr>
+      <w:r>
+        <w:rPr>
+          <w:rFonts w:hint="eastAsia" w:ascii="DengXian" w:hAnsi="DengXian" w:eastAsia="DengXian" w:cs="DengXian"/>
+        </w:rPr>
+        <w:t>【教师讲稿｜可直接发言】</w:t>
+      </w:r>
+    </w:p>
+    <w:p>
+      <w:pPr>
+        <w:pStyle w:val="164"/>
+        <w:ind w:firstLine="0"/>
+        <w:rPr>
+          <w:rFonts w:hint="eastAsia" w:ascii="DengXian" w:hAnsi="DengXian" w:eastAsia="DengXian" w:cs="DengXian"/>
+        </w:rPr>
+      </w:pPr>
+      <w:r>
+        <w:rPr>
+          <w:rFonts w:hint="eastAsia" w:ascii="DengXian" w:hAnsi="DengXian" w:eastAsia="DengXian" w:cs="DengXian"/>
+        </w:rPr>
+        <w:t>这一页是本周十二个词的中英对照。用处只有一个：写原理卡、立场句和 A3 原理板时，用这些词替换“优雅、高级、有感觉”这类没法复核的形容词。</w:t>
+      </w:r>
+    </w:p>
+    <w:p>
+      <w:pPr>
+        <w:pStyle w:val="164"/>
+        <w:ind w:firstLine="0"/>
+        <w:rPr>
+          <w:rFonts w:hint="eastAsia" w:ascii="DengXian" w:hAnsi="DengXian" w:eastAsia="DengXian" w:cs="DengXian"/>
+        </w:rPr>
+      </w:pPr>
+      <w:r>
+        <w:rPr>
+          <w:rFonts w:hint="eastAsia" w:ascii="DengXian" w:hAnsi="DengXian" w:eastAsia="DengXian" w:cs="DengXian"/>
+        </w:rPr>
+        <w:t>前四个是身体关系：贴合，服装表面与身体接触、几乎不留空隙；离体，服装脱离体表，在身体与外轮廓之间留出空间；支撑，由内部衬垫、骨架或多层结构撑起体积，不随重力塌落；垂坠，面料顺重力自然下垂形成的形状。</w:t>
+      </w:r>
+    </w:p>
+    <w:p>
+      <w:pPr>
+        <w:pStyle w:val="164"/>
+        <w:ind w:firstLine="0"/>
+        <w:rPr>
+          <w:rFonts w:hint="eastAsia" w:ascii="DengXian" w:hAnsi="DengXian" w:eastAsia="DengXian" w:cs="DengXian"/>
+        </w:rPr>
+      </w:pPr>
+      <w:r>
+        <w:rPr>
+          <w:rFonts w:hint="eastAsia" w:ascii="DengXian" w:hAnsi="DengXian" w:eastAsia="DengXian" w:cs="DengXian"/>
+        </w:rPr>
+        <w:t>中间几个是造型量：廓形是外轮廓形状——记住它是分析的起点，不是结论；省道是收去平面布料的多余量使其贴合曲面；褶量是褶裥或展开量增加的余量；松量是成衣尺寸大于人体尺寸的差值，它决定活动余地。</w:t>
+      </w:r>
+    </w:p>
+    <w:p>
+      <w:pPr>
+        <w:pStyle w:val="164"/>
+        <w:ind w:firstLine="0"/>
+        <w:rPr>
+          <w:rFonts w:hint="eastAsia" w:ascii="DengXian" w:hAnsi="DengXian" w:eastAsia="DengXian" w:cs="DengXian"/>
+        </w:rPr>
+      </w:pPr>
+      <w:r>
+        <w:rPr>
+          <w:rFonts w:hint="eastAsia" w:ascii="DengXian" w:hAnsi="DengXian" w:eastAsia="DengXian" w:cs="DengXian"/>
+        </w:rPr>
+        <w:t>最后是工艺与验证：斜裁、门襟与袖窿、白坯布与 1:2 纸样。厘米数只有在白坯布或半比例纸样上才成立——在效果图上写厘米没有意义。</w:t>
+      </w:r>
+    </w:p>
+    <w:p>
+      <w:pPr>
+        <w:pStyle w:val="164"/>
+        <w:ind w:firstLine="0"/>
+        <w:rPr>
+          <w:rFonts w:hint="eastAsia" w:ascii="DengXian" w:hAnsi="DengXian" w:eastAsia="DengXian" w:cs="DengXian"/>
+        </w:rPr>
+      </w:pPr>
+      <w:r>
+        <w:rPr>
+          <w:rFonts w:hint="eastAsia" w:ascii="DengXian" w:hAnsi="DengXian" w:eastAsia="DengXian" w:cs="DengXian"/>
+        </w:rPr>
+        <w:t>用法是硬性的：原理卡 B 栏至少出现三个上列词。凡是把这些词删掉、句子还照样成立的，那句话就还停留在标签。</w:t>
+      </w:r>
+    </w:p>
+    <w:p>
+      <w:pPr>
+        <w:ind w:firstLine="0"/>
+        <w:rPr>
+          <w:rFonts w:hint="eastAsia" w:ascii="DengXian" w:hAnsi="DengXian" w:eastAsia="DengXian" w:cs="DengXian"/>
+        </w:rPr>
+      </w:pPr>
+      <w:r>
+        <w:rPr>
+          <w:rFonts w:hint="eastAsia" w:ascii="DengXian" w:hAnsi="DengXian" w:eastAsia="DengXian" w:cs="DengXian"/>
+        </w:rPr>
+        <w:t>【互动与应答预案】</w:t>
+      </w:r>
+    </w:p>
+    <w:p>
+      <w:pPr>
+        <w:ind w:firstLine="0"/>
+        <w:rPr>
+          <w:rFonts w:hint="eastAsia" w:ascii="DengXian" w:hAnsi="DengXian" w:eastAsia="DengXian" w:cs="DengXian"/>
+        </w:rPr>
+      </w:pPr>
+      <w:r>
+        <w:rPr>
+          <w:rFonts w:hint="eastAsia" w:ascii="DengXian" w:hAnsi="DengXian" w:eastAsia="DengXian" w:cs="DengXian"/>
+        </w:rPr>
+        <w:t>• 让一位学生说一句自己常用的形容词，当场换成上表里的词。换不出来的，正是这一页要解决的问题。</w:t>
+      </w:r>
+    </w:p>
+    <w:p>
+      <w:pPr>
+        <w:ind w:firstLine="0"/>
+        <w:rPr>
+          <w:rFonts w:hint="eastAsia" w:ascii="DengXian" w:hAnsi="DengXian" w:eastAsia="DengXian" w:cs="DengXian"/>
+        </w:rPr>
+      </w:pPr>
+      <w:r>
+        <w:rPr>
+          <w:rFonts w:hint="eastAsia" w:ascii="DengXian" w:hAnsi="DengXian" w:eastAsia="DengXian" w:cs="DengXian"/>
+        </w:rPr>
+        <w:t>【转场语】 词有了，接下来看命题怎么写才算可执行。</w:t>
+      </w:r>
+    </w:p>
+    <w:p>
+      <w:pPr>
+        <w:pStyle w:val="166"/>
         <w:pageBreakBefore/>
         <w:rPr>
           <w:rFonts w:hint="eastAsia" w:ascii="DengXian" w:hAnsi="DengXian" w:eastAsia="DengXian" w:cs="DengXian"/>
@@ -10373,7 +10783,7 @@
           <w:color w:val="047857"/>
           <w:sz w:val="33"/>
         </w:rPr>
-        <w:t>补充 30｜今天要建立四种基础能力</w:t>
+        <w:t>补充 32｜今天要建立四种基础能力</w:t>
       </w:r>
     </w:p>
     <w:p>
@@ -10538,7 +10948,7 @@
           <w:color w:val="047857"/>
           <w:sz w:val="33"/>
         </w:rPr>
-        <w:t>补充 31｜“为高端女性设计”仍不是可以执行的设计命题</w:t>
+        <w:t>补充 33｜“为高端女性设计”仍不是可以执行的设计命题</w:t>
       </w:r>
     </w:p>
     <w:p>
@@ -10784,7 +11194,7 @@
           <w:color w:val="047857"/>
           <w:sz w:val="33"/>
         </w:rPr>
-        <w:t>补充 32｜设计师不是单独“出图”的人，而是组织判断与协作的人</w:t>
+        <w:t>补充 34｜设计师不是单独“出图”的人，而是组织判断与协作的人</w:t>
       </w:r>
     </w:p>
     <w:p>
@@ -10956,7 +11366,7 @@
           <w:color w:val="047857"/>
           <w:sz w:val="33"/>
         </w:rPr>
-        <w:t>补充 33｜20世纪女装不是直线进步，而是身体规则不断改写</w:t>
+        <w:t>补充 35｜20世纪女装不是直线进步，而是身体规则不断改写</w:t>
       </w:r>
     </w:p>
     <w:p>
@@ -11136,7 +11546,7 @@
           <w:color w:val="047857"/>
           <w:sz w:val="33"/>
         </w:rPr>
-        <w:t>补充 34｜从“风格长什么样”转向“什么条件让它出现”</w:t>
+        <w:t>补充 36｜从“风格长什么样”转向“什么条件让它出现”</w:t>
       </w:r>
     </w:p>
     <w:p>
@@ -11316,7 +11726,7 @@
           <w:color w:val="047857"/>
           <w:sz w:val="33"/>
         </w:rPr>
-        <w:t>补充 35｜同一种“女性化”在不同资源与权力条件下会改变含义</w:t>
+        <w:t>补充 37｜同一种“女性化”在不同资源与权力条件下会改变含义</w:t>
       </w:r>
     </w:p>
     <w:p>
@@ -11496,7 +11906,7 @@
           <w:color w:val="047857"/>
           <w:sz w:val="33"/>
         </w:rPr>
-        <w:t>补充 36｜可持续不是“绿色图案”，而是限制设计选择的系统条件</w:t>
+        <w:t>补充 38｜可持续不是“绿色图案”，而是限制设计选择的系统条件</w:t>
       </w:r>
     </w:p>
     <w:p>
@@ -11710,7 +12120,7 @@
           <w:color w:val="047857"/>
           <w:sz w:val="33"/>
         </w:rPr>
-        <w:t>补充 37｜中西着装触点要进入产品结构，而不是停留在符号拼贴</w:t>
+        <w:t>补充 39｜中西着装触点要进入产品结构，而不是停留在符号拼贴</w:t>
       </w:r>
     </w:p>
     <w:p>
@@ -11926,7 +12336,7 @@
           <w:color w:val="047857"/>
           <w:sz w:val="33"/>
         </w:rPr>
-        <w:t>补充 38｜Hodakova × Torisheju：来源必须真正改变结构</w:t>
+        <w:t>补充 40｜Hodakova × Torisheju：来源必须真正改变结构</w:t>
       </w:r>
     </w:p>
     <w:p>
@@ -12106,7 +12516,7 @@
           <w:color w:val="047857"/>
           <w:sz w:val="33"/>
         </w:rPr>
-        <w:t>补充 39｜设计师原理卡必须包含五栏</w:t>
+        <w:t>补充 41｜设计师原理卡必须包含五栏</w:t>
       </w:r>
     </w:p>
     <w:p>
@@ -12304,6 +12714,181 @@
     <w:p>
       <w:pPr>
         <w:pStyle w:val="166"/>
+        <w:ind w:firstLine="0"/>
+        <w:rPr>
+          <w:rFonts w:hint="eastAsia" w:ascii="DengXian" w:hAnsi="DengXian" w:eastAsia="DengXian" w:cs="DengXian"/>
+        </w:rPr>
+      </w:pPr>
+      <w:r>
+        <w:rPr>
+          <w:rFonts w:hint="eastAsia" w:ascii="DengXian" w:hAnsi="DengXian" w:eastAsia="DengXian" w:cs="DengXian"/>
+        </w:rPr>
+        <w:t>补充 42｜AI 用了什么、错在哪、你改了什么——六个字段必须留痕</w:t>
+      </w:r>
+    </w:p>
+    <w:p>
+      <w:pPr>
+        <w:pStyle w:val="167"/>
+        <w:ind w:firstLine="0"/>
+        <w:rPr>
+          <w:rFonts w:hint="eastAsia" w:ascii="DengXian" w:hAnsi="DengXian" w:eastAsia="DengXian" w:cs="DengXian"/>
+        </w:rPr>
+      </w:pPr>
+      <w:r>
+        <w:rPr>
+          <w:rFonts w:hint="eastAsia" w:ascii="DengXian" w:hAnsi="DengXian" w:eastAsia="DengXian" w:cs="DengXian"/>
+        </w:rPr>
+        <w:t>建议时间：2分钟（补充页，可课后查阅）　｜　课堂功能：把 AI 使用变成可追溯的记录</w:t>
+      </w:r>
+    </w:p>
+    <w:p>
+      <w:pPr>
+        <w:ind w:firstLine="0"/>
+        <w:rPr>
+          <w:rFonts w:hint="eastAsia" w:ascii="DengXian" w:hAnsi="DengXian" w:eastAsia="DengXian" w:cs="DengXian"/>
+        </w:rPr>
+      </w:pPr>
+      <w:r>
+        <w:rPr>
+          <w:rFonts w:hint="eastAsia" w:ascii="DengXian" w:hAnsi="DengXian" w:eastAsia="DengXian" w:cs="DengXian"/>
+        </w:rPr>
+        <w:t>【教师动作｜不发言】 只强调第 05、06 两栏，前四栏让学生自己看。说到“计 0 分”时停一下。</w:t>
+      </w:r>
+    </w:p>
+    <w:p>
+      <w:pPr>
+        <w:ind w:firstLine="0"/>
+        <w:rPr>
+          <w:rFonts w:hint="eastAsia" w:ascii="DengXian" w:hAnsi="DengXian" w:eastAsia="DengXian" w:cs="DengXian"/>
+        </w:rPr>
+      </w:pPr>
+      <w:r>
+        <w:rPr>
+          <w:rFonts w:hint="eastAsia" w:ascii="DengXian" w:hAnsi="DengXian" w:eastAsia="DengXian" w:cs="DengXian"/>
+        </w:rPr>
+        <w:t>【教师讲稿｜可直接发言】</w:t>
+      </w:r>
+    </w:p>
+    <w:p>
+      <w:pPr>
+        <w:pStyle w:val="164"/>
+        <w:ind w:firstLine="0"/>
+        <w:rPr>
+          <w:rFonts w:hint="eastAsia" w:ascii="DengXian" w:hAnsi="DengXian" w:eastAsia="DengXian" w:cs="DengXian"/>
+        </w:rPr>
+      </w:pPr>
+      <w:r>
+        <w:rPr>
+          <w:rFonts w:hint="eastAsia" w:ascii="DengXian" w:hAnsi="DengXian" w:eastAsia="DengXian" w:cs="DengXian"/>
+        </w:rPr>
+        <w:t>工具可以用，但过程必须可追溯。每一次 AI 介入填一行，六栏缺一不可。</w:t>
+      </w:r>
+    </w:p>
+    <w:p>
+      <w:pPr>
+        <w:pStyle w:val="164"/>
+        <w:ind w:firstLine="0"/>
+        <w:rPr>
+          <w:rFonts w:hint="eastAsia" w:ascii="DengXian" w:hAnsi="DengXian" w:eastAsia="DengXian" w:cs="DengXian"/>
+        </w:rPr>
+      </w:pPr>
+      <w:r>
+        <w:rPr>
+          <w:rFonts w:hint="eastAsia" w:ascii="DengXian" w:hAnsi="DengXian" w:eastAsia="DengXian" w:cs="DengXian"/>
+        </w:rPr>
+        <w:t>前四栏是事实：日期与第几次尝试；工具与版本——写“某模型 2026-03 版”，不要只写“AI”两个字；完整提示词，原样粘贴，不得事后美化，追问也要一并留下；AI 原始回答，截图或原文，保留错误，不删不改。</w:t>
+      </w:r>
+    </w:p>
+    <w:p>
+      <w:pPr>
+        <w:pStyle w:val="164"/>
+        <w:ind w:firstLine="0"/>
+        <w:rPr>
+          <w:rFonts w:hint="eastAsia" w:ascii="DengXian" w:hAnsi="DengXian" w:eastAsia="DengXian" w:cs="DengXian"/>
+        </w:rPr>
+      </w:pPr>
+      <w:r>
+        <w:rPr>
+          <w:rFonts w:hint="eastAsia" w:ascii="DengXian" w:hAnsi="DengXian" w:eastAsia="DengXian" w:cs="DengXian"/>
+        </w:rPr>
+        <w:t>第 05 栏是判断：把你认定为错误的句子逐句摘出来，并写明错在哪——是空泛、误读、结构猜测，还是证据虚构。这四类要分清，因为它们的改法不一样。</w:t>
+      </w:r>
+    </w:p>
+    <w:p>
+      <w:pPr>
+        <w:pStyle w:val="164"/>
+        <w:ind w:firstLine="0"/>
+        <w:rPr>
+          <w:rFonts w:hint="eastAsia" w:ascii="DengXian" w:hAnsi="DengXian" w:eastAsia="DengXian" w:cs="DengXian"/>
+        </w:rPr>
+      </w:pPr>
+      <w:r>
+        <w:rPr>
+          <w:rFonts w:hint="eastAsia" w:ascii="DengXian" w:hAnsi="DengXian" w:eastAsia="DengXian" w:cs="DengXian"/>
+        </w:rPr>
+        <w:t>第 06 栏是动作：把每一句改成可观察、可绘制、可试穿的条件，并写出依据的图像或实物证据。改写不写理由，等于没改。</w:t>
+      </w:r>
+    </w:p>
+    <w:p>
+      <w:pPr>
+        <w:pStyle w:val="164"/>
+        <w:ind w:firstLine="0"/>
+        <w:rPr>
+          <w:rFonts w:hint="eastAsia" w:ascii="DengXian" w:hAnsi="DengXian" w:eastAsia="DengXian" w:cs="DengXian"/>
+        </w:rPr>
+      </w:pPr>
+      <w:r>
+        <w:rPr>
+          <w:rFonts w:hint="eastAsia" w:ascii="DengXian" w:hAnsi="DengXian" w:eastAsia="DengXian" w:cs="DengXian"/>
+        </w:rPr>
+        <w:t>这张表随 A3 原理板一并提交，在同一个 PDF 里。缺表或六栏不全，原理卡 E 栏——风险与验证——计 0 分。这不是形式要求：E 栏本来问的就是“你怎么知道自己没错”，而这张表就是答案。</w:t>
+      </w:r>
+    </w:p>
+    <w:p>
+      <w:pPr>
+        <w:ind w:firstLine="0"/>
+        <w:rPr>
+          <w:rFonts w:hint="eastAsia" w:ascii="DengXian" w:hAnsi="DengXian" w:eastAsia="DengXian" w:cs="DengXian"/>
+        </w:rPr>
+      </w:pPr>
+      <w:r>
+        <w:rPr>
+          <w:rFonts w:hint="eastAsia" w:ascii="DengXian" w:hAnsi="DengXian" w:eastAsia="DengXian" w:cs="DengXian"/>
+        </w:rPr>
+        <w:t>【互动与应答预案】</w:t>
+      </w:r>
+    </w:p>
+    <w:p>
+      <w:pPr>
+        <w:ind w:firstLine="0"/>
+        <w:rPr>
+          <w:rFonts w:hint="eastAsia" w:ascii="DengXian" w:hAnsi="DengXian" w:eastAsia="DengXian" w:cs="DengXian"/>
+        </w:rPr>
+      </w:pPr>
+      <w:r>
+        <w:rPr>
+          <w:rFonts w:hint="eastAsia" w:ascii="DengXian" w:hAnsi="DengXian" w:eastAsia="DengXian" w:cs="DengXian"/>
+        </w:rPr>
+        <w:t>• 问一句“如果 AI 说‘这个廓形很有建筑感’，属于第 05 栏的哪一类错误？”——答案是空泛。</w:t>
+      </w:r>
+    </w:p>
+    <w:p>
+      <w:pPr>
+        <w:ind w:firstLine="0"/>
+        <w:rPr>
+          <w:rFonts w:hint="eastAsia" w:ascii="DengXian" w:hAnsi="DengXian" w:eastAsia="DengXian" w:cs="DengXian"/>
+        </w:rPr>
+      </w:pPr>
+      <w:r>
+        <w:rPr>
+          <w:rFonts w:hint="eastAsia" w:ascii="DengXian" w:hAnsi="DengXian" w:eastAsia="DengXian" w:cs="DengXian"/>
+        </w:rPr>
+        <w:t>【转场语】 记录表之外，还要检查生成图能不能成为服装。</w:t>
+      </w:r>
+    </w:p>
+    <w:p>
+      <w:pPr>
+        <w:pStyle w:val="166"/>
         <w:pageBreakBefore/>
         <w:rPr>
           <w:rFonts w:hint="eastAsia" w:ascii="DengXian" w:hAnsi="DengXian" w:eastAsia="DengXian" w:cs="DengXian"/>
@@ -12316,7 +12901,7 @@
           <w:color w:val="047857"/>
           <w:sz w:val="33"/>
         </w:rPr>
-        <w:t>补充 40｜A0—A5：AI必须进入判断链，而不是替代作业</w:t>
+        <w:t>补充 43｜A0—A5：AI必须进入判断链，而不是替代作业</w:t>
       </w:r>
     </w:p>
     <w:p>
@@ -12481,7 +13066,7 @@
           <w:color w:val="047857"/>
           <w:sz w:val="33"/>
         </w:rPr>
-        <w:t>补充 41｜除了审美语言，还要检查生成图能否成为服装</w:t>
+        <w:t>补充 44｜除了审美语言，还要检查生成图能否成为服装</w:t>
       </w:r>
     </w:p>
     <w:p>

--- a/docs/jiangao/《女装设计III》第01周_中国大陆课堂完整讲稿_中文.docx
+++ b/docs/jiangao/《女装设计III》第01周_中国大陆课堂完整讲稿_中文.docx
@@ -35,7 +35,7 @@
           <w:color w:val="151515"/>
           <w:sz w:val="60"/>
         </w:rPr>
-        <w:t>第01周完整课堂讲稿</w:t>
+        <w:t>第01周完整课堂讲稿（学生版）</w:t>
       </w:r>
     </w:p>
     <w:p>
@@ -1357,91 +1357,6 @@
         <w:t>所以今天的主线是四个词：历史成因、形式原理、当代立场、证据分析。到下课时，每个人都要能用一句清楚的话说明自己的初步审美立场，而不是只说“我喜欢这个设计师”。</w:t>
       </w:r>
     </w:p>
-    <w:p>
-      <w:pPr>
-        <w:spacing w:after="60"/>
-        <w:rPr>
-          <w:rFonts w:hint="eastAsia" w:ascii="DengXian" w:hAnsi="DengXian" w:eastAsia="DengXian" w:cs="DengXian"/>
-        </w:rPr>
-      </w:pPr>
-      <w:r>
-        <w:rPr>
-          <w:rFonts w:hint="eastAsia" w:ascii="DengXian" w:hAnsi="DengXian" w:eastAsia="DengXian" w:cs="DengXian"/>
-          <w:b/>
-          <w:color w:val="D61F45"/>
-          <w:sz w:val="21"/>
-        </w:rPr>
-        <w:t>【互动与应答预案】</w:t>
-      </w:r>
-    </w:p>
-    <w:p>
-      <w:pPr>
-        <w:pStyle w:val="165"/>
-        <w:ind w:left="340" w:hanging="170"/>
-        <w:rPr>
-          <w:rFonts w:hint="eastAsia" w:ascii="DengXian" w:hAnsi="DengXian" w:eastAsia="DengXian" w:cs="DengXian"/>
-        </w:rPr>
-      </w:pPr>
-      <w:r>
-        <w:rPr>
-          <w:rFonts w:hint="eastAsia" w:ascii="DengXian" w:hAnsi="DengXian" w:eastAsia="DengXian" w:cs="DengXian"/>
-          <w:color w:val="151515"/>
-          <w:sz w:val="20"/>
-        </w:rPr>
-        <w:t>• 提问：“请用一个名词说出你最先看见的内容。不要用‘漂亮、特别、高级’。”</w:t>
-      </w:r>
-    </w:p>
-    <w:p>
-      <w:pPr>
-        <w:pStyle w:val="165"/>
-        <w:ind w:left="340" w:hanging="170"/>
-        <w:rPr>
-          <w:rFonts w:hint="eastAsia" w:ascii="DengXian" w:hAnsi="DengXian" w:eastAsia="DengXian" w:cs="DengXian"/>
-        </w:rPr>
-      </w:pPr>
-      <w:r>
-        <w:rPr>
-          <w:rFonts w:hint="eastAsia" w:ascii="DengXian" w:hAnsi="DengXian" w:eastAsia="DengXian" w:cs="DengXian"/>
-          <w:color w:val="151515"/>
-          <w:sz w:val="20"/>
-        </w:rPr>
-        <w:t>• 若学生回答“颜色”，追问：“具体是什么色彩关系？是低明度、同类色，还是强对比？请指给大家看。”</w:t>
-      </w:r>
-    </w:p>
-    <w:p>
-      <w:pPr>
-        <w:pStyle w:val="165"/>
-        <w:ind w:left="340" w:hanging="170"/>
-        <w:rPr>
-          <w:rFonts w:hint="eastAsia" w:ascii="DengXian" w:hAnsi="DengXian" w:eastAsia="DengXian" w:cs="DengXian"/>
-        </w:rPr>
-      </w:pPr>
-      <w:r>
-        <w:rPr>
-          <w:rFonts w:hint="eastAsia" w:ascii="DengXian" w:hAnsi="DengXian" w:eastAsia="DengXian" w:cs="DengXian"/>
-          <w:color w:val="151515"/>
-          <w:sz w:val="20"/>
-        </w:rPr>
-        <w:t>• 若学生回答“廓形”，回应：“很好。再具体一点：体积在肩、腰、胯还是下摆？它靠近身体还是离开身体？”</w:t>
-      </w:r>
-    </w:p>
-    <w:p>
-      <w:pPr>
-        <w:pStyle w:val="165"/>
-        <w:ind w:left="340" w:hanging="170"/>
-        <w:rPr>
-          <w:rFonts w:hint="eastAsia" w:ascii="DengXian" w:hAnsi="DengXian" w:eastAsia="DengXian" w:cs="DengXian"/>
-        </w:rPr>
-      </w:pPr>
-      <w:r>
-        <w:rPr>
-          <w:rFonts w:hint="eastAsia" w:ascii="DengXian" w:hAnsi="DengXian" w:eastAsia="DengXian" w:cs="DengXian"/>
-          <w:color w:val="151515"/>
-          <w:sz w:val="20"/>
-        </w:rPr>
-        <w:t>• 若无人回答，教师说：“我们先从最容易观察的地方开始：请看肩线和下摆。两者的宽度关系有没有重复？”</w:t>
-      </w:r>
-    </w:p>
     <w:tbl>
       <w:tblPr>
         <w:tblStyle w:val="32"/>
@@ -1690,57 +1605,6 @@
         <w:t>今天最低要带走三项成果：一条有证据的审美立场句；一张历史成因卡；一个下周可以用平面图和立体实验验证的具体问题。</w:t>
       </w:r>
     </w:p>
-    <w:p>
-      <w:pPr>
-        <w:spacing w:after="60"/>
-        <w:rPr>
-          <w:rFonts w:hint="eastAsia" w:ascii="DengXian" w:hAnsi="DengXian" w:eastAsia="DengXian" w:cs="DengXian"/>
-        </w:rPr>
-      </w:pPr>
-      <w:r>
-        <w:rPr>
-          <w:rFonts w:hint="eastAsia" w:ascii="DengXian" w:hAnsi="DengXian" w:eastAsia="DengXian" w:cs="DengXian"/>
-          <w:b/>
-          <w:color w:val="D61F45"/>
-          <w:sz w:val="21"/>
-        </w:rPr>
-        <w:t>【互动与应答预案】</w:t>
-      </w:r>
-    </w:p>
-    <w:p>
-      <w:pPr>
-        <w:pStyle w:val="165"/>
-        <w:ind w:left="340" w:hanging="170"/>
-        <w:rPr>
-          <w:rFonts w:hint="eastAsia" w:ascii="DengXian" w:hAnsi="DengXian" w:eastAsia="DengXian" w:cs="DengXian"/>
-        </w:rPr>
-      </w:pPr>
-      <w:r>
-        <w:rPr>
-          <w:rFonts w:hint="eastAsia" w:ascii="DengXian" w:hAnsi="DengXian" w:eastAsia="DengXian" w:cs="DengXian"/>
-          <w:color w:val="151515"/>
-          <w:sz w:val="20"/>
-        </w:rPr>
-        <w:t>• 提问：“你们过去做课程作业时，最容易断在哪一步？是灵感到草图，草图到结构，还是结构到成衣？”</w:t>
-      </w:r>
-    </w:p>
-    <w:p>
-      <w:pPr>
-        <w:pStyle w:val="165"/>
-        <w:ind w:left="340" w:hanging="170"/>
-        <w:rPr>
-          <w:rFonts w:hint="eastAsia" w:ascii="DengXian" w:hAnsi="DengXian" w:eastAsia="DengXian" w:cs="DengXian"/>
-        </w:rPr>
-      </w:pPr>
-      <w:r>
-        <w:rPr>
-          <w:rFonts w:hint="eastAsia" w:ascii="DengXian" w:hAnsi="DengXian" w:eastAsia="DengXian" w:cs="DengXian"/>
-          <w:color w:val="151515"/>
-          <w:sz w:val="20"/>
-        </w:rPr>
-        <w:t>• 若学生回答“草图到结构”，回应：“这正是本课程反复要求证据链的原因。漂亮的图必须继续回答如何裁、如何撑、如何动。”</w:t>
-      </w:r>
-    </w:p>
     <w:tbl>
       <w:tblPr>
         <w:tblStyle w:val="32"/>
@@ -2004,74 +1868,6 @@
         <w:t>所以本课程的顺序始终是：先判断，再生成；先理解服装，再使用AI。AI可以成为第二视角，但不能成为责任主体。</w:t>
       </w:r>
     </w:p>
-    <w:p>
-      <w:pPr>
-        <w:spacing w:after="60"/>
-        <w:rPr>
-          <w:rFonts w:hint="eastAsia" w:ascii="DengXian" w:hAnsi="DengXian" w:eastAsia="DengXian" w:cs="DengXian"/>
-        </w:rPr>
-      </w:pPr>
-      <w:r>
-        <w:rPr>
-          <w:rFonts w:hint="eastAsia" w:ascii="DengXian" w:hAnsi="DengXian" w:eastAsia="DengXian" w:cs="DengXian"/>
-          <w:b/>
-          <w:color w:val="D61F45"/>
-          <w:sz w:val="21"/>
-        </w:rPr>
-        <w:t>【互动与应答预案】</w:t>
-      </w:r>
-    </w:p>
-    <w:p>
-      <w:pPr>
-        <w:pStyle w:val="165"/>
-        <w:ind w:left="340" w:hanging="170"/>
-        <w:rPr>
-          <w:rFonts w:hint="eastAsia" w:ascii="DengXian" w:hAnsi="DengXian" w:eastAsia="DengXian" w:cs="DengXian"/>
-        </w:rPr>
-      </w:pPr>
-      <w:r>
-        <w:rPr>
-          <w:rFonts w:hint="eastAsia" w:ascii="DengXian" w:hAnsi="DengXian" w:eastAsia="DengXian" w:cs="DengXian"/>
-          <w:color w:val="151515"/>
-          <w:sz w:val="20"/>
-        </w:rPr>
-        <w:t>• 提问：“一张AI图如果袖子非常漂亮，但袖窿关系无法缝合，它是设计成果，还是视觉参考？”</w:t>
-      </w:r>
-    </w:p>
-    <w:p>
-      <w:pPr>
-        <w:pStyle w:val="165"/>
-        <w:ind w:left="340" w:hanging="170"/>
-        <w:rPr>
-          <w:rFonts w:hint="eastAsia" w:ascii="DengXian" w:hAnsi="DengXian" w:eastAsia="DengXian" w:cs="DengXian"/>
-        </w:rPr>
-      </w:pPr>
-      <w:r>
-        <w:rPr>
-          <w:rFonts w:hint="eastAsia" w:ascii="DengXian" w:hAnsi="DengXian" w:eastAsia="DengXian" w:cs="DengXian"/>
-          <w:color w:val="151515"/>
-          <w:sz w:val="20"/>
-        </w:rPr>
-        <w:t>• 标准回应：“它可以是视觉参考，但还不是可成立的服装设计。必须继续进入结构分析和物理验证。”</w:t>
-      </w:r>
-    </w:p>
-    <w:p>
-      <w:pPr>
-        <w:pStyle w:val="165"/>
-        <w:ind w:left="340" w:hanging="170"/>
-        <w:rPr>
-          <w:rFonts w:hint="eastAsia" w:ascii="DengXian" w:hAnsi="DengXian" w:eastAsia="DengXian" w:cs="DengXian"/>
-        </w:rPr>
-      </w:pPr>
-      <w:r>
-        <w:rPr>
-          <w:rFonts w:hint="eastAsia" w:ascii="DengXian" w:hAnsi="DengXian" w:eastAsia="DengXian" w:cs="DengXian"/>
-          <w:color w:val="151515"/>
-          <w:sz w:val="20"/>
-        </w:rPr>
-        <w:t>• 若学生说“以后AI会自动解决”，回应：“即使工具能力提高，设计者仍要定义目标、判断结果并承担后果。工具更强，反而要求判断更清楚。”</w:t>
-      </w:r>
-    </w:p>
     <w:tbl>
       <w:tblPr>
         <w:tblStyle w:val="32"/>
@@ -2335,91 +2131,6 @@
         <w:t>请记住：A不是错误。视觉表达当然重要。但是只有当A进入B，并且B通过C验证，作品才从“好看的图”变成能被解释、被检验的设计。我们也不要把这个项目理解成对特殊人群的同情，它讨论的是使用者的自主性和具体的结构问题。</w:t>
       </w:r>
     </w:p>
-    <w:p>
-      <w:pPr>
-        <w:spacing w:after="60"/>
-        <w:rPr>
-          <w:rFonts w:hint="eastAsia" w:ascii="DengXian" w:hAnsi="DengXian" w:eastAsia="DengXian" w:cs="DengXian"/>
-        </w:rPr>
-      </w:pPr>
-      <w:r>
-        <w:rPr>
-          <w:rFonts w:hint="eastAsia" w:ascii="DengXian" w:hAnsi="DengXian" w:eastAsia="DengXian" w:cs="DengXian"/>
-          <w:b/>
-          <w:color w:val="D61F45"/>
-          <w:sz w:val="21"/>
-        </w:rPr>
-        <w:t>【互动与应答预案】</w:t>
-      </w:r>
-    </w:p>
-    <w:p>
-      <w:pPr>
-        <w:pStyle w:val="165"/>
-        <w:ind w:left="340" w:hanging="170"/>
-        <w:rPr>
-          <w:rFonts w:hint="eastAsia" w:ascii="DengXian" w:hAnsi="DengXian" w:eastAsia="DengXian" w:cs="DengXian"/>
-        </w:rPr>
-      </w:pPr>
-      <w:r>
-        <w:rPr>
-          <w:rFonts w:hint="eastAsia" w:ascii="DengXian" w:hAnsi="DengXian" w:eastAsia="DengXian" w:cs="DengXian"/>
-          <w:color w:val="151515"/>
-          <w:sz w:val="20"/>
-        </w:rPr>
-        <w:t>• 提问：“这个项目最核心的设计动作是什么？”</w:t>
-      </w:r>
-    </w:p>
-    <w:p>
-      <w:pPr>
-        <w:pStyle w:val="165"/>
-        <w:ind w:left="340" w:hanging="170"/>
-        <w:rPr>
-          <w:rFonts w:hint="eastAsia" w:ascii="DengXian" w:hAnsi="DengXian" w:eastAsia="DengXian" w:cs="DengXian"/>
-        </w:rPr>
-      </w:pPr>
-      <w:r>
-        <w:rPr>
-          <w:rFonts w:hint="eastAsia" w:ascii="DengXian" w:hAnsi="DengXian" w:eastAsia="DengXian" w:cs="DengXian"/>
-          <w:color w:val="151515"/>
-          <w:sz w:val="20"/>
-        </w:rPr>
-        <w:t>• 若学生回答“为轮椅使用者设计”，追问：“这是对象，不是动作。具体结构动作是什么？”</w:t>
-      </w:r>
-    </w:p>
-    <w:p>
-      <w:pPr>
-        <w:pStyle w:val="165"/>
-        <w:ind w:left="340" w:hanging="170"/>
-        <w:rPr>
-          <w:rFonts w:hint="eastAsia" w:ascii="DengXian" w:hAnsi="DengXian" w:eastAsia="DengXian" w:cs="DengXian"/>
-        </w:rPr>
-      </w:pPr>
-      <w:r>
-        <w:rPr>
-          <w:rFonts w:hint="eastAsia" w:ascii="DengXian" w:hAnsi="DengXian" w:eastAsia="DengXian" w:cs="DengXian"/>
-          <w:color w:val="151515"/>
-          <w:sz w:val="20"/>
-        </w:rPr>
-        <w:t>• 引导答案：“改变穿着路径；重新安排开口、接缝、压力点和材料条件。”</w:t>
-      </w:r>
-    </w:p>
-    <w:p>
-      <w:pPr>
-        <w:pStyle w:val="165"/>
-        <w:ind w:left="340" w:hanging="170"/>
-        <w:rPr>
-          <w:rFonts w:hint="eastAsia" w:ascii="DengXian" w:hAnsi="DengXian" w:eastAsia="DengXian" w:cs="DengXian"/>
-        </w:rPr>
-      </w:pPr>
-      <w:r>
-        <w:rPr>
-          <w:rFonts w:hint="eastAsia" w:ascii="DengXian" w:hAnsi="DengXian" w:eastAsia="DengXian" w:cs="DengXian"/>
-          <w:color w:val="151515"/>
-          <w:sz w:val="20"/>
-        </w:rPr>
-        <w:t>• 提问：“如果只看最终照片，我们能不能证明坐姿舒适？”教师回应：“不能。照片最多提供视觉线索，舒适度必须通过穿着和材料测试验证。”</w:t>
-      </w:r>
-    </w:p>
     <w:tbl>
       <w:tblPr>
         <w:tblStyle w:val="32"/>
@@ -2916,74 +2627,6 @@
         <w:t>这里的“女性”也不能被理解成一种固定身体或固定性格。我们讨论的是不同身体、年龄、职业、行动方式和社会角色所形成的真实差异。</w:t>
       </w:r>
     </w:p>
-    <w:p>
-      <w:pPr>
-        <w:spacing w:after="60"/>
-        <w:rPr>
-          <w:rFonts w:hint="eastAsia" w:ascii="DengXian" w:hAnsi="DengXian" w:eastAsia="DengXian" w:cs="DengXian"/>
-        </w:rPr>
-      </w:pPr>
-      <w:r>
-        <w:rPr>
-          <w:rFonts w:hint="eastAsia" w:ascii="DengXian" w:hAnsi="DengXian" w:eastAsia="DengXian" w:cs="DengXian"/>
-          <w:b/>
-          <w:color w:val="D61F45"/>
-          <w:sz w:val="21"/>
-        </w:rPr>
-        <w:t>【互动与应答预案】</w:t>
-      </w:r>
-    </w:p>
-    <w:p>
-      <w:pPr>
-        <w:pStyle w:val="165"/>
-        <w:ind w:left="340" w:hanging="170"/>
-        <w:rPr>
-          <w:rFonts w:hint="eastAsia" w:ascii="DengXian" w:hAnsi="DengXian" w:eastAsia="DengXian" w:cs="DengXian"/>
-        </w:rPr>
-      </w:pPr>
-      <w:r>
-        <w:rPr>
-          <w:rFonts w:hint="eastAsia" w:ascii="DengXian" w:hAnsi="DengXian" w:eastAsia="DengXian" w:cs="DengXian"/>
-          <w:color w:val="151515"/>
-          <w:sz w:val="20"/>
-        </w:rPr>
-        <w:t>• 提问：“一件十年前的防水外套今天仍然可以穿，它是不是服装？是不是时尚？”</w:t>
-      </w:r>
-    </w:p>
-    <w:p>
-      <w:pPr>
-        <w:pStyle w:val="165"/>
-        <w:ind w:left="340" w:hanging="170"/>
-        <w:rPr>
-          <w:rFonts w:hint="eastAsia" w:ascii="DengXian" w:hAnsi="DengXian" w:eastAsia="DengXian" w:cs="DengXian"/>
-        </w:rPr>
-      </w:pPr>
-      <w:r>
-        <w:rPr>
-          <w:rFonts w:hint="eastAsia" w:ascii="DengXian" w:hAnsi="DengXian" w:eastAsia="DengXian" w:cs="DengXian"/>
-          <w:color w:val="151515"/>
-          <w:sz w:val="20"/>
-        </w:rPr>
-        <w:t>• 回应：“它一定是服装；它是否构成今天的时尚，要看当下社会如何重新使用、传播和赋予意义。”</w:t>
-      </w:r>
-    </w:p>
-    <w:p>
-      <w:pPr>
-        <w:pStyle w:val="165"/>
-        <w:ind w:left="340" w:hanging="170"/>
-        <w:rPr>
-          <w:rFonts w:hint="eastAsia" w:ascii="DengXian" w:hAnsi="DengXian" w:eastAsia="DengXian" w:cs="DengXian"/>
-        </w:rPr>
-      </w:pPr>
-      <w:r>
-        <w:rPr>
-          <w:rFonts w:hint="eastAsia" w:ascii="DengXian" w:hAnsi="DengXian" w:eastAsia="DengXian" w:cs="DengXian"/>
-          <w:color w:val="151515"/>
-          <w:sz w:val="20"/>
-        </w:rPr>
-        <w:t>• 提问：“只生成一张礼服效果图，能不能叫完整女装设计？”回应：“还不能。至少要继续回答使用者、结构、材料、制作、穿着和系列关系。”</w:t>
-      </w:r>
-    </w:p>
     <w:tbl>
       <w:tblPr>
         <w:tblStyle w:val="32"/>
@@ -3247,74 +2890,6 @@
         <w:t>一条合格的课堂分析，至少要同时包含“我看见什么”和“它如何形成”。例如：这套造型通过肩部和裙摆的离体体积，建立了身体周围的保护性空间；体积可能由层叠、支撑和硬挺材料共同形成。这里的“可能”还要在后续图纸或材料中验证。</w:t>
       </w:r>
     </w:p>
-    <w:p>
-      <w:pPr>
-        <w:spacing w:after="60"/>
-        <w:rPr>
-          <w:rFonts w:hint="eastAsia" w:ascii="DengXian" w:hAnsi="DengXian" w:eastAsia="DengXian" w:cs="DengXian"/>
-        </w:rPr>
-      </w:pPr>
-      <w:r>
-        <w:rPr>
-          <w:rFonts w:hint="eastAsia" w:ascii="DengXian" w:hAnsi="DengXian" w:eastAsia="DengXian" w:cs="DengXian"/>
-          <w:b/>
-          <w:color w:val="D61F45"/>
-          <w:sz w:val="21"/>
-        </w:rPr>
-        <w:t>【互动与应答预案】</w:t>
-      </w:r>
-    </w:p>
-    <w:p>
-      <w:pPr>
-        <w:pStyle w:val="165"/>
-        <w:ind w:left="340" w:hanging="170"/>
-        <w:rPr>
-          <w:rFonts w:hint="eastAsia" w:ascii="DengXian" w:hAnsi="DengXian" w:eastAsia="DengXian" w:cs="DengXian"/>
-        </w:rPr>
-      </w:pPr>
-      <w:r>
-        <w:rPr>
-          <w:rFonts w:hint="eastAsia" w:ascii="DengXian" w:hAnsi="DengXian" w:eastAsia="DengXian" w:cs="DengXian"/>
-          <w:color w:val="151515"/>
-          <w:sz w:val="20"/>
-        </w:rPr>
-        <w:t>• 请一位同学选择其中一套，只回答“身体”问题。教师追问：“请指明是肩、腰、胯还是下摆发生了变化。”</w:t>
-      </w:r>
-    </w:p>
-    <w:p>
-      <w:pPr>
-        <w:pStyle w:val="165"/>
-        <w:ind w:left="340" w:hanging="170"/>
-        <w:rPr>
-          <w:rFonts w:hint="eastAsia" w:ascii="DengXian" w:hAnsi="DengXian" w:eastAsia="DengXian" w:cs="DengXian"/>
-        </w:rPr>
-      </w:pPr>
-      <w:r>
-        <w:rPr>
-          <w:rFonts w:hint="eastAsia" w:ascii="DengXian" w:hAnsi="DengXian" w:eastAsia="DengXian" w:cs="DengXian"/>
-          <w:color w:val="151515"/>
-          <w:sz w:val="20"/>
-        </w:rPr>
-        <w:t>• 再请一位同学回答“结构”问题。若答案是“很多褶皱”，追问：“褶量从哪里开始？它是向上支撑，还是向下垂坠？”</w:t>
-      </w:r>
-    </w:p>
-    <w:p>
-      <w:pPr>
-        <w:pStyle w:val="165"/>
-        <w:ind w:left="340" w:hanging="170"/>
-        <w:rPr>
-          <w:rFonts w:hint="eastAsia" w:ascii="DengXian" w:hAnsi="DengXian" w:eastAsia="DengXian" w:cs="DengXian"/>
-        </w:rPr>
-      </w:pPr>
-      <w:r>
-        <w:rPr>
-          <w:rFonts w:hint="eastAsia" w:ascii="DengXian" w:hAnsi="DengXian" w:eastAsia="DengXian" w:cs="DengXian"/>
-          <w:color w:val="151515"/>
-          <w:sz w:val="20"/>
-        </w:rPr>
-        <w:t>• 若学生直接说“浪漫、梦幻”，回应：“这是感受。请把感受翻译成看得见的比例、体积、材料或开口。”</w:t>
-      </w:r>
-    </w:p>
     <w:tbl>
       <w:tblPr>
         <w:tblStyle w:val="32"/>
@@ -3578,74 +3153,6 @@
         <w:t>今天开始，课堂上任何人说“高级”，我都会继续问一句：“高级具体表现在哪里？”这不是为难大家，而是在训练可执行的专业语言。</w:t>
       </w:r>
     </w:p>
-    <w:p>
-      <w:pPr>
-        <w:spacing w:after="60"/>
-        <w:rPr>
-          <w:rFonts w:hint="eastAsia" w:ascii="DengXian" w:hAnsi="DengXian" w:eastAsia="DengXian" w:cs="DengXian"/>
-        </w:rPr>
-      </w:pPr>
-      <w:r>
-        <w:rPr>
-          <w:rFonts w:hint="eastAsia" w:ascii="DengXian" w:hAnsi="DengXian" w:eastAsia="DengXian" w:cs="DengXian"/>
-          <w:b/>
-          <w:color w:val="D61F45"/>
-          <w:sz w:val="21"/>
-        </w:rPr>
-        <w:t>【互动与应答预案】</w:t>
-      </w:r>
-    </w:p>
-    <w:p>
-      <w:pPr>
-        <w:pStyle w:val="165"/>
-        <w:ind w:left="340" w:hanging="170"/>
-        <w:rPr>
-          <w:rFonts w:hint="eastAsia" w:ascii="DengXian" w:hAnsi="DengXian" w:eastAsia="DengXian" w:cs="DengXian"/>
-        </w:rPr>
-      </w:pPr>
-      <w:r>
-        <w:rPr>
-          <w:rFonts w:hint="eastAsia" w:ascii="DengXian" w:hAnsi="DengXian" w:eastAsia="DengXian" w:cs="DengXian"/>
-          <w:color w:val="151515"/>
-          <w:sz w:val="20"/>
-        </w:rPr>
-        <w:t>• 现场改写：“这套造型很优雅。”请学生改成可观察句。</w:t>
-      </w:r>
-    </w:p>
-    <w:p>
-      <w:pPr>
-        <w:pStyle w:val="165"/>
-        <w:ind w:left="340" w:hanging="170"/>
-        <w:rPr>
-          <w:rFonts w:hint="eastAsia" w:ascii="DengXian" w:hAnsi="DengXian" w:eastAsia="DengXian" w:cs="DengXian"/>
-        </w:rPr>
-      </w:pPr>
-      <w:r>
-        <w:rPr>
-          <w:rFonts w:hint="eastAsia" w:ascii="DengXian" w:hAnsi="DengXian" w:eastAsia="DengXian" w:cs="DengXian"/>
-          <w:color w:val="151515"/>
-          <w:sz w:val="20"/>
-        </w:rPr>
-        <w:t>• 若学生卡住，教师示范：“纵向连续线条拉长了身体比例；低光泽面料和小面积开口降低了视觉噪音，因此形成克制的整体秩序。”</w:t>
-      </w:r>
-    </w:p>
-    <w:p>
-      <w:pPr>
-        <w:pStyle w:val="165"/>
-        <w:ind w:left="340" w:hanging="170"/>
-        <w:rPr>
-          <w:rFonts w:hint="eastAsia" w:ascii="DengXian" w:hAnsi="DengXian" w:eastAsia="DengXian" w:cs="DengXian"/>
-        </w:rPr>
-      </w:pPr>
-      <w:r>
-        <w:rPr>
-          <w:rFonts w:hint="eastAsia" w:ascii="DengXian" w:hAnsi="DengXian" w:eastAsia="DengXian" w:cs="DengXian"/>
-          <w:color w:val="151515"/>
-          <w:sz w:val="20"/>
-        </w:rPr>
-        <w:t>• 强调：“示范句不是唯一答案，关键是每个词都能在图像中被指出。”</w:t>
-      </w:r>
-    </w:p>
     <w:tbl>
       <w:tblPr>
         <w:tblStyle w:val="32"/>
@@ -3911,24 +3418,7 @@
     </w:p>
     <w:p>
       <w:pPr>
-        <w:spacing w:after="60"/>
-        <w:rPr>
-          <w:rFonts w:hint="eastAsia" w:ascii="DengXian" w:hAnsi="DengXian" w:eastAsia="DengXian" w:cs="DengXian"/>
-        </w:rPr>
-      </w:pPr>
-      <w:r>
-        <w:rPr>
-          <w:rFonts w:hint="eastAsia" w:ascii="DengXian" w:hAnsi="DengXian" w:eastAsia="DengXian" w:cs="DengXian"/>
-          <w:b/>
-          <w:color w:val="D61F45"/>
-          <w:sz w:val="21"/>
-        </w:rPr>
-        <w:t>【互动与应答预案】</w:t>
-      </w:r>
-    </w:p>
-    <w:p>
-      <w:pPr>
-        <w:pStyle w:val="165"/>
+        <w:pStyle w:val="166"/>
         <w:ind w:left="340" w:hanging="170"/>
         <w:rPr>
           <w:rFonts w:hint="eastAsia" w:ascii="DengXian" w:hAnsi="DengXian" w:eastAsia="DengXian" w:cs="DengXian"/>
@@ -3940,12 +3430,12 @@
           <w:color w:val="151515"/>
           <w:sz w:val="20"/>
         </w:rPr>
-        <w:t>• 请学生选择任意一张图，用三条轴说一句完整描述。</w:t>
-      </w:r>
-    </w:p>
-    <w:p>
-      <w:pPr>
-        <w:pStyle w:val="165"/>
+        <w:t>幻灯片 10｜三个形态轴之外还有八条——一共十一条张力轴</w:t>
+      </w:r>
+    </w:p>
+    <w:p>
+      <w:pPr>
+        <w:pStyle w:val="167"/>
         <w:ind w:left="340" w:hanging="170"/>
         <w:rPr>
           <w:rFonts w:hint="eastAsia" w:ascii="DengXian" w:hAnsi="DengXian" w:eastAsia="DengXian" w:cs="DengXian"/>
@@ -3957,12 +3447,11 @@
           <w:color w:val="151515"/>
           <w:sz w:val="20"/>
         </w:rPr>
-        <w:t>• 若学生只选一端，追问：“它有没有同时存在相反关系？例如贴合躯干但离体下摆？”</w:t>
-      </w:r>
-    </w:p>
-    <w:p>
-      <w:pPr>
-        <w:pStyle w:val="165"/>
+        <w:t>建议时间：3分钟　｜　课堂功能：给「张力」一套可执行的词汇</w:t>
+      </w:r>
+    </w:p>
+    <w:p>
+      <w:pPr>
         <w:ind w:left="340" w:hanging="170"/>
         <w:rPr>
           <w:rFonts w:hint="eastAsia" w:ascii="DengXian" w:hAnsi="DengXian" w:eastAsia="DengXian" w:cs="DengXian"/>
@@ -3974,12 +3463,12 @@
           <w:color w:val="151515"/>
           <w:sz w:val="20"/>
         </w:rPr>
-        <w:t>• 若出现价值判断，如“覆盖比较保守”，回应：“覆盖是一种可见性原理，是否保守要结合开口、透明、场景和文化条件，不能直接等同。”</w:t>
-      </w:r>
-    </w:p>
-    <w:p>
-      <w:pPr>
-        <w:pStyle w:val="166"/>
+        <w:t>【教师讲稿｜可直接发言】</w:t>
+      </w:r>
+    </w:p>
+    <w:p>
+      <w:pPr>
+        <w:pStyle w:val="164"/>
         <w:ind w:left="340" w:hanging="170"/>
         <w:rPr>
           <w:rFonts w:hint="eastAsia" w:ascii="DengXian" w:hAnsi="DengXian" w:eastAsia="DengXian" w:cs="DengXian"/>
@@ -3991,12 +3480,12 @@
           <w:color w:val="151515"/>
           <w:sz w:val="20"/>
         </w:rPr>
-        <w:t>幻灯片 10｜三个形态轴之外还有八条——一共十一条张力轴</w:t>
-      </w:r>
-    </w:p>
-    <w:p>
-      <w:pPr>
-        <w:pStyle w:val="167"/>
+        <w:t>刚才那三条——贴合／离体、支撑／垂坠、暴露／覆盖——是形态轴，你们已经会用了。但一个系列的张力不止在形态上。</w:t>
+      </w:r>
+    </w:p>
+    <w:p>
+      <w:pPr>
+        <w:pStyle w:val="164"/>
         <w:ind w:left="340" w:hanging="170"/>
         <w:rPr>
           <w:rFonts w:hint="eastAsia" w:ascii="DengXian" w:hAnsi="DengXian" w:eastAsia="DengXian" w:cs="DengXian"/>
@@ -4008,11 +3497,12 @@
           <w:color w:val="151515"/>
           <w:sz w:val="20"/>
         </w:rPr>
-        <w:t>建议时间：3分钟　｜　课堂功能：给「张力」一套可执行的词汇</w:t>
-      </w:r>
-    </w:p>
-    <w:p>
-      <w:pPr>
+        <w:t>左栏往下还有三条。轻盈／厚重，看克重、蓬松度和叠层数。固定／可变，看能不能拆、能不能翻穿、开合在哪里。洁净／做旧，看表面到底做没做过处理——水洗、破坏、斑驳。</w:t>
+      </w:r>
+    </w:p>
+    <w:p>
+      <w:pPr>
+        <w:pStyle w:val="164"/>
         <w:ind w:left="340" w:hanging="170"/>
         <w:rPr>
           <w:rFonts w:hint="eastAsia" w:ascii="DengXian" w:hAnsi="DengXian" w:eastAsia="DengXian" w:cs="DengXian"/>
@@ -4024,11 +3514,12 @@
           <w:color w:val="151515"/>
           <w:sz w:val="20"/>
         </w:rPr>
-        <w:t>【教师动作｜不发言】 先只指左栏前三行，说「这三条你刚看过」，再往下走。念到「男性化／女性化」那一行时停一下，把它当反例讲。本页3分钟从本时段的案例讲解里压缩得出，不另加时。</w:t>
-      </w:r>
-    </w:p>
-    <w:p>
-      <w:pPr>
+        <w:t>右栏五条是立场。克制／繁复，就是第14周要讲的减法和加法。实用／概念，就是第12周成衣系列和创意系列的分别。复古／未来感，靠当代转译落地——保留哪条原理，更换哪个条件。传统／解构，看你把工艺规则留了多少、拆到哪一步。</w:t>
+      </w:r>
+    </w:p>
+    <w:p>
+      <w:pPr>
+        <w:pStyle w:val="164"/>
         <w:ind w:left="340" w:hanging="170"/>
         <w:rPr>
           <w:rFonts w:hint="eastAsia" w:ascii="DengXian" w:hAnsi="DengXian" w:eastAsia="DengXian" w:cs="DengXian"/>
@@ -4040,7 +3531,7 @@
           <w:color w:val="151515"/>
           <w:sz w:val="20"/>
         </w:rPr>
-        <w:t>【教师讲稿｜可直接发言】</w:t>
+        <w:t>最后一条我要单独说。「男性化／女性化」这几个字，单独写在纸上是不成立的。第01周一开始我们就说过，「更女性」不是设计标准。它只有换算成肩宽、门襟方向、腰位和放松量，才算数。</w:t>
       </w:r>
     </w:p>
     <w:p>
@@ -4057,7 +3548,7 @@
           <w:color w:val="151515"/>
           <w:sz w:val="20"/>
         </w:rPr>
-        <w:t>刚才那三条——贴合／离体、支撑／垂坠、暴露／覆盖——是形态轴，你们已经会用了。但一个系列的张力不止在形态上。</w:t>
+        <w:t>这条规则对十一条轴全部有效：每条轴都要写成「哪一边，加上用什么结构实现」，而且那个结构要能数、能拍照。写成形容词的，一律不成立。</w:t>
       </w:r>
     </w:p>
     <w:p>
@@ -4074,108 +3565,7 @@
           <w:color w:val="151515"/>
           <w:sz w:val="20"/>
         </w:rPr>
-        <w:t>左栏往下还有三条。轻盈／厚重，看克重、蓬松度和叠层数。固定／可变，看能不能拆、能不能翻穿、开合在哪里。洁净／做旧，看表面到底做没做过处理——水洗、破坏、斑驳。</w:t>
-      </w:r>
-    </w:p>
-    <w:p>
-      <w:pPr>
-        <w:pStyle w:val="164"/>
-        <w:ind w:left="340" w:hanging="170"/>
-        <w:rPr>
-          <w:rFonts w:hint="eastAsia" w:ascii="DengXian" w:hAnsi="DengXian" w:eastAsia="DengXian" w:cs="DengXian"/>
-        </w:rPr>
-      </w:pPr>
-      <w:r>
-        <w:rPr>
-          <w:rFonts w:hint="eastAsia" w:ascii="DengXian" w:hAnsi="DengXian" w:eastAsia="DengXian" w:cs="DengXian"/>
-          <w:color w:val="151515"/>
-          <w:sz w:val="20"/>
-        </w:rPr>
-        <w:t>右栏五条是立场。克制／繁复，就是第14周要讲的减法和加法。实用／概念，就是第12周成衣系列和创意系列的分别。复古／未来感，靠当代转译落地——保留哪条原理，更换哪个条件。传统／解构，看你把工艺规则留了多少、拆到哪一步。</w:t>
-      </w:r>
-    </w:p>
-    <w:p>
-      <w:pPr>
-        <w:pStyle w:val="164"/>
-        <w:ind w:left="340" w:hanging="170"/>
-        <w:rPr>
-          <w:rFonts w:hint="eastAsia" w:ascii="DengXian" w:hAnsi="DengXian" w:eastAsia="DengXian" w:cs="DengXian"/>
-        </w:rPr>
-      </w:pPr>
-      <w:r>
-        <w:rPr>
-          <w:rFonts w:hint="eastAsia" w:ascii="DengXian" w:hAnsi="DengXian" w:eastAsia="DengXian" w:cs="DengXian"/>
-          <w:color w:val="151515"/>
-          <w:sz w:val="20"/>
-        </w:rPr>
-        <w:t>最后一条我要单独说。「男性化／女性化」这几个字，单独写在纸上是不成立的。第01周一开始我们就说过，「更女性」不是设计标准。它只有换算成肩宽、门襟方向、腰位和放松量，才算数。</w:t>
-      </w:r>
-    </w:p>
-    <w:p>
-      <w:pPr>
-        <w:pStyle w:val="164"/>
-        <w:ind w:left="340" w:hanging="170"/>
-        <w:rPr>
-          <w:rFonts w:hint="eastAsia" w:ascii="DengXian" w:hAnsi="DengXian" w:eastAsia="DengXian" w:cs="DengXian"/>
-        </w:rPr>
-      </w:pPr>
-      <w:r>
-        <w:rPr>
-          <w:rFonts w:hint="eastAsia" w:ascii="DengXian" w:hAnsi="DengXian" w:eastAsia="DengXian" w:cs="DengXian"/>
-          <w:color w:val="151515"/>
-          <w:sz w:val="20"/>
-        </w:rPr>
-        <w:t>这条规则对十一条轴全部有效：每条轴都要写成「哪一边，加上用什么结构实现」，而且那个结构要能数、能拍照。写成形容词的，一律不成立。</w:t>
-      </w:r>
-    </w:p>
-    <w:p>
-      <w:pPr>
-        <w:pStyle w:val="164"/>
-        <w:ind w:left="340" w:hanging="170"/>
-        <w:rPr>
-          <w:rFonts w:hint="eastAsia" w:ascii="DengXian" w:hAnsi="DengXian" w:eastAsia="DengXian" w:cs="DengXian"/>
-        </w:rPr>
-      </w:pPr>
-      <w:r>
-        <w:rPr>
-          <w:rFonts w:hint="eastAsia" w:ascii="DengXian" w:hAnsi="DengXian" w:eastAsia="DengXian" w:cs="DengXian"/>
-          <w:color w:val="151515"/>
-          <w:sz w:val="20"/>
-        </w:rPr>
         <w:t>现在不用背。第13周做自定主题时，你只需要从这十一条里挑出两三条。</w:t>
-      </w:r>
-    </w:p>
-    <w:p>
-      <w:pPr>
-        <w:ind w:left="340" w:hanging="170"/>
-        <w:rPr>
-          <w:rFonts w:hint="eastAsia" w:ascii="DengXian" w:hAnsi="DengXian" w:eastAsia="DengXian" w:cs="DengXian"/>
-        </w:rPr>
-      </w:pPr>
-      <w:r>
-        <w:rPr>
-          <w:rFonts w:hint="eastAsia" w:ascii="DengXian" w:hAnsi="DengXian" w:eastAsia="DengXian" w:cs="DengXian"/>
-          <w:color w:val="151515"/>
-          <w:sz w:val="20"/>
-        </w:rPr>
-        <w:t>【互动与应答预案】</w:t>
-      </w:r>
-    </w:p>
-    <w:p>
-      <w:pPr>
-        <w:pStyle w:val="165"/>
-        <w:ind w:left="340" w:hanging="170"/>
-        <w:rPr>
-          <w:rFonts w:hint="eastAsia" w:ascii="DengXian" w:hAnsi="DengXian" w:eastAsia="DengXian" w:cs="DengXian"/>
-        </w:rPr>
-      </w:pPr>
-      <w:r>
-        <w:rPr>
-          <w:rFonts w:hint="eastAsia" w:ascii="DengXian" w:hAnsi="DengXian" w:eastAsia="DengXian" w:cs="DengXian"/>
-          <w:color w:val="151515"/>
-          <w:sz w:val="20"/>
-        </w:rPr>
-        <w:t>• 随机点一条轴，请学生说出「用什么结构实现」。只说形容词的，当场要求换成一个能拍照的部位或数值。</w:t>
       </w:r>
     </w:p>
     <w:tbl>
@@ -4418,74 +3808,6 @@
         <w:t>一个成熟的女装方案，不一定每个维度都同样突出，但不能完全不知道其中任何一个。比如你决定做大体积肩部，就要同时问：身体能否抬臂；材料能否支撑；穿脱是否方便；运输和收纳是否合理；顾客为什么需要它。</w:t>
       </w:r>
     </w:p>
-    <w:p>
-      <w:pPr>
-        <w:spacing w:after="60"/>
-        <w:rPr>
-          <w:rFonts w:hint="eastAsia" w:ascii="DengXian" w:hAnsi="DengXian" w:eastAsia="DengXian" w:cs="DengXian"/>
-        </w:rPr>
-      </w:pPr>
-      <w:r>
-        <w:rPr>
-          <w:rFonts w:hint="eastAsia" w:ascii="DengXian" w:hAnsi="DengXian" w:eastAsia="DengXian" w:cs="DengXian"/>
-          <w:b/>
-          <w:color w:val="D61F45"/>
-          <w:sz w:val="21"/>
-        </w:rPr>
-        <w:t>【互动与应答预案】</w:t>
-      </w:r>
-    </w:p>
-    <w:p>
-      <w:pPr>
-        <w:pStyle w:val="165"/>
-        <w:ind w:left="340" w:hanging="170"/>
-        <w:rPr>
-          <w:rFonts w:hint="eastAsia" w:ascii="DengXian" w:hAnsi="DengXian" w:eastAsia="DengXian" w:cs="DengXian"/>
-        </w:rPr>
-      </w:pPr>
-      <w:r>
-        <w:rPr>
-          <w:rFonts w:hint="eastAsia" w:ascii="DengXian" w:hAnsi="DengXian" w:eastAsia="DengXian" w:cs="DengXian"/>
-          <w:color w:val="151515"/>
-          <w:sz w:val="20"/>
-        </w:rPr>
-        <w:t>• 提问：“如果一件外套视觉上很强，但坐下时领口压迫下巴，它在哪个维度出现问题？”</w:t>
-      </w:r>
-    </w:p>
-    <w:p>
-      <w:pPr>
-        <w:pStyle w:val="165"/>
-        <w:ind w:left="340" w:hanging="170"/>
-        <w:rPr>
-          <w:rFonts w:hint="eastAsia" w:ascii="DengXian" w:hAnsi="DengXian" w:eastAsia="DengXian" w:cs="DengXian"/>
-        </w:rPr>
-      </w:pPr>
-      <w:r>
-        <w:rPr>
-          <w:rFonts w:hint="eastAsia" w:ascii="DengXian" w:hAnsi="DengXian" w:eastAsia="DengXian" w:cs="DengXian"/>
-          <w:color w:val="151515"/>
-          <w:sz w:val="20"/>
-        </w:rPr>
-        <w:t>• 引导学生回答：“身体、功能，也可能涉及结构和材料。”</w:t>
-      </w:r>
-    </w:p>
-    <w:p>
-      <w:pPr>
-        <w:pStyle w:val="165"/>
-        <w:ind w:left="340" w:hanging="170"/>
-        <w:rPr>
-          <w:rFonts w:hint="eastAsia" w:ascii="DengXian" w:hAnsi="DengXian" w:eastAsia="DengXian" w:cs="DengXian"/>
-        </w:rPr>
-      </w:pPr>
-      <w:r>
-        <w:rPr>
-          <w:rFonts w:hint="eastAsia" w:ascii="DengXian" w:hAnsi="DengXian" w:eastAsia="DengXian" w:cs="DengXian"/>
-          <w:color w:val="151515"/>
-          <w:sz w:val="20"/>
-        </w:rPr>
-        <w:t>• 补充：“六个维度会互相影响，不要把它们做成六个孤立栏目。”</w:t>
-      </w:r>
-    </w:p>
     <w:tbl>
       <w:tblPr>
         <w:tblStyle w:val="32"/>
@@ -4982,74 +4304,6 @@
         <w:t>这四个节点说明，轮廓变化不是单纯审美更新。它同时改变身体怎样移动、材料怎样工作，还有女性怎样进入现代公共生活。</w:t>
       </w:r>
     </w:p>
-    <w:p>
-      <w:pPr>
-        <w:spacing w:after="60"/>
-        <w:rPr>
-          <w:rFonts w:hint="eastAsia" w:ascii="DengXian" w:hAnsi="DengXian" w:eastAsia="DengXian" w:cs="DengXian"/>
-        </w:rPr>
-      </w:pPr>
-      <w:r>
-        <w:rPr>
-          <w:rFonts w:hint="eastAsia" w:ascii="DengXian" w:hAnsi="DengXian" w:eastAsia="DengXian" w:cs="DengXian"/>
-          <w:b/>
-          <w:color w:val="D61F45"/>
-          <w:sz w:val="21"/>
-        </w:rPr>
-        <w:t>【互动与应答预案】</w:t>
-      </w:r>
-    </w:p>
-    <w:p>
-      <w:pPr>
-        <w:pStyle w:val="165"/>
-        <w:ind w:left="340" w:hanging="170"/>
-        <w:rPr>
-          <w:rFonts w:hint="eastAsia" w:ascii="DengXian" w:hAnsi="DengXian" w:eastAsia="DengXian" w:cs="DengXian"/>
-        </w:rPr>
-      </w:pPr>
-      <w:r>
-        <w:rPr>
-          <w:rFonts w:hint="eastAsia" w:ascii="DengXian" w:hAnsi="DengXian" w:eastAsia="DengXian" w:cs="DengXian"/>
-          <w:color w:val="151515"/>
-          <w:sz w:val="20"/>
-        </w:rPr>
-        <w:t>• 提问：“从裙撑到斜裁，能不能简单说服装越来越进步？”</w:t>
-      </w:r>
-    </w:p>
-    <w:p>
-      <w:pPr>
-        <w:pStyle w:val="165"/>
-        <w:ind w:left="340" w:hanging="170"/>
-        <w:rPr>
-          <w:rFonts w:hint="eastAsia" w:ascii="DengXian" w:hAnsi="DengXian" w:eastAsia="DengXian" w:cs="DengXian"/>
-        </w:rPr>
-      </w:pPr>
-      <w:r>
-        <w:rPr>
-          <w:rFonts w:hint="eastAsia" w:ascii="DengXian" w:hAnsi="DengXian" w:eastAsia="DengXian" w:cs="DengXian"/>
-          <w:color w:val="151515"/>
-          <w:sz w:val="20"/>
-        </w:rPr>
-        <w:t>• 回应：“不能。我们可以说条件和原理改变了，但每个原理都有新的自由和新的限制。历史不是一条单向升级线。”</w:t>
-      </w:r>
-    </w:p>
-    <w:p>
-      <w:pPr>
-        <w:pStyle w:val="165"/>
-        <w:ind w:left="340" w:hanging="170"/>
-        <w:rPr>
-          <w:rFonts w:hint="eastAsia" w:ascii="DengXian" w:hAnsi="DengXian" w:eastAsia="DengXian" w:cs="DengXian"/>
-        </w:rPr>
-      </w:pPr>
-      <w:r>
-        <w:rPr>
-          <w:rFonts w:hint="eastAsia" w:ascii="DengXian" w:hAnsi="DengXian" w:eastAsia="DengXian" w:cs="DengXian"/>
-          <w:color w:val="151515"/>
-          <w:sz w:val="20"/>
-        </w:rPr>
-        <w:t>• 追问：“斜裁的曲线来自哪里？”引导回答：“来自裁向、重力、材料垂坠和身体接触。”</w:t>
-      </w:r>
-    </w:p>
     <w:tbl>
       <w:tblPr>
         <w:tblStyle w:val="32"/>
@@ -5290,74 +4544,6 @@
         <w:t>八十年代的夸张肩线和剪裁，回应职业女性在公共空间中的可见性。所谓“权力套装”，不能只理解成大肩膀，而要看肩线、腰线、材料和职业语境怎样共同建立权威感。</w:t>
       </w:r>
     </w:p>
-    <w:p>
-      <w:pPr>
-        <w:spacing w:after="60"/>
-        <w:rPr>
-          <w:rFonts w:hint="eastAsia" w:ascii="DengXian" w:hAnsi="DengXian" w:eastAsia="DengXian" w:cs="DengXian"/>
-        </w:rPr>
-      </w:pPr>
-      <w:r>
-        <w:rPr>
-          <w:rFonts w:hint="eastAsia" w:ascii="DengXian" w:hAnsi="DengXian" w:eastAsia="DengXian" w:cs="DengXian"/>
-          <w:b/>
-          <w:color w:val="D61F45"/>
-          <w:sz w:val="21"/>
-        </w:rPr>
-        <w:t>【互动与应答预案】</w:t>
-      </w:r>
-    </w:p>
-    <w:p>
-      <w:pPr>
-        <w:pStyle w:val="165"/>
-        <w:ind w:left="340" w:hanging="170"/>
-        <w:rPr>
-          <w:rFonts w:hint="eastAsia" w:ascii="DengXian" w:hAnsi="DengXian" w:eastAsia="DengXian" w:cs="DengXian"/>
-        </w:rPr>
-      </w:pPr>
-      <w:r>
-        <w:rPr>
-          <w:rFonts w:hint="eastAsia" w:ascii="DengXian" w:hAnsi="DengXian" w:eastAsia="DengXian" w:cs="DengXian"/>
-          <w:color w:val="151515"/>
-          <w:sz w:val="20"/>
-        </w:rPr>
-        <w:t>• 提问：“四十年代的节制轮廓与一九四七年后的大裙摆，分别受什么条件影响？”</w:t>
-      </w:r>
-    </w:p>
-    <w:p>
-      <w:pPr>
-        <w:pStyle w:val="165"/>
-        <w:ind w:left="340" w:hanging="170"/>
-        <w:rPr>
-          <w:rFonts w:hint="eastAsia" w:ascii="DengXian" w:hAnsi="DengXian" w:eastAsia="DengXian" w:cs="DengXian"/>
-        </w:rPr>
-      </w:pPr>
-      <w:r>
-        <w:rPr>
-          <w:rFonts w:hint="eastAsia" w:ascii="DengXian" w:hAnsi="DengXian" w:eastAsia="DengXian" w:cs="DengXian"/>
-          <w:color w:val="151515"/>
-          <w:sz w:val="20"/>
-        </w:rPr>
-        <w:t>• 若学生只说“战争前后”，追问：“战争前后具体改变了什么？资源用量、劳动身份、消费想象还是身体展示？”</w:t>
-      </w:r>
-    </w:p>
-    <w:p>
-      <w:pPr>
-        <w:pStyle w:val="165"/>
-        <w:ind w:left="340" w:hanging="170"/>
-        <w:rPr>
-          <w:rFonts w:hint="eastAsia" w:ascii="DengXian" w:hAnsi="DengXian" w:eastAsia="DengXian" w:cs="DengXian"/>
-        </w:rPr>
-      </w:pPr>
-      <w:r>
-        <w:rPr>
-          <w:rFonts w:hint="eastAsia" w:ascii="DengXian" w:hAnsi="DengXian" w:eastAsia="DengXian" w:cs="DengXian"/>
-          <w:color w:val="151515"/>
-          <w:sz w:val="20"/>
-        </w:rPr>
-        <w:t>• 提问：“八十年代的肩部为什么不能直接复制到今天？”回应：“可以研究其建立公共权力的原理，但要重新面对今天的身体、职业、材料和场景。”</w:t>
-      </w:r>
-    </w:p>
     <w:tbl>
       <w:tblPr>
         <w:tblStyle w:val="32"/>
@@ -5636,91 +4822,6 @@
         <w:t>我作为外籍教师，不会用一句话替大家定义“中国女装是什么”。我们共同做的是：查来源、看结构、说明条件，并尊重本土语境内部的复杂性。</w:t>
       </w:r>
     </w:p>
-    <w:p>
-      <w:pPr>
-        <w:spacing w:after="60"/>
-        <w:rPr>
-          <w:rFonts w:hint="eastAsia" w:ascii="DengXian" w:hAnsi="DengXian" w:eastAsia="DengXian" w:cs="DengXian"/>
-        </w:rPr>
-      </w:pPr>
-      <w:r>
-        <w:rPr>
-          <w:rFonts w:hint="eastAsia" w:ascii="DengXian" w:hAnsi="DengXian" w:eastAsia="DengXian" w:cs="DengXian"/>
-          <w:b/>
-          <w:color w:val="D61F45"/>
-          <w:sz w:val="21"/>
-        </w:rPr>
-        <w:t>【互动与应答预案】</w:t>
-      </w:r>
-    </w:p>
-    <w:p>
-      <w:pPr>
-        <w:pStyle w:val="165"/>
-        <w:ind w:left="340" w:hanging="170"/>
-        <w:rPr>
-          <w:rFonts w:hint="eastAsia" w:ascii="DengXian" w:hAnsi="DengXian" w:eastAsia="DengXian" w:cs="DengXian"/>
-        </w:rPr>
-      </w:pPr>
-      <w:r>
-        <w:rPr>
-          <w:rFonts w:hint="eastAsia" w:ascii="DengXian" w:hAnsi="DengXian" w:eastAsia="DengXian" w:cs="DengXian"/>
-          <w:color w:val="151515"/>
-          <w:sz w:val="20"/>
-        </w:rPr>
-        <w:t>• 提问：“为什么‘旗袍就是中国元素’仍然是不够的分析？”</w:t>
-      </w:r>
-    </w:p>
-    <w:p>
-      <w:pPr>
-        <w:pStyle w:val="165"/>
-        <w:ind w:left="340" w:hanging="170"/>
-        <w:rPr>
-          <w:rFonts w:hint="eastAsia" w:ascii="DengXian" w:hAnsi="DengXian" w:eastAsia="DengXian" w:cs="DengXian"/>
-        </w:rPr>
-      </w:pPr>
-      <w:r>
-        <w:rPr>
-          <w:rFonts w:hint="eastAsia" w:ascii="DengXian" w:hAnsi="DengXian" w:eastAsia="DengXian" w:cs="DengXian"/>
-          <w:color w:val="151515"/>
-          <w:sz w:val="20"/>
-        </w:rPr>
-        <w:t>• 引导答案：“因为还要说明具体时期、城市、身体关系、剪裁变化和当代转译。”</w:t>
-      </w:r>
-    </w:p>
-    <w:p>
-      <w:pPr>
-        <w:pStyle w:val="165"/>
-        <w:ind w:left="340" w:hanging="170"/>
-        <w:rPr>
-          <w:rFonts w:hint="eastAsia" w:ascii="DengXian" w:hAnsi="DengXian" w:eastAsia="DengXian" w:cs="DengXian"/>
-        </w:rPr>
-      </w:pPr>
-      <w:r>
-        <w:rPr>
-          <w:rFonts w:hint="eastAsia" w:ascii="DengXian" w:hAnsi="DengXian" w:eastAsia="DengXian" w:cs="DengXian"/>
-          <w:color w:val="151515"/>
-          <w:sz w:val="20"/>
-        </w:rPr>
-        <w:t>• 提问：“一张历史海报或年历可以证明什么？”回应：“可以证明某种被传播的视觉形象；不能自动代表所有人的真实穿着和整个市场。”</w:t>
-      </w:r>
-    </w:p>
-    <w:p>
-      <w:pPr>
-        <w:pStyle w:val="165"/>
-        <w:ind w:left="340" w:hanging="170"/>
-        <w:rPr>
-          <w:rFonts w:hint="eastAsia" w:ascii="DengXian" w:hAnsi="DengXian" w:eastAsia="DengXian" w:cs="DengXian"/>
-        </w:rPr>
-      </w:pPr>
-      <w:r>
-        <w:rPr>
-          <w:rFonts w:hint="eastAsia" w:ascii="DengXian" w:hAnsi="DengXian" w:eastAsia="DengXian" w:cs="DengXian"/>
-          <w:color w:val="151515"/>
-          <w:sz w:val="20"/>
-        </w:rPr>
-        <w:t>• 若学生使用“中西结合”作为结论，追问：“具体哪两个结构触点发生了改变？开合、包裹、裁片、比例还是材料？”</w:t>
-      </w:r>
-    </w:p>
     <w:tbl>
       <w:tblPr>
         <w:tblStyle w:val="32"/>
@@ -5984,74 +5085,6 @@
         <w:t>第一课时到这里，我们已经建立了四问、三条身体关系轴、六个设计维度和四个历史视角。请大家休息时在纸上写一句：今天哪一个原理最改变你看衣服的方式。</w:t>
       </w:r>
     </w:p>
-    <w:p>
-      <w:pPr>
-        <w:spacing w:after="60"/>
-        <w:rPr>
-          <w:rFonts w:hint="eastAsia" w:ascii="DengXian" w:hAnsi="DengXian" w:eastAsia="DengXian" w:cs="DengXian"/>
-        </w:rPr>
-      </w:pPr>
-      <w:r>
-        <w:rPr>
-          <w:rFonts w:hint="eastAsia" w:ascii="DengXian" w:hAnsi="DengXian" w:eastAsia="DengXian" w:cs="DengXian"/>
-          <w:b/>
-          <w:color w:val="D61F45"/>
-          <w:sz w:val="21"/>
-        </w:rPr>
-        <w:t>【互动与应答预案】</w:t>
-      </w:r>
-    </w:p>
-    <w:p>
-      <w:pPr>
-        <w:pStyle w:val="165"/>
-        <w:ind w:left="340" w:hanging="170"/>
-        <w:rPr>
-          <w:rFonts w:hint="eastAsia" w:ascii="DengXian" w:hAnsi="DengXian" w:eastAsia="DengXian" w:cs="DengXian"/>
-        </w:rPr>
-      </w:pPr>
-      <w:r>
-        <w:rPr>
-          <w:rFonts w:hint="eastAsia" w:ascii="DengXian" w:hAnsi="DengXian" w:eastAsia="DengXian" w:cs="DengXian"/>
-          <w:color w:val="151515"/>
-          <w:sz w:val="20"/>
-        </w:rPr>
-        <w:t>• 提问：“一件作品故意暴露线头和接缝，它是不完整，还是另一种完成？”</w:t>
-      </w:r>
-    </w:p>
-    <w:p>
-      <w:pPr>
-        <w:pStyle w:val="165"/>
-        <w:ind w:left="340" w:hanging="170"/>
-        <w:rPr>
-          <w:rFonts w:hint="eastAsia" w:ascii="DengXian" w:hAnsi="DengXian" w:eastAsia="DengXian" w:cs="DengXian"/>
-        </w:rPr>
-      </w:pPr>
-      <w:r>
-        <w:rPr>
-          <w:rFonts w:hint="eastAsia" w:ascii="DengXian" w:hAnsi="DengXian" w:eastAsia="DengXian" w:cs="DengXian"/>
-          <w:color w:val="151515"/>
-          <w:sz w:val="20"/>
-        </w:rPr>
-        <w:t>• 回应：“不能只靠表面判断。要看暴露是否形成稳定的结构逻辑、是否回应设计命题、是否经过制作控制。”</w:t>
-      </w:r>
-    </w:p>
-    <w:p>
-      <w:pPr>
-        <w:pStyle w:val="165"/>
-        <w:ind w:left="340" w:hanging="170"/>
-        <w:rPr>
-          <w:rFonts w:hint="eastAsia" w:ascii="DengXian" w:hAnsi="DengXian" w:eastAsia="DengXian" w:cs="DengXian"/>
-        </w:rPr>
-      </w:pPr>
-      <w:r>
-        <w:rPr>
-          <w:rFonts w:hint="eastAsia" w:ascii="DengXian" w:hAnsi="DengXian" w:eastAsia="DengXian" w:cs="DengXian"/>
-          <w:color w:val="151515"/>
-          <w:sz w:val="20"/>
-        </w:rPr>
-        <w:t>• 提问：“为什么AI越快，证据要求越高？”回应：“因为生成内容更容易，来源混淆、结构幻觉和无理由选择也更容易。”</w:t>
-      </w:r>
-    </w:p>
     <w:tbl>
       <w:tblPr>
         <w:tblStyle w:val="32"/>
@@ -6354,74 +5387,6 @@
         <w:t>这个案例给我们的原理词不是“做得奇怪”，而是“改变身体中心”“让服装建立独立空间”“用偏移体积质疑标准身体”。这些原理可以被今天重新翻译，但不能直接复制造型。</w:t>
       </w:r>
     </w:p>
-    <w:p>
-      <w:pPr>
-        <w:spacing w:after="60"/>
-        <w:rPr>
-          <w:rFonts w:hint="eastAsia" w:ascii="DengXian" w:hAnsi="DengXian" w:eastAsia="DengXian" w:cs="DengXian"/>
-        </w:rPr>
-      </w:pPr>
-      <w:r>
-        <w:rPr>
-          <w:rFonts w:hint="eastAsia" w:ascii="DengXian" w:hAnsi="DengXian" w:eastAsia="DengXian" w:cs="DengXian"/>
-          <w:b/>
-          <w:color w:val="D61F45"/>
-          <w:sz w:val="21"/>
-        </w:rPr>
-        <w:t>【互动与应答预案】</w:t>
-      </w:r>
-    </w:p>
-    <w:p>
-      <w:pPr>
-        <w:pStyle w:val="165"/>
-        <w:ind w:left="340" w:hanging="170"/>
-        <w:rPr>
-          <w:rFonts w:hint="eastAsia" w:ascii="DengXian" w:hAnsi="DengXian" w:eastAsia="DengXian" w:cs="DengXian"/>
-        </w:rPr>
-      </w:pPr>
-      <w:r>
-        <w:rPr>
-          <w:rFonts w:hint="eastAsia" w:ascii="DengXian" w:hAnsi="DengXian" w:eastAsia="DengXian" w:cs="DengXian"/>
-          <w:color w:val="151515"/>
-          <w:sz w:val="20"/>
-        </w:rPr>
-        <w:t>• 提问：“哪一套最明显地把身体中心移开？请指出具体位置。”</w:t>
-      </w:r>
-    </w:p>
-    <w:p>
-      <w:pPr>
-        <w:pStyle w:val="165"/>
-        <w:ind w:left="340" w:hanging="170"/>
-        <w:rPr>
-          <w:rFonts w:hint="eastAsia" w:ascii="DengXian" w:hAnsi="DengXian" w:eastAsia="DengXian" w:cs="DengXian"/>
-        </w:rPr>
-      </w:pPr>
-      <w:r>
-        <w:rPr>
-          <w:rFonts w:hint="eastAsia" w:ascii="DengXian" w:hAnsi="DengXian" w:eastAsia="DengXian" w:cs="DengXian"/>
-          <w:color w:val="151515"/>
-          <w:sz w:val="20"/>
-        </w:rPr>
-        <w:t>• 若学生说“第二套最奇怪”，回应：“请把‘奇怪’换成结构语言：哪一处体积偏离了标准肩、腰或胯线？”</w:t>
-      </w:r>
-    </w:p>
-    <w:p>
-      <w:pPr>
-        <w:pStyle w:val="165"/>
-        <w:ind w:left="340" w:hanging="170"/>
-        <w:rPr>
-          <w:rFonts w:hint="eastAsia" w:ascii="DengXian" w:hAnsi="DengXian" w:eastAsia="DengXian" w:cs="DengXian"/>
-        </w:rPr>
-      </w:pPr>
-      <w:r>
-        <w:rPr>
-          <w:rFonts w:hint="eastAsia" w:ascii="DengXian" w:hAnsi="DengXian" w:eastAsia="DengXian" w:cs="DengXian"/>
-          <w:color w:val="151515"/>
-          <w:sz w:val="20"/>
-        </w:rPr>
-        <w:t>• 追问：“如果把隆起全部拿掉，这个系列的核心问题还成立吗？”引导学生讨论体积与命题的关系。</w:t>
-      </w:r>
-    </w:p>
     <w:tbl>
       <w:tblPr>
         <w:tblStyle w:val="32"/>
@@ -6670,74 +5635,6 @@
         <w:t>我们不要把它们变成“一个艺术、一个实用”的简单二分。Prada同样需要精确控制，Phoebe Philo同样具有审美立场。比较的目的，是看设计立场怎样进入结构。</w:t>
       </w:r>
     </w:p>
-    <w:p>
-      <w:pPr>
-        <w:spacing w:after="60"/>
-        <w:rPr>
-          <w:rFonts w:hint="eastAsia" w:ascii="DengXian" w:hAnsi="DengXian" w:eastAsia="DengXian" w:cs="DengXian"/>
-        </w:rPr>
-      </w:pPr>
-      <w:r>
-        <w:rPr>
-          <w:rFonts w:hint="eastAsia" w:ascii="DengXian" w:hAnsi="DengXian" w:eastAsia="DengXian" w:cs="DengXian"/>
-          <w:b/>
-          <w:color w:val="D61F45"/>
-          <w:sz w:val="21"/>
-        </w:rPr>
-        <w:t>【互动与应答预案】</w:t>
-      </w:r>
-    </w:p>
-    <w:p>
-      <w:pPr>
-        <w:pStyle w:val="165"/>
-        <w:ind w:left="340" w:hanging="170"/>
-        <w:rPr>
-          <w:rFonts w:hint="eastAsia" w:ascii="DengXian" w:hAnsi="DengXian" w:eastAsia="DengXian" w:cs="DengXian"/>
-        </w:rPr>
-      </w:pPr>
-      <w:r>
-        <w:rPr>
-          <w:rFonts w:hint="eastAsia" w:ascii="DengXian" w:hAnsi="DengXian" w:eastAsia="DengXian" w:cs="DengXian"/>
-          <w:color w:val="151515"/>
-          <w:sz w:val="20"/>
-        </w:rPr>
-        <w:t>• 提问：“Prada的反常规为什么不是随便搭配？”引导答案：“因为不协调仍被比例、色彩、材质和系列重复关系控制。”</w:t>
-      </w:r>
-    </w:p>
-    <w:p>
-      <w:pPr>
-        <w:pStyle w:val="165"/>
-        <w:ind w:left="340" w:hanging="170"/>
-        <w:rPr>
-          <w:rFonts w:hint="eastAsia" w:ascii="DengXian" w:hAnsi="DengXian" w:eastAsia="DengXian" w:cs="DengXian"/>
-        </w:rPr>
-      </w:pPr>
-      <w:r>
-        <w:rPr>
-          <w:rFonts w:hint="eastAsia" w:ascii="DengXian" w:hAnsi="DengXian" w:eastAsia="DengXian" w:cs="DengXian"/>
-          <w:color w:val="151515"/>
-          <w:sz w:val="20"/>
-        </w:rPr>
-        <w:t>• 提问：“Phoebe Philo的主体性从哪里看得见？”引导学生指出余量、口袋、长度、层次与动作空间。</w:t>
-      </w:r>
-    </w:p>
-    <w:p>
-      <w:pPr>
-        <w:pStyle w:val="165"/>
-        <w:ind w:left="340" w:hanging="170"/>
-        <w:rPr>
-          <w:rFonts w:hint="eastAsia" w:ascii="DengXian" w:hAnsi="DengXian" w:eastAsia="DengXian" w:cs="DengXian"/>
-        </w:rPr>
-      </w:pPr>
-      <w:r>
-        <w:rPr>
-          <w:rFonts w:hint="eastAsia" w:ascii="DengXian" w:hAnsi="DengXian" w:eastAsia="DengXian" w:cs="DengXian"/>
-          <w:color w:val="151515"/>
-          <w:sz w:val="20"/>
-        </w:rPr>
-        <w:t>• 若学生说“我更喜欢右边”，回应：“可以喜欢，但请继续说：你选择的是哪一种身体—服装原理，而不是只选择品牌。”</w:t>
-      </w:r>
-    </w:p>
     <w:tbl>
       <w:tblPr>
         <w:tblStyle w:val="32"/>
@@ -7226,74 +6123,6 @@
         <w:t>这里的分析不要求我们替品牌宣布文化意义，而是从可见造型出发，提出能进一步查证的问题。</w:t>
       </w:r>
     </w:p>
-    <w:p>
-      <w:pPr>
-        <w:spacing w:after="60"/>
-        <w:rPr>
-          <w:rFonts w:hint="eastAsia" w:ascii="DengXian" w:hAnsi="DengXian" w:eastAsia="DengXian" w:cs="DengXian"/>
-        </w:rPr>
-      </w:pPr>
-      <w:r>
-        <w:rPr>
-          <w:rFonts w:hint="eastAsia" w:ascii="DengXian" w:hAnsi="DengXian" w:eastAsia="DengXian" w:cs="DengXian"/>
-          <w:b/>
-          <w:color w:val="D61F45"/>
-          <w:sz w:val="21"/>
-        </w:rPr>
-        <w:t>【互动与应答预案】</w:t>
-      </w:r>
-    </w:p>
-    <w:p>
-      <w:pPr>
-        <w:pStyle w:val="165"/>
-        <w:ind w:left="340" w:hanging="170"/>
-        <w:rPr>
-          <w:rFonts w:hint="eastAsia" w:ascii="DengXian" w:hAnsi="DengXian" w:eastAsia="DengXian" w:cs="DengXian"/>
-        </w:rPr>
-      </w:pPr>
-      <w:r>
-        <w:rPr>
-          <w:rFonts w:hint="eastAsia" w:ascii="DengXian" w:hAnsi="DengXian" w:eastAsia="DengXian" w:cs="DengXian"/>
-          <w:color w:val="151515"/>
-          <w:sz w:val="20"/>
-        </w:rPr>
-        <w:t>• 请学生指出一个“保护身体”的结构证据。若回答“外套很厚”，追问：“厚度从图像中能否确定？我们更可靠地看见的是覆盖面积、层数和身体距离。”</w:t>
-      </w:r>
-    </w:p>
-    <w:p>
-      <w:pPr>
-        <w:pStyle w:val="165"/>
-        <w:ind w:left="340" w:hanging="170"/>
-        <w:rPr>
-          <w:rFonts w:hint="eastAsia" w:ascii="DengXian" w:hAnsi="DengXian" w:eastAsia="DengXian" w:cs="DengXian"/>
-        </w:rPr>
-      </w:pPr>
-      <w:r>
-        <w:rPr>
-          <w:rFonts w:hint="eastAsia" w:ascii="DengXian" w:hAnsi="DengXian" w:eastAsia="DengXian" w:cs="DengXian"/>
-          <w:color w:val="151515"/>
-          <w:sz w:val="20"/>
-        </w:rPr>
-        <w:t>• 提问：“口袋为什么不仅是装饰？”回应：“它连接携带、行动、手部位置和城市使用场景。”</w:t>
-      </w:r>
-    </w:p>
-    <w:p>
-      <w:pPr>
-        <w:pStyle w:val="165"/>
-        <w:ind w:left="340" w:hanging="170"/>
-        <w:rPr>
-          <w:rFonts w:hint="eastAsia" w:ascii="DengXian" w:hAnsi="DengXian" w:eastAsia="DengXian" w:cs="DengXian"/>
-        </w:rPr>
-      </w:pPr>
-      <w:r>
-        <w:rPr>
-          <w:rFonts w:hint="eastAsia" w:ascii="DengXian" w:hAnsi="DengXian" w:eastAsia="DengXian" w:cs="DengXian"/>
-          <w:color w:val="151515"/>
-          <w:sz w:val="20"/>
-        </w:rPr>
-        <w:t>• 若学生说“很东方”，回应：“请把‘东方’拆成可追溯来源和具体结构；如果暂时没有证据，就先不要下文化结论。”</w:t>
-      </w:r>
-    </w:p>
     <w:tbl>
       <w:tblPr>
         <w:tblStyle w:val="32"/>
@@ -7542,74 +6371,6 @@
         <w:t>语言改变以后，设计流程也会改变。因为你不再让模型替你评价，而是让它帮助你检查条件是否清楚。</w:t>
       </w:r>
     </w:p>
-    <w:p>
-      <w:pPr>
-        <w:spacing w:after="60"/>
-        <w:rPr>
-          <w:rFonts w:hint="eastAsia" w:ascii="DengXian" w:hAnsi="DengXian" w:eastAsia="DengXian" w:cs="DengXian"/>
-        </w:rPr>
-      </w:pPr>
-      <w:r>
-        <w:rPr>
-          <w:rFonts w:hint="eastAsia" w:ascii="DengXian" w:hAnsi="DengXian" w:eastAsia="DengXian" w:cs="DengXian"/>
-          <w:b/>
-          <w:color w:val="D61F45"/>
-          <w:sz w:val="21"/>
-        </w:rPr>
-        <w:t>【互动与应答预案】</w:t>
-      </w:r>
-    </w:p>
-    <w:p>
-      <w:pPr>
-        <w:pStyle w:val="165"/>
-        <w:ind w:left="340" w:hanging="170"/>
-        <w:rPr>
-          <w:rFonts w:hint="eastAsia" w:ascii="DengXian" w:hAnsi="DengXian" w:eastAsia="DengXian" w:cs="DengXian"/>
-        </w:rPr>
-      </w:pPr>
-      <w:r>
-        <w:rPr>
-          <w:rFonts w:hint="eastAsia" w:ascii="DengXian" w:hAnsi="DengXian" w:eastAsia="DengXian" w:cs="DengXian"/>
-          <w:color w:val="151515"/>
-          <w:sz w:val="20"/>
-        </w:rPr>
-        <w:t>• 现场改写：“为现代女性设计一件高级外套。”请学生补全使用者、场景、动作和结构。</w:t>
-      </w:r>
-    </w:p>
-    <w:p>
-      <w:pPr>
-        <w:pStyle w:val="165"/>
-        <w:ind w:left="340" w:hanging="170"/>
-        <w:rPr>
-          <w:rFonts w:hint="eastAsia" w:ascii="DengXian" w:hAnsi="DengXian" w:eastAsia="DengXian" w:cs="DengXian"/>
-        </w:rPr>
-      </w:pPr>
-      <w:r>
-        <w:rPr>
-          <w:rFonts w:hint="eastAsia" w:ascii="DengXian" w:hAnsi="DengXian" w:eastAsia="DengXian" w:cs="DengXian"/>
-          <w:color w:val="151515"/>
-          <w:sz w:val="20"/>
-        </w:rPr>
-        <w:t>• 教师示范：“为需要在展览开幕、会谈和短途移动之间切换的女性策展人，设计一件肩部离体但抬臂不受限、可拆卸并能收纳资料的秋冬外套。”</w:t>
-      </w:r>
-    </w:p>
-    <w:p>
-      <w:pPr>
-        <w:pStyle w:val="165"/>
-        <w:ind w:left="340" w:hanging="170"/>
-        <w:rPr>
-          <w:rFonts w:hint="eastAsia" w:ascii="DengXian" w:hAnsi="DengXian" w:eastAsia="DengXian" w:cs="DengXian"/>
-        </w:rPr>
-      </w:pPr>
-      <w:r>
-        <w:rPr>
-          <w:rFonts w:hint="eastAsia" w:ascii="DengXian" w:hAnsi="DengXian" w:eastAsia="DengXian" w:cs="DengXian"/>
-          <w:color w:val="151515"/>
-          <w:sz w:val="20"/>
-        </w:rPr>
-        <w:t>• 强调：“示范不是最终设计，但它已经产生了可以画和测试的问题。”</w:t>
-      </w:r>
-    </w:p>
     <w:tbl>
       <w:tblPr>
         <w:tblStyle w:val="32"/>
@@ -7858,57 +6619,6 @@
         <w:t>你们稍后做原理卡时，每一句都必须能指回图片中的证据。</w:t>
       </w:r>
     </w:p>
-    <w:p>
-      <w:pPr>
-        <w:spacing w:after="60"/>
-        <w:rPr>
-          <w:rFonts w:hint="eastAsia" w:ascii="DengXian" w:hAnsi="DengXian" w:eastAsia="DengXian" w:cs="DengXian"/>
-        </w:rPr>
-      </w:pPr>
-      <w:r>
-        <w:rPr>
-          <w:rFonts w:hint="eastAsia" w:ascii="DengXian" w:hAnsi="DengXian" w:eastAsia="DengXian" w:cs="DengXian"/>
-          <w:b/>
-          <w:color w:val="D61F45"/>
-          <w:sz w:val="21"/>
-        </w:rPr>
-        <w:t>【互动与应答预案】</w:t>
-      </w:r>
-    </w:p>
-    <w:p>
-      <w:pPr>
-        <w:pStyle w:val="165"/>
-        <w:ind w:left="340" w:hanging="170"/>
-        <w:rPr>
-          <w:rFonts w:hint="eastAsia" w:ascii="DengXian" w:hAnsi="DengXian" w:eastAsia="DengXian" w:cs="DengXian"/>
-        </w:rPr>
-      </w:pPr>
-      <w:r>
-        <w:rPr>
-          <w:rFonts w:hint="eastAsia" w:ascii="DengXian" w:hAnsi="DengXian" w:eastAsia="DengXian" w:cs="DengXian"/>
-          <w:color w:val="151515"/>
-          <w:sz w:val="20"/>
-        </w:rPr>
-        <w:t>• 让全班一起重复五个动词：“看、拆、问、译、验。”</w:t>
-      </w:r>
-    </w:p>
-    <w:p>
-      <w:pPr>
-        <w:pStyle w:val="165"/>
-        <w:ind w:left="340" w:hanging="170"/>
-        <w:rPr>
-          <w:rFonts w:hint="eastAsia" w:ascii="DengXian" w:hAnsi="DengXian" w:eastAsia="DengXian" w:cs="DengXian"/>
-        </w:rPr>
-      </w:pPr>
-      <w:r>
-        <w:rPr>
-          <w:rFonts w:hint="eastAsia" w:ascii="DengXian" w:hAnsi="DengXian" w:eastAsia="DengXian" w:cs="DengXian"/>
-          <w:color w:val="151515"/>
-          <w:sz w:val="20"/>
-        </w:rPr>
-        <w:t>• 提问：“哪一步最能防止抄袭式模仿？”引导回答：“译与验，因为必须改变条件并建立自己的验证。”</w:t>
-      </w:r>
-    </w:p>
     <w:tbl>
       <w:tblPr>
         <w:tblStyle w:val="32"/>
@@ -8174,24 +6884,7 @@
     </w:p>
     <w:p>
       <w:pPr>
-        <w:spacing w:after="60"/>
-        <w:rPr>
-          <w:rFonts w:hint="eastAsia" w:ascii="DengXian" w:hAnsi="DengXian" w:eastAsia="DengXian" w:cs="DengXian"/>
-        </w:rPr>
-      </w:pPr>
-      <w:r>
-        <w:rPr>
-          <w:rFonts w:hint="eastAsia" w:ascii="DengXian" w:hAnsi="DengXian" w:eastAsia="DengXian" w:cs="DengXian"/>
-          <w:b/>
-          <w:color w:val="D61F45"/>
-          <w:sz w:val="21"/>
-        </w:rPr>
-        <w:t>【互动与应答预案】</w:t>
-      </w:r>
-    </w:p>
-    <w:p>
-      <w:pPr>
-        <w:pStyle w:val="165"/>
+        <w:pStyle w:val="166"/>
         <w:ind w:left="340" w:hanging="170"/>
         <w:rPr>
           <w:rFonts w:hint="eastAsia" w:ascii="DengXian" w:hAnsi="DengXian" w:eastAsia="DengXian" w:cs="DengXian"/>
@@ -8203,12 +6896,12 @@
           <w:color w:val="151515"/>
           <w:sz w:val="20"/>
         </w:rPr>
-        <w:t>• 可直接给AI的课堂指令：“请只描述图像中可观察的轮廓、身体距离、结构线索和材料表面；不确定的信息请标注为无法判断，不要推断文化来源或制作工艺。”</w:t>
-      </w:r>
-    </w:p>
-    <w:p>
-      <w:pPr>
-        <w:pStyle w:val="165"/>
+        <w:t>幻灯片 24｜原理卡＝五栏：先看一张填好的</w:t>
+      </w:r>
+    </w:p>
+    <w:p>
+      <w:pPr>
+        <w:pStyle w:val="167"/>
         <w:ind w:left="340" w:hanging="170"/>
         <w:rPr>
           <w:rFonts w:hint="eastAsia" w:ascii="DengXian" w:hAnsi="DengXian" w:eastAsia="DengXian" w:cs="DengXian"/>
@@ -8220,12 +6913,11 @@
           <w:color w:val="151515"/>
           <w:sz w:val="20"/>
         </w:rPr>
-        <w:t>• 提问：“AI说‘这件衣服采用可持续面料’，仅凭秀场图能接受吗？”回应：“不能。图像不能证明材料来源和供应链，必须查证。”</w:t>
-      </w:r>
-    </w:p>
-    <w:p>
-      <w:pPr>
-        <w:pStyle w:val="165"/>
+        <w:t>建议时间：4分钟　｜　课堂功能：用一张填好的卡示范五栏各自的职责</w:t>
+      </w:r>
+    </w:p>
+    <w:p>
+      <w:pPr>
         <w:ind w:left="340" w:hanging="170"/>
         <w:rPr>
           <w:rFonts w:hint="eastAsia" w:ascii="DengXian" w:hAnsi="DengXian" w:eastAsia="DengXian" w:cs="DengXian"/>
@@ -8237,12 +6929,12 @@
           <w:color w:val="151515"/>
           <w:sz w:val="20"/>
         </w:rPr>
-        <w:t>• 提问：“AI建议把设计师风格直接写进生成提示词，可以吗？”回应：“课程中不作为最终创作方法。应提取原理词，建立自己的条件，避免直接风格模仿。”</w:t>
-      </w:r>
-    </w:p>
-    <w:p>
-      <w:pPr>
-        <w:pStyle w:val="166"/>
+        <w:t>【教师讲稿｜可直接发言】</w:t>
+      </w:r>
+    </w:p>
+    <w:p>
+      <w:pPr>
+        <w:pStyle w:val="164"/>
         <w:ind w:left="340" w:hanging="170"/>
         <w:rPr>
           <w:rFonts w:hint="eastAsia" w:ascii="DengXian" w:hAnsi="DengXian" w:eastAsia="DengXian" w:cs="DengXian"/>
@@ -8254,12 +6946,12 @@
           <w:color w:val="151515"/>
           <w:sz w:val="20"/>
         </w:rPr>
-        <w:t>幻灯片 24｜原理卡＝五栏：先看一张填好的</w:t>
-      </w:r>
-    </w:p>
-    <w:p>
-      <w:pPr>
-        <w:pStyle w:val="167"/>
+        <w:t>现在看一张已经填好的原理卡。素材是 1947 年 Christian Dior 的 “Bar” 套装——但今天不是讲迪奥，是讲这五栏怎么填。</w:t>
+      </w:r>
+    </w:p>
+    <w:p>
+      <w:pPr>
+        <w:pStyle w:val="164"/>
         <w:ind w:left="340" w:hanging="170"/>
         <w:rPr>
           <w:rFonts w:hint="eastAsia" w:ascii="DengXian" w:hAnsi="DengXian" w:eastAsia="DengXian" w:cs="DengXian"/>
@@ -8271,11 +6963,12 @@
           <w:color w:val="151515"/>
           <w:sz w:val="20"/>
         </w:rPr>
-        <w:t>建议时间：4分钟　｜　课堂功能：用一张填好的卡示范五栏各自的职责</w:t>
-      </w:r>
-    </w:p>
-    <w:p>
-      <w:pPr>
+        <w:t>A 栏视觉证据，回答“你到底看见了什么”。示范里写的是：肩部收窄贴合，腰部极度收束，臀部向外扩张形成圆形体量；下摆展开量约为腰宽的数倍。注意——这一栏里没有一个形容词，全是位置和比例。</w:t>
+      </w:r>
+    </w:p>
+    <w:p>
+      <w:pPr>
+        <w:pStyle w:val="164"/>
         <w:ind w:left="340" w:hanging="170"/>
         <w:rPr>
           <w:rFonts w:hint="eastAsia" w:ascii="DengXian" w:hAnsi="DengXian" w:eastAsia="DengXian" w:cs="DengXian"/>
@@ -8287,11 +6980,12 @@
           <w:color w:val="151515"/>
           <w:sz w:val="20"/>
         </w:rPr>
-        <w:t>【教师动作｜不发言】 从 A 栏开始逐栏念，念到 D 栏停一下让学生抄格式。不要先讲迪奥的历史——今天讲的是这五栏，不是这件衣服。</w:t>
-      </w:r>
-    </w:p>
-    <w:p>
-      <w:pPr>
+        <w:t>B 栏形式原理，回答“这个形状由什么造成”。圆臀不是布料自己堆出来的，是内部支撑衬垫加多层衬裙撑起来的；上衣的贴合来自分割线，不是单纯省道。这一栏必须出现结构词，停在“很有型”就是没写。</w:t>
+      </w:r>
+    </w:p>
+    <w:p>
+      <w:pPr>
+        <w:pStyle w:val="164"/>
         <w:ind w:left="340" w:hanging="170"/>
         <w:rPr>
           <w:rFonts w:hint="eastAsia" w:ascii="DengXian" w:hAnsi="DengXian" w:eastAsia="DengXian" w:cs="DengXian"/>
@@ -8303,7 +6997,7 @@
           <w:color w:val="151515"/>
           <w:sz w:val="20"/>
         </w:rPr>
-        <w:t>【教师讲稿｜可直接发言】</w:t>
+        <w:t>C 栏时代与文化问题，回答“它当年在解决什么具体处境”。写年份不算答案。示范写的是：战时布料配给刚结束，用“消耗大量面料”这件事本身宣告物资恢复；同时把女性形象从制服化拉回家庭与消费场景。</w:t>
       </w:r>
     </w:p>
     <w:p>
@@ -8320,7 +7014,7 @@
           <w:color w:val="151515"/>
           <w:sz w:val="20"/>
         </w:rPr>
-        <w:t>现在看一张已经填好的原理卡。素材是 1947 年 Christian Dior 的 “Bar” 套装——但今天不是讲迪奥，是讲这五栏怎么填。</w:t>
+        <w:t>D 栏当代转译，格式是固定的——保留＿＿原理，换成＿＿，用在＿＿。示范：保留“用内部结构造体积”这条原理，不复制裙撑，改成可拆卸的轻质骨架内衬，用在通勤外套的下摆。</w:t>
       </w:r>
     </w:p>
     <w:p>
@@ -8337,7 +7031,7 @@
           <w:color w:val="151515"/>
           <w:sz w:val="20"/>
         </w:rPr>
-        <w:t>A 栏视觉证据，回答“你到底看见了什么”。示范里写的是：肩部收窄贴合，腰部极度收束，臀部向外扩张形成圆形体量；下摆展开量约为腰宽的数倍。注意——这一栏里没有一个形容词，全是位置和比例。</w:t>
+        <w:t>E 栏风险与验证。先写最可能错在哪——这里是“变成复古模仿”；再写用什么动作验证——先做 1:2 纸样，测“坐下”和“侧身通过门”两个动作。</w:t>
       </w:r>
     </w:p>
     <w:p>
@@ -8354,108 +7048,7 @@
           <w:color w:val="151515"/>
           <w:sz w:val="20"/>
         </w:rPr>
-        <w:t>B 栏形式原理，回答“这个形状由什么造成”。圆臀不是布料自己堆出来的，是内部支撑衬垫加多层衬裙撑起来的；上衣的贴合来自分割线，不是单纯省道。这一栏必须出现结构词，停在“很有型”就是没写。</w:t>
-      </w:r>
-    </w:p>
-    <w:p>
-      <w:pPr>
-        <w:pStyle w:val="164"/>
-        <w:ind w:left="340" w:hanging="170"/>
-        <w:rPr>
-          <w:rFonts w:hint="eastAsia" w:ascii="DengXian" w:hAnsi="DengXian" w:eastAsia="DengXian" w:cs="DengXian"/>
-        </w:rPr>
-      </w:pPr>
-      <w:r>
-        <w:rPr>
-          <w:rFonts w:hint="eastAsia" w:ascii="DengXian" w:hAnsi="DengXian" w:eastAsia="DengXian" w:cs="DengXian"/>
-          <w:color w:val="151515"/>
-          <w:sz w:val="20"/>
-        </w:rPr>
-        <w:t>C 栏时代与文化问题，回答“它当年在解决什么具体处境”。写年份不算答案。示范写的是：战时布料配给刚结束，用“消耗大量面料”这件事本身宣告物资恢复；同时把女性形象从制服化拉回家庭与消费场景。</w:t>
-      </w:r>
-    </w:p>
-    <w:p>
-      <w:pPr>
-        <w:pStyle w:val="164"/>
-        <w:ind w:left="340" w:hanging="170"/>
-        <w:rPr>
-          <w:rFonts w:hint="eastAsia" w:ascii="DengXian" w:hAnsi="DengXian" w:eastAsia="DengXian" w:cs="DengXian"/>
-        </w:rPr>
-      </w:pPr>
-      <w:r>
-        <w:rPr>
-          <w:rFonts w:hint="eastAsia" w:ascii="DengXian" w:hAnsi="DengXian" w:eastAsia="DengXian" w:cs="DengXian"/>
-          <w:color w:val="151515"/>
-          <w:sz w:val="20"/>
-        </w:rPr>
-        <w:t>D 栏当代转译，格式是固定的——保留＿＿原理，换成＿＿，用在＿＿。示范：保留“用内部结构造体积”这条原理，不复制裙撑，改成可拆卸的轻质骨架内衬，用在通勤外套的下摆。</w:t>
-      </w:r>
-    </w:p>
-    <w:p>
-      <w:pPr>
-        <w:pStyle w:val="164"/>
-        <w:ind w:left="340" w:hanging="170"/>
-        <w:rPr>
-          <w:rFonts w:hint="eastAsia" w:ascii="DengXian" w:hAnsi="DengXian" w:eastAsia="DengXian" w:cs="DengXian"/>
-        </w:rPr>
-      </w:pPr>
-      <w:r>
-        <w:rPr>
-          <w:rFonts w:hint="eastAsia" w:ascii="DengXian" w:hAnsi="DengXian" w:eastAsia="DengXian" w:cs="DengXian"/>
-          <w:color w:val="151515"/>
-          <w:sz w:val="20"/>
-        </w:rPr>
-        <w:t>E 栏风险与验证。先写最可能错在哪——这里是“变成复古模仿”；再写用什么动作验证——先做 1:2 纸样，测“坐下”和“侧身通过门”两个动作。</w:t>
-      </w:r>
-    </w:p>
-    <w:p>
-      <w:pPr>
-        <w:pStyle w:val="164"/>
-        <w:ind w:left="340" w:hanging="170"/>
-        <w:rPr>
-          <w:rFonts w:hint="eastAsia" w:ascii="DengXian" w:hAnsi="DengXian" w:eastAsia="DengXian" w:cs="DengXian"/>
-        </w:rPr>
-      </w:pPr>
-      <w:r>
-        <w:rPr>
-          <w:rFonts w:hint="eastAsia" w:ascii="DengXian" w:hAnsi="DengXian" w:eastAsia="DengXian" w:cs="DengXian"/>
-          <w:color w:val="151515"/>
-          <w:sz w:val="20"/>
-        </w:rPr>
         <w:t>最后那句立场句，就是把五栏压成一句话：“我选择‘离体＋支撑’的身体关系，因为我关心通勤中身体被挤压的处境；第02周我用可拆肩片的 1:2 纸样验证抬臂与背包两个动作。”你们等一下要写的，就是这样一句。</w:t>
-      </w:r>
-    </w:p>
-    <w:p>
-      <w:pPr>
-        <w:ind w:left="340" w:hanging="170"/>
-        <w:rPr>
-          <w:rFonts w:hint="eastAsia" w:ascii="DengXian" w:hAnsi="DengXian" w:eastAsia="DengXian" w:cs="DengXian"/>
-        </w:rPr>
-      </w:pPr>
-      <w:r>
-        <w:rPr>
-          <w:rFonts w:hint="eastAsia" w:ascii="DengXian" w:hAnsi="DengXian" w:eastAsia="DengXian" w:cs="DengXian"/>
-          <w:color w:val="151515"/>
-          <w:sz w:val="20"/>
-        </w:rPr>
-        <w:t>【互动与应答预案】</w:t>
-      </w:r>
-    </w:p>
-    <w:p>
-      <w:pPr>
-        <w:pStyle w:val="165"/>
-        <w:ind w:left="340" w:hanging="170"/>
-        <w:rPr>
-          <w:rFonts w:hint="eastAsia" w:ascii="DengXian" w:hAnsi="DengXian" w:eastAsia="DengXian" w:cs="DengXian"/>
-        </w:rPr>
-      </w:pPr>
-      <w:r>
-        <w:rPr>
-          <w:rFonts w:hint="eastAsia" w:ascii="DengXian" w:hAnsi="DengXian" w:eastAsia="DengXian" w:cs="DengXian"/>
-          <w:color w:val="151515"/>
-          <w:sz w:val="20"/>
-        </w:rPr>
-        <w:t>• 随机点一栏，问“如果这一栏空着，评审会看不到什么？”答不出的，说明还没理解这一栏的职责。</w:t>
       </w:r>
     </w:p>
     <w:p>
@@ -8753,108 +7346,6 @@
         <w:t>最终输出是一张A4原理卡。请记住，写“灵感来源于某设计师”不算完成，必须写清楚你提取了什么原理。现在开始。</w:t>
       </w:r>
     </w:p>
-    <w:p>
-      <w:pPr>
-        <w:spacing w:after="60"/>
-        <w:rPr>
-          <w:rFonts w:hint="eastAsia" w:ascii="DengXian" w:hAnsi="DengXian" w:eastAsia="DengXian" w:cs="DengXian"/>
-        </w:rPr>
-      </w:pPr>
-      <w:r>
-        <w:rPr>
-          <w:rFonts w:hint="eastAsia" w:ascii="DengXian" w:hAnsi="DengXian" w:eastAsia="DengXian" w:cs="DengXian"/>
-          <w:b/>
-          <w:color w:val="D61F45"/>
-          <w:sz w:val="21"/>
-        </w:rPr>
-        <w:t>【互动与应答预案】</w:t>
-      </w:r>
-    </w:p>
-    <w:p>
-      <w:pPr>
-        <w:pStyle w:val="165"/>
-        <w:ind w:left="340" w:hanging="170"/>
-        <w:rPr>
-          <w:rFonts w:hint="eastAsia" w:ascii="DengXian" w:hAnsi="DengXian" w:eastAsia="DengXian" w:cs="DengXian"/>
-        </w:rPr>
-      </w:pPr>
-      <w:r>
-        <w:rPr>
-          <w:rFonts w:hint="eastAsia" w:ascii="DengXian" w:hAnsi="DengXian" w:eastAsia="DengXian" w:cs="DengXian"/>
-          <w:color w:val="151515"/>
-          <w:sz w:val="20"/>
-        </w:rPr>
-        <w:t>• 第2分钟口令：“第一阶段结束。请不要继续装饰版面，现在进入结构句。无法确认的地方写‘待验证’。”</w:t>
-      </w:r>
-    </w:p>
-    <w:p>
-      <w:pPr>
-        <w:pStyle w:val="165"/>
-        <w:ind w:left="340" w:hanging="170"/>
-        <w:rPr>
-          <w:rFonts w:hint="eastAsia" w:ascii="DengXian" w:hAnsi="DengXian" w:eastAsia="DengXian" w:cs="DengXian"/>
-        </w:rPr>
-      </w:pPr>
-      <w:r>
-        <w:rPr>
-          <w:rFonts w:hint="eastAsia" w:ascii="DengXian" w:hAnsi="DengXian" w:eastAsia="DengXian" w:cs="DengXian"/>
-          <w:color w:val="151515"/>
-          <w:sz w:val="20"/>
-        </w:rPr>
-        <w:t>• 第4分钟口令：“结构句结束。现在连接时代问题。不要只写年份，要写资源、身体、劳动、城市或媒介条件。”</w:t>
-      </w:r>
-    </w:p>
-    <w:p>
-      <w:pPr>
-        <w:pStyle w:val="165"/>
-        <w:ind w:left="340" w:hanging="170"/>
-        <w:rPr>
-          <w:rFonts w:hint="eastAsia" w:ascii="DengXian" w:hAnsi="DengXian" w:eastAsia="DengXian" w:cs="DengXian"/>
-        </w:rPr>
-      </w:pPr>
-      <w:r>
-        <w:rPr>
-          <w:rFonts w:hint="eastAsia" w:ascii="DengXian" w:hAnsi="DengXian" w:eastAsia="DengXian" w:cs="DengXian"/>
-          <w:color w:val="151515"/>
-          <w:sz w:val="20"/>
-        </w:rPr>
-        <w:t>• 第6分钟口令：“现在进入当代转译。至少改变一个条件，并写出下周的图纸或立体测试动作。”</w:t>
-      </w:r>
-    </w:p>
-    <w:p>
-      <w:pPr>
-        <w:pStyle w:val="165"/>
-        <w:ind w:left="340" w:hanging="170"/>
-        <w:rPr>
-          <w:rFonts w:hint="eastAsia" w:ascii="DengXian" w:hAnsi="DengXian" w:eastAsia="DengXian" w:cs="DengXian"/>
-        </w:rPr>
-      </w:pPr>
-      <w:r>
-        <w:rPr>
-          <w:rFonts w:hint="eastAsia" w:ascii="DengXian" w:hAnsi="DengXian" w:eastAsia="DengXian" w:cs="DengXian"/>
-          <w:color w:val="151515"/>
-          <w:sz w:val="20"/>
-        </w:rPr>
-        <w:t>• 第8分钟口令：“时间到。请停笔，在你的句子中圈出‘视觉证据’和‘验证动作’。如果圈不出来，说明句子还不够具体。”</w:t>
-      </w:r>
-    </w:p>
-    <w:p>
-      <w:pPr>
-        <w:pStyle w:val="165"/>
-        <w:ind w:left="340" w:hanging="170"/>
-        <w:rPr>
-          <w:rFonts w:hint="eastAsia" w:ascii="DengXian" w:hAnsi="DengXian" w:eastAsia="DengXian" w:cs="DengXian"/>
-        </w:rPr>
-      </w:pPr>
-      <w:r>
-        <w:rPr>
-          <w:rFonts w:hint="eastAsia" w:ascii="DengXian" w:hAnsi="DengXian" w:eastAsia="DengXian" w:cs="DengXian"/>
-          <w:color w:val="151515"/>
-          <w:sz w:val="20"/>
-        </w:rPr>
-        <w:t>• 快速讲评：“请两位同学各读一句。全班只判断两件事：证据是否在图上；验证是否能够执行。”</w:t>
-      </w:r>
-    </w:p>
     <w:tbl>
       <w:tblPr>
         <w:tblStyle w:val="32"/>
@@ -9133,142 +7624,6 @@
         <w:t>最后六分钟，两人一组互相追问。只问四类问题：证据在哪里；形式和时代条件如何连接；术语是否准确、有没有把文化压成标签；下周怎样转成图纸和立体测试。每个人必须记录同伴提出的一条修正。现在开始。</w:t>
       </w:r>
     </w:p>
-    <w:p>
-      <w:pPr>
-        <w:spacing w:after="60"/>
-        <w:rPr>
-          <w:rFonts w:hint="eastAsia" w:ascii="DengXian" w:hAnsi="DengXian" w:eastAsia="DengXian" w:cs="DengXian"/>
-        </w:rPr>
-      </w:pPr>
-      <w:r>
-        <w:rPr>
-          <w:rFonts w:hint="eastAsia" w:ascii="DengXian" w:hAnsi="DengXian" w:eastAsia="DengXian" w:cs="DengXian"/>
-          <w:b/>
-          <w:color w:val="D61F45"/>
-          <w:sz w:val="21"/>
-        </w:rPr>
-        <w:t>【互动与应答预案】</w:t>
-      </w:r>
-    </w:p>
-    <w:p>
-      <w:pPr>
-        <w:pStyle w:val="165"/>
-        <w:ind w:left="340" w:hanging="170"/>
-        <w:rPr>
-          <w:rFonts w:hint="eastAsia" w:ascii="DengXian" w:hAnsi="DengXian" w:eastAsia="DengXian" w:cs="DengXian"/>
-        </w:rPr>
-      </w:pPr>
-      <w:r>
-        <w:rPr>
-          <w:rFonts w:hint="eastAsia" w:ascii="DengXian" w:hAnsi="DengXian" w:eastAsia="DengXian" w:cs="DengXian"/>
-          <w:color w:val="151515"/>
-          <w:sz w:val="20"/>
-        </w:rPr>
-        <w:t>• 第3分钟口令：“请选择完成。每位设计师必须有五套，不要只靠一张代表图。”</w:t>
-      </w:r>
-    </w:p>
-    <w:p>
-      <w:pPr>
-        <w:pStyle w:val="165"/>
-        <w:ind w:left="340" w:hanging="170"/>
-        <w:rPr>
-          <w:rFonts w:hint="eastAsia" w:ascii="DengXian" w:hAnsi="DengXian" w:eastAsia="DengXian" w:cs="DengXian"/>
-        </w:rPr>
-      </w:pPr>
-      <w:r>
-        <w:rPr>
-          <w:rFonts w:hint="eastAsia" w:ascii="DengXian" w:hAnsi="DengXian" w:eastAsia="DengXian" w:cs="DengXian"/>
-          <w:color w:val="151515"/>
-          <w:sz w:val="20"/>
-        </w:rPr>
-        <w:t>• 第6分钟口令：“现在停止找图，写两组重复原理。每个原理后面注明至少两套图像编号。”</w:t>
-      </w:r>
-    </w:p>
-    <w:p>
-      <w:pPr>
-        <w:pStyle w:val="165"/>
-        <w:ind w:left="340" w:hanging="170"/>
-        <w:rPr>
-          <w:rFonts w:hint="eastAsia" w:ascii="DengXian" w:hAnsi="DengXian" w:eastAsia="DengXian" w:cs="DengXian"/>
-        </w:rPr>
-      </w:pPr>
-      <w:r>
-        <w:rPr>
-          <w:rFonts w:hint="eastAsia" w:ascii="DengXian" w:hAnsi="DengXian" w:eastAsia="DengXian" w:cs="DengXian"/>
-          <w:color w:val="151515"/>
-          <w:sz w:val="20"/>
-        </w:rPr>
-        <w:t>• 第9分钟口令：“进入冲突比较。不要写‘一个好看、一个不好看’，要写结构、身体或时代判断的差异。”</w:t>
-      </w:r>
-    </w:p>
-    <w:p>
-      <w:pPr>
-        <w:pStyle w:val="165"/>
-        <w:ind w:left="340" w:hanging="170"/>
-        <w:rPr>
-          <w:rFonts w:hint="eastAsia" w:ascii="DengXian" w:hAnsi="DengXian" w:eastAsia="DengXian" w:cs="DengXian"/>
-        </w:rPr>
-      </w:pPr>
-      <w:r>
-        <w:rPr>
-          <w:rFonts w:hint="eastAsia" w:ascii="DengXian" w:hAnsi="DengXian" w:eastAsia="DengXian" w:cs="DengXian"/>
-          <w:color w:val="151515"/>
-          <w:sz w:val="20"/>
-        </w:rPr>
-        <w:t>• 第12分钟口令：“请写个人立场句和下周验证动作。完成后立刻两人交换。”</w:t>
-      </w:r>
-    </w:p>
-    <w:p>
-      <w:pPr>
-        <w:pStyle w:val="165"/>
-        <w:ind w:left="340" w:hanging="170"/>
-        <w:rPr>
-          <w:rFonts w:hint="eastAsia" w:ascii="DengXian" w:hAnsi="DengXian" w:eastAsia="DengXian" w:cs="DengXian"/>
-        </w:rPr>
-      </w:pPr>
-      <w:r>
-        <w:rPr>
-          <w:rFonts w:hint="eastAsia" w:ascii="DengXian" w:hAnsi="DengXian" w:eastAsia="DengXian" w:cs="DengXian"/>
-          <w:color w:val="151515"/>
-          <w:sz w:val="20"/>
-        </w:rPr>
-        <w:t>• 同伴追问口令：“提问者不要替对方改设计，只负责指出证据缺口。回答者先指图，再解释。”</w:t>
-      </w:r>
-    </w:p>
-    <w:p>
-      <w:pPr>
-        <w:pStyle w:val="165"/>
-        <w:ind w:left="340" w:hanging="170"/>
-        <w:rPr>
-          <w:rFonts w:hint="eastAsia" w:ascii="DengXian" w:hAnsi="DengXian" w:eastAsia="DengXian" w:cs="DengXian"/>
-        </w:rPr>
-      </w:pPr>
-      <w:r>
-        <w:rPr>
-          <w:rFonts w:hint="eastAsia" w:ascii="DengXian" w:hAnsi="DengXian" w:eastAsia="DengXian" w:cs="DengXian"/>
-          <w:color w:val="151515"/>
-          <w:sz w:val="20"/>
-        </w:rPr>
-        <w:t>• 第18分钟口令：“时间到。请每个人在原句下面写一条修订版，并标出是因为哪一个同伴问题而修改。”</w:t>
-      </w:r>
-    </w:p>
-    <w:p>
-      <w:pPr>
-        <w:pStyle w:val="165"/>
-        <w:ind w:left="340" w:hanging="170"/>
-        <w:rPr>
-          <w:rFonts w:hint="eastAsia" w:ascii="DengXian" w:hAnsi="DengXian" w:eastAsia="DengXian" w:cs="DengXian"/>
-        </w:rPr>
-      </w:pPr>
-      <w:r>
-        <w:rPr>
-          <w:rFonts w:hint="eastAsia" w:ascii="DengXian" w:hAnsi="DengXian" w:eastAsia="DengXian" w:cs="DengXian"/>
-          <w:color w:val="151515"/>
-          <w:sz w:val="20"/>
-        </w:rPr>
-        <w:t>• 快速收束：“请一位同学读原句和修订句。我们听的重点不是语言是否漂亮，而是修订后证据和行动是否更清楚。”</w:t>
-      </w:r>
-    </w:p>
     <w:tbl>
       <w:tblPr>
         <w:tblStyle w:val="32"/>
@@ -9780,74 +8135,6 @@
         <w:t>这张A3不是为了排版得满，而是为了让别人能沿着证据链复核你的判断。</w:t>
       </w:r>
     </w:p>
-    <w:p>
-      <w:pPr>
-        <w:spacing w:after="60"/>
-        <w:rPr>
-          <w:rFonts w:hint="eastAsia" w:ascii="DengXian" w:hAnsi="DengXian" w:eastAsia="DengXian" w:cs="DengXian"/>
-        </w:rPr>
-      </w:pPr>
-      <w:r>
-        <w:rPr>
-          <w:rFonts w:hint="eastAsia" w:ascii="DengXian" w:hAnsi="DengXian" w:eastAsia="DengXian" w:cs="DengXian"/>
-          <w:b/>
-          <w:color w:val="D61F45"/>
-          <w:sz w:val="21"/>
-        </w:rPr>
-        <w:t>【互动与应答预案】</w:t>
-      </w:r>
-    </w:p>
-    <w:p>
-      <w:pPr>
-        <w:pStyle w:val="165"/>
-        <w:ind w:left="340" w:hanging="170"/>
-        <w:rPr>
-          <w:rFonts w:hint="eastAsia" w:ascii="DengXian" w:hAnsi="DengXian" w:eastAsia="DengXian" w:cs="DengXian"/>
-        </w:rPr>
-      </w:pPr>
-      <w:r>
-        <w:rPr>
-          <w:rFonts w:hint="eastAsia" w:ascii="DengXian" w:hAnsi="DengXian" w:eastAsia="DengXian" w:cs="DengXian"/>
-          <w:color w:val="151515"/>
-          <w:sz w:val="20"/>
-        </w:rPr>
-        <w:t>• 学生若问“可以选择今天没讲的设计师吗”，回应：“可以，但必须有同一设计师至少五套、可靠来源，并且能够完成结构和时代问题分析。”</w:t>
-      </w:r>
-    </w:p>
-    <w:p>
-      <w:pPr>
-        <w:pStyle w:val="165"/>
-        <w:ind w:left="340" w:hanging="170"/>
-        <w:rPr>
-          <w:rFonts w:hint="eastAsia" w:ascii="DengXian" w:hAnsi="DengXian" w:eastAsia="DengXian" w:cs="DengXian"/>
-        </w:rPr>
-      </w:pPr>
-      <w:r>
-        <w:rPr>
-          <w:rFonts w:hint="eastAsia" w:ascii="DengXian" w:hAnsi="DengXian" w:eastAsia="DengXian" w:cs="DengXian"/>
-          <w:color w:val="151515"/>
-          <w:sz w:val="20"/>
-        </w:rPr>
-        <w:t>• 学生若问“AI生成图能不能作为五套案例”，回应：“不能替代设计师原始案例。AI可以进入审计部分，但研究对象必须有可追溯来源。”</w:t>
-      </w:r>
-    </w:p>
-    <w:p>
-      <w:pPr>
-        <w:pStyle w:val="165"/>
-        <w:ind w:left="340" w:hanging="170"/>
-        <w:rPr>
-          <w:rFonts w:hint="eastAsia" w:ascii="DengXian" w:hAnsi="DengXian" w:eastAsia="DengXian" w:cs="DengXian"/>
-        </w:rPr>
-      </w:pPr>
-      <w:r>
-        <w:rPr>
-          <w:rFonts w:hint="eastAsia" w:ascii="DengXian" w:hAnsi="DengXian" w:eastAsia="DengXian" w:cs="DengXian"/>
-          <w:color w:val="151515"/>
-          <w:sz w:val="20"/>
-        </w:rPr>
-        <w:t>• 学生若问“材料看不出来怎么办”，回应：“写‘图像无法确认’，再提出查资料或试料的验证动作，不允许猜测。”</w:t>
-      </w:r>
-    </w:p>
     <w:tbl>
       <w:tblPr>
         <w:tblStyle w:val="32"/>
@@ -10128,74 +8415,6 @@
     </w:p>
     <w:p>
       <w:pPr>
-        <w:spacing w:after="60"/>
-        <w:rPr>
-          <w:rFonts w:hint="eastAsia" w:ascii="DengXian" w:hAnsi="DengXian" w:eastAsia="DengXian" w:cs="DengXian"/>
-        </w:rPr>
-      </w:pPr>
-      <w:r>
-        <w:rPr>
-          <w:rFonts w:hint="eastAsia" w:ascii="DengXian" w:hAnsi="DengXian" w:eastAsia="DengXian" w:cs="DengXian"/>
-          <w:b/>
-          <w:color w:val="D61F45"/>
-          <w:sz w:val="21"/>
-        </w:rPr>
-        <w:t>【互动与应答预案】</w:t>
-      </w:r>
-    </w:p>
-    <w:p>
-      <w:pPr>
-        <w:pStyle w:val="165"/>
-        <w:ind w:left="340" w:hanging="170"/>
-        <w:rPr>
-          <w:rFonts w:hint="eastAsia" w:ascii="DengXian" w:hAnsi="DengXian" w:eastAsia="DengXian" w:cs="DengXian"/>
-        </w:rPr>
-      </w:pPr>
-      <w:r>
-        <w:rPr>
-          <w:rFonts w:hint="eastAsia" w:ascii="DengXian" w:hAnsi="DengXian" w:eastAsia="DengXian" w:cs="DengXian"/>
-          <w:color w:val="151515"/>
-          <w:sz w:val="20"/>
-        </w:rPr>
-        <w:t>• 若时间允许，请两位学生读出自己的句子。教师只追问：“原理能否在图上看见？验证动作能否在下周完成？”</w:t>
-      </w:r>
-    </w:p>
-    <w:p>
-      <w:pPr>
-        <w:pStyle w:val="165"/>
-        <w:ind w:left="340" w:hanging="170"/>
-        <w:rPr>
-          <w:rFonts w:hint="eastAsia" w:ascii="DengXian" w:hAnsi="DengXian" w:eastAsia="DengXian" w:cs="DengXian"/>
-        </w:rPr>
-      </w:pPr>
-      <w:r>
-        <w:rPr>
-          <w:rFonts w:hint="eastAsia" w:ascii="DengXian" w:hAnsi="DengXian" w:eastAsia="DengXian" w:cs="DengXian"/>
-          <w:color w:val="151515"/>
-          <w:sz w:val="20"/>
-        </w:rPr>
-        <w:t>• 若学生句子仍是“我喜欢简约风”，回应：“请把‘简约’改写成身体距离、结构数量、开口、材料和使用场景。”</w:t>
-      </w:r>
-    </w:p>
-    <w:p>
-      <w:pPr>
-        <w:pStyle w:val="165"/>
-        <w:ind w:left="340" w:hanging="170"/>
-        <w:rPr>
-          <w:rFonts w:hint="eastAsia" w:ascii="DengXian" w:hAnsi="DengXian" w:eastAsia="DengXian" w:cs="DengXian"/>
-        </w:rPr>
-      </w:pPr>
-      <w:r>
-        <w:rPr>
-          <w:rFonts w:hint="eastAsia" w:ascii="DengXian" w:hAnsi="DengXian" w:eastAsia="DengXian" w:cs="DengXian"/>
-          <w:color w:val="151515"/>
-          <w:sz w:val="20"/>
-        </w:rPr>
-        <w:t>• 收尾口令：“没有完成完整句子的同学，先不要离开，用两分钟补齐四个空。”</w:t>
-      </w:r>
-    </w:p>
-    <w:p>
-      <w:pPr>
         <w:pageBreakBefore/>
         <w:spacing w:before="1400"/>
         <w:jc w:val="center"/>
@@ -10634,20 +8853,6 @@
         <w:rPr>
           <w:rFonts w:hint="eastAsia" w:ascii="DengXian" w:hAnsi="DengXian" w:eastAsia="DengXian" w:cs="DengXian"/>
         </w:rPr>
-        <w:t>【教师动作｜不发言】 不要逐个念完。只念前四个，其余让学生自己对照原理卡 B 栏。</w:t>
-      </w:r>
-    </w:p>
-    <w:p>
-      <w:pPr>
-        <w:ind w:firstLine="0"/>
-        <w:rPr>
-          <w:rFonts w:hint="eastAsia" w:ascii="DengXian" w:hAnsi="DengXian" w:eastAsia="DengXian" w:cs="DengXian"/>
-        </w:rPr>
-      </w:pPr>
-      <w:r>
-        <w:rPr>
-          <w:rFonts w:hint="eastAsia" w:ascii="DengXian" w:hAnsi="DengXian" w:eastAsia="DengXian" w:cs="DengXian"/>
-        </w:rPr>
         <w:t>【教师讲稿｜可直接发言】</w:t>
       </w:r>
     </w:p>
@@ -10724,34 +8929,6 @@
           <w:rFonts w:hint="eastAsia" w:ascii="DengXian" w:hAnsi="DengXian" w:eastAsia="DengXian" w:cs="DengXian"/>
         </w:rPr>
         <w:t>用法是硬性的：原理卡 B 栏至少出现三个上列词。凡是把这些词删掉、句子还照样成立的，那句话就还停留在标签。</w:t>
-      </w:r>
-    </w:p>
-    <w:p>
-      <w:pPr>
-        <w:ind w:firstLine="0"/>
-        <w:rPr>
-          <w:rFonts w:hint="eastAsia" w:ascii="DengXian" w:hAnsi="DengXian" w:eastAsia="DengXian" w:cs="DengXian"/>
-        </w:rPr>
-      </w:pPr>
-      <w:r>
-        <w:rPr>
-          <w:rFonts w:hint="eastAsia" w:ascii="DengXian" w:hAnsi="DengXian" w:eastAsia="DengXian" w:cs="DengXian"/>
-        </w:rPr>
-        <w:t>【互动与应答预案】</w:t>
-      </w:r>
-    </w:p>
-    <w:p>
-      <w:pPr>
-        <w:ind w:firstLine="0"/>
-        <w:rPr>
-          <w:rFonts w:hint="eastAsia" w:ascii="DengXian" w:hAnsi="DengXian" w:eastAsia="DengXian" w:cs="DengXian"/>
-        </w:rPr>
-      </w:pPr>
-      <w:r>
-        <w:rPr>
-          <w:rFonts w:hint="eastAsia" w:ascii="DengXian" w:hAnsi="DengXian" w:eastAsia="DengXian" w:cs="DengXian"/>
-        </w:rPr>
-        <w:t>• 让一位学生说一句自己常用的形容词，当场换成上表里的词。换不出来的，正是这一页要解决的问题。</w:t>
       </w:r>
     </w:p>
     <w:p>
@@ -11130,57 +9307,6 @@
     </w:p>
     <w:p>
       <w:pPr>
-        <w:spacing w:after="60"/>
-        <w:rPr>
-          <w:rFonts w:hint="eastAsia" w:ascii="DengXian" w:hAnsi="DengXian" w:eastAsia="DengXian" w:cs="DengXian"/>
-        </w:rPr>
-      </w:pPr>
-      <w:r>
-        <w:rPr>
-          <w:rFonts w:hint="eastAsia" w:ascii="DengXian" w:hAnsi="DengXian" w:eastAsia="DengXian" w:cs="DengXian"/>
-          <w:b/>
-          <w:color w:val="D61F45"/>
-          <w:sz w:val="21"/>
-        </w:rPr>
-        <w:t>【互动与应答预案】</w:t>
-      </w:r>
-    </w:p>
-    <w:p>
-      <w:pPr>
-        <w:pStyle w:val="165"/>
-        <w:ind w:left="340" w:hanging="170"/>
-        <w:rPr>
-          <w:rFonts w:hint="eastAsia" w:ascii="DengXian" w:hAnsi="DengXian" w:eastAsia="DengXian" w:cs="DengXian"/>
-        </w:rPr>
-      </w:pPr>
-      <w:r>
-        <w:rPr>
-          <w:rFonts w:hint="eastAsia" w:ascii="DengXian" w:hAnsi="DengXian" w:eastAsia="DengXian" w:cs="DengXian"/>
-          <w:color w:val="151515"/>
-          <w:sz w:val="20"/>
-        </w:rPr>
-        <w:t>• 让学生把“为年轻女性设计一件时尚外套”补成5W。</w:t>
-      </w:r>
-    </w:p>
-    <w:p>
-      <w:pPr>
-        <w:pStyle w:val="165"/>
-        <w:ind w:left="340" w:hanging="170"/>
-        <w:rPr>
-          <w:rFonts w:hint="eastAsia" w:ascii="DengXian" w:hAnsi="DengXian" w:eastAsia="DengXian" w:cs="DengXian"/>
-        </w:rPr>
-      </w:pPr>
-      <w:r>
-        <w:rPr>
-          <w:rFonts w:hint="eastAsia" w:ascii="DengXian" w:hAnsi="DengXian" w:eastAsia="DengXian" w:cs="DengXian"/>
-          <w:color w:val="151515"/>
-          <w:sz w:val="20"/>
-        </w:rPr>
-        <w:t>• 若学生仍只写年龄，追问：“她在什么场景、完成什么动作、解决什么冲突？”</w:t>
-      </w:r>
-    </w:p>
-    <w:p>
-      <w:pPr>
         <w:pStyle w:val="166"/>
         <w:pageBreakBefore/>
         <w:rPr>
@@ -12073,40 +10199,6 @@
     </w:p>
     <w:p>
       <w:pPr>
-        <w:spacing w:after="60"/>
-        <w:rPr>
-          <w:rFonts w:hint="eastAsia" w:ascii="DengXian" w:hAnsi="DengXian" w:eastAsia="DengXian" w:cs="DengXian"/>
-        </w:rPr>
-      </w:pPr>
-      <w:r>
-        <w:rPr>
-          <w:rFonts w:hint="eastAsia" w:ascii="DengXian" w:hAnsi="DengXian" w:eastAsia="DengXian" w:cs="DengXian"/>
-          <w:b/>
-          <w:color w:val="D61F45"/>
-          <w:sz w:val="21"/>
-        </w:rPr>
-        <w:t>【互动与应答预案】</w:t>
-      </w:r>
-    </w:p>
-    <w:p>
-      <w:pPr>
-        <w:pStyle w:val="165"/>
-        <w:ind w:left="340" w:hanging="170"/>
-        <w:rPr>
-          <w:rFonts w:hint="eastAsia" w:ascii="DengXian" w:hAnsi="DengXian" w:eastAsia="DengXian" w:cs="DengXian"/>
-        </w:rPr>
-      </w:pPr>
-      <w:r>
-        <w:rPr>
-          <w:rFonts w:hint="eastAsia" w:ascii="DengXian" w:hAnsi="DengXian" w:eastAsia="DengXian" w:cs="DengXian"/>
-          <w:color w:val="151515"/>
-          <w:sz w:val="20"/>
-        </w:rPr>
-        <w:t>• 提问：“一件衣服看起来像再生材料，能不能写‘使用再生面料’？”回应：“不能。只能写视觉表面判断，并提出查品牌材料说明的动作。”</w:t>
-      </w:r>
-    </w:p>
-    <w:p>
-      <w:pPr>
         <w:pStyle w:val="166"/>
         <w:pageBreakBefore/>
         <w:rPr>
@@ -12272,57 +10364,6 @@
     </w:p>
     <w:p>
       <w:pPr>
-        <w:spacing w:after="60"/>
-        <w:rPr>
-          <w:rFonts w:hint="eastAsia" w:ascii="DengXian" w:hAnsi="DengXian" w:eastAsia="DengXian" w:cs="DengXian"/>
-        </w:rPr>
-      </w:pPr>
-      <w:r>
-        <w:rPr>
-          <w:rFonts w:hint="eastAsia" w:ascii="DengXian" w:hAnsi="DengXian" w:eastAsia="DengXian" w:cs="DengXian"/>
-          <w:b/>
-          <w:color w:val="D61F45"/>
-          <w:sz w:val="21"/>
-        </w:rPr>
-        <w:t>【互动与应答预案】</w:t>
-      </w:r>
-    </w:p>
-    <w:p>
-      <w:pPr>
-        <w:pStyle w:val="165"/>
-        <w:ind w:left="340" w:hanging="170"/>
-        <w:rPr>
-          <w:rFonts w:hint="eastAsia" w:ascii="DengXian" w:hAnsi="DengXian" w:eastAsia="DengXian" w:cs="DengXian"/>
-        </w:rPr>
-      </w:pPr>
-      <w:r>
-        <w:rPr>
-          <w:rFonts w:hint="eastAsia" w:ascii="DengXian" w:hAnsi="DengXian" w:eastAsia="DengXian" w:cs="DengXian"/>
-          <w:color w:val="151515"/>
-          <w:sz w:val="20"/>
-        </w:rPr>
-        <w:t>• 提问：“请从五套中找一个不是纹样，而是结构层面的文化触点。”</w:t>
-      </w:r>
-    </w:p>
-    <w:p>
-      <w:pPr>
-        <w:pStyle w:val="165"/>
-        <w:ind w:left="340" w:hanging="170"/>
-        <w:rPr>
-          <w:rFonts w:hint="eastAsia" w:ascii="DengXian" w:hAnsi="DengXian" w:eastAsia="DengXian" w:cs="DengXian"/>
-        </w:rPr>
-      </w:pPr>
-      <w:r>
-        <w:rPr>
-          <w:rFonts w:hint="eastAsia" w:ascii="DengXian" w:hAnsi="DengXian" w:eastAsia="DengXian" w:cs="DengXian"/>
-          <w:color w:val="151515"/>
-          <w:sz w:val="20"/>
-        </w:rPr>
-        <w:t>• 若学生只指出颜色，回应：“颜色可以是线索，但请继续寻找开合、包裹、领型或叠穿。”</w:t>
-      </w:r>
-    </w:p>
-    <w:p>
-      <w:pPr>
         <w:pStyle w:val="166"/>
         <w:pageBreakBefore/>
         <w:rPr>
@@ -12752,20 +10793,6 @@
         <w:rPr>
           <w:rFonts w:hint="eastAsia" w:ascii="DengXian" w:hAnsi="DengXian" w:eastAsia="DengXian" w:cs="DengXian"/>
         </w:rPr>
-        <w:t>【教师动作｜不发言】 只强调第 05、06 两栏，前四栏让学生自己看。说到“计 0 分”时停一下。</w:t>
-      </w:r>
-    </w:p>
-    <w:p>
-      <w:pPr>
-        <w:ind w:firstLine="0"/>
-        <w:rPr>
-          <w:rFonts w:hint="eastAsia" w:ascii="DengXian" w:hAnsi="DengXian" w:eastAsia="DengXian" w:cs="DengXian"/>
-        </w:rPr>
-      </w:pPr>
-      <w:r>
-        <w:rPr>
-          <w:rFonts w:hint="eastAsia" w:ascii="DengXian" w:hAnsi="DengXian" w:eastAsia="DengXian" w:cs="DengXian"/>
-        </w:rPr>
         <w:t>【教师讲稿｜可直接发言】</w:t>
       </w:r>
     </w:p>
@@ -12842,34 +10869,6 @@
           <w:rFonts w:hint="eastAsia" w:ascii="DengXian" w:hAnsi="DengXian" w:eastAsia="DengXian" w:cs="DengXian"/>
         </w:rPr>
         <w:t>这张表随 A3 原理板一并提交，在同一个 PDF 里。缺表或六栏不全，原理卡 E 栏——风险与验证——计 0 分。这不是形式要求：E 栏本来问的就是“你怎么知道自己没错”，而这张表就是答案。</w:t>
-      </w:r>
-    </w:p>
-    <w:p>
-      <w:pPr>
-        <w:ind w:firstLine="0"/>
-        <w:rPr>
-          <w:rFonts w:hint="eastAsia" w:ascii="DengXian" w:hAnsi="DengXian" w:eastAsia="DengXian" w:cs="DengXian"/>
-        </w:rPr>
-      </w:pPr>
-      <w:r>
-        <w:rPr>
-          <w:rFonts w:hint="eastAsia" w:ascii="DengXian" w:hAnsi="DengXian" w:eastAsia="DengXian" w:cs="DengXian"/>
-        </w:rPr>
-        <w:t>【互动与应答预案】</w:t>
-      </w:r>
-    </w:p>
-    <w:p>
-      <w:pPr>
-        <w:ind w:firstLine="0"/>
-        <w:rPr>
-          <w:rFonts w:hint="eastAsia" w:ascii="DengXian" w:hAnsi="DengXian" w:eastAsia="DengXian" w:cs="DengXian"/>
-        </w:rPr>
-      </w:pPr>
-      <w:r>
-        <w:rPr>
-          <w:rFonts w:hint="eastAsia" w:ascii="DengXian" w:hAnsi="DengXian" w:eastAsia="DengXian" w:cs="DengXian"/>
-        </w:rPr>
-        <w:t>• 问一句“如果 AI 说‘这个廓形很有建筑感’，属于第 05 栏的哪一类错误？”——答案是空泛。</w:t>
       </w:r>
     </w:p>
     <w:p>
@@ -13244,57 +11243,6 @@
           <w:rFonts w:hint="eastAsia" w:ascii="DengXian" w:hAnsi="DengXian" w:eastAsia="DengXian" w:cs="DengXian"/>
         </w:rPr>
         <w:t>最后要做的是制造判断：哪些结果值得进入打版和制作；哪些只是视觉噪音。这个决定必须由设计者负责。</w:t>
-      </w:r>
-    </w:p>
-    <w:p>
-      <w:pPr>
-        <w:spacing w:after="60"/>
-        <w:rPr>
-          <w:rFonts w:hint="eastAsia" w:ascii="DengXian" w:hAnsi="DengXian" w:eastAsia="DengXian" w:cs="DengXian"/>
-        </w:rPr>
-      </w:pPr>
-      <w:r>
-        <w:rPr>
-          <w:rFonts w:hint="eastAsia" w:ascii="DengXian" w:hAnsi="DengXian" w:eastAsia="DengXian" w:cs="DengXian"/>
-          <w:b/>
-          <w:color w:val="D61F45"/>
-          <w:sz w:val="21"/>
-        </w:rPr>
-        <w:t>【互动与应答预案】</w:t>
-      </w:r>
-    </w:p>
-    <w:p>
-      <w:pPr>
-        <w:pStyle w:val="165"/>
-        <w:ind w:left="340" w:hanging="170"/>
-        <w:rPr>
-          <w:rFonts w:hint="eastAsia" w:ascii="DengXian" w:hAnsi="DengXian" w:eastAsia="DengXian" w:cs="DengXian"/>
-        </w:rPr>
-      </w:pPr>
-      <w:r>
-        <w:rPr>
-          <w:rFonts w:hint="eastAsia" w:ascii="DengXian" w:hAnsi="DengXian" w:eastAsia="DengXian" w:cs="DengXian"/>
-          <w:color w:val="151515"/>
-          <w:sz w:val="20"/>
-        </w:rPr>
-        <w:t>• 提问：“一张图最先应该检查美感还是袖窿？”回应：“可以先被美感吸引，但进入设计判断后，结构可缝合和动作条件必须被检查。”</w:t>
-      </w:r>
-    </w:p>
-    <w:p>
-      <w:pPr>
-        <w:pStyle w:val="165"/>
-        <w:ind w:left="340" w:hanging="170"/>
-        <w:rPr>
-          <w:rFonts w:hint="eastAsia" w:ascii="DengXian" w:hAnsi="DengXian" w:eastAsia="DengXian" w:cs="DengXian"/>
-        </w:rPr>
-      </w:pPr>
-      <w:r>
-        <w:rPr>
-          <w:rFonts w:hint="eastAsia" w:ascii="DengXian" w:hAnsi="DengXian" w:eastAsia="DengXian" w:cs="DengXian"/>
-          <w:color w:val="151515"/>
-          <w:sz w:val="20"/>
-        </w:rPr>
-        <w:t>• 提问：“如果只看正面图，背面结构怎么办？”回应：“明确标注为未知，并增加背面参考、结构说明或实物验证，不能由AI随意补全。”</w:t>
       </w:r>
     </w:p>
     <w:p>

--- a/docs/jiangao/《女装设计III》第01周_中国大陆课堂完整讲稿_中文.docx
+++ b/docs/jiangao/《女装设计III》第01周_中国大陆课堂完整讲稿_中文.docx
@@ -1282,23 +1282,6 @@
     </w:tbl>
     <w:p>
       <w:pPr>
-        <w:spacing w:after="60"/>
-        <w:rPr>
-          <w:rFonts w:hint="eastAsia" w:ascii="DengXian" w:hAnsi="DengXian" w:eastAsia="DengXian" w:cs="DengXian"/>
-        </w:rPr>
-      </w:pPr>
-      <w:r>
-        <w:rPr>
-          <w:rFonts w:hint="eastAsia" w:ascii="DengXian" w:hAnsi="DengXian" w:eastAsia="DengXian" w:cs="DengXian"/>
-          <w:b/>
-          <w:color w:val="1D4ED8"/>
-          <w:sz w:val="21"/>
-        </w:rPr>
-        <w:t>【教师讲稿｜可直接发言】</w:t>
-      </w:r>
-    </w:p>
-    <w:p>
-      <w:pPr>
         <w:pStyle w:val="164"/>
         <w:ind w:firstLine="420"/>
         <w:rPr>
@@ -1530,23 +1513,6 @@
     </w:tbl>
     <w:p>
       <w:pPr>
-        <w:spacing w:after="60"/>
-        <w:rPr>
-          <w:rFonts w:hint="eastAsia" w:ascii="DengXian" w:hAnsi="DengXian" w:eastAsia="DengXian" w:cs="DengXian"/>
-        </w:rPr>
-      </w:pPr>
-      <w:r>
-        <w:rPr>
-          <w:rFonts w:hint="eastAsia" w:ascii="DengXian" w:hAnsi="DengXian" w:eastAsia="DengXian" w:cs="DengXian"/>
-          <w:b/>
-          <w:color w:val="1D4ED8"/>
-          <w:sz w:val="21"/>
-        </w:rPr>
-        <w:t>【教师讲稿｜可直接发言】</w:t>
-      </w:r>
-    </w:p>
-    <w:p>
-      <w:pPr>
         <w:pStyle w:val="164"/>
         <w:ind w:firstLine="420"/>
         <w:rPr>
@@ -1778,23 +1744,6 @@
     </w:tbl>
     <w:p>
       <w:pPr>
-        <w:spacing w:after="60"/>
-        <w:rPr>
-          <w:rFonts w:hint="eastAsia" w:ascii="DengXian" w:hAnsi="DengXian" w:eastAsia="DengXian" w:cs="DengXian"/>
-        </w:rPr>
-      </w:pPr>
-      <w:r>
-        <w:rPr>
-          <w:rFonts w:hint="eastAsia" w:ascii="DengXian" w:hAnsi="DengXian" w:eastAsia="DengXian" w:cs="DengXian"/>
-          <w:b/>
-          <w:color w:val="1D4ED8"/>
-          <w:sz w:val="21"/>
-        </w:rPr>
-        <w:t>【教师讲稿｜可直接发言】</w:t>
-      </w:r>
-    </w:p>
-    <w:p>
-      <w:pPr>
         <w:pStyle w:val="164"/>
         <w:ind w:firstLine="420"/>
         <w:rPr>
@@ -2041,23 +1990,6 @@
     </w:tbl>
     <w:p>
       <w:pPr>
-        <w:spacing w:after="60"/>
-        <w:rPr>
-          <w:rFonts w:hint="eastAsia" w:ascii="DengXian" w:hAnsi="DengXian" w:eastAsia="DengXian" w:cs="DengXian"/>
-        </w:rPr>
-      </w:pPr>
-      <w:r>
-        <w:rPr>
-          <w:rFonts w:hint="eastAsia" w:ascii="DengXian" w:hAnsi="DengXian" w:eastAsia="DengXian" w:cs="DengXian"/>
-          <w:b/>
-          <w:color w:val="1D4ED8"/>
-          <w:sz w:val="21"/>
-        </w:rPr>
-        <w:t>【教师讲稿｜可直接发言】</w:t>
-      </w:r>
-    </w:p>
-    <w:p>
-      <w:pPr>
         <w:pStyle w:val="164"/>
         <w:ind w:firstLine="420"/>
         <w:rPr>
@@ -2304,23 +2236,6 @@
     </w:tbl>
     <w:p>
       <w:pPr>
-        <w:spacing w:after="60"/>
-        <w:rPr>
-          <w:rFonts w:hint="eastAsia" w:ascii="DengXian" w:hAnsi="DengXian" w:eastAsia="DengXian" w:cs="DengXian"/>
-        </w:rPr>
-      </w:pPr>
-      <w:r>
-        <w:rPr>
-          <w:rFonts w:hint="eastAsia" w:ascii="DengXian" w:hAnsi="DengXian" w:eastAsia="DengXian" w:cs="DengXian"/>
-          <w:b/>
-          <w:color w:val="1D4ED8"/>
-          <w:sz w:val="21"/>
-        </w:rPr>
-        <w:t>【教师讲稿｜可直接发言】</w:t>
-      </w:r>
-    </w:p>
-    <w:p>
-      <w:pPr>
         <w:pStyle w:val="164"/>
         <w:ind w:firstLine="420"/>
         <w:rPr>
@@ -2552,23 +2467,6 @@
     </w:tbl>
     <w:p>
       <w:pPr>
-        <w:spacing w:after="60"/>
-        <w:rPr>
-          <w:rFonts w:hint="eastAsia" w:ascii="DengXian" w:hAnsi="DengXian" w:eastAsia="DengXian" w:cs="DengXian"/>
-        </w:rPr>
-      </w:pPr>
-      <w:r>
-        <w:rPr>
-          <w:rFonts w:hint="eastAsia" w:ascii="DengXian" w:hAnsi="DengXian" w:eastAsia="DengXian" w:cs="DengXian"/>
-          <w:b/>
-          <w:color w:val="1D4ED8"/>
-          <w:sz w:val="21"/>
-        </w:rPr>
-        <w:t>【教师讲稿｜可直接发言】</w:t>
-      </w:r>
-    </w:p>
-    <w:p>
-      <w:pPr>
         <w:pStyle w:val="164"/>
         <w:ind w:firstLine="420"/>
         <w:rPr>
@@ -2800,23 +2698,6 @@
     </w:tbl>
     <w:p>
       <w:pPr>
-        <w:spacing w:after="60"/>
-        <w:rPr>
-          <w:rFonts w:hint="eastAsia" w:ascii="DengXian" w:hAnsi="DengXian" w:eastAsia="DengXian" w:cs="DengXian"/>
-        </w:rPr>
-      </w:pPr>
-      <w:r>
-        <w:rPr>
-          <w:rFonts w:hint="eastAsia" w:ascii="DengXian" w:hAnsi="DengXian" w:eastAsia="DengXian" w:cs="DengXian"/>
-          <w:b/>
-          <w:color w:val="1D4ED8"/>
-          <w:sz w:val="21"/>
-        </w:rPr>
-        <w:t>【教师讲稿｜可直接发言】</w:t>
-      </w:r>
-    </w:p>
-    <w:p>
-      <w:pPr>
         <w:pStyle w:val="164"/>
         <w:ind w:firstLine="420"/>
         <w:rPr>
@@ -3063,23 +2944,6 @@
     </w:tbl>
     <w:p>
       <w:pPr>
-        <w:spacing w:after="60"/>
-        <w:rPr>
-          <w:rFonts w:hint="eastAsia" w:ascii="DengXian" w:hAnsi="DengXian" w:eastAsia="DengXian" w:cs="DengXian"/>
-        </w:rPr>
-      </w:pPr>
-      <w:r>
-        <w:rPr>
-          <w:rFonts w:hint="eastAsia" w:ascii="DengXian" w:hAnsi="DengXian" w:eastAsia="DengXian" w:cs="DengXian"/>
-          <w:b/>
-          <w:color w:val="1D4ED8"/>
-          <w:sz w:val="21"/>
-        </w:rPr>
-        <w:t>【教师讲稿｜可直接发言】</w:t>
-      </w:r>
-    </w:p>
-    <w:p>
-      <w:pPr>
         <w:pStyle w:val="164"/>
         <w:ind w:firstLine="420"/>
         <w:rPr>
@@ -3326,23 +3190,6 @@
     </w:tbl>
     <w:p>
       <w:pPr>
-        <w:spacing w:after="60"/>
-        <w:rPr>
-          <w:rFonts w:hint="eastAsia" w:ascii="DengXian" w:hAnsi="DengXian" w:eastAsia="DengXian" w:cs="DengXian"/>
-        </w:rPr>
-      </w:pPr>
-      <w:r>
-        <w:rPr>
-          <w:rFonts w:hint="eastAsia" w:ascii="DengXian" w:hAnsi="DengXian" w:eastAsia="DengXian" w:cs="DengXian"/>
-          <w:b/>
-          <w:color w:val="1D4ED8"/>
-          <w:sz w:val="21"/>
-        </w:rPr>
-        <w:t>【教师讲稿｜可直接发言】</w:t>
-      </w:r>
-    </w:p>
-    <w:p>
-      <w:pPr>
         <w:pStyle w:val="164"/>
         <w:ind w:firstLine="420"/>
         <w:rPr>
@@ -3448,22 +3295,6 @@
           <w:sz w:val="20"/>
         </w:rPr>
         <w:t>建议时间：3分钟　｜　课堂功能：给「张力」一套可执行的词汇</w:t>
-      </w:r>
-    </w:p>
-    <w:p>
-      <w:pPr>
-        <w:ind w:left="340" w:hanging="170"/>
-        <w:rPr>
-          <w:rFonts w:hint="eastAsia" w:ascii="DengXian" w:hAnsi="DengXian" w:eastAsia="DengXian" w:cs="DengXian"/>
-        </w:rPr>
-      </w:pPr>
-      <w:r>
-        <w:rPr>
-          <w:rFonts w:hint="eastAsia" w:ascii="DengXian" w:hAnsi="DengXian" w:eastAsia="DengXian" w:cs="DengXian"/>
-          <w:color w:val="151515"/>
-          <w:sz w:val="20"/>
-        </w:rPr>
-        <w:t>【教师讲稿｜可直接发言】</w:t>
       </w:r>
     </w:p>
     <w:p>
@@ -3733,23 +3564,6 @@
     </w:tbl>
     <w:p>
       <w:pPr>
-        <w:spacing w:after="60"/>
-        <w:rPr>
-          <w:rFonts w:hint="eastAsia" w:ascii="DengXian" w:hAnsi="DengXian" w:eastAsia="DengXian" w:cs="DengXian"/>
-        </w:rPr>
-      </w:pPr>
-      <w:r>
-        <w:rPr>
-          <w:rFonts w:hint="eastAsia" w:ascii="DengXian" w:hAnsi="DengXian" w:eastAsia="DengXian" w:cs="DengXian"/>
-          <w:b/>
-          <w:color w:val="1D4ED8"/>
-          <w:sz w:val="21"/>
-        </w:rPr>
-        <w:t>【教师讲稿｜可直接发言】</w:t>
-      </w:r>
-    </w:p>
-    <w:p>
-      <w:pPr>
         <w:pStyle w:val="164"/>
         <w:ind w:firstLine="420"/>
         <w:rPr>
@@ -3981,23 +3795,6 @@
     </w:tbl>
     <w:p>
       <w:pPr>
-        <w:spacing w:after="60"/>
-        <w:rPr>
-          <w:rFonts w:hint="eastAsia" w:ascii="DengXian" w:hAnsi="DengXian" w:eastAsia="DengXian" w:cs="DengXian"/>
-        </w:rPr>
-      </w:pPr>
-      <w:r>
-        <w:rPr>
-          <w:rFonts w:hint="eastAsia" w:ascii="DengXian" w:hAnsi="DengXian" w:eastAsia="DengXian" w:cs="DengXian"/>
-          <w:b/>
-          <w:color w:val="1D4ED8"/>
-          <w:sz w:val="21"/>
-        </w:rPr>
-        <w:t>【教师讲稿｜可直接发言】</w:t>
-      </w:r>
-    </w:p>
-    <w:p>
-      <w:pPr>
         <w:pStyle w:val="164"/>
         <w:ind w:firstLine="420"/>
         <w:rPr>
@@ -4214,23 +4011,6 @@
     </w:tbl>
     <w:p>
       <w:pPr>
-        <w:spacing w:after="60"/>
-        <w:rPr>
-          <w:rFonts w:hint="eastAsia" w:ascii="DengXian" w:hAnsi="DengXian" w:eastAsia="DengXian" w:cs="DengXian"/>
-        </w:rPr>
-      </w:pPr>
-      <w:r>
-        <w:rPr>
-          <w:rFonts w:hint="eastAsia" w:ascii="DengXian" w:hAnsi="DengXian" w:eastAsia="DengXian" w:cs="DengXian"/>
-          <w:b/>
-          <w:color w:val="1D4ED8"/>
-          <w:sz w:val="21"/>
-        </w:rPr>
-        <w:t>【教师讲稿｜可直接发言】</w:t>
-      </w:r>
-    </w:p>
-    <w:p>
-      <w:pPr>
         <w:pStyle w:val="164"/>
         <w:ind w:firstLine="420"/>
         <w:rPr>
@@ -4469,23 +4249,6 @@
     </w:tbl>
     <w:p>
       <w:pPr>
-        <w:spacing w:after="60"/>
-        <w:rPr>
-          <w:rFonts w:hint="eastAsia" w:ascii="DengXian" w:hAnsi="DengXian" w:eastAsia="DengXian" w:cs="DengXian"/>
-        </w:rPr>
-      </w:pPr>
-      <w:r>
-        <w:rPr>
-          <w:rFonts w:hint="eastAsia" w:ascii="DengXian" w:hAnsi="DengXian" w:eastAsia="DengXian" w:cs="DengXian"/>
-          <w:b/>
-          <w:color w:val="1D4ED8"/>
-          <w:sz w:val="21"/>
-        </w:rPr>
-        <w:t>【教师讲稿｜可直接发言】</w:t>
-      </w:r>
-    </w:p>
-    <w:p>
-      <w:pPr>
         <w:pStyle w:val="164"/>
         <w:ind w:firstLine="420"/>
         <w:rPr>
@@ -4717,23 +4480,6 @@
     </w:tbl>
     <w:p>
       <w:pPr>
-        <w:spacing w:after="60"/>
-        <w:rPr>
-          <w:rFonts w:hint="eastAsia" w:ascii="DengXian" w:hAnsi="DengXian" w:eastAsia="DengXian" w:cs="DengXian"/>
-        </w:rPr>
-      </w:pPr>
-      <w:r>
-        <w:rPr>
-          <w:rFonts w:hint="eastAsia" w:ascii="DengXian" w:hAnsi="DengXian" w:eastAsia="DengXian" w:cs="DengXian"/>
-          <w:b/>
-          <w:color w:val="1D4ED8"/>
-          <w:sz w:val="21"/>
-        </w:rPr>
-        <w:t>【教师讲稿｜可直接发言】</w:t>
-      </w:r>
-    </w:p>
-    <w:p>
-      <w:pPr>
         <w:pStyle w:val="164"/>
         <w:ind w:firstLine="420"/>
         <w:rPr>
@@ -4995,23 +4741,6 @@
     </w:tbl>
     <w:p>
       <w:pPr>
-        <w:spacing w:after="60"/>
-        <w:rPr>
-          <w:rFonts w:hint="eastAsia" w:ascii="DengXian" w:hAnsi="DengXian" w:eastAsia="DengXian" w:cs="DengXian"/>
-        </w:rPr>
-      </w:pPr>
-      <w:r>
-        <w:rPr>
-          <w:rFonts w:hint="eastAsia" w:ascii="DengXian" w:hAnsi="DengXian" w:eastAsia="DengXian" w:cs="DengXian"/>
-          <w:b/>
-          <w:color w:val="1D4ED8"/>
-          <w:sz w:val="21"/>
-        </w:rPr>
-        <w:t>【教师讲稿｜可直接发言】</w:t>
-      </w:r>
-    </w:p>
-    <w:p>
-      <w:pPr>
         <w:pStyle w:val="164"/>
         <w:ind w:firstLine="420"/>
         <w:rPr>
@@ -5312,23 +5041,6 @@
     </w:tbl>
     <w:p>
       <w:pPr>
-        <w:spacing w:after="60"/>
-        <w:rPr>
-          <w:rFonts w:hint="eastAsia" w:ascii="DengXian" w:hAnsi="DengXian" w:eastAsia="DengXian" w:cs="DengXian"/>
-        </w:rPr>
-      </w:pPr>
-      <w:r>
-        <w:rPr>
-          <w:rFonts w:hint="eastAsia" w:ascii="DengXian" w:hAnsi="DengXian" w:eastAsia="DengXian" w:cs="DengXian"/>
-          <w:b/>
-          <w:color w:val="1D4ED8"/>
-          <w:sz w:val="21"/>
-        </w:rPr>
-        <w:t>【教师讲稿｜可直接发言】</w:t>
-      </w:r>
-    </w:p>
-    <w:p>
-      <w:pPr>
         <w:pStyle w:val="164"/>
         <w:ind w:firstLine="420"/>
         <w:rPr>
@@ -5560,23 +5272,6 @@
     </w:tbl>
     <w:p>
       <w:pPr>
-        <w:spacing w:after="60"/>
-        <w:rPr>
-          <w:rFonts w:hint="eastAsia" w:ascii="DengXian" w:hAnsi="DengXian" w:eastAsia="DengXian" w:cs="DengXian"/>
-        </w:rPr>
-      </w:pPr>
-      <w:r>
-        <w:rPr>
-          <w:rFonts w:hint="eastAsia" w:ascii="DengXian" w:hAnsi="DengXian" w:eastAsia="DengXian" w:cs="DengXian"/>
-          <w:b/>
-          <w:color w:val="1D4ED8"/>
-          <w:sz w:val="21"/>
-        </w:rPr>
-        <w:t>【教师讲稿｜可直接发言】</w:t>
-      </w:r>
-    </w:p>
-    <w:p>
-      <w:pPr>
         <w:pStyle w:val="164"/>
         <w:ind w:firstLine="420"/>
         <w:rPr>
@@ -5808,23 +5503,6 @@
     </w:tbl>
     <w:p>
       <w:pPr>
-        <w:spacing w:after="60"/>
-        <w:rPr>
-          <w:rFonts w:hint="eastAsia" w:ascii="DengXian" w:hAnsi="DengXian" w:eastAsia="DengXian" w:cs="DengXian"/>
-        </w:rPr>
-      </w:pPr>
-      <w:r>
-        <w:rPr>
-          <w:rFonts w:hint="eastAsia" w:ascii="DengXian" w:hAnsi="DengXian" w:eastAsia="DengXian" w:cs="DengXian"/>
-          <w:b/>
-          <w:color w:val="1D4ED8"/>
-          <w:sz w:val="21"/>
-        </w:rPr>
-        <w:t>【教师讲稿｜可直接发言】</w:t>
-      </w:r>
-    </w:p>
-    <w:p>
-      <w:pPr>
         <w:pStyle w:val="164"/>
         <w:ind w:firstLine="420"/>
         <w:rPr>
@@ -6048,23 +5726,6 @@
     </w:tbl>
     <w:p>
       <w:pPr>
-        <w:spacing w:after="60"/>
-        <w:rPr>
-          <w:rFonts w:hint="eastAsia" w:ascii="DengXian" w:hAnsi="DengXian" w:eastAsia="DengXian" w:cs="DengXian"/>
-        </w:rPr>
-      </w:pPr>
-      <w:r>
-        <w:rPr>
-          <w:rFonts w:hint="eastAsia" w:ascii="DengXian" w:hAnsi="DengXian" w:eastAsia="DengXian" w:cs="DengXian"/>
-          <w:b/>
-          <w:color w:val="1D4ED8"/>
-          <w:sz w:val="21"/>
-        </w:rPr>
-        <w:t>【教师讲稿｜可直接发言】</w:t>
-      </w:r>
-    </w:p>
-    <w:p>
-      <w:pPr>
         <w:pStyle w:val="164"/>
         <w:ind w:firstLine="420"/>
         <w:rPr>
@@ -6296,23 +5957,6 @@
     </w:tbl>
     <w:p>
       <w:pPr>
-        <w:spacing w:after="60"/>
-        <w:rPr>
-          <w:rFonts w:hint="eastAsia" w:ascii="DengXian" w:hAnsi="DengXian" w:eastAsia="DengXian" w:cs="DengXian"/>
-        </w:rPr>
-      </w:pPr>
-      <w:r>
-        <w:rPr>
-          <w:rFonts w:hint="eastAsia" w:ascii="DengXian" w:hAnsi="DengXian" w:eastAsia="DengXian" w:cs="DengXian"/>
-          <w:b/>
-          <w:color w:val="1D4ED8"/>
-          <w:sz w:val="21"/>
-        </w:rPr>
-        <w:t>【教师讲稿｜可直接发言】</w:t>
-      </w:r>
-    </w:p>
-    <w:p>
-      <w:pPr>
         <w:pStyle w:val="164"/>
         <w:ind w:firstLine="420"/>
         <w:rPr>
@@ -6544,23 +6188,6 @@
     </w:tbl>
     <w:p>
       <w:pPr>
-        <w:spacing w:after="60"/>
-        <w:rPr>
-          <w:rFonts w:hint="eastAsia" w:ascii="DengXian" w:hAnsi="DengXian" w:eastAsia="DengXian" w:cs="DengXian"/>
-        </w:rPr>
-      </w:pPr>
-      <w:r>
-        <w:rPr>
-          <w:rFonts w:hint="eastAsia" w:ascii="DengXian" w:hAnsi="DengXian" w:eastAsia="DengXian" w:cs="DengXian"/>
-          <w:b/>
-          <w:color w:val="1D4ED8"/>
-          <w:sz w:val="21"/>
-        </w:rPr>
-        <w:t>【教师讲稿｜可直接发言】</w:t>
-      </w:r>
-    </w:p>
-    <w:p>
-      <w:pPr>
         <w:pStyle w:val="164"/>
         <w:ind w:firstLine="420"/>
         <w:rPr>
@@ -6792,23 +6419,6 @@
     </w:tbl>
     <w:p>
       <w:pPr>
-        <w:spacing w:after="60"/>
-        <w:rPr>
-          <w:rFonts w:hint="eastAsia" w:ascii="DengXian" w:hAnsi="DengXian" w:eastAsia="DengXian" w:cs="DengXian"/>
-        </w:rPr>
-      </w:pPr>
-      <w:r>
-        <w:rPr>
-          <w:rFonts w:hint="eastAsia" w:ascii="DengXian" w:hAnsi="DengXian" w:eastAsia="DengXian" w:cs="DengXian"/>
-          <w:b/>
-          <w:color w:val="1D4ED8"/>
-          <w:sz w:val="21"/>
-        </w:rPr>
-        <w:t>【教师讲稿｜可直接发言】</w:t>
-      </w:r>
-    </w:p>
-    <w:p>
-      <w:pPr>
         <w:pStyle w:val="164"/>
         <w:ind w:firstLine="420"/>
         <w:rPr>
@@ -6914,22 +6524,6 @@
           <w:sz w:val="20"/>
         </w:rPr>
         <w:t>建议时间：4分钟　｜　课堂功能：用一张填好的卡示范五栏各自的职责</w:t>
-      </w:r>
-    </w:p>
-    <w:p>
-      <w:pPr>
-        <w:ind w:left="340" w:hanging="170"/>
-        <w:rPr>
-          <w:rFonts w:hint="eastAsia" w:ascii="DengXian" w:hAnsi="DengXian" w:eastAsia="DengXian" w:cs="DengXian"/>
-        </w:rPr>
-      </w:pPr>
-      <w:r>
-        <w:rPr>
-          <w:rFonts w:hint="eastAsia" w:ascii="DengXian" w:hAnsi="DengXian" w:eastAsia="DengXian" w:cs="DengXian"/>
-          <w:color w:val="151515"/>
-          <w:sz w:val="20"/>
-        </w:rPr>
-        <w:t>【教师讲稿｜可直接发言】</w:t>
       </w:r>
     </w:p>
     <w:p>
@@ -7241,23 +6835,6 @@
     </w:tbl>
     <w:p>
       <w:pPr>
-        <w:spacing w:after="60"/>
-        <w:rPr>
-          <w:rFonts w:hint="eastAsia" w:ascii="DengXian" w:hAnsi="DengXian" w:eastAsia="DengXian" w:cs="DengXian"/>
-        </w:rPr>
-      </w:pPr>
-      <w:r>
-        <w:rPr>
-          <w:rFonts w:hint="eastAsia" w:ascii="DengXian" w:hAnsi="DengXian" w:eastAsia="DengXian" w:cs="DengXian"/>
-          <w:b/>
-          <w:color w:val="1D4ED8"/>
-          <w:sz w:val="21"/>
-        </w:rPr>
-        <w:t>【教师讲稿｜可直接发言】</w:t>
-      </w:r>
-    </w:p>
-    <w:p>
-      <w:pPr>
         <w:pStyle w:val="164"/>
         <w:ind w:firstLine="420"/>
         <w:rPr>
@@ -7519,23 +7096,6 @@
     </w:tbl>
     <w:p>
       <w:pPr>
-        <w:spacing w:after="60"/>
-        <w:rPr>
-          <w:rFonts w:hint="eastAsia" w:ascii="DengXian" w:hAnsi="DengXian" w:eastAsia="DengXian" w:cs="DengXian"/>
-        </w:rPr>
-      </w:pPr>
-      <w:r>
-        <w:rPr>
-          <w:rFonts w:hint="eastAsia" w:ascii="DengXian" w:hAnsi="DengXian" w:eastAsia="DengXian" w:cs="DengXian"/>
-          <w:b/>
-          <w:color w:val="1D4ED8"/>
-          <w:sz w:val="21"/>
-        </w:rPr>
-        <w:t>【教师讲稿｜可直接发言】</w:t>
-      </w:r>
-    </w:p>
-    <w:p>
-      <w:pPr>
         <w:pStyle w:val="164"/>
         <w:ind w:firstLine="420"/>
         <w:rPr>
@@ -7797,23 +7357,6 @@
     </w:tbl>
     <w:p>
       <w:pPr>
-        <w:spacing w:after="60"/>
-        <w:rPr>
-          <w:rFonts w:hint="eastAsia" w:ascii="DengXian" w:hAnsi="DengXian" w:eastAsia="DengXian" w:cs="DengXian"/>
-        </w:rPr>
-      </w:pPr>
-      <w:r>
-        <w:rPr>
-          <w:rFonts w:hint="eastAsia" w:ascii="DengXian" w:hAnsi="DengXian" w:eastAsia="DengXian" w:cs="DengXian"/>
-          <w:b/>
-          <w:color w:val="1D4ED8"/>
-          <w:sz w:val="21"/>
-        </w:rPr>
-        <w:t>【教师讲稿｜可直接发言】</w:t>
-      </w:r>
-    </w:p>
-    <w:p>
-      <w:pPr>
         <w:pStyle w:val="164"/>
         <w:ind w:firstLine="420"/>
         <w:rPr>
@@ -8045,23 +7588,6 @@
     </w:tbl>
     <w:p>
       <w:pPr>
-        <w:spacing w:after="60"/>
-        <w:rPr>
-          <w:rFonts w:hint="eastAsia" w:ascii="DengXian" w:hAnsi="DengXian" w:eastAsia="DengXian" w:cs="DengXian"/>
-        </w:rPr>
-      </w:pPr>
-      <w:r>
-        <w:rPr>
-          <w:rFonts w:hint="eastAsia" w:ascii="DengXian" w:hAnsi="DengXian" w:eastAsia="DengXian" w:cs="DengXian"/>
-          <w:b/>
-          <w:color w:val="1D4ED8"/>
-          <w:sz w:val="21"/>
-        </w:rPr>
-        <w:t>【教师讲稿｜可直接发言】</w:t>
-      </w:r>
-    </w:p>
-    <w:p>
-      <w:pPr>
         <w:pStyle w:val="164"/>
         <w:ind w:firstLine="420"/>
         <w:rPr>
@@ -8308,23 +7834,6 @@
     </w:tbl>
     <w:p>
       <w:pPr>
-        <w:spacing w:after="60"/>
-        <w:rPr>
-          <w:rFonts w:hint="eastAsia" w:ascii="DengXian" w:hAnsi="DengXian" w:eastAsia="DengXian" w:cs="DengXian"/>
-        </w:rPr>
-      </w:pPr>
-      <w:r>
-        <w:rPr>
-          <w:rFonts w:hint="eastAsia" w:ascii="DengXian" w:hAnsi="DengXian" w:eastAsia="DengXian" w:cs="DengXian"/>
-          <w:b/>
-          <w:color w:val="1D4ED8"/>
-          <w:sz w:val="21"/>
-        </w:rPr>
-        <w:t>【教师讲稿｜可直接发言】</w:t>
-      </w:r>
-    </w:p>
-    <w:p>
-      <w:pPr>
         <w:pStyle w:val="164"/>
         <w:ind w:firstLine="420"/>
         <w:rPr>
@@ -8572,23 +8081,6 @@
     </w:tbl>
     <w:p>
       <w:pPr>
-        <w:spacing w:after="60"/>
-        <w:rPr>
-          <w:rFonts w:hint="eastAsia" w:ascii="DengXian" w:hAnsi="DengXian" w:eastAsia="DengXian" w:cs="DengXian"/>
-        </w:rPr>
-      </w:pPr>
-      <w:r>
-        <w:rPr>
-          <w:rFonts w:hint="eastAsia" w:ascii="DengXian" w:hAnsi="DengXian" w:eastAsia="DengXian" w:cs="DengXian"/>
-          <w:b/>
-          <w:color w:val="1D4ED8"/>
-          <w:sz w:val="21"/>
-        </w:rPr>
-        <w:t>【教师讲稿｜可直接发言】</w:t>
-      </w:r>
-    </w:p>
-    <w:p>
-      <w:pPr>
         <w:pStyle w:val="164"/>
         <w:ind w:firstLine="420"/>
         <w:rPr>
@@ -8752,23 +8244,6 @@
     </w:tbl>
     <w:p>
       <w:pPr>
-        <w:spacing w:after="60"/>
-        <w:rPr>
-          <w:rFonts w:hint="eastAsia" w:ascii="DengXian" w:hAnsi="DengXian" w:eastAsia="DengXian" w:cs="DengXian"/>
-        </w:rPr>
-      </w:pPr>
-      <w:r>
-        <w:rPr>
-          <w:rFonts w:hint="eastAsia" w:ascii="DengXian" w:hAnsi="DengXian" w:eastAsia="DengXian" w:cs="DengXian"/>
-          <w:b/>
-          <w:color w:val="1D4ED8"/>
-          <w:sz w:val="21"/>
-        </w:rPr>
-        <w:t>【教师讲稿｜可直接发言】</w:t>
-      </w:r>
-    </w:p>
-    <w:p>
-      <w:pPr>
         <w:pStyle w:val="164"/>
         <w:ind w:firstLine="420"/>
         <w:rPr>
@@ -8840,20 +8315,6 @@
           <w:rFonts w:hint="eastAsia" w:ascii="DengXian" w:hAnsi="DengXian" w:eastAsia="DengXian" w:cs="DengXian"/>
         </w:rPr>
         <w:t>建议时间：2分钟（补充页，可课后查阅）　｜　课堂功能：把形容词换成可验证的结构词</w:t>
-      </w:r>
-    </w:p>
-    <w:p>
-      <w:pPr>
-        <w:ind w:firstLine="0"/>
-        <w:rPr>
-          <w:rFonts w:hint="eastAsia" w:ascii="DengXian" w:hAnsi="DengXian" w:eastAsia="DengXian" w:cs="DengXian"/>
-        </w:rPr>
-      </w:pPr>
-      <w:r>
-        <w:rPr>
-          <w:rFonts w:hint="eastAsia" w:ascii="DengXian" w:hAnsi="DengXian" w:eastAsia="DengXian" w:cs="DengXian"/>
-        </w:rPr>
-        <w:t>【教师讲稿｜可直接发言】</w:t>
       </w:r>
     </w:p>
     <w:p>
@@ -9050,23 +8511,6 @@
     </w:tbl>
     <w:p>
       <w:pPr>
-        <w:spacing w:after="60"/>
-        <w:rPr>
-          <w:rFonts w:hint="eastAsia" w:ascii="DengXian" w:hAnsi="DengXian" w:eastAsia="DengXian" w:cs="DengXian"/>
-        </w:rPr>
-      </w:pPr>
-      <w:r>
-        <w:rPr>
-          <w:rFonts w:hint="eastAsia" w:ascii="DengXian" w:hAnsi="DengXian" w:eastAsia="DengXian" w:cs="DengXian"/>
-          <w:b/>
-          <w:color w:val="1D4ED8"/>
-          <w:sz w:val="21"/>
-        </w:rPr>
-        <w:t>【教师讲稿｜可直接发言】</w:t>
-      </w:r>
-    </w:p>
-    <w:p>
-      <w:pPr>
         <w:pStyle w:val="164"/>
         <w:ind w:firstLine="420"/>
         <w:rPr>
@@ -9215,23 +8659,6 @@
     </w:tbl>
     <w:p>
       <w:pPr>
-        <w:spacing w:after="60"/>
-        <w:rPr>
-          <w:rFonts w:hint="eastAsia" w:ascii="DengXian" w:hAnsi="DengXian" w:eastAsia="DengXian" w:cs="DengXian"/>
-        </w:rPr>
-      </w:pPr>
-      <w:r>
-        <w:rPr>
-          <w:rFonts w:hint="eastAsia" w:ascii="DengXian" w:hAnsi="DengXian" w:eastAsia="DengXian" w:cs="DengXian"/>
-          <w:b/>
-          <w:color w:val="1D4ED8"/>
-          <w:sz w:val="21"/>
-        </w:rPr>
-        <w:t>【教师讲稿｜可直接发言】</w:t>
-      </w:r>
-    </w:p>
-    <w:p>
-      <w:pPr>
         <w:pStyle w:val="164"/>
         <w:ind w:firstLine="420"/>
         <w:rPr>
@@ -9400,23 +8827,6 @@
         </w:tc>
       </w:tr>
     </w:tbl>
-    <w:p>
-      <w:pPr>
-        <w:spacing w:after="60"/>
-        <w:rPr>
-          <w:rFonts w:hint="eastAsia" w:ascii="DengXian" w:hAnsi="DengXian" w:eastAsia="DengXian" w:cs="DengXian"/>
-        </w:rPr>
-      </w:pPr>
-      <w:r>
-        <w:rPr>
-          <w:rFonts w:hint="eastAsia" w:ascii="DengXian" w:hAnsi="DengXian" w:eastAsia="DengXian" w:cs="DengXian"/>
-          <w:b/>
-          <w:color w:val="1D4ED8"/>
-          <w:sz w:val="21"/>
-        </w:rPr>
-        <w:t>【教师讲稿｜可直接发言】</w:t>
-      </w:r>
-    </w:p>
     <w:p>
       <w:pPr>
         <w:pStyle w:val="164"/>
@@ -9582,23 +8992,6 @@
     </w:tbl>
     <w:p>
       <w:pPr>
-        <w:spacing w:after="60"/>
-        <w:rPr>
-          <w:rFonts w:hint="eastAsia" w:ascii="DengXian" w:hAnsi="DengXian" w:eastAsia="DengXian" w:cs="DengXian"/>
-        </w:rPr>
-      </w:pPr>
-      <w:r>
-        <w:rPr>
-          <w:rFonts w:hint="eastAsia" w:ascii="DengXian" w:hAnsi="DengXian" w:eastAsia="DengXian" w:cs="DengXian"/>
-          <w:b/>
-          <w:color w:val="1D4ED8"/>
-          <w:sz w:val="21"/>
-        </w:rPr>
-        <w:t>【教师讲稿｜可直接发言】</w:t>
-      </w:r>
-    </w:p>
-    <w:p>
-      <w:pPr>
         <w:pStyle w:val="164"/>
         <w:ind w:firstLine="420"/>
         <w:rPr>
@@ -9762,23 +9155,6 @@
     </w:tbl>
     <w:p>
       <w:pPr>
-        <w:spacing w:after="60"/>
-        <w:rPr>
-          <w:rFonts w:hint="eastAsia" w:ascii="DengXian" w:hAnsi="DengXian" w:eastAsia="DengXian" w:cs="DengXian"/>
-        </w:rPr>
-      </w:pPr>
-      <w:r>
-        <w:rPr>
-          <w:rFonts w:hint="eastAsia" w:ascii="DengXian" w:hAnsi="DengXian" w:eastAsia="DengXian" w:cs="DengXian"/>
-          <w:b/>
-          <w:color w:val="1D4ED8"/>
-          <w:sz w:val="21"/>
-        </w:rPr>
-        <w:t>【教师讲稿｜可直接发言】</w:t>
-      </w:r>
-    </w:p>
-    <w:p>
-      <w:pPr>
         <w:pStyle w:val="164"/>
         <w:ind w:firstLine="420"/>
         <w:rPr>
@@ -9942,23 +9318,6 @@
     </w:tbl>
     <w:p>
       <w:pPr>
-        <w:spacing w:after="60"/>
-        <w:rPr>
-          <w:rFonts w:hint="eastAsia" w:ascii="DengXian" w:hAnsi="DengXian" w:eastAsia="DengXian" w:cs="DengXian"/>
-        </w:rPr>
-      </w:pPr>
-      <w:r>
-        <w:rPr>
-          <w:rFonts w:hint="eastAsia" w:ascii="DengXian" w:hAnsi="DengXian" w:eastAsia="DengXian" w:cs="DengXian"/>
-          <w:b/>
-          <w:color w:val="1D4ED8"/>
-          <w:sz w:val="21"/>
-        </w:rPr>
-        <w:t>【教师讲稿｜可直接发言】</w:t>
-      </w:r>
-    </w:p>
-    <w:p>
-      <w:pPr>
         <w:pStyle w:val="164"/>
         <w:ind w:firstLine="420"/>
         <w:rPr>
@@ -10122,23 +9481,6 @@
     </w:tbl>
     <w:p>
       <w:pPr>
-        <w:spacing w:after="60"/>
-        <w:rPr>
-          <w:rFonts w:hint="eastAsia" w:ascii="DengXian" w:hAnsi="DengXian" w:eastAsia="DengXian" w:cs="DengXian"/>
-        </w:rPr>
-      </w:pPr>
-      <w:r>
-        <w:rPr>
-          <w:rFonts w:hint="eastAsia" w:ascii="DengXian" w:hAnsi="DengXian" w:eastAsia="DengXian" w:cs="DengXian"/>
-          <w:b/>
-          <w:color w:val="1D4ED8"/>
-          <w:sz w:val="21"/>
-        </w:rPr>
-        <w:t>【教师讲稿｜可直接发言】</w:t>
-      </w:r>
-    </w:p>
-    <w:p>
-      <w:pPr>
         <w:pStyle w:val="164"/>
         <w:ind w:firstLine="420"/>
         <w:rPr>
@@ -10302,23 +9644,6 @@
     </w:tbl>
     <w:p>
       <w:pPr>
-        <w:spacing w:after="60"/>
-        <w:rPr>
-          <w:rFonts w:hint="eastAsia" w:ascii="DengXian" w:hAnsi="DengXian" w:eastAsia="DengXian" w:cs="DengXian"/>
-        </w:rPr>
-      </w:pPr>
-      <w:r>
-        <w:rPr>
-          <w:rFonts w:hint="eastAsia" w:ascii="DengXian" w:hAnsi="DengXian" w:eastAsia="DengXian" w:cs="DengXian"/>
-          <w:b/>
-          <w:color w:val="1D4ED8"/>
-          <w:sz w:val="21"/>
-        </w:rPr>
-        <w:t>【教师讲稿｜可直接发言】</w:t>
-      </w:r>
-    </w:p>
-    <w:p>
-      <w:pPr>
         <w:pStyle w:val="164"/>
         <w:ind w:firstLine="420"/>
         <w:rPr>
@@ -10467,23 +9792,6 @@
     </w:tbl>
     <w:p>
       <w:pPr>
-        <w:spacing w:after="60"/>
-        <w:rPr>
-          <w:rFonts w:hint="eastAsia" w:ascii="DengXian" w:hAnsi="DengXian" w:eastAsia="DengXian" w:cs="DengXian"/>
-        </w:rPr>
-      </w:pPr>
-      <w:r>
-        <w:rPr>
-          <w:rFonts w:hint="eastAsia" w:ascii="DengXian" w:hAnsi="DengXian" w:eastAsia="DengXian" w:cs="DengXian"/>
-          <w:b/>
-          <w:color w:val="1D4ED8"/>
-          <w:sz w:val="21"/>
-        </w:rPr>
-        <w:t>【教师讲稿｜可直接发言】</w:t>
-      </w:r>
-    </w:p>
-    <w:p>
-      <w:pPr>
         <w:pStyle w:val="164"/>
         <w:ind w:firstLine="420"/>
         <w:rPr>
@@ -10647,23 +9955,6 @@
     </w:tbl>
     <w:p>
       <w:pPr>
-        <w:spacing w:after="60"/>
-        <w:rPr>
-          <w:rFonts w:hint="eastAsia" w:ascii="DengXian" w:hAnsi="DengXian" w:eastAsia="DengXian" w:cs="DengXian"/>
-        </w:rPr>
-      </w:pPr>
-      <w:r>
-        <w:rPr>
-          <w:rFonts w:hint="eastAsia" w:ascii="DengXian" w:hAnsi="DengXian" w:eastAsia="DengXian" w:cs="DengXian"/>
-          <w:b/>
-          <w:color w:val="1D4ED8"/>
-          <w:sz w:val="21"/>
-        </w:rPr>
-        <w:t>【教师讲稿｜可直接发言】</w:t>
-      </w:r>
-    </w:p>
-    <w:p>
-      <w:pPr>
         <w:pStyle w:val="164"/>
         <w:ind w:firstLine="420"/>
         <w:rPr>
@@ -10780,20 +10071,6 @@
           <w:rFonts w:hint="eastAsia" w:ascii="DengXian" w:hAnsi="DengXian" w:eastAsia="DengXian" w:cs="DengXian"/>
         </w:rPr>
         <w:t>建议时间：2分钟（补充页，可课后查阅）　｜　课堂功能：把 AI 使用变成可追溯的记录</w:t>
-      </w:r>
-    </w:p>
-    <w:p>
-      <w:pPr>
-        <w:ind w:firstLine="0"/>
-        <w:rPr>
-          <w:rFonts w:hint="eastAsia" w:ascii="DengXian" w:hAnsi="DengXian" w:eastAsia="DengXian" w:cs="DengXian"/>
-        </w:rPr>
-      </w:pPr>
-      <w:r>
-        <w:rPr>
-          <w:rFonts w:hint="eastAsia" w:ascii="DengXian" w:hAnsi="DengXian" w:eastAsia="DengXian" w:cs="DengXian"/>
-        </w:rPr>
-        <w:t>【教师讲稿｜可直接发言】</w:t>
       </w:r>
     </w:p>
     <w:p>
@@ -10990,23 +10267,6 @@
     </w:tbl>
     <w:p>
       <w:pPr>
-        <w:spacing w:after="60"/>
-        <w:rPr>
-          <w:rFonts w:hint="eastAsia" w:ascii="DengXian" w:hAnsi="DengXian" w:eastAsia="DengXian" w:cs="DengXian"/>
-        </w:rPr>
-      </w:pPr>
-      <w:r>
-        <w:rPr>
-          <w:rFonts w:hint="eastAsia" w:ascii="DengXian" w:hAnsi="DengXian" w:eastAsia="DengXian" w:cs="DengXian"/>
-          <w:b/>
-          <w:color w:val="1D4ED8"/>
-          <w:sz w:val="21"/>
-        </w:rPr>
-        <w:t>【教师讲稿｜可直接发言】</w:t>
-      </w:r>
-    </w:p>
-    <w:p>
-      <w:pPr>
         <w:pStyle w:val="164"/>
         <w:ind w:firstLine="420"/>
         <w:rPr>
@@ -11155,23 +10415,6 @@
     </w:tbl>
     <w:p>
       <w:pPr>
-        <w:spacing w:after="60"/>
-        <w:rPr>
-          <w:rFonts w:hint="eastAsia" w:ascii="DengXian" w:hAnsi="DengXian" w:eastAsia="DengXian" w:cs="DengXian"/>
-        </w:rPr>
-      </w:pPr>
-      <w:r>
-        <w:rPr>
-          <w:rFonts w:hint="eastAsia" w:ascii="DengXian" w:hAnsi="DengXian" w:eastAsia="DengXian" w:cs="DengXian"/>
-          <w:b/>
-          <w:color w:val="1D4ED8"/>
-          <w:sz w:val="21"/>
-        </w:rPr>
-        <w:t>【教师讲稿｜可直接发言】</w:t>
-      </w:r>
-    </w:p>
-    <w:p>
-      <w:pPr>
         <w:pStyle w:val="164"/>
         <w:ind w:firstLine="420"/>
         <w:rPr>
@@ -11261,7 +10504,7 @@
           <w:color w:val="047857"/>
           <w:sz w:val="28"/>
         </w:rPr>
-        <w:t>教师附录</w:t>
+        <w:t>附录</w:t>
       </w:r>
     </w:p>
     <w:p>
@@ -11280,23 +10523,6 @@
           <w:sz w:val="56"/>
         </w:rPr>
         <w:t>高频专业词与人名读法提示</w:t>
-      </w:r>
-    </w:p>
-    <w:p>
-      <w:pPr>
-        <w:spacing w:before="240"/>
-        <w:jc w:val="center"/>
-        <w:rPr>
-          <w:rFonts w:hint="eastAsia" w:ascii="DengXian" w:hAnsi="DengXian" w:eastAsia="DengXian" w:cs="DengXian"/>
-        </w:rPr>
-      </w:pPr>
-      <w:r>
-        <w:rPr>
-          <w:rFonts w:hint="eastAsia" w:ascii="DengXian" w:hAnsi="DengXian" w:eastAsia="DengXian" w:cs="DengXian"/>
-          <w:color w:val="59616D"/>
-          <w:sz w:val="24"/>
-        </w:rPr>
-        <w:t>本页不需要在课堂中逐字朗读，仅供韩国籍教师备课使用</w:t>
       </w:r>
     </w:p>
     <w:p>
@@ -12790,91 +12016,6 @@
           <w:sz w:val="20"/>
         </w:rPr>
         <w:t>• Roksanda、Caroline Hu、Ao Yes、Samuel Guì Yang、Hodakova、Torisheju：为避免误译，可在课堂直接读英文／品牌原名。</w:t>
-      </w:r>
-    </w:p>
-    <w:p>
-      <w:pPr>
-        <w:spacing w:after="60"/>
-        <w:rPr>
-          <w:rFonts w:hint="eastAsia" w:ascii="DengXian" w:hAnsi="DengXian" w:eastAsia="DengXian" w:cs="DengXian"/>
-        </w:rPr>
-      </w:pPr>
-      <w:r>
-        <w:rPr>
-          <w:rFonts w:hint="eastAsia" w:ascii="DengXian" w:hAnsi="DengXian" w:eastAsia="DengXian" w:cs="DengXian"/>
-          <w:b/>
-          <w:color w:val="047857"/>
-          <w:sz w:val="21"/>
-        </w:rPr>
-        <w:t>【中国大陆课堂表达建议】</w:t>
-      </w:r>
-    </w:p>
-    <w:p>
-      <w:pPr>
-        <w:pStyle w:val="165"/>
-        <w:ind w:left="340" w:hanging="170"/>
-        <w:rPr>
-          <w:rFonts w:hint="eastAsia" w:ascii="DengXian" w:hAnsi="DengXian" w:eastAsia="DengXian" w:cs="DengXian"/>
-        </w:rPr>
-      </w:pPr>
-      <w:r>
-        <w:rPr>
-          <w:rFonts w:hint="eastAsia" w:ascii="DengXian" w:hAnsi="DengXian" w:eastAsia="DengXian" w:cs="DengXian"/>
-          <w:color w:val="151515"/>
-          <w:sz w:val="20"/>
-        </w:rPr>
-        <w:t>• 讲中国案例时优先说“本土语境”“中国大陆服装教育与行业常用术语”，避免外籍教师使用“我们国家”造成指代混乱。</w:t>
-      </w:r>
-    </w:p>
-    <w:p>
-      <w:pPr>
-        <w:pStyle w:val="165"/>
-        <w:ind w:left="340" w:hanging="170"/>
-        <w:rPr>
-          <w:rFonts w:hint="eastAsia" w:ascii="DengXian" w:hAnsi="DengXian" w:eastAsia="DengXian" w:cs="DengXian"/>
-        </w:rPr>
-      </w:pPr>
-      <w:r>
-        <w:rPr>
-          <w:rFonts w:hint="eastAsia" w:ascii="DengXian" w:hAnsi="DengXian" w:eastAsia="DengXian" w:cs="DengXian"/>
-          <w:color w:val="151515"/>
-          <w:sz w:val="20"/>
-        </w:rPr>
-        <w:t>• 跨文化比较时使用“比较条件，不排名国家”“文化来源需要证据”，避免把“东方／西方”当成单一风格。</w:t>
-      </w:r>
-    </w:p>
-    <w:p>
-      <w:pPr>
-        <w:pStyle w:val="165"/>
-        <w:ind w:left="340" w:hanging="170"/>
-        <w:rPr>
-          <w:rFonts w:hint="eastAsia" w:ascii="DengXian" w:hAnsi="DengXian" w:eastAsia="DengXian" w:cs="DengXian"/>
-        </w:rPr>
-      </w:pPr>
-      <w:r>
-        <w:rPr>
-          <w:rFonts w:hint="eastAsia" w:ascii="DengXian" w:hAnsi="DengXian" w:eastAsia="DengXian" w:cs="DengXian"/>
-          <w:color w:val="151515"/>
-          <w:sz w:val="20"/>
-        </w:rPr>
-        <w:t>• 学生答案过于抽象时，固定追问：“请指给大家看”“具体在哪个部位”“这个判断怎样验证”。</w:t>
-      </w:r>
-    </w:p>
-    <w:p>
-      <w:pPr>
-        <w:pStyle w:val="165"/>
-        <w:ind w:left="340" w:hanging="170"/>
-        <w:rPr>
-          <w:rFonts w:hint="eastAsia" w:ascii="DengXian" w:hAnsi="DengXian" w:eastAsia="DengXian" w:cs="DengXian"/>
-        </w:rPr>
-      </w:pPr>
-      <w:r>
-        <w:rPr>
-          <w:rFonts w:hint="eastAsia" w:ascii="DengXian" w:hAnsi="DengXian" w:eastAsia="DengXian" w:cs="DengXian"/>
-          <w:color w:val="151515"/>
-          <w:sz w:val="20"/>
-        </w:rPr>
-        <w:t>• 发音不确定时可直接说：“这个专业词我再说一遍，也请大家看屏幕上的文字。”不需要掩饰或快速带过。</w:t>
       </w:r>
     </w:p>
     <w:p>

--- a/docs/jiangao/《女装设计III》第01周_中国大陆课堂完整讲稿_中文.docx
+++ b/docs/jiangao/《女装设计III》第01周_中国大陆课堂完整讲稿_中文.docx
@@ -1212,74 +1212,6 @@
         <w:t>建议时间：2–3分钟　｜　课堂功能：开场、建立课堂语言</w:t>
       </w:r>
     </w:p>
-    <w:tbl>
-      <w:tblPr>
-        <w:tblStyle w:val="32"/>
-        <w:tblW w:w="0" w:type="auto"/>
-        <w:jc w:val="center"/>
-        <w:tblLayout w:type="autofit"/>
-        <w:tblCellMar>
-          <w:top w:w="0" w:type="dxa"/>
-          <w:left w:w="108" w:type="dxa"/>
-          <w:bottom w:w="0" w:type="dxa"/>
-          <w:right w:w="108" w:type="dxa"/>
-        </w:tblCellMar>
-      </w:tblPr>
-      <w:tblGrid>
-        <w:gridCol w:w="9524"/>
-      </w:tblGrid>
-      <w:tr>
-        <w:tblPrEx>
-          <w:tblCellMar>
-            <w:top w:w="0" w:type="dxa"/>
-            <w:left w:w="108" w:type="dxa"/>
-            <w:bottom w:w="0" w:type="dxa"/>
-            <w:right w:w="108" w:type="dxa"/>
-          </w:tblCellMar>
-        </w:tblPrEx>
-        <w:trPr>
-          <w:jc w:val="center"/>
-        </w:trPr>
-        <w:tc>
-          <w:tcPr>
-            <w:tcW w:w="9524" w:type="dxa"/>
-            <w:shd w:val="clear" w:color="auto" w:fill="F3F4F6"/>
-            <w:tcMar>
-              <w:top w:w="90" w:type="dxa"/>
-              <w:left w:w="160" w:type="dxa"/>
-              <w:bottom w:w="90" w:type="dxa"/>
-              <w:right w:w="160" w:type="dxa"/>
-            </w:tcMar>
-          </w:tcPr>
-          <w:p>
-            <w:pPr>
-              <w:spacing w:after="0"/>
-              <w:rPr>
-                <w:rFonts w:hint="eastAsia" w:ascii="DengXian" w:hAnsi="DengXian" w:eastAsia="DengXian" w:cs="DengXian"/>
-              </w:rPr>
-            </w:pPr>
-            <w:r>
-              <w:rPr>
-                <w:rFonts w:hint="eastAsia" w:ascii="DengXian" w:hAnsi="DengXian" w:eastAsia="DengXian" w:cs="DengXian"/>
-                <w:b/>
-                <w:color w:val="59616D"/>
-                <w:sz w:val="21"/>
-              </w:rPr>
-              <w:t xml:space="preserve">【教师动作｜不发言】 </w:t>
-            </w:r>
-            <w:r>
-              <w:rPr>
-                <w:rFonts w:hint="eastAsia" w:ascii="DengXian" w:hAnsi="DengXian" w:eastAsia="DengXian" w:cs="DengXian"/>
-                <w:i/>
-                <w:color w:val="151515"/>
-                <w:sz w:val="21"/>
-              </w:rPr>
-              <w:t>显示Roksanda 2026秋冬五套造型；先让学生安静观察10秒；用手依次指向五套造型，不立即给出风格标签</w:t>
-            </w:r>
-          </w:p>
-        </w:tc>
-      </w:tr>
-    </w:tbl>
     <w:p>
       <w:pPr>
         <w:pStyle w:val="164"/>
@@ -1443,74 +1375,6 @@
         <w:t>建议时间：2分钟　｜　课堂功能：解释课程整体逻辑</w:t>
       </w:r>
     </w:p>
-    <w:tbl>
-      <w:tblPr>
-        <w:tblStyle w:val="32"/>
-        <w:tblW w:w="0" w:type="auto"/>
-        <w:jc w:val="center"/>
-        <w:tblLayout w:type="autofit"/>
-        <w:tblCellMar>
-          <w:top w:w="0" w:type="dxa"/>
-          <w:left w:w="108" w:type="dxa"/>
-          <w:bottom w:w="0" w:type="dxa"/>
-          <w:right w:w="108" w:type="dxa"/>
-        </w:tblCellMar>
-      </w:tblPr>
-      <w:tblGrid>
-        <w:gridCol w:w="9524"/>
-      </w:tblGrid>
-      <w:tr>
-        <w:tblPrEx>
-          <w:tblCellMar>
-            <w:top w:w="0" w:type="dxa"/>
-            <w:left w:w="108" w:type="dxa"/>
-            <w:bottom w:w="0" w:type="dxa"/>
-            <w:right w:w="108" w:type="dxa"/>
-          </w:tblCellMar>
-        </w:tblPrEx>
-        <w:trPr>
-          <w:jc w:val="center"/>
-        </w:trPr>
-        <w:tc>
-          <w:tcPr>
-            <w:tcW w:w="9524" w:type="dxa"/>
-            <w:shd w:val="clear" w:color="auto" w:fill="F3F4F6"/>
-            <w:tcMar>
-              <w:top w:w="90" w:type="dxa"/>
-              <w:left w:w="160" w:type="dxa"/>
-              <w:bottom w:w="90" w:type="dxa"/>
-              <w:right w:w="160" w:type="dxa"/>
-            </w:tcMar>
-          </w:tcPr>
-          <w:p>
-            <w:pPr>
-              <w:spacing w:after="0"/>
-              <w:rPr>
-                <w:rFonts w:hint="eastAsia" w:ascii="DengXian" w:hAnsi="DengXian" w:eastAsia="DengXian" w:cs="DengXian"/>
-              </w:rPr>
-            </w:pPr>
-            <w:r>
-              <w:rPr>
-                <w:rFonts w:hint="eastAsia" w:ascii="DengXian" w:hAnsi="DengXian" w:eastAsia="DengXian" w:cs="DengXian"/>
-                <w:b/>
-                <w:color w:val="59616D"/>
-                <w:sz w:val="21"/>
-              </w:rPr>
-              <w:t xml:space="preserve">【教师动作｜不发言】 </w:t>
-            </w:r>
-            <w:r>
-              <w:rPr>
-                <w:rFonts w:hint="eastAsia" w:ascii="DengXian" w:hAnsi="DengXian" w:eastAsia="DengXian" w:cs="DengXian"/>
-                <w:i/>
-                <w:color w:val="151515"/>
-                <w:sz w:val="21"/>
-              </w:rPr>
-              <w:t>指向四个阶段；强调“本周”位置；不逐字朗读十六个周次</w:t>
-            </w:r>
-          </w:p>
-        </w:tc>
-      </w:tr>
-    </w:tbl>
     <w:p>
       <w:pPr>
         <w:pStyle w:val="164"/>
@@ -1674,74 +1538,6 @@
         <w:t>建议时间：3分钟　｜　课堂功能：建立AI与设计的边界</w:t>
       </w:r>
     </w:p>
-    <w:tbl>
-      <w:tblPr>
-        <w:tblStyle w:val="32"/>
-        <w:tblW w:w="0" w:type="auto"/>
-        <w:jc w:val="center"/>
-        <w:tblLayout w:type="autofit"/>
-        <w:tblCellMar>
-          <w:top w:w="0" w:type="dxa"/>
-          <w:left w:w="108" w:type="dxa"/>
-          <w:bottom w:w="0" w:type="dxa"/>
-          <w:right w:w="108" w:type="dxa"/>
-        </w:tblCellMar>
-      </w:tblPr>
-      <w:tblGrid>
-        <w:gridCol w:w="9524"/>
-      </w:tblGrid>
-      <w:tr>
-        <w:tblPrEx>
-          <w:tblCellMar>
-            <w:top w:w="0" w:type="dxa"/>
-            <w:left w:w="108" w:type="dxa"/>
-            <w:bottom w:w="0" w:type="dxa"/>
-            <w:right w:w="108" w:type="dxa"/>
-          </w:tblCellMar>
-        </w:tblPrEx>
-        <w:trPr>
-          <w:jc w:val="center"/>
-        </w:trPr>
-        <w:tc>
-          <w:tcPr>
-            <w:tcW w:w="9524" w:type="dxa"/>
-            <w:shd w:val="clear" w:color="auto" w:fill="F3F4F6"/>
-            <w:tcMar>
-              <w:top w:w="90" w:type="dxa"/>
-              <w:left w:w="160" w:type="dxa"/>
-              <w:bottom w:w="90" w:type="dxa"/>
-              <w:right w:w="160" w:type="dxa"/>
-            </w:tcMar>
-          </w:tcPr>
-          <w:p>
-            <w:pPr>
-              <w:spacing w:after="0"/>
-              <w:rPr>
-                <w:rFonts w:hint="eastAsia" w:ascii="DengXian" w:hAnsi="DengXian" w:eastAsia="DengXian" w:cs="DengXian"/>
-              </w:rPr>
-            </w:pPr>
-            <w:r>
-              <w:rPr>
-                <w:rFonts w:hint="eastAsia" w:ascii="DengXian" w:hAnsi="DengXian" w:eastAsia="DengXian" w:cs="DengXian"/>
-                <w:b/>
-                <w:color w:val="59616D"/>
-                <w:sz w:val="21"/>
-              </w:rPr>
-              <w:t xml:space="preserve">【教师动作｜不发言】 </w:t>
-            </w:r>
-            <w:r>
-              <w:rPr>
-                <w:rFonts w:hint="eastAsia" w:ascii="DengXian" w:hAnsi="DengXian" w:eastAsia="DengXian" w:cs="DengXian"/>
-                <w:i/>
-                <w:color w:val="151515"/>
-                <w:sz w:val="21"/>
-              </w:rPr>
-              <w:t>先让学生举手表态；指向三个卡片：图像、选择、责任</w:t>
-            </w:r>
-          </w:p>
-        </w:tc>
-      </w:tr>
-    </w:tbl>
     <w:p>
       <w:pPr>
         <w:pStyle w:val="164"/>
@@ -1920,74 +1716,6 @@
         <w:t>建议时间：5分钟　｜　课堂功能：用学生案例建立证据层级</w:t>
       </w:r>
     </w:p>
-    <w:tbl>
-      <w:tblPr>
-        <w:tblStyle w:val="32"/>
-        <w:tblW w:w="0" w:type="auto"/>
-        <w:jc w:val="center"/>
-        <w:tblLayout w:type="autofit"/>
-        <w:tblCellMar>
-          <w:top w:w="0" w:type="dxa"/>
-          <w:left w:w="108" w:type="dxa"/>
-          <w:bottom w:w="0" w:type="dxa"/>
-          <w:right w:w="108" w:type="dxa"/>
-        </w:tblCellMar>
-      </w:tblPr>
-      <w:tblGrid>
-        <w:gridCol w:w="9524"/>
-      </w:tblGrid>
-      <w:tr>
-        <w:tblPrEx>
-          <w:tblCellMar>
-            <w:top w:w="0" w:type="dxa"/>
-            <w:left w:w="108" w:type="dxa"/>
-            <w:bottom w:w="0" w:type="dxa"/>
-            <w:right w:w="108" w:type="dxa"/>
-          </w:tblCellMar>
-        </w:tblPrEx>
-        <w:trPr>
-          <w:jc w:val="center"/>
-        </w:trPr>
-        <w:tc>
-          <w:tcPr>
-            <w:tcW w:w="9524" w:type="dxa"/>
-            <w:shd w:val="clear" w:color="auto" w:fill="F3F4F6"/>
-            <w:tcMar>
-              <w:top w:w="90" w:type="dxa"/>
-              <w:left w:w="160" w:type="dxa"/>
-              <w:bottom w:w="90" w:type="dxa"/>
-              <w:right w:w="160" w:type="dxa"/>
-            </w:tcMar>
-          </w:tcPr>
-          <w:p>
-            <w:pPr>
-              <w:spacing w:after="0"/>
-              <w:rPr>
-                <w:rFonts w:hint="eastAsia" w:ascii="DengXian" w:hAnsi="DengXian" w:eastAsia="DengXian" w:cs="DengXian"/>
-              </w:rPr>
-            </w:pPr>
-            <w:r>
-              <w:rPr>
-                <w:rFonts w:hint="eastAsia" w:ascii="DengXian" w:hAnsi="DengXian" w:eastAsia="DengXian" w:cs="DengXian"/>
-                <w:b/>
-                <w:color w:val="59616D"/>
-                <w:sz w:val="21"/>
-              </w:rPr>
-              <w:t xml:space="preserve">【教师动作｜不发言】 </w:t>
-            </w:r>
-            <w:r>
-              <w:rPr>
-                <w:rFonts w:hint="eastAsia" w:ascii="DengXian" w:hAnsi="DengXian" w:eastAsia="DengXian" w:cs="DengXian"/>
-                <w:i/>
-                <w:color w:val="151515"/>
-                <w:sz w:val="21"/>
-              </w:rPr>
-              <w:t>依次指向A视觉结果、B结构命题、C穿着验证；在“Top-down dressing”处稍停并解释</w:t>
-            </w:r>
-          </w:p>
-        </w:tc>
-      </w:tr>
-    </w:tbl>
     <w:p>
       <w:pPr>
         <w:pStyle w:val="164"/>
@@ -2166,74 +1894,6 @@
         <w:t>建议时间：1–2分钟　｜　课堂功能：统一术语与学习方式</w:t>
       </w:r>
     </w:p>
-    <w:tbl>
-      <w:tblPr>
-        <w:tblStyle w:val="32"/>
-        <w:tblW w:w="0" w:type="auto"/>
-        <w:jc w:val="center"/>
-        <w:tblLayout w:type="autofit"/>
-        <w:tblCellMar>
-          <w:top w:w="0" w:type="dxa"/>
-          <w:left w:w="108" w:type="dxa"/>
-          <w:bottom w:w="0" w:type="dxa"/>
-          <w:right w:w="108" w:type="dxa"/>
-        </w:tblCellMar>
-      </w:tblPr>
-      <w:tblGrid>
-        <w:gridCol w:w="9524"/>
-      </w:tblGrid>
-      <w:tr>
-        <w:tblPrEx>
-          <w:tblCellMar>
-            <w:top w:w="0" w:type="dxa"/>
-            <w:left w:w="108" w:type="dxa"/>
-            <w:bottom w:w="0" w:type="dxa"/>
-            <w:right w:w="108" w:type="dxa"/>
-          </w:tblCellMar>
-        </w:tblPrEx>
-        <w:trPr>
-          <w:jc w:val="center"/>
-        </w:trPr>
-        <w:tc>
-          <w:tcPr>
-            <w:tcW w:w="9524" w:type="dxa"/>
-            <w:shd w:val="clear" w:color="auto" w:fill="F3F4F6"/>
-            <w:tcMar>
-              <w:top w:w="90" w:type="dxa"/>
-              <w:left w:w="160" w:type="dxa"/>
-              <w:bottom w:w="90" w:type="dxa"/>
-              <w:right w:w="160" w:type="dxa"/>
-            </w:tcMar>
-          </w:tcPr>
-          <w:p>
-            <w:pPr>
-              <w:spacing w:after="0"/>
-              <w:rPr>
-                <w:rFonts w:hint="eastAsia" w:ascii="DengXian" w:hAnsi="DengXian" w:eastAsia="DengXian" w:cs="DengXian"/>
-              </w:rPr>
-            </w:pPr>
-            <w:r>
-              <w:rPr>
-                <w:rFonts w:hint="eastAsia" w:ascii="DengXian" w:hAnsi="DengXian" w:eastAsia="DengXian" w:cs="DengXian"/>
-                <w:b/>
-                <w:color w:val="59616D"/>
-                <w:sz w:val="21"/>
-              </w:rPr>
-              <w:t xml:space="preserve">【教师动作｜不发言】 </w:t>
-            </w:r>
-            <w:r>
-              <w:rPr>
-                <w:rFonts w:hint="eastAsia" w:ascii="DengXian" w:hAnsi="DengXian" w:eastAsia="DengXian" w:cs="DengXian"/>
-                <w:i/>
-                <w:color w:val="151515"/>
-                <w:sz w:val="21"/>
-              </w:rPr>
-              <w:t>展示教材名称；不展开章节细节</w:t>
-            </w:r>
-          </w:p>
-        </w:tc>
-      </w:tr>
-    </w:tbl>
     <w:p>
       <w:pPr>
         <w:pStyle w:val="164"/>
@@ -2397,74 +2057,6 @@
         <w:t>建议时间：3分钟　｜　课堂功能：建立概念边界</w:t>
       </w:r>
     </w:p>
-    <w:tbl>
-      <w:tblPr>
-        <w:tblStyle w:val="32"/>
-        <w:tblW w:w="0" w:type="auto"/>
-        <w:jc w:val="center"/>
-        <w:tblLayout w:type="autofit"/>
-        <w:tblCellMar>
-          <w:top w:w="0" w:type="dxa"/>
-          <w:left w:w="108" w:type="dxa"/>
-          <w:bottom w:w="0" w:type="dxa"/>
-          <w:right w:w="108" w:type="dxa"/>
-        </w:tblCellMar>
-      </w:tblPr>
-      <w:tblGrid>
-        <w:gridCol w:w="9524"/>
-      </w:tblGrid>
-      <w:tr>
-        <w:tblPrEx>
-          <w:tblCellMar>
-            <w:top w:w="0" w:type="dxa"/>
-            <w:left w:w="108" w:type="dxa"/>
-            <w:bottom w:w="0" w:type="dxa"/>
-            <w:right w:w="108" w:type="dxa"/>
-          </w:tblCellMar>
-        </w:tblPrEx>
-        <w:trPr>
-          <w:jc w:val="center"/>
-        </w:trPr>
-        <w:tc>
-          <w:tcPr>
-            <w:tcW w:w="9524" w:type="dxa"/>
-            <w:shd w:val="clear" w:color="auto" w:fill="F3F4F6"/>
-            <w:tcMar>
-              <w:top w:w="90" w:type="dxa"/>
-              <w:left w:w="160" w:type="dxa"/>
-              <w:bottom w:w="90" w:type="dxa"/>
-              <w:right w:w="160" w:type="dxa"/>
-            </w:tcMar>
-          </w:tcPr>
-          <w:p>
-            <w:pPr>
-              <w:spacing w:after="0"/>
-              <w:rPr>
-                <w:rFonts w:hint="eastAsia" w:ascii="DengXian" w:hAnsi="DengXian" w:eastAsia="DengXian" w:cs="DengXian"/>
-              </w:rPr>
-            </w:pPr>
-            <w:r>
-              <w:rPr>
-                <w:rFonts w:hint="eastAsia" w:ascii="DengXian" w:hAnsi="DengXian" w:eastAsia="DengXian" w:cs="DengXian"/>
-                <w:b/>
-                <w:color w:val="59616D"/>
-                <w:sz w:val="21"/>
-              </w:rPr>
-              <w:t xml:space="preserve">【教师动作｜不发言】 </w:t>
-            </w:r>
-            <w:r>
-              <w:rPr>
-                <w:rFonts w:hint="eastAsia" w:ascii="DengXian" w:hAnsi="DengXian" w:eastAsia="DengXian" w:cs="DengXian"/>
-                <w:i/>
-                <w:color w:val="151515"/>
-                <w:sz w:val="21"/>
-              </w:rPr>
-              <w:t>依次指向Clothing、Fashion、Womenswear Design</w:t>
-            </w:r>
-          </w:p>
-        </w:tc>
-      </w:tr>
-    </w:tbl>
     <w:p>
       <w:pPr>
         <w:pStyle w:val="164"/>
@@ -2628,74 +2220,6 @@
         <w:t>建议时间：4分钟　｜　课堂功能：训练身体—结构—文化—时代四问</w:t>
       </w:r>
     </w:p>
-    <w:tbl>
-      <w:tblPr>
-        <w:tblStyle w:val="32"/>
-        <w:tblW w:w="0" w:type="auto"/>
-        <w:jc w:val="center"/>
-        <w:tblLayout w:type="autofit"/>
-        <w:tblCellMar>
-          <w:top w:w="0" w:type="dxa"/>
-          <w:left w:w="108" w:type="dxa"/>
-          <w:bottom w:w="0" w:type="dxa"/>
-          <w:right w:w="108" w:type="dxa"/>
-        </w:tblCellMar>
-      </w:tblPr>
-      <w:tblGrid>
-        <w:gridCol w:w="9524"/>
-      </w:tblGrid>
-      <w:tr>
-        <w:tblPrEx>
-          <w:tblCellMar>
-            <w:top w:w="0" w:type="dxa"/>
-            <w:left w:w="108" w:type="dxa"/>
-            <w:bottom w:w="0" w:type="dxa"/>
-            <w:right w:w="108" w:type="dxa"/>
-          </w:tblCellMar>
-        </w:tblPrEx>
-        <w:trPr>
-          <w:jc w:val="center"/>
-        </w:trPr>
-        <w:tc>
-          <w:tcPr>
-            <w:tcW w:w="9524" w:type="dxa"/>
-            <w:shd w:val="clear" w:color="auto" w:fill="F3F4F6"/>
-            <w:tcMar>
-              <w:top w:w="90" w:type="dxa"/>
-              <w:left w:w="160" w:type="dxa"/>
-              <w:bottom w:w="90" w:type="dxa"/>
-              <w:right w:w="160" w:type="dxa"/>
-            </w:tcMar>
-          </w:tcPr>
-          <w:p>
-            <w:pPr>
-              <w:spacing w:after="0"/>
-              <w:rPr>
-                <w:rFonts w:hint="eastAsia" w:ascii="DengXian" w:hAnsi="DengXian" w:eastAsia="DengXian" w:cs="DengXian"/>
-              </w:rPr>
-            </w:pPr>
-            <w:r>
-              <w:rPr>
-                <w:rFonts w:hint="eastAsia" w:ascii="DengXian" w:hAnsi="DengXian" w:eastAsia="DengXian" w:cs="DengXian"/>
-                <w:b/>
-                <w:color w:val="59616D"/>
-                <w:sz w:val="21"/>
-              </w:rPr>
-              <w:t xml:space="preserve">【教师动作｜不发言】 </w:t>
-            </w:r>
-            <w:r>
-              <w:rPr>
-                <w:rFonts w:hint="eastAsia" w:ascii="DengXian" w:hAnsi="DengXian" w:eastAsia="DengXian" w:cs="DengXian"/>
-                <w:i/>
-                <w:color w:val="151515"/>
-                <w:sz w:val="21"/>
-              </w:rPr>
-              <w:t>展示Caroline Hu同一系列五套；给学生20秒静默观察；让学生先指图再说话</w:t>
-            </w:r>
-          </w:p>
-        </w:tc>
-      </w:tr>
-    </w:tbl>
     <w:p>
       <w:pPr>
         <w:pStyle w:val="164"/>
@@ -2874,74 +2398,6 @@
         <w:t>建议时间：3分钟　｜　课堂功能：把空泛形容词改写为证据语言</w:t>
       </w:r>
     </w:p>
-    <w:tbl>
-      <w:tblPr>
-        <w:tblStyle w:val="32"/>
-        <w:tblW w:w="0" w:type="auto"/>
-        <w:jc w:val="center"/>
-        <w:tblLayout w:type="autofit"/>
-        <w:tblCellMar>
-          <w:top w:w="0" w:type="dxa"/>
-          <w:left w:w="108" w:type="dxa"/>
-          <w:bottom w:w="0" w:type="dxa"/>
-          <w:right w:w="108" w:type="dxa"/>
-        </w:tblCellMar>
-      </w:tblPr>
-      <w:tblGrid>
-        <w:gridCol w:w="9524"/>
-      </w:tblGrid>
-      <w:tr>
-        <w:tblPrEx>
-          <w:tblCellMar>
-            <w:top w:w="0" w:type="dxa"/>
-            <w:left w:w="108" w:type="dxa"/>
-            <w:bottom w:w="0" w:type="dxa"/>
-            <w:right w:w="108" w:type="dxa"/>
-          </w:tblCellMar>
-        </w:tblPrEx>
-        <w:trPr>
-          <w:jc w:val="center"/>
-        </w:trPr>
-        <w:tc>
-          <w:tcPr>
-            <w:tcW w:w="9524" w:type="dxa"/>
-            <w:shd w:val="clear" w:color="auto" w:fill="F3F4F6"/>
-            <w:tcMar>
-              <w:top w:w="90" w:type="dxa"/>
-              <w:left w:w="160" w:type="dxa"/>
-              <w:bottom w:w="90" w:type="dxa"/>
-              <w:right w:w="160" w:type="dxa"/>
-            </w:tcMar>
-          </w:tcPr>
-          <w:p>
-            <w:pPr>
-              <w:spacing w:after="0"/>
-              <w:rPr>
-                <w:rFonts w:hint="eastAsia" w:ascii="DengXian" w:hAnsi="DengXian" w:eastAsia="DengXian" w:cs="DengXian"/>
-              </w:rPr>
-            </w:pPr>
-            <w:r>
-              <w:rPr>
-                <w:rFonts w:hint="eastAsia" w:ascii="DengXian" w:hAnsi="DengXian" w:eastAsia="DengXian" w:cs="DengXian"/>
-                <w:b/>
-                <w:color w:val="59616D"/>
-                <w:sz w:val="21"/>
-              </w:rPr>
-              <w:t xml:space="preserve">【教师动作｜不发言】 </w:t>
-            </w:r>
-            <w:r>
-              <w:rPr>
-                <w:rFonts w:hint="eastAsia" w:ascii="DengXian" w:hAnsi="DengXian" w:eastAsia="DengXian" w:cs="DengXian"/>
-                <w:i/>
-                <w:color w:val="151515"/>
-                <w:sz w:val="21"/>
-              </w:rPr>
-              <w:t>左右对比“停留在标签／进入形式”；读出AI追问句</w:t>
-            </w:r>
-          </w:p>
-        </w:tc>
-      </w:tr>
-    </w:tbl>
     <w:p>
       <w:pPr>
         <w:pStyle w:val="164"/>
@@ -3120,74 +2576,6 @@
         <w:t>建议时间：5分钟　｜　课堂功能：建立贴合／离体、支撑／垂坠、暴露／覆盖三轴</w:t>
       </w:r>
     </w:p>
-    <w:tbl>
-      <w:tblPr>
-        <w:tblStyle w:val="32"/>
-        <w:tblW w:w="0" w:type="auto"/>
-        <w:jc w:val="center"/>
-        <w:tblLayout w:type="autofit"/>
-        <w:tblCellMar>
-          <w:top w:w="0" w:type="dxa"/>
-          <w:left w:w="108" w:type="dxa"/>
-          <w:bottom w:w="0" w:type="dxa"/>
-          <w:right w:w="108" w:type="dxa"/>
-        </w:tblCellMar>
-      </w:tblPr>
-      <w:tblGrid>
-        <w:gridCol w:w="9524"/>
-      </w:tblGrid>
-      <w:tr>
-        <w:tblPrEx>
-          <w:tblCellMar>
-            <w:top w:w="0" w:type="dxa"/>
-            <w:left w:w="108" w:type="dxa"/>
-            <w:bottom w:w="0" w:type="dxa"/>
-            <w:right w:w="108" w:type="dxa"/>
-          </w:tblCellMar>
-        </w:tblPrEx>
-        <w:trPr>
-          <w:jc w:val="center"/>
-        </w:trPr>
-        <w:tc>
-          <w:tcPr>
-            <w:tcW w:w="9524" w:type="dxa"/>
-            <w:shd w:val="clear" w:color="auto" w:fill="F3F4F6"/>
-            <w:tcMar>
-              <w:top w:w="90" w:type="dxa"/>
-              <w:left w:w="160" w:type="dxa"/>
-              <w:bottom w:w="90" w:type="dxa"/>
-              <w:right w:w="160" w:type="dxa"/>
-            </w:tcMar>
-          </w:tcPr>
-          <w:p>
-            <w:pPr>
-              <w:spacing w:after="0"/>
-              <w:rPr>
-                <w:rFonts w:hint="eastAsia" w:ascii="DengXian" w:hAnsi="DengXian" w:eastAsia="DengXian" w:cs="DengXian"/>
-              </w:rPr>
-            </w:pPr>
-            <w:r>
-              <w:rPr>
-                <w:rFonts w:hint="eastAsia" w:ascii="DengXian" w:hAnsi="DengXian" w:eastAsia="DengXian" w:cs="DengXian"/>
-                <w:b/>
-                <w:color w:val="59616D"/>
-                <w:sz w:val="21"/>
-              </w:rPr>
-              <w:t xml:space="preserve">【教师动作｜不发言】 </w:t>
-            </w:r>
-            <w:r>
-              <w:rPr>
-                <w:rFonts w:hint="eastAsia" w:ascii="DengXian" w:hAnsi="DengXian" w:eastAsia="DengXian" w:cs="DengXian"/>
-                <w:i/>
-                <w:color w:val="151515"/>
-                <w:sz w:val="21"/>
-              </w:rPr>
-              <w:t>逐组展示六张对照图；用手势表示靠近／离开、向上／向下、打开／覆盖</w:t>
-            </w:r>
-          </w:p>
-        </w:tc>
-      </w:tr>
-    </w:tbl>
     <w:p>
       <w:pPr>
         <w:pStyle w:val="164"/>
@@ -3502,66 +2890,6 @@
         <w:t>建议时间：3分钟　｜　课堂功能：把分析转成设计条件</w:t>
       </w:r>
     </w:p>
-    <w:tbl>
-      <w:tblPr>
-        <w:tblStyle w:val="32"/>
-        <w:tblW w:w="0" w:type="auto"/>
-        <w:jc w:val="center"/>
-        <w:tblLayout w:type="autofit"/>
-        <w:tblCellMar>
-          <w:top w:w="0" w:type="dxa"/>
-          <w:left w:w="108" w:type="dxa"/>
-          <w:bottom w:w="0" w:type="dxa"/>
-          <w:right w:w="108" w:type="dxa"/>
-        </w:tblCellMar>
-      </w:tblPr>
-      <w:tblGrid>
-        <w:gridCol w:w="9524"/>
-      </w:tblGrid>
-      <w:tr>
-        <w:trPr>
-          <w:jc w:val="center"/>
-        </w:trPr>
-        <w:tc>
-          <w:tcPr>
-            <w:tcW w:w="9524" w:type="dxa"/>
-            <w:shd w:val="clear" w:color="auto" w:fill="F3F4F6"/>
-            <w:tcMar>
-              <w:top w:w="90" w:type="dxa"/>
-              <w:left w:w="160" w:type="dxa"/>
-              <w:bottom w:w="90" w:type="dxa"/>
-              <w:right w:w="160" w:type="dxa"/>
-            </w:tcMar>
-          </w:tcPr>
-          <w:p>
-            <w:pPr>
-              <w:spacing w:after="0"/>
-              <w:rPr>
-                <w:rFonts w:hint="eastAsia" w:ascii="DengXian" w:hAnsi="DengXian" w:eastAsia="DengXian" w:cs="DengXian"/>
-              </w:rPr>
-            </w:pPr>
-            <w:r>
-              <w:rPr>
-                <w:rFonts w:hint="eastAsia" w:ascii="DengXian" w:hAnsi="DengXian" w:eastAsia="DengXian" w:cs="DengXian"/>
-                <w:b/>
-                <w:color w:val="59616D"/>
-                <w:sz w:val="21"/>
-              </w:rPr>
-              <w:t xml:space="preserve">【教师动作｜不发言】 </w:t>
-            </w:r>
-            <w:r>
-              <w:rPr>
-                <w:rFonts w:hint="eastAsia" w:ascii="DengXian" w:hAnsi="DengXian" w:eastAsia="DengXian" w:cs="DengXian"/>
-                <w:i/>
-                <w:color w:val="151515"/>
-                <w:sz w:val="21"/>
-              </w:rPr>
-              <w:t>快速指向六个卡片；在“技术与可持续”处强调证据</w:t>
-            </w:r>
-          </w:p>
-        </w:tc>
-      </w:tr>
-    </w:tbl>
     <w:p>
       <w:pPr>
         <w:pStyle w:val="164"/>
@@ -3725,74 +3053,6 @@
         <w:t>建议时间：2分钟　｜　课堂功能：建立历史分析角度</w:t>
       </w:r>
     </w:p>
-    <w:tbl>
-      <w:tblPr>
-        <w:tblStyle w:val="32"/>
-        <w:tblW w:w="0" w:type="auto"/>
-        <w:jc w:val="center"/>
-        <w:tblLayout w:type="autofit"/>
-        <w:tblCellMar>
-          <w:top w:w="0" w:type="dxa"/>
-          <w:left w:w="108" w:type="dxa"/>
-          <w:bottom w:w="0" w:type="dxa"/>
-          <w:right w:w="108" w:type="dxa"/>
-        </w:tblCellMar>
-      </w:tblPr>
-      <w:tblGrid>
-        <w:gridCol w:w="9524"/>
-      </w:tblGrid>
-      <w:tr>
-        <w:tblPrEx>
-          <w:tblCellMar>
-            <w:top w:w="0" w:type="dxa"/>
-            <w:left w:w="108" w:type="dxa"/>
-            <w:bottom w:w="0" w:type="dxa"/>
-            <w:right w:w="108" w:type="dxa"/>
-          </w:tblCellMar>
-        </w:tblPrEx>
-        <w:trPr>
-          <w:jc w:val="center"/>
-        </w:trPr>
-        <w:tc>
-          <w:tcPr>
-            <w:tcW w:w="9524" w:type="dxa"/>
-            <w:shd w:val="clear" w:color="auto" w:fill="F3F4F6"/>
-            <w:tcMar>
-              <w:top w:w="90" w:type="dxa"/>
-              <w:left w:w="160" w:type="dxa"/>
-              <w:bottom w:w="90" w:type="dxa"/>
-              <w:right w:w="160" w:type="dxa"/>
-            </w:tcMar>
-          </w:tcPr>
-          <w:p>
-            <w:pPr>
-              <w:spacing w:after="0"/>
-              <w:rPr>
-                <w:rFonts w:hint="eastAsia" w:ascii="DengXian" w:hAnsi="DengXian" w:eastAsia="DengXian" w:cs="DengXian"/>
-              </w:rPr>
-            </w:pPr>
-            <w:r>
-              <w:rPr>
-                <w:rFonts w:hint="eastAsia" w:ascii="DengXian" w:hAnsi="DengXian" w:eastAsia="DengXian" w:cs="DengXian"/>
-                <w:b/>
-                <w:color w:val="59616D"/>
-                <w:sz w:val="21"/>
-              </w:rPr>
-              <w:t xml:space="preserve">【教师动作｜不发言】 </w:t>
-            </w:r>
-            <w:r>
-              <w:rPr>
-                <w:rFonts w:hint="eastAsia" w:ascii="DengXian" w:hAnsi="DengXian" w:eastAsia="DengXian" w:cs="DengXian"/>
-                <w:i/>
-                <w:color w:val="151515"/>
-                <w:sz w:val="21"/>
-              </w:rPr>
-              <w:t>显示四个分析维度；提醒学生不必抄全部年份</w:t>
-            </w:r>
-          </w:p>
-        </w:tc>
-      </w:tr>
-    </w:tbl>
     <w:p>
       <w:pPr>
         <w:pStyle w:val="164"/>
@@ -3941,74 +3201,6 @@
         <w:t>建议时间：4分钟　｜　课堂功能：欧美时间轴：19世纪末—1930年代</w:t>
       </w:r>
     </w:p>
-    <w:tbl>
-      <w:tblPr>
-        <w:tblStyle w:val="32"/>
-        <w:tblW w:w="0" w:type="auto"/>
-        <w:jc w:val="center"/>
-        <w:tblLayout w:type="autofit"/>
-        <w:tblCellMar>
-          <w:top w:w="0" w:type="dxa"/>
-          <w:left w:w="108" w:type="dxa"/>
-          <w:bottom w:w="0" w:type="dxa"/>
-          <w:right w:w="108" w:type="dxa"/>
-        </w:tblCellMar>
-      </w:tblPr>
-      <w:tblGrid>
-        <w:gridCol w:w="9524"/>
-      </w:tblGrid>
-      <w:tr>
-        <w:tblPrEx>
-          <w:tblCellMar>
-            <w:top w:w="0" w:type="dxa"/>
-            <w:left w:w="108" w:type="dxa"/>
-            <w:bottom w:w="0" w:type="dxa"/>
-            <w:right w:w="108" w:type="dxa"/>
-          </w:tblCellMar>
-        </w:tblPrEx>
-        <w:trPr>
-          <w:jc w:val="center"/>
-        </w:trPr>
-        <w:tc>
-          <w:tcPr>
-            <w:tcW w:w="9524" w:type="dxa"/>
-            <w:shd w:val="clear" w:color="auto" w:fill="F3F4F6"/>
-            <w:tcMar>
-              <w:top w:w="90" w:type="dxa"/>
-              <w:left w:w="160" w:type="dxa"/>
-              <w:bottom w:w="90" w:type="dxa"/>
-              <w:right w:w="160" w:type="dxa"/>
-            </w:tcMar>
-          </w:tcPr>
-          <w:p>
-            <w:pPr>
-              <w:spacing w:after="0"/>
-              <w:rPr>
-                <w:rFonts w:hint="eastAsia" w:ascii="DengXian" w:hAnsi="DengXian" w:eastAsia="DengXian" w:cs="DengXian"/>
-              </w:rPr>
-            </w:pPr>
-            <w:r>
-              <w:rPr>
-                <w:rFonts w:hint="eastAsia" w:ascii="DengXian" w:hAnsi="DengXian" w:eastAsia="DengXian" w:cs="DengXian"/>
-                <w:b/>
-                <w:color w:val="59616D"/>
-                <w:sz w:val="21"/>
-              </w:rPr>
-              <w:t xml:space="preserve">【教师动作｜不发言】 </w:t>
-            </w:r>
-            <w:r>
-              <w:rPr>
-                <w:rFonts w:hint="eastAsia" w:ascii="DengXian" w:hAnsi="DengXian" w:eastAsia="DengXian" w:cs="DengXian"/>
-                <w:i/>
-                <w:color w:val="151515"/>
-                <w:sz w:val="21"/>
-              </w:rPr>
-              <w:t>依次指向四个历史案例；用“外部支撑—行动空间—直身短长度—斜裁重力”串联</w:t>
-            </w:r>
-          </w:p>
-        </w:tc>
-      </w:tr>
-    </w:tbl>
     <w:p>
       <w:pPr>
         <w:pStyle w:val="164"/>
@@ -4179,74 +3371,6 @@
         <w:t>建议时间：4分钟　｜　课堂功能：欧美时间轴：1940年代—1980年代</w:t>
       </w:r>
     </w:p>
-    <w:tbl>
-      <w:tblPr>
-        <w:tblStyle w:val="32"/>
-        <w:tblW w:w="0" w:type="auto"/>
-        <w:jc w:val="center"/>
-        <w:tblLayout w:type="autofit"/>
-        <w:tblCellMar>
-          <w:top w:w="0" w:type="dxa"/>
-          <w:left w:w="108" w:type="dxa"/>
-          <w:bottom w:w="0" w:type="dxa"/>
-          <w:right w:w="108" w:type="dxa"/>
-        </w:tblCellMar>
-      </w:tblPr>
-      <w:tblGrid>
-        <w:gridCol w:w="9524"/>
-      </w:tblGrid>
-      <w:tr>
-        <w:tblPrEx>
-          <w:tblCellMar>
-            <w:top w:w="0" w:type="dxa"/>
-            <w:left w:w="108" w:type="dxa"/>
-            <w:bottom w:w="0" w:type="dxa"/>
-            <w:right w:w="108" w:type="dxa"/>
-          </w:tblCellMar>
-        </w:tblPrEx>
-        <w:trPr>
-          <w:jc w:val="center"/>
-        </w:trPr>
-        <w:tc>
-          <w:tcPr>
-            <w:tcW w:w="9524" w:type="dxa"/>
-            <w:shd w:val="clear" w:color="auto" w:fill="F3F4F6"/>
-            <w:tcMar>
-              <w:top w:w="90" w:type="dxa"/>
-              <w:left w:w="160" w:type="dxa"/>
-              <w:bottom w:w="90" w:type="dxa"/>
-              <w:right w:w="160" w:type="dxa"/>
-            </w:tcMar>
-          </w:tcPr>
-          <w:p>
-            <w:pPr>
-              <w:spacing w:after="0"/>
-              <w:rPr>
-                <w:rFonts w:hint="eastAsia" w:ascii="DengXian" w:hAnsi="DengXian" w:eastAsia="DengXian" w:cs="DengXian"/>
-              </w:rPr>
-            </w:pPr>
-            <w:r>
-              <w:rPr>
-                <w:rFonts w:hint="eastAsia" w:ascii="DengXian" w:hAnsi="DengXian" w:eastAsia="DengXian" w:cs="DengXian"/>
-                <w:b/>
-                <w:color w:val="59616D"/>
-                <w:sz w:val="21"/>
-              </w:rPr>
-              <w:t xml:space="preserve">【教师动作｜不发言】 </w:t>
-            </w:r>
-            <w:r>
-              <w:rPr>
-                <w:rFonts w:hint="eastAsia" w:ascii="DengXian" w:hAnsi="DengXian" w:eastAsia="DengXian" w:cs="DengXian"/>
-                <w:i/>
-                <w:color w:val="151515"/>
-                <w:sz w:val="21"/>
-              </w:rPr>
-              <w:t>对比1940与1947两张图；再指向1960–70s与1980s</w:t>
-            </w:r>
-          </w:p>
-        </w:tc>
-      </w:tr>
-    </w:tbl>
     <w:p>
       <w:pPr>
         <w:pStyle w:val="164"/>
@@ -4410,74 +3534,6 @@
         <w:t>建议时间：5分钟　｜　课堂功能：本土时间轴与证据边界</w:t>
       </w:r>
     </w:p>
-    <w:tbl>
-      <w:tblPr>
-        <w:tblStyle w:val="32"/>
-        <w:tblW w:w="0" w:type="auto"/>
-        <w:jc w:val="center"/>
-        <w:tblLayout w:type="autofit"/>
-        <w:tblCellMar>
-          <w:top w:w="0" w:type="dxa"/>
-          <w:left w:w="108" w:type="dxa"/>
-          <w:bottom w:w="0" w:type="dxa"/>
-          <w:right w:w="108" w:type="dxa"/>
-        </w:tblCellMar>
-      </w:tblPr>
-      <w:tblGrid>
-        <w:gridCol w:w="9524"/>
-      </w:tblGrid>
-      <w:tr>
-        <w:tblPrEx>
-          <w:tblCellMar>
-            <w:top w:w="0" w:type="dxa"/>
-            <w:left w:w="108" w:type="dxa"/>
-            <w:bottom w:w="0" w:type="dxa"/>
-            <w:right w:w="108" w:type="dxa"/>
-          </w:tblCellMar>
-        </w:tblPrEx>
-        <w:trPr>
-          <w:jc w:val="center"/>
-        </w:trPr>
-        <w:tc>
-          <w:tcPr>
-            <w:tcW w:w="9524" w:type="dxa"/>
-            <w:shd w:val="clear" w:color="auto" w:fill="F3F4F6"/>
-            <w:tcMar>
-              <w:top w:w="90" w:type="dxa"/>
-              <w:left w:w="160" w:type="dxa"/>
-              <w:bottom w:w="90" w:type="dxa"/>
-              <w:right w:w="160" w:type="dxa"/>
-            </w:tcMar>
-          </w:tcPr>
-          <w:p>
-            <w:pPr>
-              <w:spacing w:after="0"/>
-              <w:rPr>
-                <w:rFonts w:hint="eastAsia" w:ascii="DengXian" w:hAnsi="DengXian" w:eastAsia="DengXian" w:cs="DengXian"/>
-              </w:rPr>
-            </w:pPr>
-            <w:r>
-              <w:rPr>
-                <w:rFonts w:hint="eastAsia" w:ascii="DengXian" w:hAnsi="DengXian" w:eastAsia="DengXian" w:cs="DengXian"/>
-                <w:b/>
-                <w:color w:val="59616D"/>
-                <w:sz w:val="21"/>
-              </w:rPr>
-              <w:t xml:space="preserve">【教师动作｜不发言】 </w:t>
-            </w:r>
-            <w:r>
-              <w:rPr>
-                <w:rFonts w:hint="eastAsia" w:ascii="DengXian" w:hAnsi="DengXian" w:eastAsia="DengXian" w:cs="DengXian"/>
-                <w:i/>
-                <w:color w:val="151515"/>
-                <w:sz w:val="21"/>
-              </w:rPr>
-              <w:t>依次指向五个节点；在1984与2008案例处特别说明“单一材料不能代表全貌”</w:t>
-            </w:r>
-          </w:p>
-        </w:tc>
-      </w:tr>
-    </w:tbl>
     <w:p>
       <w:pPr>
         <w:pStyle w:val="164"/>
@@ -4671,74 +3727,6 @@
         <w:t>建议时间：3–4分钟　｜　课堂功能：欧美时间轴：1990年代—AI时代</w:t>
       </w:r>
     </w:p>
-    <w:tbl>
-      <w:tblPr>
-        <w:tblStyle w:val="32"/>
-        <w:tblW w:w="0" w:type="auto"/>
-        <w:jc w:val="center"/>
-        <w:tblLayout w:type="autofit"/>
-        <w:tblCellMar>
-          <w:top w:w="0" w:type="dxa"/>
-          <w:left w:w="108" w:type="dxa"/>
-          <w:bottom w:w="0" w:type="dxa"/>
-          <w:right w:w="108" w:type="dxa"/>
-        </w:tblCellMar>
-      </w:tblPr>
-      <w:tblGrid>
-        <w:gridCol w:w="9524"/>
-      </w:tblGrid>
-      <w:tr>
-        <w:tblPrEx>
-          <w:tblCellMar>
-            <w:top w:w="0" w:type="dxa"/>
-            <w:left w:w="108" w:type="dxa"/>
-            <w:bottom w:w="0" w:type="dxa"/>
-            <w:right w:w="108" w:type="dxa"/>
-          </w:tblCellMar>
-        </w:tblPrEx>
-        <w:trPr>
-          <w:jc w:val="center"/>
-        </w:trPr>
-        <w:tc>
-          <w:tcPr>
-            <w:tcW w:w="9524" w:type="dxa"/>
-            <w:shd w:val="clear" w:color="auto" w:fill="F3F4F6"/>
-            <w:tcMar>
-              <w:top w:w="90" w:type="dxa"/>
-              <w:left w:w="160" w:type="dxa"/>
-              <w:bottom w:w="90" w:type="dxa"/>
-              <w:right w:w="160" w:type="dxa"/>
-            </w:tcMar>
-          </w:tcPr>
-          <w:p>
-            <w:pPr>
-              <w:spacing w:after="0"/>
-              <w:rPr>
-                <w:rFonts w:hint="eastAsia" w:ascii="DengXian" w:hAnsi="DengXian" w:eastAsia="DengXian" w:cs="DengXian"/>
-              </w:rPr>
-            </w:pPr>
-            <w:r>
-              <w:rPr>
-                <w:rFonts w:hint="eastAsia" w:ascii="DengXian" w:hAnsi="DengXian" w:eastAsia="DengXian" w:cs="DengXian"/>
-                <w:b/>
-                <w:color w:val="59616D"/>
-                <w:sz w:val="21"/>
-              </w:rPr>
-              <w:t xml:space="preserve">【教师动作｜不发言】 </w:t>
-            </w:r>
-            <w:r>
-              <w:rPr>
-                <w:rFonts w:hint="eastAsia" w:ascii="DengXian" w:hAnsi="DengXian" w:eastAsia="DengXian" w:cs="DengXian"/>
-                <w:i/>
-                <w:color w:val="151515"/>
-                <w:sz w:val="21"/>
-              </w:rPr>
-              <w:t>依次指向Margiela、Chromat、Viktor &amp; Rolf、Collina Strada；在“证据边界”处停顿</w:t>
-            </w:r>
-          </w:p>
-        </w:tc>
-      </w:tr>
-    </w:tbl>
     <w:p>
       <w:pPr>
         <w:pStyle w:val="164"/>
@@ -4971,74 +3959,6 @@
         <w:t>建议时间：3分钟　｜　课堂功能：案例A：挑战标准身体中心</w:t>
       </w:r>
     </w:p>
-    <w:tbl>
-      <w:tblPr>
-        <w:tblStyle w:val="32"/>
-        <w:tblW w:w="0" w:type="auto"/>
-        <w:jc w:val="center"/>
-        <w:tblLayout w:type="autofit"/>
-        <w:tblCellMar>
-          <w:top w:w="0" w:type="dxa"/>
-          <w:left w:w="108" w:type="dxa"/>
-          <w:bottom w:w="0" w:type="dxa"/>
-          <w:right w:w="108" w:type="dxa"/>
-        </w:tblCellMar>
-      </w:tblPr>
-      <w:tblGrid>
-        <w:gridCol w:w="9524"/>
-      </w:tblGrid>
-      <w:tr>
-        <w:tblPrEx>
-          <w:tblCellMar>
-            <w:top w:w="0" w:type="dxa"/>
-            <w:left w:w="108" w:type="dxa"/>
-            <w:bottom w:w="0" w:type="dxa"/>
-            <w:right w:w="108" w:type="dxa"/>
-          </w:tblCellMar>
-        </w:tblPrEx>
-        <w:trPr>
-          <w:jc w:val="center"/>
-        </w:trPr>
-        <w:tc>
-          <w:tcPr>
-            <w:tcW w:w="9524" w:type="dxa"/>
-            <w:shd w:val="clear" w:color="auto" w:fill="F3F4F6"/>
-            <w:tcMar>
-              <w:top w:w="90" w:type="dxa"/>
-              <w:left w:w="160" w:type="dxa"/>
-              <w:bottom w:w="90" w:type="dxa"/>
-              <w:right w:w="160" w:type="dxa"/>
-            </w:tcMar>
-          </w:tcPr>
-          <w:p>
-            <w:pPr>
-              <w:spacing w:after="0"/>
-              <w:rPr>
-                <w:rFonts w:hint="eastAsia" w:ascii="DengXian" w:hAnsi="DengXian" w:eastAsia="DengXian" w:cs="DengXian"/>
-              </w:rPr>
-            </w:pPr>
-            <w:r>
-              <w:rPr>
-                <w:rFonts w:hint="eastAsia" w:ascii="DengXian" w:hAnsi="DengXian" w:eastAsia="DengXian" w:cs="DengXian"/>
-                <w:b/>
-                <w:color w:val="59616D"/>
-                <w:sz w:val="21"/>
-              </w:rPr>
-              <w:t xml:space="preserve">【教师动作｜不发言】 </w:t>
-            </w:r>
-            <w:r>
-              <w:rPr>
-                <w:rFonts w:hint="eastAsia" w:ascii="DengXian" w:hAnsi="DengXian" w:eastAsia="DengXian" w:cs="DengXian"/>
-                <w:i/>
-                <w:color w:val="151515"/>
-                <w:sz w:val="21"/>
-              </w:rPr>
-              <w:t>显示Comme des Garçons 1997春夏五套；让学生寻找隆起、空隙、不对称位置</w:t>
-            </w:r>
-          </w:p>
-        </w:tc>
-      </w:tr>
-    </w:tbl>
     <w:p>
       <w:pPr>
         <w:pStyle w:val="164"/>
@@ -5202,74 +4122,6 @@
         <w:t>建议时间：4分钟　｜　课堂功能：案例B：反常规品味与使用主体性</w:t>
       </w:r>
     </w:p>
-    <w:tbl>
-      <w:tblPr>
-        <w:tblStyle w:val="32"/>
-        <w:tblW w:w="0" w:type="auto"/>
-        <w:jc w:val="center"/>
-        <w:tblLayout w:type="autofit"/>
-        <w:tblCellMar>
-          <w:top w:w="0" w:type="dxa"/>
-          <w:left w:w="108" w:type="dxa"/>
-          <w:bottom w:w="0" w:type="dxa"/>
-          <w:right w:w="108" w:type="dxa"/>
-        </w:tblCellMar>
-      </w:tblPr>
-      <w:tblGrid>
-        <w:gridCol w:w="9524"/>
-      </w:tblGrid>
-      <w:tr>
-        <w:tblPrEx>
-          <w:tblCellMar>
-            <w:top w:w="0" w:type="dxa"/>
-            <w:left w:w="108" w:type="dxa"/>
-            <w:bottom w:w="0" w:type="dxa"/>
-            <w:right w:w="108" w:type="dxa"/>
-          </w:tblCellMar>
-        </w:tblPrEx>
-        <w:trPr>
-          <w:jc w:val="center"/>
-        </w:trPr>
-        <w:tc>
-          <w:tcPr>
-            <w:tcW w:w="9524" w:type="dxa"/>
-            <w:shd w:val="clear" w:color="auto" w:fill="F3F4F6"/>
-            <w:tcMar>
-              <w:top w:w="90" w:type="dxa"/>
-              <w:left w:w="160" w:type="dxa"/>
-              <w:bottom w:w="90" w:type="dxa"/>
-              <w:right w:w="160" w:type="dxa"/>
-            </w:tcMar>
-          </w:tcPr>
-          <w:p>
-            <w:pPr>
-              <w:spacing w:after="0"/>
-              <w:rPr>
-                <w:rFonts w:hint="eastAsia" w:ascii="DengXian" w:hAnsi="DengXian" w:eastAsia="DengXian" w:cs="DengXian"/>
-              </w:rPr>
-            </w:pPr>
-            <w:r>
-              <w:rPr>
-                <w:rFonts w:hint="eastAsia" w:ascii="DengXian" w:hAnsi="DengXian" w:eastAsia="DengXian" w:cs="DengXian"/>
-                <w:b/>
-                <w:color w:val="59616D"/>
-                <w:sz w:val="21"/>
-              </w:rPr>
-              <w:t xml:space="preserve">【教师动作｜不发言】 </w:t>
-            </w:r>
-            <w:r>
-              <w:rPr>
-                <w:rFonts w:hint="eastAsia" w:ascii="DengXian" w:hAnsi="DengXian" w:eastAsia="DengXian" w:cs="DengXian"/>
-                <w:i/>
-                <w:color w:val="151515"/>
-                <w:sz w:val="21"/>
-              </w:rPr>
-              <w:t>左右展示Prada与Phoebe Philo五套；先讲原理，再讲概念名</w:t>
-            </w:r>
-          </w:p>
-        </w:tc>
-      </w:tr>
-    </w:tbl>
     <w:p>
       <w:pPr>
         <w:pStyle w:val="164"/>
@@ -5433,74 +4285,6 @@
         <w:t>建议时间：2分钟　｜　课堂功能：从表面复制转向原理转译</w:t>
       </w:r>
     </w:p>
-    <w:tbl>
-      <w:tblPr>
-        <w:tblStyle w:val="32"/>
-        <w:tblW w:w="0" w:type="auto"/>
-        <w:jc w:val="center"/>
-        <w:tblLayout w:type="autofit"/>
-        <w:tblCellMar>
-          <w:top w:w="0" w:type="dxa"/>
-          <w:left w:w="108" w:type="dxa"/>
-          <w:bottom w:w="0" w:type="dxa"/>
-          <w:right w:w="108" w:type="dxa"/>
-        </w:tblCellMar>
-      </w:tblPr>
-      <w:tblGrid>
-        <w:gridCol w:w="9524"/>
-      </w:tblGrid>
-      <w:tr>
-        <w:tblPrEx>
-          <w:tblCellMar>
-            <w:top w:w="0" w:type="dxa"/>
-            <w:left w:w="108" w:type="dxa"/>
-            <w:bottom w:w="0" w:type="dxa"/>
-            <w:right w:w="108" w:type="dxa"/>
-          </w:tblCellMar>
-        </w:tblPrEx>
-        <w:trPr>
-          <w:jc w:val="center"/>
-        </w:trPr>
-        <w:tc>
-          <w:tcPr>
-            <w:tcW w:w="9524" w:type="dxa"/>
-            <w:shd w:val="clear" w:color="auto" w:fill="F3F4F6"/>
-            <w:tcMar>
-              <w:top w:w="90" w:type="dxa"/>
-              <w:left w:w="160" w:type="dxa"/>
-              <w:bottom w:w="90" w:type="dxa"/>
-              <w:right w:w="160" w:type="dxa"/>
-            </w:tcMar>
-          </w:tcPr>
-          <w:p>
-            <w:pPr>
-              <w:spacing w:after="0"/>
-              <w:rPr>
-                <w:rFonts w:hint="eastAsia" w:ascii="DengXian" w:hAnsi="DengXian" w:eastAsia="DengXian" w:cs="DengXian"/>
-              </w:rPr>
-            </w:pPr>
-            <w:r>
-              <w:rPr>
-                <w:rFonts w:hint="eastAsia" w:ascii="DengXian" w:hAnsi="DengXian" w:eastAsia="DengXian" w:cs="DengXian"/>
-                <w:b/>
-                <w:color w:val="59616D"/>
-                <w:sz w:val="21"/>
-              </w:rPr>
-              <w:t xml:space="preserve">【教师动作｜不发言】 </w:t>
-            </w:r>
-            <w:r>
-              <w:rPr>
-                <w:rFonts w:hint="eastAsia" w:ascii="DengXian" w:hAnsi="DengXian" w:eastAsia="DengXian" w:cs="DengXian"/>
-                <w:i/>
-                <w:color w:val="151515"/>
-                <w:sz w:val="21"/>
-              </w:rPr>
-              <w:t>左右对比表面复制与原理转译</w:t>
-            </w:r>
-          </w:p>
-        </w:tc>
-      </w:tr>
-    </w:tbl>
     <w:p>
       <w:pPr>
         <w:pStyle w:val="164"/>
@@ -5664,66 +4448,6 @@
         <w:t>建议时间：3分钟　｜　课堂功能：当代本土案例与城市行动</w:t>
       </w:r>
     </w:p>
-    <w:tbl>
-      <w:tblPr>
-        <w:tblStyle w:val="32"/>
-        <w:tblW w:w="0" w:type="auto"/>
-        <w:jc w:val="center"/>
-        <w:tblLayout w:type="autofit"/>
-        <w:tblCellMar>
-          <w:top w:w="0" w:type="dxa"/>
-          <w:left w:w="108" w:type="dxa"/>
-          <w:bottom w:w="0" w:type="dxa"/>
-          <w:right w:w="108" w:type="dxa"/>
-        </w:tblCellMar>
-      </w:tblPr>
-      <w:tblGrid>
-        <w:gridCol w:w="9524"/>
-      </w:tblGrid>
-      <w:tr>
-        <w:trPr>
-          <w:jc w:val="center"/>
-        </w:trPr>
-        <w:tc>
-          <w:tcPr>
-            <w:tcW w:w="9524" w:type="dxa"/>
-            <w:shd w:val="clear" w:color="auto" w:fill="F3F4F6"/>
-            <w:tcMar>
-              <w:top w:w="90" w:type="dxa"/>
-              <w:left w:w="160" w:type="dxa"/>
-              <w:bottom w:w="90" w:type="dxa"/>
-              <w:right w:w="160" w:type="dxa"/>
-            </w:tcMar>
-          </w:tcPr>
-          <w:p>
-            <w:pPr>
-              <w:spacing w:after="0"/>
-              <w:rPr>
-                <w:rFonts w:hint="eastAsia" w:ascii="DengXian" w:hAnsi="DengXian" w:eastAsia="DengXian" w:cs="DengXian"/>
-              </w:rPr>
-            </w:pPr>
-            <w:r>
-              <w:rPr>
-                <w:rFonts w:hint="eastAsia" w:ascii="DengXian" w:hAnsi="DengXian" w:eastAsia="DengXian" w:cs="DengXian"/>
-                <w:b/>
-                <w:color w:val="59616D"/>
-                <w:sz w:val="21"/>
-              </w:rPr>
-              <w:t xml:space="preserve">【教师动作｜不发言】 </w:t>
-            </w:r>
-            <w:r>
-              <w:rPr>
-                <w:rFonts w:hint="eastAsia" w:ascii="DengXian" w:hAnsi="DengXian" w:eastAsia="DengXian" w:cs="DengXian"/>
-                <w:i/>
-                <w:color w:val="151515"/>
-                <w:sz w:val="21"/>
-              </w:rPr>
-              <w:t>显示Ao Yes 2026秋冬上海五套；指向直身、覆盖、制服式叠穿和口袋</w:t>
-            </w:r>
-          </w:p>
-        </w:tc>
-      </w:tr>
-    </w:tbl>
     <w:p>
       <w:pPr>
         <w:pStyle w:val="164"/>
@@ -5887,74 +4611,6 @@
         <w:t>建议时间：2–3分钟　｜　课堂功能：概念校正与语言改写</w:t>
       </w:r>
     </w:p>
-    <w:tbl>
-      <w:tblPr>
-        <w:tblStyle w:val="32"/>
-        <w:tblW w:w="0" w:type="auto"/>
-        <w:jc w:val="center"/>
-        <w:tblLayout w:type="autofit"/>
-        <w:tblCellMar>
-          <w:top w:w="0" w:type="dxa"/>
-          <w:left w:w="108" w:type="dxa"/>
-          <w:bottom w:w="0" w:type="dxa"/>
-          <w:right w:w="108" w:type="dxa"/>
-        </w:tblCellMar>
-      </w:tblPr>
-      <w:tblGrid>
-        <w:gridCol w:w="9524"/>
-      </w:tblGrid>
-      <w:tr>
-        <w:tblPrEx>
-          <w:tblCellMar>
-            <w:top w:w="0" w:type="dxa"/>
-            <w:left w:w="108" w:type="dxa"/>
-            <w:bottom w:w="0" w:type="dxa"/>
-            <w:right w:w="108" w:type="dxa"/>
-          </w:tblCellMar>
-        </w:tblPrEx>
-        <w:trPr>
-          <w:jc w:val="center"/>
-        </w:trPr>
-        <w:tc>
-          <w:tcPr>
-            <w:tcW w:w="9524" w:type="dxa"/>
-            <w:shd w:val="clear" w:color="auto" w:fill="F3F4F6"/>
-            <w:tcMar>
-              <w:top w:w="90" w:type="dxa"/>
-              <w:left w:w="160" w:type="dxa"/>
-              <w:bottom w:w="90" w:type="dxa"/>
-              <w:right w:w="160" w:type="dxa"/>
-            </w:tcMar>
-          </w:tcPr>
-          <w:p>
-            <w:pPr>
-              <w:spacing w:after="0"/>
-              <w:rPr>
-                <w:rFonts w:hint="eastAsia" w:ascii="DengXian" w:hAnsi="DengXian" w:eastAsia="DengXian" w:cs="DengXian"/>
-              </w:rPr>
-            </w:pPr>
-            <w:r>
-              <w:rPr>
-                <w:rFonts w:hint="eastAsia" w:ascii="DengXian" w:hAnsi="DengXian" w:eastAsia="DengXian" w:cs="DengXian"/>
-                <w:b/>
-                <w:color w:val="59616D"/>
-                <w:sz w:val="21"/>
-              </w:rPr>
-              <w:t xml:space="preserve">【教师动作｜不发言】 </w:t>
-            </w:r>
-            <w:r>
-              <w:rPr>
-                <w:rFonts w:hint="eastAsia" w:ascii="DengXian" w:hAnsi="DengXian" w:eastAsia="DengXian" w:cs="DengXian"/>
-                <w:i/>
-                <w:color w:val="151515"/>
-                <w:sz w:val="21"/>
-              </w:rPr>
-              <w:t>展示空泛表达与可执行表达；让学生口头改写一句</w:t>
-            </w:r>
-          </w:p>
-        </w:tc>
-      </w:tr>
-    </w:tbl>
     <w:p>
       <w:pPr>
         <w:pStyle w:val="164"/>
@@ -6118,74 +4774,6 @@
         <w:t>建议时间：2分钟　｜　课堂功能：提供统一分析流程</w:t>
       </w:r>
     </w:p>
-    <w:tbl>
-      <w:tblPr>
-        <w:tblStyle w:val="32"/>
-        <w:tblW w:w="0" w:type="auto"/>
-        <w:jc w:val="center"/>
-        <w:tblLayout w:type="autofit"/>
-        <w:tblCellMar>
-          <w:top w:w="0" w:type="dxa"/>
-          <w:left w:w="108" w:type="dxa"/>
-          <w:bottom w:w="0" w:type="dxa"/>
-          <w:right w:w="108" w:type="dxa"/>
-        </w:tblCellMar>
-      </w:tblPr>
-      <w:tblGrid>
-        <w:gridCol w:w="9524"/>
-      </w:tblGrid>
-      <w:tr>
-        <w:tblPrEx>
-          <w:tblCellMar>
-            <w:top w:w="0" w:type="dxa"/>
-            <w:left w:w="108" w:type="dxa"/>
-            <w:bottom w:w="0" w:type="dxa"/>
-            <w:right w:w="108" w:type="dxa"/>
-          </w:tblCellMar>
-        </w:tblPrEx>
-        <w:trPr>
-          <w:jc w:val="center"/>
-        </w:trPr>
-        <w:tc>
-          <w:tcPr>
-            <w:tcW w:w="9524" w:type="dxa"/>
-            <w:shd w:val="clear" w:color="auto" w:fill="F3F4F6"/>
-            <w:tcMar>
-              <w:top w:w="90" w:type="dxa"/>
-              <w:left w:w="160" w:type="dxa"/>
-              <w:bottom w:w="90" w:type="dxa"/>
-              <w:right w:w="160" w:type="dxa"/>
-            </w:tcMar>
-          </w:tcPr>
-          <w:p>
-            <w:pPr>
-              <w:spacing w:after="0"/>
-              <w:rPr>
-                <w:rFonts w:hint="eastAsia" w:ascii="DengXian" w:hAnsi="DengXian" w:eastAsia="DengXian" w:cs="DengXian"/>
-              </w:rPr>
-            </w:pPr>
-            <w:r>
-              <w:rPr>
-                <w:rFonts w:hint="eastAsia" w:ascii="DengXian" w:hAnsi="DengXian" w:eastAsia="DengXian" w:cs="DengXian"/>
-                <w:b/>
-                <w:color w:val="59616D"/>
-                <w:sz w:val="21"/>
-              </w:rPr>
-              <w:t xml:space="preserve">【教师动作｜不发言】 </w:t>
-            </w:r>
-            <w:r>
-              <w:rPr>
-                <w:rFonts w:hint="eastAsia" w:ascii="DengXian" w:hAnsi="DengXian" w:eastAsia="DengXian" w:cs="DengXian"/>
-                <w:i/>
-                <w:color w:val="151515"/>
-                <w:sz w:val="21"/>
-              </w:rPr>
-              <w:t>依次指向看、拆、问、译、验；在黑板写五个动词</w:t>
-            </w:r>
-          </w:p>
-        </w:tc>
-      </w:tr>
-    </w:tbl>
     <w:p>
       <w:pPr>
         <w:pStyle w:val="164"/>
@@ -6349,74 +4937,6 @@
         <w:t>建议时间：3–4分钟　｜　课堂功能：建立AI审计流程与红绿灯规则</w:t>
       </w:r>
     </w:p>
-    <w:tbl>
-      <w:tblPr>
-        <w:tblStyle w:val="32"/>
-        <w:tblW w:w="0" w:type="auto"/>
-        <w:jc w:val="center"/>
-        <w:tblLayout w:type="autofit"/>
-        <w:tblCellMar>
-          <w:top w:w="0" w:type="dxa"/>
-          <w:left w:w="108" w:type="dxa"/>
-          <w:bottom w:w="0" w:type="dxa"/>
-          <w:right w:w="108" w:type="dxa"/>
-        </w:tblCellMar>
-      </w:tblPr>
-      <w:tblGrid>
-        <w:gridCol w:w="9524"/>
-      </w:tblGrid>
-      <w:tr>
-        <w:tblPrEx>
-          <w:tblCellMar>
-            <w:top w:w="0" w:type="dxa"/>
-            <w:left w:w="108" w:type="dxa"/>
-            <w:bottom w:w="0" w:type="dxa"/>
-            <w:right w:w="108" w:type="dxa"/>
-          </w:tblCellMar>
-        </w:tblPrEx>
-        <w:trPr>
-          <w:jc w:val="center"/>
-        </w:trPr>
-        <w:tc>
-          <w:tcPr>
-            <w:tcW w:w="9524" w:type="dxa"/>
-            <w:shd w:val="clear" w:color="auto" w:fill="F3F4F6"/>
-            <w:tcMar>
-              <w:top w:w="90" w:type="dxa"/>
-              <w:left w:w="160" w:type="dxa"/>
-              <w:bottom w:w="90" w:type="dxa"/>
-              <w:right w:w="160" w:type="dxa"/>
-            </w:tcMar>
-          </w:tcPr>
-          <w:p>
-            <w:pPr>
-              <w:spacing w:after="0"/>
-              <w:rPr>
-                <w:rFonts w:hint="eastAsia" w:ascii="DengXian" w:hAnsi="DengXian" w:eastAsia="DengXian" w:cs="DengXian"/>
-              </w:rPr>
-            </w:pPr>
-            <w:r>
-              <w:rPr>
-                <w:rFonts w:hint="eastAsia" w:ascii="DengXian" w:hAnsi="DengXian" w:eastAsia="DengXian" w:cs="DengXian"/>
-                <w:b/>
-                <w:color w:val="59616D"/>
-                <w:sz w:val="21"/>
-              </w:rPr>
-              <w:t xml:space="preserve">【教师动作｜不发言】 </w:t>
-            </w:r>
-            <w:r>
-              <w:rPr>
-                <w:rFonts w:hint="eastAsia" w:ascii="DengXian" w:hAnsi="DengXian" w:eastAsia="DengXian" w:cs="DengXian"/>
-                <w:i/>
-                <w:color w:val="151515"/>
-                <w:sz w:val="21"/>
-              </w:rPr>
-              <w:t>显示四步诊断与红绿灯；强调先A0后AI</w:t>
-            </w:r>
-          </w:p>
-        </w:tc>
-      </w:tr>
-    </w:tbl>
     <w:p>
       <w:pPr>
         <w:pStyle w:val="164"/>
@@ -6765,74 +5285,6 @@
         <w:t>建议时间：8–10分钟　｜　课堂功能：课堂微练</w:t>
       </w:r>
     </w:p>
-    <w:tbl>
-      <w:tblPr>
-        <w:tblStyle w:val="32"/>
-        <w:tblW w:w="0" w:type="auto"/>
-        <w:jc w:val="center"/>
-        <w:tblLayout w:type="autofit"/>
-        <w:tblCellMar>
-          <w:top w:w="0" w:type="dxa"/>
-          <w:left w:w="108" w:type="dxa"/>
-          <w:bottom w:w="0" w:type="dxa"/>
-          <w:right w:w="108" w:type="dxa"/>
-        </w:tblCellMar>
-      </w:tblPr>
-      <w:tblGrid>
-        <w:gridCol w:w="9524"/>
-      </w:tblGrid>
-      <w:tr>
-        <w:tblPrEx>
-          <w:tblCellMar>
-            <w:top w:w="0" w:type="dxa"/>
-            <w:left w:w="108" w:type="dxa"/>
-            <w:bottom w:w="0" w:type="dxa"/>
-            <w:right w:w="108" w:type="dxa"/>
-          </w:tblCellMar>
-        </w:tblPrEx>
-        <w:trPr>
-          <w:jc w:val="center"/>
-        </w:trPr>
-        <w:tc>
-          <w:tcPr>
-            <w:tcW w:w="9524" w:type="dxa"/>
-            <w:shd w:val="clear" w:color="auto" w:fill="F3F4F6"/>
-            <w:tcMar>
-              <w:top w:w="90" w:type="dxa"/>
-              <w:left w:w="160" w:type="dxa"/>
-              <w:bottom w:w="90" w:type="dxa"/>
-              <w:right w:w="160" w:type="dxa"/>
-            </w:tcMar>
-          </w:tcPr>
-          <w:p>
-            <w:pPr>
-              <w:spacing w:after="0"/>
-              <w:rPr>
-                <w:rFonts w:hint="eastAsia" w:ascii="DengXian" w:hAnsi="DengXian" w:eastAsia="DengXian" w:cs="DengXian"/>
-              </w:rPr>
-            </w:pPr>
-            <w:r>
-              <w:rPr>
-                <w:rFonts w:hint="eastAsia" w:ascii="DengXian" w:hAnsi="DengXian" w:eastAsia="DengXian" w:cs="DengXian"/>
-                <w:b/>
-                <w:color w:val="59616D"/>
-                <w:sz w:val="21"/>
-              </w:rPr>
-              <w:t xml:space="preserve">【教师动作｜不发言】 </w:t>
-            </w:r>
-            <w:r>
-              <w:rPr>
-                <w:rFonts w:hint="eastAsia" w:ascii="DengXian" w:hAnsi="DengXian" w:eastAsia="DengXian" w:cs="DengXian"/>
-                <w:i/>
-                <w:color w:val="151515"/>
-                <w:sz w:val="21"/>
-              </w:rPr>
-              <w:t>让学生选择刚才的一组案例；投屏保持本页；按2分钟四阶段计时；巡视时只问证据位置</w:t>
-            </w:r>
-          </w:p>
-        </w:tc>
-      </w:tr>
-    </w:tbl>
     <w:p>
       <w:pPr>
         <w:pStyle w:val="164"/>
@@ -7026,74 +5478,6 @@
         <w:t>建议时间：18–20分钟　｜　课堂功能：个人立场形成与同伴讲评</w:t>
       </w:r>
     </w:p>
-    <w:tbl>
-      <w:tblPr>
-        <w:tblStyle w:val="32"/>
-        <w:tblW w:w="0" w:type="auto"/>
-        <w:jc w:val="center"/>
-        <w:tblLayout w:type="autofit"/>
-        <w:tblCellMar>
-          <w:top w:w="0" w:type="dxa"/>
-          <w:left w:w="108" w:type="dxa"/>
-          <w:bottom w:w="0" w:type="dxa"/>
-          <w:right w:w="108" w:type="dxa"/>
-        </w:tblCellMar>
-      </w:tblPr>
-      <w:tblGrid>
-        <w:gridCol w:w="9524"/>
-      </w:tblGrid>
-      <w:tr>
-        <w:tblPrEx>
-          <w:tblCellMar>
-            <w:top w:w="0" w:type="dxa"/>
-            <w:left w:w="108" w:type="dxa"/>
-            <w:bottom w:w="0" w:type="dxa"/>
-            <w:right w:w="108" w:type="dxa"/>
-          </w:tblCellMar>
-        </w:tblPrEx>
-        <w:trPr>
-          <w:jc w:val="center"/>
-        </w:trPr>
-        <w:tc>
-          <w:tcPr>
-            <w:tcW w:w="9524" w:type="dxa"/>
-            <w:shd w:val="clear" w:color="auto" w:fill="F3F4F6"/>
-            <w:tcMar>
-              <w:top w:w="90" w:type="dxa"/>
-              <w:left w:w="160" w:type="dxa"/>
-              <w:bottom w:w="90" w:type="dxa"/>
-              <w:right w:w="160" w:type="dxa"/>
-            </w:tcMar>
-          </w:tcPr>
-          <w:p>
-            <w:pPr>
-              <w:spacing w:after="0"/>
-              <w:rPr>
-                <w:rFonts w:hint="eastAsia" w:ascii="DengXian" w:hAnsi="DengXian" w:eastAsia="DengXian" w:cs="DengXian"/>
-              </w:rPr>
-            </w:pPr>
-            <w:r>
-              <w:rPr>
-                <w:rFonts w:hint="eastAsia" w:ascii="DengXian" w:hAnsi="DengXian" w:eastAsia="DengXian" w:cs="DengXian"/>
-                <w:b/>
-                <w:color w:val="59616D"/>
-                <w:sz w:val="21"/>
-              </w:rPr>
-              <w:t xml:space="preserve">【教师动作｜不发言】 </w:t>
-            </w:r>
-            <w:r>
-              <w:rPr>
-                <w:rFonts w:hint="eastAsia" w:ascii="DengXian" w:hAnsi="DengXian" w:eastAsia="DengXian" w:cs="DengXian"/>
-                <w:i/>
-                <w:color w:val="151515"/>
-                <w:sz w:val="21"/>
-              </w:rPr>
-              <w:t>提前准备可选择的设计师案例；每3分钟报时；同伴讨论时要求把问题写下来</w:t>
-            </w:r>
-          </w:p>
-        </w:tc>
-      </w:tr>
-    </w:tbl>
     <w:p>
       <w:pPr>
         <w:pStyle w:val="164"/>
@@ -7287,74 +5671,6 @@
         <w:t>建议时间：1–2分钟　｜　课堂功能：把本周训练连接期末考核</w:t>
       </w:r>
     </w:p>
-    <w:tbl>
-      <w:tblPr>
-        <w:tblStyle w:val="32"/>
-        <w:tblW w:w="0" w:type="auto"/>
-        <w:jc w:val="center"/>
-        <w:tblLayout w:type="autofit"/>
-        <w:tblCellMar>
-          <w:top w:w="0" w:type="dxa"/>
-          <w:left w:w="108" w:type="dxa"/>
-          <w:bottom w:w="0" w:type="dxa"/>
-          <w:right w:w="108" w:type="dxa"/>
-        </w:tblCellMar>
-      </w:tblPr>
-      <w:tblGrid>
-        <w:gridCol w:w="9524"/>
-      </w:tblGrid>
-      <w:tr>
-        <w:tblPrEx>
-          <w:tblCellMar>
-            <w:top w:w="0" w:type="dxa"/>
-            <w:left w:w="108" w:type="dxa"/>
-            <w:bottom w:w="0" w:type="dxa"/>
-            <w:right w:w="108" w:type="dxa"/>
-          </w:tblCellMar>
-        </w:tblPrEx>
-        <w:trPr>
-          <w:jc w:val="center"/>
-        </w:trPr>
-        <w:tc>
-          <w:tcPr>
-            <w:tcW w:w="9524" w:type="dxa"/>
-            <w:shd w:val="clear" w:color="auto" w:fill="F3F4F6"/>
-            <w:tcMar>
-              <w:top w:w="90" w:type="dxa"/>
-              <w:left w:w="160" w:type="dxa"/>
-              <w:bottom w:w="90" w:type="dxa"/>
-              <w:right w:w="160" w:type="dxa"/>
-            </w:tcMar>
-          </w:tcPr>
-          <w:p>
-            <w:pPr>
-              <w:spacing w:after="0"/>
-              <w:rPr>
-                <w:rFonts w:hint="eastAsia" w:ascii="DengXian" w:hAnsi="DengXian" w:eastAsia="DengXian" w:cs="DengXian"/>
-              </w:rPr>
-            </w:pPr>
-            <w:r>
-              <w:rPr>
-                <w:rFonts w:hint="eastAsia" w:ascii="DengXian" w:hAnsi="DengXian" w:eastAsia="DengXian" w:cs="DengXian"/>
-                <w:b/>
-                <w:color w:val="59616D"/>
-                <w:sz w:val="21"/>
-              </w:rPr>
-              <w:t xml:space="preserve">【教师动作｜不发言】 </w:t>
-            </w:r>
-            <w:r>
-              <w:rPr>
-                <w:rFonts w:hint="eastAsia" w:ascii="DengXian" w:hAnsi="DengXian" w:eastAsia="DengXian" w:cs="DengXian"/>
-                <w:i/>
-                <w:color w:val="151515"/>
-                <w:sz w:val="21"/>
-              </w:rPr>
-              <w:t>快速扫过六项权重；不逐条展开例子</w:t>
-            </w:r>
-          </w:p>
-        </w:tc>
-      </w:tr>
-    </w:tbl>
     <w:p>
       <w:pPr>
         <w:pStyle w:val="164"/>
@@ -7518,74 +5834,6 @@
         <w:t>建议时间：3分钟　｜　课堂功能：形成性评价与A3作业发布</w:t>
       </w:r>
     </w:p>
-    <w:tbl>
-      <w:tblPr>
-        <w:tblStyle w:val="32"/>
-        <w:tblW w:w="0" w:type="auto"/>
-        <w:jc w:val="center"/>
-        <w:tblLayout w:type="autofit"/>
-        <w:tblCellMar>
-          <w:top w:w="0" w:type="dxa"/>
-          <w:left w:w="108" w:type="dxa"/>
-          <w:bottom w:w="0" w:type="dxa"/>
-          <w:right w:w="108" w:type="dxa"/>
-        </w:tblCellMar>
-      </w:tblPr>
-      <w:tblGrid>
-        <w:gridCol w:w="9524"/>
-      </w:tblGrid>
-      <w:tr>
-        <w:tblPrEx>
-          <w:tblCellMar>
-            <w:top w:w="0" w:type="dxa"/>
-            <w:left w:w="108" w:type="dxa"/>
-            <w:bottom w:w="0" w:type="dxa"/>
-            <w:right w:w="108" w:type="dxa"/>
-          </w:tblCellMar>
-        </w:tblPrEx>
-        <w:trPr>
-          <w:jc w:val="center"/>
-        </w:trPr>
-        <w:tc>
-          <w:tcPr>
-            <w:tcW w:w="9524" w:type="dxa"/>
-            <w:shd w:val="clear" w:color="auto" w:fill="F3F4F6"/>
-            <w:tcMar>
-              <w:top w:w="90" w:type="dxa"/>
-              <w:left w:w="160" w:type="dxa"/>
-              <w:bottom w:w="90" w:type="dxa"/>
-              <w:right w:w="160" w:type="dxa"/>
-            </w:tcMar>
-          </w:tcPr>
-          <w:p>
-            <w:pPr>
-              <w:spacing w:after="0"/>
-              <w:rPr>
-                <w:rFonts w:hint="eastAsia" w:ascii="DengXian" w:hAnsi="DengXian" w:eastAsia="DengXian" w:cs="DengXian"/>
-              </w:rPr>
-            </w:pPr>
-            <w:r>
-              <w:rPr>
-                <w:rFonts w:hint="eastAsia" w:ascii="DengXian" w:hAnsi="DengXian" w:eastAsia="DengXian" w:cs="DengXian"/>
-                <w:b/>
-                <w:color w:val="59616D"/>
-                <w:sz w:val="21"/>
-              </w:rPr>
-              <w:t xml:space="preserve">【教师动作｜不发言】 </w:t>
-            </w:r>
-            <w:r>
-              <w:rPr>
-                <w:rFonts w:hint="eastAsia" w:ascii="DengXian" w:hAnsi="DengXian" w:eastAsia="DengXian" w:cs="DengXian"/>
-                <w:i/>
-                <w:color w:val="151515"/>
-                <w:sz w:val="21"/>
-              </w:rPr>
-              <w:t>指向四项各5分；再按A—E说明A3板结构</w:t>
-            </w:r>
-          </w:p>
-        </w:tc>
-      </w:tr>
-    </w:tbl>
     <w:p>
       <w:pPr>
         <w:pStyle w:val="164"/>
@@ -7764,74 +6012,6 @@
         <w:t>建议时间：3–4分钟　｜　课堂功能：收束、提交与下周准备</w:t>
       </w:r>
     </w:p>
-    <w:tbl>
-      <w:tblPr>
-        <w:tblStyle w:val="32"/>
-        <w:tblW w:w="0" w:type="auto"/>
-        <w:jc w:val="center"/>
-        <w:tblLayout w:type="autofit"/>
-        <w:tblCellMar>
-          <w:top w:w="0" w:type="dxa"/>
-          <w:left w:w="108" w:type="dxa"/>
-          <w:bottom w:w="0" w:type="dxa"/>
-          <w:right w:w="108" w:type="dxa"/>
-        </w:tblCellMar>
-      </w:tblPr>
-      <w:tblGrid>
-        <w:gridCol w:w="9524"/>
-      </w:tblGrid>
-      <w:tr>
-        <w:tblPrEx>
-          <w:tblCellMar>
-            <w:top w:w="0" w:type="dxa"/>
-            <w:left w:w="108" w:type="dxa"/>
-            <w:bottom w:w="0" w:type="dxa"/>
-            <w:right w:w="108" w:type="dxa"/>
-          </w:tblCellMar>
-        </w:tblPrEx>
-        <w:trPr>
-          <w:jc w:val="center"/>
-        </w:trPr>
-        <w:tc>
-          <w:tcPr>
-            <w:tcW w:w="9524" w:type="dxa"/>
-            <w:shd w:val="clear" w:color="auto" w:fill="F3F4F6"/>
-            <w:tcMar>
-              <w:top w:w="90" w:type="dxa"/>
-              <w:left w:w="160" w:type="dxa"/>
-              <w:bottom w:w="90" w:type="dxa"/>
-              <w:right w:w="160" w:type="dxa"/>
-            </w:tcMar>
-          </w:tcPr>
-          <w:p>
-            <w:pPr>
-              <w:spacing w:after="0"/>
-              <w:rPr>
-                <w:rFonts w:hint="eastAsia" w:ascii="DengXian" w:hAnsi="DengXian" w:eastAsia="DengXian" w:cs="DengXian"/>
-              </w:rPr>
-            </w:pPr>
-            <w:r>
-              <w:rPr>
-                <w:rFonts w:hint="eastAsia" w:ascii="DengXian" w:hAnsi="DengXian" w:eastAsia="DengXian" w:cs="DengXian"/>
-                <w:b/>
-                <w:color w:val="59616D"/>
-                <w:sz w:val="21"/>
-              </w:rPr>
-              <w:t xml:space="preserve">【教师动作｜不发言】 </w:t>
-            </w:r>
-            <w:r>
-              <w:rPr>
-                <w:rFonts w:hint="eastAsia" w:ascii="DengXian" w:hAnsi="DengXian" w:eastAsia="DengXian" w:cs="DengXian"/>
-                <w:i/>
-                <w:color w:val="151515"/>
-                <w:sz w:val="21"/>
-              </w:rPr>
-              <w:t>让学生现场填写句式；最后逐项确认下周材料</w:t>
-            </w:r>
-          </w:p>
-        </w:tc>
-      </w:tr>
-    </w:tbl>
     <w:p>
       <w:pPr>
         <w:pStyle w:val="164"/>
@@ -8011,74 +6191,6 @@
         <w:t>建议时间：2分钟　｜　课堂功能：补充课程声明</w:t>
       </w:r>
     </w:p>
-    <w:tbl>
-      <w:tblPr>
-        <w:tblStyle w:val="32"/>
-        <w:tblW w:w="0" w:type="auto"/>
-        <w:jc w:val="center"/>
-        <w:tblLayout w:type="autofit"/>
-        <w:tblCellMar>
-          <w:top w:w="0" w:type="dxa"/>
-          <w:left w:w="108" w:type="dxa"/>
-          <w:bottom w:w="0" w:type="dxa"/>
-          <w:right w:w="108" w:type="dxa"/>
-        </w:tblCellMar>
-      </w:tblPr>
-      <w:tblGrid>
-        <w:gridCol w:w="9524"/>
-      </w:tblGrid>
-      <w:tr>
-        <w:tblPrEx>
-          <w:tblCellMar>
-            <w:top w:w="0" w:type="dxa"/>
-            <w:left w:w="108" w:type="dxa"/>
-            <w:bottom w:w="0" w:type="dxa"/>
-            <w:right w:w="108" w:type="dxa"/>
-          </w:tblCellMar>
-        </w:tblPrEx>
-        <w:trPr>
-          <w:jc w:val="center"/>
-        </w:trPr>
-        <w:tc>
-          <w:tcPr>
-            <w:tcW w:w="9524" w:type="dxa"/>
-            <w:shd w:val="clear" w:color="auto" w:fill="F3F4F6"/>
-            <w:tcMar>
-              <w:top w:w="90" w:type="dxa"/>
-              <w:left w:w="160" w:type="dxa"/>
-              <w:bottom w:w="90" w:type="dxa"/>
-              <w:right w:w="160" w:type="dxa"/>
-            </w:tcMar>
-          </w:tcPr>
-          <w:p>
-            <w:pPr>
-              <w:spacing w:after="0"/>
-              <w:rPr>
-                <w:rFonts w:hint="eastAsia" w:ascii="DengXian" w:hAnsi="DengXian" w:eastAsia="DengXian" w:cs="DengXian"/>
-              </w:rPr>
-            </w:pPr>
-            <w:r>
-              <w:rPr>
-                <w:rFonts w:hint="eastAsia" w:ascii="DengXian" w:hAnsi="DengXian" w:eastAsia="DengXian" w:cs="DengXian"/>
-                <w:b/>
-                <w:color w:val="59616D"/>
-                <w:sz w:val="21"/>
-              </w:rPr>
-              <w:t xml:space="preserve">【教师动作｜不发言】 </w:t>
-            </w:r>
-            <w:r>
-              <w:rPr>
-                <w:rFonts w:hint="eastAsia" w:ascii="DengXian" w:hAnsi="DengXian" w:eastAsia="DengXian" w:cs="DengXian"/>
-                <w:i/>
-                <w:color w:val="151515"/>
-                <w:sz w:val="21"/>
-              </w:rPr>
-              <w:t>在学生对AI工具边界有疑问时使用</w:t>
-            </w:r>
-          </w:p>
-        </w:tc>
-      </w:tr>
-    </w:tbl>
     <w:p>
       <w:pPr>
         <w:pStyle w:val="164"/>
@@ -8174,74 +6286,6 @@
         <w:t>建议时间：2分钟　｜　课堂功能：补充十六周课程地图</w:t>
       </w:r>
     </w:p>
-    <w:tbl>
-      <w:tblPr>
-        <w:tblStyle w:val="32"/>
-        <w:tblW w:w="0" w:type="auto"/>
-        <w:jc w:val="center"/>
-        <w:tblLayout w:type="autofit"/>
-        <w:tblCellMar>
-          <w:top w:w="0" w:type="dxa"/>
-          <w:left w:w="108" w:type="dxa"/>
-          <w:bottom w:w="0" w:type="dxa"/>
-          <w:right w:w="108" w:type="dxa"/>
-        </w:tblCellMar>
-      </w:tblPr>
-      <w:tblGrid>
-        <w:gridCol w:w="9524"/>
-      </w:tblGrid>
-      <w:tr>
-        <w:tblPrEx>
-          <w:tblCellMar>
-            <w:top w:w="0" w:type="dxa"/>
-            <w:left w:w="108" w:type="dxa"/>
-            <w:bottom w:w="0" w:type="dxa"/>
-            <w:right w:w="108" w:type="dxa"/>
-          </w:tblCellMar>
-        </w:tblPrEx>
-        <w:trPr>
-          <w:jc w:val="center"/>
-        </w:trPr>
-        <w:tc>
-          <w:tcPr>
-            <w:tcW w:w="9524" w:type="dxa"/>
-            <w:shd w:val="clear" w:color="auto" w:fill="F3F4F6"/>
-            <w:tcMar>
-              <w:top w:w="90" w:type="dxa"/>
-              <w:left w:w="160" w:type="dxa"/>
-              <w:bottom w:w="90" w:type="dxa"/>
-              <w:right w:w="160" w:type="dxa"/>
-            </w:tcMar>
-          </w:tcPr>
-          <w:p>
-            <w:pPr>
-              <w:spacing w:after="0"/>
-              <w:rPr>
-                <w:rFonts w:hint="eastAsia" w:ascii="DengXian" w:hAnsi="DengXian" w:eastAsia="DengXian" w:cs="DengXian"/>
-              </w:rPr>
-            </w:pPr>
-            <w:r>
-              <w:rPr>
-                <w:rFonts w:hint="eastAsia" w:ascii="DengXian" w:hAnsi="DengXian" w:eastAsia="DengXian" w:cs="DengXian"/>
-                <w:b/>
-                <w:color w:val="59616D"/>
-                <w:sz w:val="21"/>
-              </w:rPr>
-              <w:t xml:space="preserve">【教师动作｜不发言】 </w:t>
-            </w:r>
-            <w:r>
-              <w:rPr>
-                <w:rFonts w:hint="eastAsia" w:ascii="DengXian" w:hAnsi="DengXian" w:eastAsia="DengXian" w:cs="DengXian"/>
-                <w:i/>
-                <w:color w:val="151515"/>
-                <w:sz w:val="21"/>
-              </w:rPr>
-              <w:t>用于学生询问后续课程衔接时</w:t>
-            </w:r>
-          </w:p>
-        </w:tc>
-      </w:tr>
-    </w:tbl>
     <w:p>
       <w:pPr>
         <w:pStyle w:val="164"/>
@@ -8441,74 +6485,6 @@
         <w:t>建议时间：2分钟　｜　课堂功能：补充学习目标</w:t>
       </w:r>
     </w:p>
-    <w:tbl>
-      <w:tblPr>
-        <w:tblStyle w:val="32"/>
-        <w:tblW w:w="0" w:type="auto"/>
-        <w:jc w:val="center"/>
-        <w:tblLayout w:type="autofit"/>
-        <w:tblCellMar>
-          <w:top w:w="0" w:type="dxa"/>
-          <w:left w:w="108" w:type="dxa"/>
-          <w:bottom w:w="0" w:type="dxa"/>
-          <w:right w:w="108" w:type="dxa"/>
-        </w:tblCellMar>
-      </w:tblPr>
-      <w:tblGrid>
-        <w:gridCol w:w="9524"/>
-      </w:tblGrid>
-      <w:tr>
-        <w:tblPrEx>
-          <w:tblCellMar>
-            <w:top w:w="0" w:type="dxa"/>
-            <w:left w:w="108" w:type="dxa"/>
-            <w:bottom w:w="0" w:type="dxa"/>
-            <w:right w:w="108" w:type="dxa"/>
-          </w:tblCellMar>
-        </w:tblPrEx>
-        <w:trPr>
-          <w:jc w:val="center"/>
-        </w:trPr>
-        <w:tc>
-          <w:tcPr>
-            <w:tcW w:w="9524" w:type="dxa"/>
-            <w:shd w:val="clear" w:color="auto" w:fill="F3F4F6"/>
-            <w:tcMar>
-              <w:top w:w="90" w:type="dxa"/>
-              <w:left w:w="160" w:type="dxa"/>
-              <w:bottom w:w="90" w:type="dxa"/>
-              <w:right w:w="160" w:type="dxa"/>
-            </w:tcMar>
-          </w:tcPr>
-          <w:p>
-            <w:pPr>
-              <w:spacing w:after="0"/>
-              <w:rPr>
-                <w:rFonts w:hint="eastAsia" w:ascii="DengXian" w:hAnsi="DengXian" w:eastAsia="DengXian" w:cs="DengXian"/>
-              </w:rPr>
-            </w:pPr>
-            <w:r>
-              <w:rPr>
-                <w:rFonts w:hint="eastAsia" w:ascii="DengXian" w:hAnsi="DengXian" w:eastAsia="DengXian" w:cs="DengXian"/>
-                <w:b/>
-                <w:color w:val="59616D"/>
-                <w:sz w:val="21"/>
-              </w:rPr>
-              <w:t xml:space="preserve">【教师动作｜不发言】 </w:t>
-            </w:r>
-            <w:r>
-              <w:rPr>
-                <w:rFonts w:hint="eastAsia" w:ascii="DengXian" w:hAnsi="DengXian" w:eastAsia="DengXian" w:cs="DengXian"/>
-                <w:i/>
-                <w:color w:val="151515"/>
-                <w:sz w:val="21"/>
-              </w:rPr>
-              <w:t>用于课堂开头或总结</w:t>
-            </w:r>
-          </w:p>
-        </w:tc>
-      </w:tr>
-    </w:tbl>
     <w:p>
       <w:pPr>
         <w:pStyle w:val="164"/>
@@ -8589,74 +6565,6 @@
         <w:t>建议时间：4分钟　｜　课堂功能：补充5W设计命题</w:t>
       </w:r>
     </w:p>
-    <w:tbl>
-      <w:tblPr>
-        <w:tblStyle w:val="32"/>
-        <w:tblW w:w="0" w:type="auto"/>
-        <w:jc w:val="center"/>
-        <w:tblLayout w:type="autofit"/>
-        <w:tblCellMar>
-          <w:top w:w="0" w:type="dxa"/>
-          <w:left w:w="108" w:type="dxa"/>
-          <w:bottom w:w="0" w:type="dxa"/>
-          <w:right w:w="108" w:type="dxa"/>
-        </w:tblCellMar>
-      </w:tblPr>
-      <w:tblGrid>
-        <w:gridCol w:w="9524"/>
-      </w:tblGrid>
-      <w:tr>
-        <w:tblPrEx>
-          <w:tblCellMar>
-            <w:top w:w="0" w:type="dxa"/>
-            <w:left w:w="108" w:type="dxa"/>
-            <w:bottom w:w="0" w:type="dxa"/>
-            <w:right w:w="108" w:type="dxa"/>
-          </w:tblCellMar>
-        </w:tblPrEx>
-        <w:trPr>
-          <w:jc w:val="center"/>
-        </w:trPr>
-        <w:tc>
-          <w:tcPr>
-            <w:tcW w:w="9524" w:type="dxa"/>
-            <w:shd w:val="clear" w:color="auto" w:fill="F3F4F6"/>
-            <w:tcMar>
-              <w:top w:w="90" w:type="dxa"/>
-              <w:left w:w="160" w:type="dxa"/>
-              <w:bottom w:w="90" w:type="dxa"/>
-              <w:right w:w="160" w:type="dxa"/>
-            </w:tcMar>
-          </w:tcPr>
-          <w:p>
-            <w:pPr>
-              <w:spacing w:after="0"/>
-              <w:rPr>
-                <w:rFonts w:hint="eastAsia" w:ascii="DengXian" w:hAnsi="DengXian" w:eastAsia="DengXian" w:cs="DengXian"/>
-              </w:rPr>
-            </w:pPr>
-            <w:r>
-              <w:rPr>
-                <w:rFonts w:hint="eastAsia" w:ascii="DengXian" w:hAnsi="DengXian" w:eastAsia="DengXian" w:cs="DengXian"/>
-                <w:b/>
-                <w:color w:val="59616D"/>
-                <w:sz w:val="21"/>
-              </w:rPr>
-              <w:t xml:space="preserve">【教师动作｜不发言】 </w:t>
-            </w:r>
-            <w:r>
-              <w:rPr>
-                <w:rFonts w:hint="eastAsia" w:ascii="DengXian" w:hAnsi="DengXian" w:eastAsia="DengXian" w:cs="DengXian"/>
-                <w:i/>
-                <w:color w:val="151515"/>
-                <w:sz w:val="21"/>
-              </w:rPr>
-              <w:t>逐项指向谁、何时、何地、为何、做什么；用于第03–04周前置说明</w:t>
-            </w:r>
-          </w:p>
-        </w:tc>
-      </w:tr>
-    </w:tbl>
     <w:p>
       <w:pPr>
         <w:pStyle w:val="164"/>
@@ -8767,66 +6675,6 @@
         <w:t>建议时间：3分钟　｜　课堂功能：补充证据链与行业协作</w:t>
       </w:r>
     </w:p>
-    <w:tbl>
-      <w:tblPr>
-        <w:tblStyle w:val="32"/>
-        <w:tblW w:w="0" w:type="auto"/>
-        <w:jc w:val="center"/>
-        <w:tblLayout w:type="autofit"/>
-        <w:tblCellMar>
-          <w:top w:w="0" w:type="dxa"/>
-          <w:left w:w="108" w:type="dxa"/>
-          <w:bottom w:w="0" w:type="dxa"/>
-          <w:right w:w="108" w:type="dxa"/>
-        </w:tblCellMar>
-      </w:tblPr>
-      <w:tblGrid>
-        <w:gridCol w:w="9524"/>
-      </w:tblGrid>
-      <w:tr>
-        <w:trPr>
-          <w:jc w:val="center"/>
-        </w:trPr>
-        <w:tc>
-          <w:tcPr>
-            <w:tcW w:w="9524" w:type="dxa"/>
-            <w:shd w:val="clear" w:color="auto" w:fill="F3F4F6"/>
-            <w:tcMar>
-              <w:top w:w="90" w:type="dxa"/>
-              <w:left w:w="160" w:type="dxa"/>
-              <w:bottom w:w="90" w:type="dxa"/>
-              <w:right w:w="160" w:type="dxa"/>
-            </w:tcMar>
-          </w:tcPr>
-          <w:p>
-            <w:pPr>
-              <w:spacing w:after="0"/>
-              <w:rPr>
-                <w:rFonts w:hint="eastAsia" w:ascii="DengXian" w:hAnsi="DengXian" w:eastAsia="DengXian" w:cs="DengXian"/>
-              </w:rPr>
-            </w:pPr>
-            <w:r>
-              <w:rPr>
-                <w:rFonts w:hint="eastAsia" w:ascii="DengXian" w:hAnsi="DengXian" w:eastAsia="DengXian" w:cs="DengXian"/>
-                <w:b/>
-                <w:color w:val="59616D"/>
-                <w:sz w:val="21"/>
-              </w:rPr>
-              <w:t xml:space="preserve">【教师动作｜不发言】 </w:t>
-            </w:r>
-            <w:r>
-              <w:rPr>
-                <w:rFonts w:hint="eastAsia" w:ascii="DengXian" w:hAnsi="DengXian" w:eastAsia="DengXian" w:cs="DengXian"/>
-                <w:i/>
-                <w:color w:val="151515"/>
-                <w:sz w:val="21"/>
-              </w:rPr>
-              <w:t>指向七步证据链和六类角色</w:t>
-            </w:r>
-          </w:p>
-        </w:tc>
-      </w:tr>
-    </w:tbl>
     <w:p>
       <w:pPr>
         <w:pStyle w:val="164"/>
@@ -8922,74 +6770,6 @@
         <w:t>建议时间：5分钟　｜　课堂功能：补充国际形式演变时间轴</w:t>
       </w:r>
     </w:p>
-    <w:tbl>
-      <w:tblPr>
-        <w:tblStyle w:val="32"/>
-        <w:tblW w:w="0" w:type="auto"/>
-        <w:jc w:val="center"/>
-        <w:tblLayout w:type="autofit"/>
-        <w:tblCellMar>
-          <w:top w:w="0" w:type="dxa"/>
-          <w:left w:w="108" w:type="dxa"/>
-          <w:bottom w:w="0" w:type="dxa"/>
-          <w:right w:w="108" w:type="dxa"/>
-        </w:tblCellMar>
-      </w:tblPr>
-      <w:tblGrid>
-        <w:gridCol w:w="9524"/>
-      </w:tblGrid>
-      <w:tr>
-        <w:tblPrEx>
-          <w:tblCellMar>
-            <w:top w:w="0" w:type="dxa"/>
-            <w:left w:w="108" w:type="dxa"/>
-            <w:bottom w:w="0" w:type="dxa"/>
-            <w:right w:w="108" w:type="dxa"/>
-          </w:tblCellMar>
-        </w:tblPrEx>
-        <w:trPr>
-          <w:jc w:val="center"/>
-        </w:trPr>
-        <w:tc>
-          <w:tcPr>
-            <w:tcW w:w="9524" w:type="dxa"/>
-            <w:shd w:val="clear" w:color="auto" w:fill="F3F4F6"/>
-            <w:tcMar>
-              <w:top w:w="90" w:type="dxa"/>
-              <w:left w:w="160" w:type="dxa"/>
-              <w:bottom w:w="90" w:type="dxa"/>
-              <w:right w:w="160" w:type="dxa"/>
-            </w:tcMar>
-          </w:tcPr>
-          <w:p>
-            <w:pPr>
-              <w:spacing w:after="0"/>
-              <w:rPr>
-                <w:rFonts w:hint="eastAsia" w:ascii="DengXian" w:hAnsi="DengXian" w:eastAsia="DengXian" w:cs="DengXian"/>
-              </w:rPr>
-            </w:pPr>
-            <w:r>
-              <w:rPr>
-                <w:rFonts w:hint="eastAsia" w:ascii="DengXian" w:hAnsi="DengXian" w:eastAsia="DengXian" w:cs="DengXian"/>
-                <w:b/>
-                <w:color w:val="59616D"/>
-                <w:sz w:val="21"/>
-              </w:rPr>
-              <w:t xml:space="preserve">【教师动作｜不发言】 </w:t>
-            </w:r>
-            <w:r>
-              <w:rPr>
-                <w:rFonts w:hint="eastAsia" w:ascii="DengXian" w:hAnsi="DengXian" w:eastAsia="DengXian" w:cs="DengXian"/>
-                <w:i/>
-                <w:color w:val="151515"/>
-                <w:sz w:val="21"/>
-              </w:rPr>
-              <w:t>快速扫过八个代表节点；强调“记原理，不死记年份”</w:t>
-            </w:r>
-          </w:p>
-        </w:tc>
-      </w:tr>
-    </w:tbl>
     <w:p>
       <w:pPr>
         <w:pStyle w:val="164"/>
@@ -9085,74 +6865,6 @@
         <w:t>建议时间：4分钟　｜　课堂功能：补充历史成因细读A</w:t>
       </w:r>
     </w:p>
-    <w:tbl>
-      <w:tblPr>
-        <w:tblStyle w:val="32"/>
-        <w:tblW w:w="0" w:type="auto"/>
-        <w:jc w:val="center"/>
-        <w:tblLayout w:type="autofit"/>
-        <w:tblCellMar>
-          <w:top w:w="0" w:type="dxa"/>
-          <w:left w:w="108" w:type="dxa"/>
-          <w:bottom w:w="0" w:type="dxa"/>
-          <w:right w:w="108" w:type="dxa"/>
-        </w:tblCellMar>
-      </w:tblPr>
-      <w:tblGrid>
-        <w:gridCol w:w="9524"/>
-      </w:tblGrid>
-      <w:tr>
-        <w:tblPrEx>
-          <w:tblCellMar>
-            <w:top w:w="0" w:type="dxa"/>
-            <w:left w:w="108" w:type="dxa"/>
-            <w:bottom w:w="0" w:type="dxa"/>
-            <w:right w:w="108" w:type="dxa"/>
-          </w:tblCellMar>
-        </w:tblPrEx>
-        <w:trPr>
-          <w:jc w:val="center"/>
-        </w:trPr>
-        <w:tc>
-          <w:tcPr>
-            <w:tcW w:w="9524" w:type="dxa"/>
-            <w:shd w:val="clear" w:color="auto" w:fill="F3F4F6"/>
-            <w:tcMar>
-              <w:top w:w="90" w:type="dxa"/>
-              <w:left w:w="160" w:type="dxa"/>
-              <w:bottom w:w="90" w:type="dxa"/>
-              <w:right w:w="160" w:type="dxa"/>
-            </w:tcMar>
-          </w:tcPr>
-          <w:p>
-            <w:pPr>
-              <w:spacing w:after="0"/>
-              <w:rPr>
-                <w:rFonts w:hint="eastAsia" w:ascii="DengXian" w:hAnsi="DengXian" w:eastAsia="DengXian" w:cs="DengXian"/>
-              </w:rPr>
-            </w:pPr>
-            <w:r>
-              <w:rPr>
-                <w:rFonts w:hint="eastAsia" w:ascii="DengXian" w:hAnsi="DengXian" w:eastAsia="DengXian" w:cs="DengXian"/>
-                <w:b/>
-                <w:color w:val="59616D"/>
-                <w:sz w:val="21"/>
-              </w:rPr>
-              <w:t xml:space="preserve">【教师动作｜不发言】 </w:t>
-            </w:r>
-            <w:r>
-              <w:rPr>
-                <w:rFonts w:hint="eastAsia" w:ascii="DengXian" w:hAnsi="DengXian" w:eastAsia="DengXian" w:cs="DengXian"/>
-                <w:i/>
-                <w:color w:val="151515"/>
-                <w:sz w:val="21"/>
-              </w:rPr>
-              <w:t>用于历史讨论加深</w:t>
-            </w:r>
-          </w:p>
-        </w:tc>
-      </w:tr>
-    </w:tbl>
     <w:p>
       <w:pPr>
         <w:pStyle w:val="164"/>
@@ -9248,74 +6960,6 @@
         <w:t>建议时间：4分钟　｜　课堂功能：补充历史成因细读B</w:t>
       </w:r>
     </w:p>
-    <w:tbl>
-      <w:tblPr>
-        <w:tblStyle w:val="32"/>
-        <w:tblW w:w="0" w:type="auto"/>
-        <w:jc w:val="center"/>
-        <w:tblLayout w:type="autofit"/>
-        <w:tblCellMar>
-          <w:top w:w="0" w:type="dxa"/>
-          <w:left w:w="108" w:type="dxa"/>
-          <w:bottom w:w="0" w:type="dxa"/>
-          <w:right w:w="108" w:type="dxa"/>
-        </w:tblCellMar>
-      </w:tblPr>
-      <w:tblGrid>
-        <w:gridCol w:w="9524"/>
-      </w:tblGrid>
-      <w:tr>
-        <w:tblPrEx>
-          <w:tblCellMar>
-            <w:top w:w="0" w:type="dxa"/>
-            <w:left w:w="108" w:type="dxa"/>
-            <w:bottom w:w="0" w:type="dxa"/>
-            <w:right w:w="108" w:type="dxa"/>
-          </w:tblCellMar>
-        </w:tblPrEx>
-        <w:trPr>
-          <w:jc w:val="center"/>
-        </w:trPr>
-        <w:tc>
-          <w:tcPr>
-            <w:tcW w:w="9524" w:type="dxa"/>
-            <w:shd w:val="clear" w:color="auto" w:fill="F3F4F6"/>
-            <w:tcMar>
-              <w:top w:w="90" w:type="dxa"/>
-              <w:left w:w="160" w:type="dxa"/>
-              <w:bottom w:w="90" w:type="dxa"/>
-              <w:right w:w="160" w:type="dxa"/>
-            </w:tcMar>
-          </w:tcPr>
-          <w:p>
-            <w:pPr>
-              <w:spacing w:after="0"/>
-              <w:rPr>
-                <w:rFonts w:hint="eastAsia" w:ascii="DengXian" w:hAnsi="DengXian" w:eastAsia="DengXian" w:cs="DengXian"/>
-              </w:rPr>
-            </w:pPr>
-            <w:r>
-              <w:rPr>
-                <w:rFonts w:hint="eastAsia" w:ascii="DengXian" w:hAnsi="DengXian" w:eastAsia="DengXian" w:cs="DengXian"/>
-                <w:b/>
-                <w:color w:val="59616D"/>
-                <w:sz w:val="21"/>
-              </w:rPr>
-              <w:t xml:space="preserve">【教师动作｜不发言】 </w:t>
-            </w:r>
-            <w:r>
-              <w:rPr>
-                <w:rFonts w:hint="eastAsia" w:ascii="DengXian" w:hAnsi="DengXian" w:eastAsia="DengXian" w:cs="DengXian"/>
-                <w:i/>
-                <w:color w:val="151515"/>
-                <w:sz w:val="21"/>
-              </w:rPr>
-              <w:t>用1940s与1947、1960–80s对比</w:t>
-            </w:r>
-          </w:p>
-        </w:tc>
-      </w:tr>
-    </w:tbl>
     <w:p>
       <w:pPr>
         <w:pStyle w:val="164"/>
@@ -9411,74 +7055,6 @@
         <w:t>建议时间：3分钟　｜　课堂功能：补充Stella McCartney案例</w:t>
       </w:r>
     </w:p>
-    <w:tbl>
-      <w:tblPr>
-        <w:tblStyle w:val="32"/>
-        <w:tblW w:w="0" w:type="auto"/>
-        <w:jc w:val="center"/>
-        <w:tblLayout w:type="autofit"/>
-        <w:tblCellMar>
-          <w:top w:w="0" w:type="dxa"/>
-          <w:left w:w="108" w:type="dxa"/>
-          <w:bottom w:w="0" w:type="dxa"/>
-          <w:right w:w="108" w:type="dxa"/>
-        </w:tblCellMar>
-      </w:tblPr>
-      <w:tblGrid>
-        <w:gridCol w:w="9524"/>
-      </w:tblGrid>
-      <w:tr>
-        <w:tblPrEx>
-          <w:tblCellMar>
-            <w:top w:w="0" w:type="dxa"/>
-            <w:left w:w="108" w:type="dxa"/>
-            <w:bottom w:w="0" w:type="dxa"/>
-            <w:right w:w="108" w:type="dxa"/>
-          </w:tblCellMar>
-        </w:tblPrEx>
-        <w:trPr>
-          <w:jc w:val="center"/>
-        </w:trPr>
-        <w:tc>
-          <w:tcPr>
-            <w:tcW w:w="9524" w:type="dxa"/>
-            <w:shd w:val="clear" w:color="auto" w:fill="F3F4F6"/>
-            <w:tcMar>
-              <w:top w:w="90" w:type="dxa"/>
-              <w:left w:w="160" w:type="dxa"/>
-              <w:bottom w:w="90" w:type="dxa"/>
-              <w:right w:w="160" w:type="dxa"/>
-            </w:tcMar>
-          </w:tcPr>
-          <w:p>
-            <w:pPr>
-              <w:spacing w:after="0"/>
-              <w:rPr>
-                <w:rFonts w:hint="eastAsia" w:ascii="DengXian" w:hAnsi="DengXian" w:eastAsia="DengXian" w:cs="DengXian"/>
-              </w:rPr>
-            </w:pPr>
-            <w:r>
-              <w:rPr>
-                <w:rFonts w:hint="eastAsia" w:ascii="DengXian" w:hAnsi="DengXian" w:eastAsia="DengXian" w:cs="DengXian"/>
-                <w:b/>
-                <w:color w:val="59616D"/>
-                <w:sz w:val="21"/>
-              </w:rPr>
-              <w:t xml:space="preserve">【教师动作｜不发言】 </w:t>
-            </w:r>
-            <w:r>
-              <w:rPr>
-                <w:rFonts w:hint="eastAsia" w:ascii="DengXian" w:hAnsi="DengXian" w:eastAsia="DengXian" w:cs="DengXian"/>
-                <w:i/>
-                <w:color w:val="151515"/>
-                <w:sz w:val="21"/>
-              </w:rPr>
-              <w:t>显示同一品牌五套；形式观察与供应链证据分开</w:t>
-            </w:r>
-          </w:p>
-        </w:tc>
-      </w:tr>
-    </w:tbl>
     <w:p>
       <w:pPr>
         <w:pStyle w:val="164"/>
@@ -9574,74 +7150,6 @@
         <w:t>建议时间：3分钟　｜　课堂功能：补充Samuel Guì Yang案例</w:t>
       </w:r>
     </w:p>
-    <w:tbl>
-      <w:tblPr>
-        <w:tblStyle w:val="32"/>
-        <w:tblW w:w="0" w:type="auto"/>
-        <w:jc w:val="center"/>
-        <w:tblLayout w:type="autofit"/>
-        <w:tblCellMar>
-          <w:top w:w="0" w:type="dxa"/>
-          <w:left w:w="108" w:type="dxa"/>
-          <w:bottom w:w="0" w:type="dxa"/>
-          <w:right w:w="108" w:type="dxa"/>
-        </w:tblCellMar>
-      </w:tblPr>
-      <w:tblGrid>
-        <w:gridCol w:w="9524"/>
-      </w:tblGrid>
-      <w:tr>
-        <w:tblPrEx>
-          <w:tblCellMar>
-            <w:top w:w="0" w:type="dxa"/>
-            <w:left w:w="108" w:type="dxa"/>
-            <w:bottom w:w="0" w:type="dxa"/>
-            <w:right w:w="108" w:type="dxa"/>
-          </w:tblCellMar>
-        </w:tblPrEx>
-        <w:trPr>
-          <w:jc w:val="center"/>
-        </w:trPr>
-        <w:tc>
-          <w:tcPr>
-            <w:tcW w:w="9524" w:type="dxa"/>
-            <w:shd w:val="clear" w:color="auto" w:fill="F3F4F6"/>
-            <w:tcMar>
-              <w:top w:w="90" w:type="dxa"/>
-              <w:left w:w="160" w:type="dxa"/>
-              <w:bottom w:w="90" w:type="dxa"/>
-              <w:right w:w="160" w:type="dxa"/>
-            </w:tcMar>
-          </w:tcPr>
-          <w:p>
-            <w:pPr>
-              <w:spacing w:after="0"/>
-              <w:rPr>
-                <w:rFonts w:hint="eastAsia" w:ascii="DengXian" w:hAnsi="DengXian" w:eastAsia="DengXian" w:cs="DengXian"/>
-              </w:rPr>
-            </w:pPr>
-            <w:r>
-              <w:rPr>
-                <w:rFonts w:hint="eastAsia" w:ascii="DengXian" w:hAnsi="DengXian" w:eastAsia="DengXian" w:cs="DengXian"/>
-                <w:b/>
-                <w:color w:val="59616D"/>
-                <w:sz w:val="21"/>
-              </w:rPr>
-              <w:t xml:space="preserve">【教师动作｜不发言】 </w:t>
-            </w:r>
-            <w:r>
-              <w:rPr>
-                <w:rFonts w:hint="eastAsia" w:ascii="DengXian" w:hAnsi="DengXian" w:eastAsia="DengXian" w:cs="DengXian"/>
-                <w:i/>
-                <w:color w:val="151515"/>
-                <w:sz w:val="21"/>
-              </w:rPr>
-              <w:t>显示同一系列五套；强调比较条件、不排名国家</w:t>
-            </w:r>
-          </w:p>
-        </w:tc>
-      </w:tr>
-    </w:tbl>
     <w:p>
       <w:pPr>
         <w:pStyle w:val="164"/>
@@ -9722,74 +7230,6 @@
         <w:t>建议时间：4分钟　｜　课堂功能：补充责任与文化案例</w:t>
       </w:r>
     </w:p>
-    <w:tbl>
-      <w:tblPr>
-        <w:tblStyle w:val="32"/>
-        <w:tblW w:w="0" w:type="auto"/>
-        <w:jc w:val="center"/>
-        <w:tblLayout w:type="autofit"/>
-        <w:tblCellMar>
-          <w:top w:w="0" w:type="dxa"/>
-          <w:left w:w="108" w:type="dxa"/>
-          <w:bottom w:w="0" w:type="dxa"/>
-          <w:right w:w="108" w:type="dxa"/>
-        </w:tblCellMar>
-      </w:tblPr>
-      <w:tblGrid>
-        <w:gridCol w:w="9524"/>
-      </w:tblGrid>
-      <w:tr>
-        <w:tblPrEx>
-          <w:tblCellMar>
-            <w:top w:w="0" w:type="dxa"/>
-            <w:left w:w="108" w:type="dxa"/>
-            <w:bottom w:w="0" w:type="dxa"/>
-            <w:right w:w="108" w:type="dxa"/>
-          </w:tblCellMar>
-        </w:tblPrEx>
-        <w:trPr>
-          <w:jc w:val="center"/>
-        </w:trPr>
-        <w:tc>
-          <w:tcPr>
-            <w:tcW w:w="9524" w:type="dxa"/>
-            <w:shd w:val="clear" w:color="auto" w:fill="F3F4F6"/>
-            <w:tcMar>
-              <w:top w:w="90" w:type="dxa"/>
-              <w:left w:w="160" w:type="dxa"/>
-              <w:bottom w:w="90" w:type="dxa"/>
-              <w:right w:w="160" w:type="dxa"/>
-            </w:tcMar>
-          </w:tcPr>
-          <w:p>
-            <w:pPr>
-              <w:spacing w:after="0"/>
-              <w:rPr>
-                <w:rFonts w:hint="eastAsia" w:ascii="DengXian" w:hAnsi="DengXian" w:eastAsia="DengXian" w:cs="DengXian"/>
-              </w:rPr>
-            </w:pPr>
-            <w:r>
-              <w:rPr>
-                <w:rFonts w:hint="eastAsia" w:ascii="DengXian" w:hAnsi="DengXian" w:eastAsia="DengXian" w:cs="DengXian"/>
-                <w:b/>
-                <w:color w:val="59616D"/>
-                <w:sz w:val="21"/>
-              </w:rPr>
-              <w:t xml:space="preserve">【教师动作｜不发言】 </w:t>
-            </w:r>
-            <w:r>
-              <w:rPr>
-                <w:rFonts w:hint="eastAsia" w:ascii="DengXian" w:hAnsi="DengXian" w:eastAsia="DengXian" w:cs="DengXian"/>
-                <w:i/>
-                <w:color w:val="151515"/>
-                <w:sz w:val="21"/>
-              </w:rPr>
-              <w:t>左右比较旧物来源与文化记忆如何进入制作</w:t>
-            </w:r>
-          </w:p>
-        </w:tc>
-      </w:tr>
-    </w:tbl>
     <w:p>
       <w:pPr>
         <w:pStyle w:val="164"/>
@@ -9885,74 +7325,6 @@
         <w:t>建议时间：5分钟　｜　课堂功能：补充原理卡详细说明</w:t>
       </w:r>
     </w:p>
-    <w:tbl>
-      <w:tblPr>
-        <w:tblStyle w:val="32"/>
-        <w:tblW w:w="0" w:type="auto"/>
-        <w:jc w:val="center"/>
-        <w:tblLayout w:type="autofit"/>
-        <w:tblCellMar>
-          <w:top w:w="0" w:type="dxa"/>
-          <w:left w:w="108" w:type="dxa"/>
-          <w:bottom w:w="0" w:type="dxa"/>
-          <w:right w:w="108" w:type="dxa"/>
-        </w:tblCellMar>
-      </w:tblPr>
-      <w:tblGrid>
-        <w:gridCol w:w="9524"/>
-      </w:tblGrid>
-      <w:tr>
-        <w:tblPrEx>
-          <w:tblCellMar>
-            <w:top w:w="0" w:type="dxa"/>
-            <w:left w:w="108" w:type="dxa"/>
-            <w:bottom w:w="0" w:type="dxa"/>
-            <w:right w:w="108" w:type="dxa"/>
-          </w:tblCellMar>
-        </w:tblPrEx>
-        <w:trPr>
-          <w:jc w:val="center"/>
-        </w:trPr>
-        <w:tc>
-          <w:tcPr>
-            <w:tcW w:w="9524" w:type="dxa"/>
-            <w:shd w:val="clear" w:color="auto" w:fill="F3F4F6"/>
-            <w:tcMar>
-              <w:top w:w="90" w:type="dxa"/>
-              <w:left w:w="160" w:type="dxa"/>
-              <w:bottom w:w="90" w:type="dxa"/>
-              <w:right w:w="160" w:type="dxa"/>
-            </w:tcMar>
-          </w:tcPr>
-          <w:p>
-            <w:pPr>
-              <w:spacing w:after="0"/>
-              <w:rPr>
-                <w:rFonts w:hint="eastAsia" w:ascii="DengXian" w:hAnsi="DengXian" w:eastAsia="DengXian" w:cs="DengXian"/>
-              </w:rPr>
-            </w:pPr>
-            <w:r>
-              <w:rPr>
-                <w:rFonts w:hint="eastAsia" w:ascii="DengXian" w:hAnsi="DengXian" w:eastAsia="DengXian" w:cs="DengXian"/>
-                <w:b/>
-                <w:color w:val="59616D"/>
-                <w:sz w:val="21"/>
-              </w:rPr>
-              <w:t xml:space="preserve">【教师动作｜不发言】 </w:t>
-            </w:r>
-            <w:r>
-              <w:rPr>
-                <w:rFonts w:hint="eastAsia" w:ascii="DengXian" w:hAnsi="DengXian" w:eastAsia="DengXian" w:cs="DengXian"/>
-                <w:i/>
-                <w:color w:val="151515"/>
-                <w:sz w:val="21"/>
-              </w:rPr>
-              <w:t>逐栏说明视觉证据、形式原理、时代／文化问题、当代转译、风险与验证</w:t>
-            </w:r>
-          </w:p>
-        </w:tc>
-      </w:tr>
-    </w:tbl>
     <w:p>
       <w:pPr>
         <w:pStyle w:val="164"/>
@@ -10197,74 +7569,6 @@
         <w:t>建议时间：3分钟　｜　课堂功能：补充AI协作流程</w:t>
       </w:r>
     </w:p>
-    <w:tbl>
-      <w:tblPr>
-        <w:tblStyle w:val="32"/>
-        <w:tblW w:w="0" w:type="auto"/>
-        <w:jc w:val="center"/>
-        <w:tblLayout w:type="autofit"/>
-        <w:tblCellMar>
-          <w:top w:w="0" w:type="dxa"/>
-          <w:left w:w="108" w:type="dxa"/>
-          <w:bottom w:w="0" w:type="dxa"/>
-          <w:right w:w="108" w:type="dxa"/>
-        </w:tblCellMar>
-      </w:tblPr>
-      <w:tblGrid>
-        <w:gridCol w:w="9524"/>
-      </w:tblGrid>
-      <w:tr>
-        <w:tblPrEx>
-          <w:tblCellMar>
-            <w:top w:w="0" w:type="dxa"/>
-            <w:left w:w="108" w:type="dxa"/>
-            <w:bottom w:w="0" w:type="dxa"/>
-            <w:right w:w="108" w:type="dxa"/>
-          </w:tblCellMar>
-        </w:tblPrEx>
-        <w:trPr>
-          <w:jc w:val="center"/>
-        </w:trPr>
-        <w:tc>
-          <w:tcPr>
-            <w:tcW w:w="9524" w:type="dxa"/>
-            <w:shd w:val="clear" w:color="auto" w:fill="F3F4F6"/>
-            <w:tcMar>
-              <w:top w:w="90" w:type="dxa"/>
-              <w:left w:w="160" w:type="dxa"/>
-              <w:bottom w:w="90" w:type="dxa"/>
-              <w:right w:w="160" w:type="dxa"/>
-            </w:tcMar>
-          </w:tcPr>
-          <w:p>
-            <w:pPr>
-              <w:spacing w:after="0"/>
-              <w:rPr>
-                <w:rFonts w:hint="eastAsia" w:ascii="DengXian" w:hAnsi="DengXian" w:eastAsia="DengXian" w:cs="DengXian"/>
-              </w:rPr>
-            </w:pPr>
-            <w:r>
-              <w:rPr>
-                <w:rFonts w:hint="eastAsia" w:ascii="DengXian" w:hAnsi="DengXian" w:eastAsia="DengXian" w:cs="DengXian"/>
-                <w:b/>
-                <w:color w:val="59616D"/>
-                <w:sz w:val="21"/>
-              </w:rPr>
-              <w:t xml:space="preserve">【教师动作｜不发言】 </w:t>
-            </w:r>
-            <w:r>
-              <w:rPr>
-                <w:rFonts w:hint="eastAsia" w:ascii="DengXian" w:hAnsi="DengXian" w:eastAsia="DengXian" w:cs="DengXian"/>
-                <w:i/>
-                <w:color w:val="151515"/>
-                <w:sz w:val="21"/>
-              </w:rPr>
-              <w:t>按A0到A5依次说明</w:t>
-            </w:r>
-          </w:p>
-        </w:tc>
-      </w:tr>
-    </w:tbl>
     <w:p>
       <w:pPr>
         <w:pStyle w:val="164"/>
@@ -10345,74 +7649,6 @@
         <w:t>建议时间：4分钟　｜　课堂功能：补充AI结构审计</w:t>
       </w:r>
     </w:p>
-    <w:tbl>
-      <w:tblPr>
-        <w:tblStyle w:val="32"/>
-        <w:tblW w:w="0" w:type="auto"/>
-        <w:jc w:val="center"/>
-        <w:tblLayout w:type="autofit"/>
-        <w:tblCellMar>
-          <w:top w:w="0" w:type="dxa"/>
-          <w:left w:w="108" w:type="dxa"/>
-          <w:bottom w:w="0" w:type="dxa"/>
-          <w:right w:w="108" w:type="dxa"/>
-        </w:tblCellMar>
-      </w:tblPr>
-      <w:tblGrid>
-        <w:gridCol w:w="9524"/>
-      </w:tblGrid>
-      <w:tr>
-        <w:tblPrEx>
-          <w:tblCellMar>
-            <w:top w:w="0" w:type="dxa"/>
-            <w:left w:w="108" w:type="dxa"/>
-            <w:bottom w:w="0" w:type="dxa"/>
-            <w:right w:w="108" w:type="dxa"/>
-          </w:tblCellMar>
-        </w:tblPrEx>
-        <w:trPr>
-          <w:jc w:val="center"/>
-        </w:trPr>
-        <w:tc>
-          <w:tcPr>
-            <w:tcW w:w="9524" w:type="dxa"/>
-            <w:shd w:val="clear" w:color="auto" w:fill="F3F4F6"/>
-            <w:tcMar>
-              <w:top w:w="90" w:type="dxa"/>
-              <w:left w:w="160" w:type="dxa"/>
-              <w:bottom w:w="90" w:type="dxa"/>
-              <w:right w:w="160" w:type="dxa"/>
-            </w:tcMar>
-          </w:tcPr>
-          <w:p>
-            <w:pPr>
-              <w:spacing w:after="0"/>
-              <w:rPr>
-                <w:rFonts w:hint="eastAsia" w:ascii="DengXian" w:hAnsi="DengXian" w:eastAsia="DengXian" w:cs="DengXian"/>
-              </w:rPr>
-            </w:pPr>
-            <w:r>
-              <w:rPr>
-                <w:rFonts w:hint="eastAsia" w:ascii="DengXian" w:hAnsi="DengXian" w:eastAsia="DengXian" w:cs="DengXian"/>
-                <w:b/>
-                <w:color w:val="59616D"/>
-                <w:sz w:val="21"/>
-              </w:rPr>
-              <w:t xml:space="preserve">【教师动作｜不发言】 </w:t>
-            </w:r>
-            <w:r>
-              <w:rPr>
-                <w:rFonts w:hint="eastAsia" w:ascii="DengXian" w:hAnsi="DengXian" w:eastAsia="DengXian" w:cs="DengXian"/>
-                <w:i/>
-                <w:color w:val="151515"/>
-                <w:sz w:val="21"/>
-              </w:rPr>
-              <w:t>逐项检查袖窿、门襟、前后线、材料、松量、来源；说明平台不可用时的替代方案</w:t>
-            </w:r>
-          </w:p>
-        </w:tc>
-      </w:tr>
-    </w:tbl>
     <w:p>
       <w:pPr>
         <w:pStyle w:val="164"/>

--- a/docs/jiangao/《女装设计III》第01周_中国大陆课堂完整讲稿_中文.docx
+++ b/docs/jiangao/《女装设计III》第01周_中国大陆课堂完整讲稿_中文.docx
@@ -280,6 +280,21 @@
           <w:rFonts w:hint="eastAsia" w:ascii="DengXian" w:hAnsi="DengXian" w:eastAsia="DengXian" w:cs="DengXian"/>
         </w:rPr>
         <w:t>大家听课时不要只抄结论。请在纸上持续记录三类内容：第一，你真正看见的视觉证据；第二，形式为什么成立；第三，你下一步准备用什么图纸、材料或立体实验去验证。</w:t>
+      </w:r>
+    </w:p>
+    <w:p>
+      <w:pPr>
+        <w:pStyle w:val="164"/>
+        <w:ind w:firstLine="0"/>
+        <w:rPr>
+          <w:rFonts w:hint="eastAsia" w:ascii="DengXian" w:hAnsi="DengXian" w:eastAsia="DengXian" w:cs="DengXian"/>
+        </w:rPr>
+      </w:pPr>
+      <w:r>
+        <w:rPr>
+          <w:rFonts w:hint="eastAsia" w:ascii="DengXian" w:hAnsi="DengXian" w:eastAsia="DengXian" w:cs="DengXian"/>
+        </w:rPr>
+        <w:t xml:space="preserve">今天会反复出现三个词：“证据链、可复核、形式原理”。证据链的意思是：你每做一个判断，都能指出它是从哪张图、哪块布、哪次试穿来的，别人顺着也能找回去。可复核就是换一个人按你说的看一遍，能得到差不多的结论。形式原理是问“这个形状为什么立得住”——靠什么支撑、靠什么下垂、靠哪条线控制重心。我会尽量放慢，不确定时我会重复一遍，请大家同时看屏幕上的文字。</w:t>
       </w:r>
     </w:p>
     <w:p>
@@ -1224,7 +1239,7 @@
         <w:rPr>
           <w:rFonts w:hint="eastAsia" w:ascii="DengXian" w:hAnsi="DengXian" w:eastAsia="DengXian" w:cs="DengXian"/>
         </w:rPr>
-        <w:t>同学们好。第一个星期，我们先不急着画很多草图，也不急着使用AI。今天要建立的是整个学期最基础的一件事：你怎样判断一件女装为什么成立。</w:t>
+        <w:t>同学们好。第一周，咱们先不画草图，也先不用AI。今天只做一件事，但它是整个学期最要紧的一件：你怎么判断一件女装为什么立得住。</w:t>
       </w:r>
     </w:p>
     <w:p>
@@ -1239,7 +1254,7 @@
         <w:rPr>
           <w:rFonts w:hint="eastAsia" w:ascii="DengXian" w:hAnsi="DengXian" w:eastAsia="DengXian" w:cs="DengXian"/>
         </w:rPr>
-        <w:t>屏幕上的五套造型来自同一系列。请大家先不要说“好看、优雅、艺术感强”。这些词可以表达感受，但不能说明设计原理。请只观察：五套之间哪些关系在重复？例如体积放在哪里，身体和服装之间有多大距离，色彩怎样组织，哪些线条在控制视觉重心。</w:t>
+        <w:t>屏幕上这五套是同一个系列。先说好，现在不许用“好看、优雅、有艺术感”这几个词。为什么？这些词说的是你的感受，说不出设计的道理。咱们只看一件事：这五套之间，什么在重复？体积放在哪儿？衣服离身体有多远？颜色怎么分？哪条线在管重心？</w:t>
       </w:r>
     </w:p>
     <w:p>
@@ -1254,7 +1269,7 @@
         <w:rPr>
           <w:rFonts w:hint="eastAsia" w:ascii="DengXian" w:hAnsi="DengXian" w:eastAsia="DengXian" w:cs="DengXian"/>
         </w:rPr>
-        <w:t>这门课所说的“美学”，不是个人喜好排行榜。美学是一种有立场、能被解释、也能被别人复核的判断。你可以喜欢，也可以不喜欢，但都要回答：我看见了什么；它通过什么形式成立；它回应了什么问题；我为什么要延续、反驳或改写它。</w:t>
+        <w:t>这门课讲的“美学”，不是喜好排行榜。美学是一种判断——你有立场，你说得出道理，换个人按你的说法看一遍，能得出差不多的结论。喜欢不喜欢都行，但四个问题你得答得出来：我看见了什么？它靠什么立住的？它在回答什么问题？我是要接着做、反着做，还是改写它？</w:t>
       </w:r>
     </w:p>
     <w:p>
@@ -1269,7 +1284,7 @@
         <w:rPr>
           <w:rFonts w:hint="eastAsia" w:ascii="DengXian" w:hAnsi="DengXian" w:eastAsia="DengXian" w:cs="DengXian"/>
         </w:rPr>
-        <w:t>所以今天的主线是四个词：历史成因、形式原理、当代立场、证据分析。到下课时，每个人都要能用一句清楚的话说明自己的初步审美立场，而不是只说“我喜欢这个设计师”。</w:t>
+        <w:t>今天的主线就四个词：历史成因、形式原理、当代立场、证据分析。下课之前，每个人得能用一句话说清自己的审美立场。注意是一句话，不是“我喜欢这个设计师”。</w:t>
       </w:r>
     </w:p>
     <w:tbl>
@@ -1387,7 +1402,7 @@
         <w:rPr>
           <w:rFonts w:hint="eastAsia" w:ascii="DengXian" w:hAnsi="DengXian" w:eastAsia="DengXian" w:cs="DengXian"/>
         </w:rPr>
-        <w:t>这十六周不是十六个互不相关的主题，而是一条连续的设计证据链。第一到第四周，我们先建立判断和定位：审美、造型、穿着者和主题任务书。第五到第八周，我们把元素提取出来，做受控变形，并用白坯布和中期评审验证。</w:t>
+        <w:t>这十六周不是十六个不相干的题目，是一条链子。第一到第四周，先立判断和定位——审美、造型、穿着者、主题任务书。第五到第八周，把元素提出来，做变形，再用白坯布和中期评审去验。</w:t>
       </w:r>
     </w:p>
     <w:p>
@@ -1402,7 +1417,7 @@
         <w:rPr>
           <w:rFonts w:hint="eastAsia" w:ascii="DengXian" w:hAnsi="DengXian" w:eastAsia="DengXian" w:cs="DengXian"/>
         </w:rPr>
-        <w:t>第九到第十二周进入春夏和秋冬系列深化。第十三到第十六周，你们要独立调用前面的方法，完成自己的主题系列、作品集和答辩。</w:t>
+        <w:t>第九到第十二周做春夏和秋冬两个系列。第十三到第十六周没人教你了，你自己调用前面的方法，做自己的主题系列、作品集和答辩。</w:t>
       </w:r>
     </w:p>
     <w:p>
@@ -1417,7 +1432,7 @@
         <w:rPr>
           <w:rFonts w:hint="eastAsia" w:ascii="DengXian" w:hAnsi="DengXian" w:eastAsia="DengXian" w:cs="DengXian"/>
         </w:rPr>
-        <w:t>这意味着今天写下的一句判断，后面必须能变成图纸、材料选择、结构测试和系列编辑。课堂作业不是做完就结束，而是会不断被后续周次继续使用。</w:t>
+        <w:t>什么意思呢？今天你写下的一句判断，后面得能变成图纸、变成材料选择、变成结构测试。作业做完不是就完了，它会一直被后面用到。</w:t>
       </w:r>
     </w:p>
     <w:p>
@@ -1432,7 +1447,7 @@
         <w:rPr>
           <w:rFonts w:hint="eastAsia" w:ascii="DengXian" w:hAnsi="DengXian" w:eastAsia="DengXian" w:cs="DengXian"/>
         </w:rPr>
-        <w:t>今天最低要带走三项成果：一条有证据的审美立场句；一张历史成因卡；一个下周可以用平面图和立体实验验证的具体问题。</w:t>
+        <w:t>今天最少带走三样：一句有证据的审美立场；一张历史成因卡；还有一个下周能用平面图和立体实验去验的具体问题。</w:t>
       </w:r>
     </w:p>
     <w:tbl>
@@ -1550,7 +1565,7 @@
         <w:rPr>
           <w:rFonts w:hint="eastAsia" w:ascii="DengXian" w:hAnsi="DengXian" w:eastAsia="DengXian" w:cs="DengXian"/>
         </w:rPr>
-        <w:t>请大家先举手：有多少同学已经用过AI生成服装图？有多少同学遇到过这样的情况——图片第一眼很好看，但仔细看，袖子接不上，门襟断了，口袋没有开口，或者面料根本撑不起那个体积？</w:t>
+        <w:t>先举个手：用过AI生成服装图的有多少？好。再举一次——有没有碰到过这种情况：第一眼挺好看，凑近一看，袖子接不上，门襟断了，口袋没开口，或者那块料子根本撑不起那个体积？</w:t>
       </w:r>
     </w:p>
     <w:p>
@@ -1565,7 +1580,7 @@
         <w:rPr>
           <w:rFonts w:hint="eastAsia" w:ascii="DengXian" w:hAnsi="DengXian" w:eastAsia="DengXian" w:cs="DengXian"/>
         </w:rPr>
-        <w:t>AI可以在很短时间内生成很多视觉方案，但图像不等于服装。图片不能自动证明纸样是否成立、重力怎样作用、动作时哪里需要松量、接缝能不能缝合、材料会不会回弹或塌陷。</w:t>
+        <w:t>AI画得快，一分钟能给你一堆方案。但图像不等于服装。图证明不了纸样成不成立，证明不了重力怎么作用，动起来哪儿要留空隙，缝能不能缝上，料子会不会塌下去。</w:t>
       </w:r>
     </w:p>
     <w:p>
@@ -1580,7 +1595,7 @@
         <w:rPr>
           <w:rFonts w:hint="eastAsia" w:ascii="DengXian" w:hAnsi="DengXian" w:eastAsia="DengXian" w:cs="DengXian"/>
         </w:rPr>
-        <w:t>第二，方案多不等于选择正确。设计师的核心能力不是“生成最多”，而是知道什么应该保留，什么应该删除，什么必须进一步验证。这个选择需要立场。</w:t>
+        <w:t>第二件事：方案多，不等于选得对。设计师厉害在哪儿？不是生成得最多，是知道哪个留、哪个删、哪个还得再验一遍。这个选择得有立场。</w:t>
       </w:r>
     </w:p>
     <w:p>
@@ -1595,7 +1610,7 @@
         <w:rPr>
           <w:rFonts w:hint="eastAsia" w:ascii="DengXian" w:hAnsi="DengXian" w:eastAsia="DengXian" w:cs="DengXian"/>
         </w:rPr>
-        <w:t>第三，设计必须负责。穿着者是谁，文化来源是否准确，产品进入什么市场，材料和生产会带来什么后果，都不能交给模型替你决定。</w:t>
+        <w:t>第三件事：设计是要负责的。穿的人是谁，文化来源准不准，产品进哪个市场，材料和生产会带来什么后果——这些不能让模型替你决定。</w:t>
       </w:r>
     </w:p>
     <w:p>
@@ -1610,7 +1625,7 @@
         <w:rPr>
           <w:rFonts w:hint="eastAsia" w:ascii="DengXian" w:hAnsi="DengXian" w:eastAsia="DengXian" w:cs="DengXian"/>
         </w:rPr>
-        <w:t>所以本课程的顺序始终是：先判断，再生成；先理解服装，再使用AI。AI可以成为第二视角，但不能成为责任主体。</w:t>
+        <w:t>所以这门课的顺序永远是：先判断，再生成；先看懂衣服，再用AI。AI可以当你的第二双眼睛，但责任在你。</w:t>
       </w:r>
     </w:p>
     <w:tbl>
@@ -1728,7 +1743,7 @@
         <w:rPr>
           <w:rFonts w:hint="eastAsia" w:ascii="DengXian" w:hAnsi="DengXian" w:eastAsia="DengXian" w:cs="DengXian"/>
         </w:rPr>
-        <w:t>这是一位RCA学生Huili Jin的项目。我们不先评价风格，而是看同一个项目的三种证据。A是视觉结果。照片完成度很高，能吸引注意力，但仅凭最终照片，我们还不能解释这条裤子为什么成立。</w:t>
+        <w:t>这是RCA一位学生Huili Jin的项目。咱们先不评风格，先看同一个项目的三种证据。A是视觉结果。照片拍得很完整，也抓眼球——可是光看这张照片，我们说不出这条裤子为什么成立。</w:t>
       </w:r>
     </w:p>
     <w:p>
@@ -1743,7 +1758,7 @@
         <w:rPr>
           <w:rFonts w:hint="eastAsia" w:ascii="DengXian" w:hAnsi="DengXian" w:eastAsia="DengXian" w:cs="DengXian"/>
         </w:rPr>
-        <w:t>B是结构命题。项目面对的使用者是轮椅使用者，目标是减少坐姿穿裤时对他人的依赖。设计不是简单把普通裤子换一种颜色，而是重新考虑穿着路径，采用从上向下的穿着方式，也就是Top-down dressing。</w:t>
+        <w:t>B是结构命题。这个项目面对的使用者是轮椅使用者，目标是坐着穿裤子的时候，少依赖别人。它不是把普通裤子换个颜色，是重新想“怎么穿进去”这条路径——从上往下穿，英文叫Top-down dressing。</w:t>
       </w:r>
     </w:p>
     <w:p>
@@ -1758,7 +1773,7 @@
         <w:rPr>
           <w:rFonts w:hint="eastAsia" w:ascii="DengXian" w:hAnsi="DengXian" w:eastAsia="DengXian" w:cs="DengXian"/>
         </w:rPr>
-        <w:t>这时结构问题就出现了：开口应该放在哪里；接缝会不会压到长期受力的位置；坐姿时前后裤长如何变化；面料需要多大伸展和回弹；穿着者能不能独立完成动作。</w:t>
+        <w:t>这么一改，结构问题马上就来了：开口放哪儿？缝会不会压在长期受力的地方？坐着的时候前后裤长怎么变？料子要多大的伸展和回弹？穿的人自己能不能完成这个动作？</w:t>
       </w:r>
     </w:p>
     <w:p>
@@ -1773,7 +1788,7 @@
         <w:rPr>
           <w:rFonts w:hint="eastAsia" w:ascii="DengXian" w:hAnsi="DengXian" w:eastAsia="DengXian" w:cs="DengXian"/>
         </w:rPr>
-        <w:t>C是穿着验证。真正的设计证据来自实际坐姿和日常环境中的测试，包括舒适度、压力点、接缝位置和穿脱自主性。</w:t>
+        <w:t>C是穿着验证。真正的设计证据来自实际坐姿，来自日常环境里的测试——舒不舒服，压力点在哪，缝的位置对不对，能不能自己穿脱。</w:t>
       </w:r>
     </w:p>
     <w:p>
@@ -1788,7 +1803,7 @@
         <w:rPr>
           <w:rFonts w:hint="eastAsia" w:ascii="DengXian" w:hAnsi="DengXian" w:eastAsia="DengXian" w:cs="DengXian"/>
         </w:rPr>
-        <w:t>请记住：A不是错误。视觉表达当然重要。但是只有当A进入B，并且B通过C验证，作品才从“好看的图”变成能被解释、被检验的设计。我们也不要把这个项目理解成对特殊人群的同情，它讨论的是使用者的自主性和具体的结构问题。</w:t>
+        <w:t>记住一句话：A不是错的，视觉表达当然重要。但只有A进了B，B又过了C，作品才从“一张好看的图”变成能解释、能检验的设计。还有，别把这个项目理解成同情特殊人群——它讨论的是使用者的自主性，和具体的结构问题。</w:t>
       </w:r>
     </w:p>
     <w:tbl>
@@ -1906,7 +1921,7 @@
         <w:rPr>
           <w:rFonts w:hint="eastAsia" w:ascii="DengXian" w:hAnsi="DengXian" w:eastAsia="DengXian" w:cs="DengXian"/>
         </w:rPr>
-        <w:t>本课程采用于芳老师的《服装设计基础与创意实践》作为基础教材。教材的作用不是让大家背定义，而是建立共同的术语、结构和学习框架。</w:t>
+        <w:t>这门课用于芳老师的《服装设计基础与创意实践》做基础教材。教材不是让你背定义的，是让咱们有一套共同的词、共同的结构、共同的学习框架。</w:t>
       </w:r>
     </w:p>
     <w:p>
@@ -1921,7 +1936,7 @@
         <w:rPr>
           <w:rFonts w:hint="eastAsia" w:ascii="DengXian" w:hAnsi="DengXian" w:eastAsia="DengXian" w:cs="DengXian"/>
         </w:rPr>
-        <w:t>我们会用教材确认“服装、时尚、女装设计、廓形、比例、构成线、材料和工艺”等基本概念，再把这些概念放进当代案例、草图、立裁和试穿中验证。</w:t>
+        <w:t>我们会用教材把“服装、时尚、女装设计、廓形、比例、构成线、材料和工艺”这些基本概念对准，然后把它们放到当代案例、草图、立裁和试穿里去验。</w:t>
       </w:r>
     </w:p>
     <w:p>
@@ -1936,7 +1951,7 @@
         <w:rPr>
           <w:rFonts w:hint="eastAsia" w:ascii="DengXian" w:hAnsi="DengXian" w:eastAsia="DengXian" w:cs="DengXian"/>
         </w:rPr>
-        <w:t>因为我是外籍教师，我会特别注意中文专业词的准确性。课堂上如果我的发音让大家听不清，请直接问。我们宁可停下来把一个术语说准确，也不要用模糊词继续讨论。</w:t>
+        <w:t>我是外籍教师，专业词的中文我会特别小心。我发音要是让你听不清，直接打断我。宁可停下来把一个词说准，也别用模糊的词接着往下讨论。</w:t>
       </w:r>
     </w:p>
     <w:p>
@@ -1951,7 +1966,7 @@
         <w:rPr>
           <w:rFonts w:hint="eastAsia" w:ascii="DengXian" w:hAnsi="DengXian" w:eastAsia="DengXian" w:cs="DengXian"/>
         </w:rPr>
-        <w:t>每周的学习顺序可以记成四步：先读概念，核对术语；再看案例，寻找证据；最后用图纸、材料和白坯布验证。</w:t>
+        <w:t>每周的顺序你可以记成三步：先读概念，对术语；再看案例，找证据；最后用图纸、材料和白坯布去验。</w:t>
       </w:r>
     </w:p>
     <w:tbl>
@@ -2069,7 +2084,7 @@
         <w:rPr>
           <w:rFonts w:hint="eastAsia" w:ascii="DengXian" w:hAnsi="DengXian" w:eastAsia="DengXian" w:cs="DengXian"/>
         </w:rPr>
-        <w:t>第一，服装，也就是Clothing，是覆盖、保护并组织身体的物质对象。它一定涉及结构、材料和制作条件。无论是否流行，只要它能被穿着、被制作，它首先是一件服装。</w:t>
+        <w:t>第一个，服装，英文Clothing。它是覆盖身体、保护身体、组织身体的一个物质对象，一定牵扯结构、材料和制作条件。只要它能穿、能做出来，它首先就是一件服装——跟流不流行没关系。</w:t>
       </w:r>
     </w:p>
     <w:p>
@@ -2084,7 +2099,7 @@
         <w:rPr>
           <w:rFonts w:hint="eastAsia" w:ascii="DengXian" w:hAnsi="DengXian" w:eastAsia="DengXian" w:cs="DengXian"/>
         </w:rPr>
-        <w:t>第二，时尚，也就是Fashion，不只是“新款”。它是社会在特定时间里，对身体、身份、欲望还有新旧关系进行的集体协商。某一种裙长、肩线或穿着方式为什么突然被大量看见，背后往往有生活方式、媒介和市场的变化。</w:t>
+        <w:t>第二个，时尚，英文Fashion。时尚不等于“新款”。它是社会在某一段时间里，对身体、身份、欲望和新旧关系做的一次集体协商。某个裙长、某条肩线，为什么突然到处都是？背后一般是生活方式、媒介和市场变了。</w:t>
       </w:r>
     </w:p>
     <w:p>
@@ -2099,7 +2114,7 @@
         <w:rPr>
           <w:rFonts w:hint="eastAsia" w:ascii="DengXian" w:hAnsi="DengXian" w:eastAsia="DengXian" w:cs="DengXian"/>
         </w:rPr>
-        <w:t>第三，女装设计不是把“女性化元素”放到一件衣服上。它是把女性的生活情境、身体差异、动作需求和市场语境，转译为可制作、可穿着、能形成系列的服装系统。</w:t>
+        <w:t>第三个，女装设计。它不是把“女性化元素”贴到一件衣服上。它是把女性的生活情境、身体差异、动作需求和市场语境，翻译成能做、能穿、能成系列的服装系统。</w:t>
       </w:r>
     </w:p>
     <w:p>
@@ -2114,7 +2129,7 @@
         <w:rPr>
           <w:rFonts w:hint="eastAsia" w:ascii="DengXian" w:hAnsi="DengXian" w:eastAsia="DengXian" w:cs="DengXian"/>
         </w:rPr>
-        <w:t>这里的“女性”也不能被理解成一种固定身体或固定性格。我们讨论的是不同身体、年龄、职业、行动方式和社会角色所形成的真实差异。</w:t>
+        <w:t>这里说的“女性”，也不是一种固定的身体或者固定的性格。咱们讨论的是不同身体、不同年龄、不同职业、不同行动方式和社会角色带来的真实差异。</w:t>
       </w:r>
     </w:p>
     <w:tbl>
@@ -2682,7 +2697,7 @@
           <w:color w:val="151515"/>
           <w:sz w:val="20"/>
         </w:rPr>
-        <w:t>建议时间：3分钟　｜　课堂功能：给「张力」一套可执行的词汇</w:t>
+        <w:t>建议时间：2分钟　｜　课堂功能：给「张力」一套可执行的词汇</w:t>
       </w:r>
     </w:p>
     <w:p>
@@ -2699,7 +2714,7 @@
           <w:color w:val="151515"/>
           <w:sz w:val="20"/>
         </w:rPr>
-        <w:t>刚才那三条——贴合／离体、支撑／垂坠、暴露／覆盖——是形态轴，你们已经会用了。但一个系列的张力不止在形态上。</w:t>
+        <w:t xml:space="preserve">这一页是一张参考表，今天不用记，也不会考。你们已经会用的是前三条——贴合／离体、支撑／垂坠、暴露／覆盖。</w:t>
       </w:r>
     </w:p>
     <w:p>
@@ -2716,7 +2731,7 @@
           <w:color w:val="151515"/>
           <w:sz w:val="20"/>
         </w:rPr>
-        <w:t>左栏往下还有三条。轻盈／厚重，看克重、蓬松度和叠层数。固定／可变，看能不能拆、能不能翻穿、开合在哪里。洁净／做旧，看表面到底做没做过处理——水洗、破坏、斑驳。</w:t>
+        <w:t xml:space="preserve">只有最后一条我要单独说：「男性化／女性化」这几个字，单独写在纸上是不成立的。「更女性」不是设计标准，它只有换算成肩宽、门襟方向、腰位和放松量，才算数。</w:t>
       </w:r>
     </w:p>
     <w:p>
@@ -2733,58 +2748,7 @@
           <w:color w:val="151515"/>
           <w:sz w:val="20"/>
         </w:rPr>
-        <w:t>右栏五条是立场。克制／繁复，就是第14周要讲的减法和加法。实用／概念，就是第12周成衣系列和创意系列的分别。复古／未来感，靠当代转译落地——保留哪条原理，更换哪个条件。传统／解构，看你把工艺规则留了多少、拆到哪一步。</w:t>
-      </w:r>
-    </w:p>
-    <w:p>
-      <w:pPr>
-        <w:pStyle w:val="164"/>
-        <w:ind w:left="340" w:hanging="170"/>
-        <w:rPr>
-          <w:rFonts w:hint="eastAsia" w:ascii="DengXian" w:hAnsi="DengXian" w:eastAsia="DengXian" w:cs="DengXian"/>
-        </w:rPr>
-      </w:pPr>
-      <w:r>
-        <w:rPr>
-          <w:rFonts w:hint="eastAsia" w:ascii="DengXian" w:hAnsi="DengXian" w:eastAsia="DengXian" w:cs="DengXian"/>
-          <w:color w:val="151515"/>
-          <w:sz w:val="20"/>
-        </w:rPr>
-        <w:t>最后一条我要单独说。「男性化／女性化」这几个字，单独写在纸上是不成立的。第01周一开始我们就说过，「更女性」不是设计标准。它只有换算成肩宽、门襟方向、腰位和放松量，才算数。</w:t>
-      </w:r>
-    </w:p>
-    <w:p>
-      <w:pPr>
-        <w:pStyle w:val="164"/>
-        <w:ind w:left="340" w:hanging="170"/>
-        <w:rPr>
-          <w:rFonts w:hint="eastAsia" w:ascii="DengXian" w:hAnsi="DengXian" w:eastAsia="DengXian" w:cs="DengXian"/>
-        </w:rPr>
-      </w:pPr>
-      <w:r>
-        <w:rPr>
-          <w:rFonts w:hint="eastAsia" w:ascii="DengXian" w:hAnsi="DengXian" w:eastAsia="DengXian" w:cs="DengXian"/>
-          <w:color w:val="151515"/>
-          <w:sz w:val="20"/>
-        </w:rPr>
-        <w:t>这条规则对十一条轴全部有效：每条轴都要写成「哪一边，加上用什么结构实现」，而且那个结构要能数、能拍照。写成形容词的，一律不成立。</w:t>
-      </w:r>
-    </w:p>
-    <w:p>
-      <w:pPr>
-        <w:pStyle w:val="164"/>
-        <w:ind w:left="340" w:hanging="170"/>
-        <w:rPr>
-          <w:rFonts w:hint="eastAsia" w:ascii="DengXian" w:hAnsi="DengXian" w:eastAsia="DengXian" w:cs="DengXian"/>
-        </w:rPr>
-      </w:pPr>
-      <w:r>
-        <w:rPr>
-          <w:rFonts w:hint="eastAsia" w:ascii="DengXian" w:hAnsi="DengXian" w:eastAsia="DengXian" w:cs="DengXian"/>
-          <w:color w:val="151515"/>
-          <w:sz w:val="20"/>
-        </w:rPr>
-        <w:t>现在不用背。第13周做自定主题时，你只需要从这十一条里挑出两三条。</w:t>
+        <w:t xml:space="preserve">剩下八条到第13周做自定主题时再用，那时你只需要从里面挑两三条。今天只带走一句话：任何一条轴都要写成「哪一边，加上用什么结构实现」，能数、能拍照才算数；写成形容词的，一律不成立。</w:t>
       </w:r>
     </w:p>
     <w:tbl>
@@ -5060,7 +5024,7 @@
           <w:color w:val="151515"/>
           <w:sz w:val="20"/>
         </w:rPr>
-        <w:t>现在看一张已经填好的原理卡。素材是 1947 年 Christian Dior 的 “Bar” 套装——但今天不是讲迪奥，是讲这五栏怎么填。</w:t>
+        <w:t>现在看一张已经填好的原理卡。素材是 1947 年 Christian Dior 的 “Bar” 套装——但今天不讲迪奥，讲这五栏怎么填。</w:t>
       </w:r>
     </w:p>
     <w:p>
@@ -5077,7 +5041,7 @@
           <w:color w:val="151515"/>
           <w:sz w:val="20"/>
         </w:rPr>
-        <w:t>A 栏视觉证据，回答“你到底看见了什么”。示范里写的是：肩部收窄贴合，腰部极度收束，臀部向外扩张形成圆形体量；下摆展开量约为腰宽的数倍。注意——这一栏里没有一个形容词，全是位置和比例。</w:t>
+        <w:t>A 栏，视觉证据，回答“你到底看见了什么”。示范里写的是：肩部收窄贴合，腰收到极致，臀部往外扩，形成一个圆形体量；下摆展开量大概是腰宽的好几倍。注意看——这一栏一个形容词都没有，全是位置和比例。</w:t>
       </w:r>
     </w:p>
     <w:p>
@@ -5094,7 +5058,7 @@
           <w:color w:val="151515"/>
           <w:sz w:val="20"/>
         </w:rPr>
-        <w:t>B 栏形式原理，回答“这个形状由什么造成”。圆臀不是布料自己堆出来的，是内部支撑衬垫加多层衬裙撑起来的；上衣的贴合来自分割线，不是单纯省道。这一栏必须出现结构词，停在“很有型”就是没写。</w:t>
+        <w:t>B 栏，形式原理，回答“这个形状是什么造成的”。那个圆臀不是布自己堆出来的，是里面的支撑衬垫加好几层衬裙撑起来的；上衣那么贴，靠的是分割线，不是光靠省道。这一栏得出现结构词。写到“很有型”就停下，那等于没写。</w:t>
       </w:r>
     </w:p>
     <w:p>
@@ -5111,7 +5075,7 @@
           <w:color w:val="151515"/>
           <w:sz w:val="20"/>
         </w:rPr>
-        <w:t>C 栏时代与文化问题，回答“它当年在解决什么具体处境”。写年份不算答案。示范写的是：战时布料配给刚结束，用“消耗大量面料”这件事本身宣告物资恢复；同时把女性形象从制服化拉回家庭与消费场景。</w:t>
+        <w:t>C 栏，时代与文化问题，回答“它当年在解决什么处境”。只写年份不算答案。示范是这么写的：战时布料配给刚结束，它用“消耗大量面料”这件事本身，宣告物资恢复了；同时把女性形象从制服化拉回家庭和消费场景。</w:t>
       </w:r>
     </w:p>
     <w:p>
@@ -5145,7 +5109,7 @@
           <w:color w:val="151515"/>
           <w:sz w:val="20"/>
         </w:rPr>
-        <w:t>E 栏风险与验证。先写最可能错在哪——这里是“变成复古模仿”；再写用什么动作验证——先做 1:2 纸样，测“坐下”和“侧身通过门”两个动作。</w:t>
+        <w:t>E 栏，风险和验证。先写最可能错在哪——这里是“做成复古模仿”；再写拿什么动作去验——先做 1:2 纸样，测两个动作，一个坐下，一个侧身过门。</w:t>
       </w:r>
     </w:p>
     <w:p>
@@ -5162,7 +5126,7 @@
           <w:color w:val="151515"/>
           <w:sz w:val="20"/>
         </w:rPr>
-        <w:t>最后那句立场句，就是把五栏压成一句话：“我选择‘离体＋支撑’的身体关系，因为我关心通勤中身体被挤压的处境；第02周我用可拆肩片的 1:2 纸样验证抬臂与背包两个动作。”你们等一下要写的，就是这样一句。</w:t>
+        <w:t>最后那句立场句，就是把五栏压成一句话。我念一遍：“我选择‘离体＋支撑’的身体关系，因为我关心通勤中身体被挤压的处境；第02周我用可拆肩片的 1:2 纸样，验抬臂和背包两个动作。”一会儿你们要写的，就是这么一句。</w:t>
       </w:r>
     </w:p>
     <w:p>

--- a/docs/jiangao/《女装设计III》第01周_中国大陆课堂完整讲稿_中文.docx
+++ b/docs/jiangao/《女装设计III》第01周_中国大陆课堂完整讲稿_中文.docx
@@ -1402,7 +1402,7 @@
         <w:rPr>
           <w:rFonts w:hint="eastAsia" w:ascii="DengXian" w:hAnsi="DengXian" w:eastAsia="DengXian" w:cs="DengXian"/>
         </w:rPr>
-        <w:t>这十六周不是十六个不相干的题目，是一条链子。第一到第四周，先立判断和定位——审美、造型、穿着者、主题任务书。第五到第八周，把元素提出来，做变形，再用白坯布和中期评审去验。</w:t>
+        <w:t>这十六周不是十六个不相干的题目，是一条链子。第一到第四周，先立判断和定位——审美、造型、穿着者、主题任务书。第五到第八周，把元素提出来，做变形，再用纸和中期评审去验。</w:t>
       </w:r>
     </w:p>
     <w:p>
@@ -1966,7 +1966,7 @@
         <w:rPr>
           <w:rFonts w:hint="eastAsia" w:ascii="DengXian" w:hAnsi="DengXian" w:eastAsia="DengXian" w:cs="DengXian"/>
         </w:rPr>
-        <w:t>每周的顺序你可以记成三步：先读概念，对术语；再看案例，找证据；最后用图纸、材料和白坯布去验。</w:t>
+        <w:t>每周的顺序你可以记成三步：先读概念，对术语；再看案例，找证据；最后用图纸、材料和纸去验。</w:t>
       </w:r>
     </w:p>
     <w:tbl>
@@ -4943,7 +4943,7 @@
         <w:rPr>
           <w:rFonts w:hint="eastAsia" w:ascii="DengXian" w:hAnsi="DengXian" w:eastAsia="DengXian" w:cs="DengXian"/>
         </w:rPr>
-        <w:t>绿色使用包括：术语校正、寻找反例、比较方案、检查空泛语言。黄色使用是发散，但必须记录提示词、版本、来源和人工选择理由。红色禁区是：让AI替代纸样、白坯布、试衣和材料测试；直接模仿某位设计师风格；虚构历史或文化来源。</w:t>
+        <w:t>绿色使用包括：术语校正、寻找反例、比较方案、检查空泛语言。黄色使用是发散，但必须记录提示词、版本、来源和人工选择理由。红色禁区是：让AI替代纸样、纸、试衣和材料测试；直接模仿某位设计师风格；虚构历史或文化来源。</w:t>
       </w:r>
     </w:p>
     <w:p>
@@ -6018,7 +6018,7 @@
         <w:rPr>
           <w:rFonts w:hint="eastAsia" w:ascii="DengXian" w:hAnsi="DengXian" w:eastAsia="DengXian" w:cs="DengXian"/>
         </w:rPr>
-        <w:t>第三空写平面验证，例如结构观察图、正背面款式图或裁片关系图。第四空写立体验证，例如四分之一白坯布、局部立裁、材料支撑测试或动作试穿。</w:t>
+        <w:t>第三空写平面验证，例如结构观察图、正背面款式图或裁片关系图。第四空写立体验证，例如四分之一纸、局部立裁、材料支撑测试或动作试穿。</w:t>
       </w:r>
     </w:p>
     <w:p>
@@ -6033,7 +6033,7 @@
         <w:rPr>
           <w:rFonts w:hint="eastAsia" w:ascii="DengXian" w:hAnsi="DengXian" w:eastAsia="DengXian" w:cs="DengXian"/>
         </w:rPr>
-        <w:t>这周提交包括：A3原理板、两组各五套的对照、个人立场句和AI审计记录。下周请准备四项材料：同一设计师五套完整造型及可追溯来源；一套正面清晰造型的结构观察图；白纸、描图纸、黑色笔和白坯布或替代材料；还有你最想验证的一个轮廓、体积或细节问题。</w:t>
+        <w:t>这周提交包括：A3原理板、两组各五套的对照、个人立场句和AI审计记录。下周请准备四项材料：同一设计师五套完整造型及可追溯来源；一套正面清晰造型的结构观察图；白纸、描图纸、黑色笔和人体比例稿模板；还有你最想验证的一个轮廓、体积或细节问题。</w:t>
       </w:r>
     </w:p>
     <w:p>
@@ -6197,7 +6197,7 @@
         <w:rPr>
           <w:rFonts w:hint="eastAsia" w:ascii="DengXian" w:hAnsi="DengXian" w:eastAsia="DengXian" w:cs="DengXian"/>
         </w:rPr>
-        <w:t>第三，物理证据优先。纸样、白坯布、试衣和材料测试拥有最终决定权。AI说“可以”不等于结构真的可以；AI说“可持续”也不等于供应链已经被证明。</w:t>
+        <w:t>第三，物理证据优先。纸样、纸、试衣和材料测试拥有最终决定权。AI说“可以”不等于结构真的可以；AI说“可持续”也不等于供应链已经被证明。</w:t>
       </w:r>
     </w:p>
     <w:p>
@@ -6277,7 +6277,7 @@
         <w:rPr>
           <w:rFonts w:hint="eastAsia" w:ascii="DengXian" w:hAnsi="DengXian" w:eastAsia="DengXian" w:cs="DengXian"/>
         </w:rPr>
-        <w:t>第01周建立的身体、结构、文化和时代语言，不会在这周结束。以后每次元素提取、草图修改、白坯布测试和系列编辑，都要重新回答同样的问题。</w:t>
+        <w:t>第01周建立的身体、结构、文化和时代语言，不会在这周结束。以后每次元素提取、草图修改、纸测试和系列编辑，都要重新回答同样的问题。</w:t>
       </w:r>
     </w:p>
     <w:p>
@@ -6382,7 +6382,7 @@
         <w:rPr>
           <w:rFonts w:hint="eastAsia" w:ascii="DengXian" w:hAnsi="DengXian" w:eastAsia="DengXian" w:cs="DengXian"/>
         </w:rPr>
-        <w:t>最后是工艺与验证：斜裁、门襟与袖窿、白坯布与 1:2 纸样。厘米数只有在白坯布或半比例纸样上才成立——在效果图上写厘米没有意义。</w:t>
+        <w:t>最后是工艺与验证：斜裁、门襟与袖窿、纸与 1:2 纸样。厘米数只有在纸或半比例纸样上才成立——在效果图上写厘米没有意义。</w:t>
       </w:r>
     </w:p>
     <w:p>
@@ -8495,7 +8495,7 @@
                 <w:color w:val="151515"/>
                 <w:sz w:val="18"/>
               </w:rPr>
-              <w:t>白坯布</w:t>
+              <w:t>纸</w:t>
             </w:r>
           </w:p>
         </w:tc>

--- a/docs/jiangao/《女装设计III》第01周_中国大陆课堂完整讲稿_中文.docx
+++ b/docs/jiangao/《女装设计III》第01周_中国大陆课堂完整讲稿_中文.docx
@@ -1207,7 +1207,55 @@
           <w:color w:val="1D4ED8"/>
           <w:sz w:val="33"/>
         </w:rPr>
-        <w:t>幻灯片 01｜美学不是“好看”，而是有立场的判断</w:t>
+        <w:t xml:space="preserve">幻灯片 01｜女装设计 III（封面）</w:t>
+      </w:r>
+    </w:p>
+    <w:p>
+      <w:pPr>
+        <w:pStyle w:val="164"/>
+        <w:ind w:firstLine="0"/>
+        <w:rPr>
+          <w:rFonts w:hint="eastAsia" w:ascii="DengXian" w:hAnsi="DengXian" w:eastAsia="DengXian" w:cs="DengXian"/>
+        </w:rPr>
+      </w:pPr>
+      <w:r>
+        <w:rPr>
+          <w:rFonts w:hint="eastAsia" w:ascii="DengXian" w:hAnsi="DengXian" w:eastAsia="DengXian" w:cs="DengXian"/>
+        </w:rPr>
+        <w:t xml:space="preserve">这门课只教一件事：把“我觉得好看”，换成别人能核对的判断。这句话十六周都不会变。</w:t>
+      </w:r>
+    </w:p>
+    <w:p>
+      <w:pPr>
+        <w:pStyle w:val="164"/>
+        <w:ind w:firstLine="0"/>
+        <w:rPr>
+          <w:rFonts w:hint="eastAsia" w:ascii="DengXian" w:hAnsi="DengXian" w:eastAsia="DengXian" w:cs="DengXian"/>
+        </w:rPr>
+      </w:pPr>
+      <w:r>
+        <w:rPr>
+          <w:rFonts w:hint="eastAsia" w:ascii="DengXian" w:hAnsi="DengXian" w:eastAsia="DengXian" w:cs="DengXian"/>
+        </w:rPr>
+        <w:t xml:space="preserve">屏幕上还写着课程信息：江西服装学院 · 服装设计学院，女装设计 III，16周 32学时，服装与服饰设计2025级专业选修，任课教师李允耕 博士。</w:t>
+      </w:r>
+    </w:p>
+    <w:p>
+      <w:pPr>
+        <w:pStyle w:val="166"/>
+        <w:pageBreakBefore/>
+        <w:rPr>
+          <w:rFonts w:hint="eastAsia" w:ascii="DengXian" w:hAnsi="DengXian" w:eastAsia="DengXian" w:cs="DengXian"/>
+        </w:rPr>
+      </w:pPr>
+      <w:r>
+        <w:rPr>
+          <w:rFonts w:hint="eastAsia" w:ascii="DengXian" w:hAnsi="DengXian" w:eastAsia="DengXian" w:cs="DengXian"/>
+          <w:b/>
+          <w:color w:val="1D4ED8"/>
+          <w:sz w:val="33"/>
+        </w:rPr>
+        <w:t>幻灯片 02｜美学不是“好看”，而是有立场的判断</w:t>
       </w:r>
     </w:p>
     <w:p>
@@ -1370,7 +1418,70 @@
           <w:color w:val="1D4ED8"/>
           <w:sz w:val="33"/>
         </w:rPr>
-        <w:t>幻灯片 02｜十六周不是孤立主题，而是一条连续的设计证据链</w:t>
+        <w:t xml:space="preserve">幻灯片 03｜把形容词划掉，看看还剩什么</w:t>
+      </w:r>
+    </w:p>
+    <w:p>
+      <w:pPr>
+        <w:pStyle w:val="164"/>
+        <w:ind w:firstLine="0"/>
+        <w:rPr>
+          <w:rFonts w:hint="eastAsia" w:ascii="DengXian" w:hAnsi="DengXian" w:eastAsia="DengXian" w:cs="DengXian"/>
+        </w:rPr>
+      </w:pPr>
+      <w:r>
+        <w:rPr>
+          <w:rFonts w:hint="eastAsia" w:ascii="DengXian" w:hAnsi="DengXian" w:eastAsia="DengXian" w:cs="DengXian"/>
+        </w:rPr>
+        <w:t xml:space="preserve">屏幕上是往年同学写过的一句话：“这套 Prada 的造型非常高级，有一种知识分子的优雅。”现在把三个词划掉：品牌名、“高级”、“知识分子的优雅”。剩下的是：“这套的造型非常＿＿，有一种＿＿。”——什么都没剩。</w:t>
+      </w:r>
+    </w:p>
+    <w:p>
+      <w:pPr>
+        <w:pStyle w:val="164"/>
+        <w:ind w:firstLine="0"/>
+        <w:rPr>
+          <w:rFonts w:hint="eastAsia" w:ascii="DengXian" w:hAnsi="DengXian" w:eastAsia="DengXian" w:cs="DengXian"/>
+        </w:rPr>
+      </w:pPr>
+      <w:r>
+        <w:rPr>
+          <w:rFonts w:hint="eastAsia" w:ascii="DengXian" w:hAnsi="DengXian" w:eastAsia="DengXian" w:cs="DengXian"/>
+        </w:rPr>
+        <w:t xml:space="preserve">划掉之后什么都不剩，说明这句话不是判断，只是感受。感受不需要证据，判断需要。</w:t>
+      </w:r>
+    </w:p>
+    <w:p>
+      <w:pPr>
+        <w:pStyle w:val="164"/>
+        <w:ind w:firstLine="0"/>
+        <w:rPr>
+          <w:rFonts w:hint="eastAsia" w:ascii="DengXian" w:hAnsi="DengXian" w:eastAsia="DengXian" w:cs="DengXian"/>
+        </w:rPr>
+      </w:pPr>
+      <w:r>
+        <w:rPr>
+          <w:rFonts w:hint="eastAsia" w:ascii="DengXian" w:hAnsi="DengXian" w:eastAsia="DengXian" w:cs="DengXian"/>
+        </w:rPr>
+        <w:t xml:space="preserve">本周的课堂规矩：谁说“高级”，就要当场说出它在这件衣服上是哪一条线。</w:t>
+      </w:r>
+    </w:p>
+    <w:p>
+      <w:pPr>
+        <w:pStyle w:val="166"/>
+        <w:pageBreakBefore/>
+        <w:rPr>
+          <w:rFonts w:hint="eastAsia" w:ascii="DengXian" w:hAnsi="DengXian" w:eastAsia="DengXian" w:cs="DengXian"/>
+        </w:rPr>
+      </w:pPr>
+      <w:r>
+        <w:rPr>
+          <w:rFonts w:hint="eastAsia" w:ascii="DengXian" w:hAnsi="DengXian" w:eastAsia="DengXian" w:cs="DengXian"/>
+          <w:b/>
+          <w:color w:val="1D4ED8"/>
+          <w:sz w:val="33"/>
+        </w:rPr>
+        <w:t>幻灯片 04｜十六周不是孤立主题，而是一条连续的设计证据链</w:t>
       </w:r>
     </w:p>
     <w:p>
@@ -1447,7 +1558,7 @@
         <w:rPr>
           <w:rFonts w:hint="eastAsia" w:ascii="DengXian" w:hAnsi="DengXian" w:eastAsia="DengXian" w:cs="DengXian"/>
         </w:rPr>
-        <w:t>今天最少带走三样：一句有证据的审美立场；一张历史成因卡；还有一个下周能用平面图和立体实验去验的具体问题。</w:t>
+        <w:t>今天最少带走三样：一句有证据的审美立场；一句可以被反驳的轴线句；还有一个下周能用平面图和立体实验去验的具体问题。</w:t>
       </w:r>
     </w:p>
     <w:tbl>
@@ -1533,7 +1644,7 @@
           <w:color w:val="1D4ED8"/>
           <w:sz w:val="33"/>
         </w:rPr>
-        <w:t>幻灯片 03｜AI 30秒就能“出图”，为什么还要学女装设计？</w:t>
+        <w:t>幻灯片 05｜AI 30秒就能“出图”，为什么还要学女装设计？</w:t>
       </w:r>
     </w:p>
     <w:p>
@@ -1711,7 +1822,70 @@
           <w:color w:val="1D4ED8"/>
           <w:sz w:val="33"/>
         </w:rPr>
-        <w:t>幻灯片 04｜一件学生作品如何从“好看”走向“设计成立”？</w:t>
+        <w:t xml:space="preserve">幻灯片 06｜本周结束时，你应该能做到这四件事</w:t>
+      </w:r>
+    </w:p>
+    <w:p>
+      <w:pPr>
+        <w:pStyle w:val="164"/>
+        <w:ind w:firstLine="0"/>
+        <w:rPr>
+          <w:rFonts w:hint="eastAsia" w:ascii="DengXian" w:hAnsi="DengXian" w:eastAsia="DengXian" w:cs="DengXian"/>
+        </w:rPr>
+      </w:pPr>
+      <w:r>
+        <w:rPr>
+          <w:rFonts w:hint="eastAsia" w:ascii="DengXian" w:hAnsi="DengXian" w:eastAsia="DengXian" w:cs="DengXian"/>
+        </w:rPr>
+        <w:t xml:space="preserve">四件事：识别、解释、定位、判断。</w:t>
+      </w:r>
+    </w:p>
+    <w:p>
+      <w:pPr>
+        <w:pStyle w:val="164"/>
+        <w:ind w:firstLine="0"/>
+        <w:rPr>
+          <w:rFonts w:hint="eastAsia" w:ascii="DengXian" w:hAnsi="DengXian" w:eastAsia="DengXian" w:cs="DengXian"/>
+        </w:rPr>
+      </w:pPr>
+      <w:r>
+        <w:rPr>
+          <w:rFonts w:hint="eastAsia" w:ascii="DengXian" w:hAnsi="DengXian" w:eastAsia="DengXian" w:cs="DengXian"/>
+        </w:rPr>
+        <w:t xml:space="preserve">每一条旁边都写了两样东西：什么样的答法不算数，以及今天在哪一页被检验。检验不过的地方，就是本周作业要补的地方。</w:t>
+      </w:r>
+    </w:p>
+    <w:p>
+      <w:pPr>
+        <w:pStyle w:val="164"/>
+        <w:ind w:firstLine="0"/>
+        <w:rPr>
+          <w:rFonts w:hint="eastAsia" w:ascii="DengXian" w:hAnsi="DengXian" w:eastAsia="DengXian" w:cs="DengXian"/>
+        </w:rPr>
+      </w:pPr>
+      <w:r>
+        <w:rPr>
+          <w:rFonts w:hint="eastAsia" w:ascii="DengXian" w:hAnsi="DengXian" w:eastAsia="DengXian" w:cs="DengXian"/>
+        </w:rPr>
+        <w:t xml:space="preserve">四条指向同一件事：说出来的话，别人能在图上核对。</w:t>
+      </w:r>
+    </w:p>
+    <w:p>
+      <w:pPr>
+        <w:pStyle w:val="166"/>
+        <w:pageBreakBefore/>
+        <w:rPr>
+          <w:rFonts w:hint="eastAsia" w:ascii="DengXian" w:hAnsi="DengXian" w:eastAsia="DengXian" w:cs="DengXian"/>
+        </w:rPr>
+      </w:pPr>
+      <w:r>
+        <w:rPr>
+          <w:rFonts w:hint="eastAsia" w:ascii="DengXian" w:hAnsi="DengXian" w:eastAsia="DengXian" w:cs="DengXian"/>
+          <w:b/>
+          <w:color w:val="1D4ED8"/>
+          <w:sz w:val="33"/>
+        </w:rPr>
+        <w:t>幻灯片 07｜一件学生作品如何从“好看”走向“设计成立”？</w:t>
       </w:r>
     </w:p>
     <w:p>
@@ -1889,7 +2063,7 @@
           <w:color w:val="1D4ED8"/>
           <w:sz w:val="33"/>
         </w:rPr>
-        <w:t>幻灯片 05｜课程教材：建立共同的术语、结构与学习框架</w:t>
+        <w:t>补充资料（课后查阅） A03｜课程教材：建立共同的术语、结构与学习框架</w:t>
       </w:r>
     </w:p>
     <w:p>
@@ -2052,7 +2226,7 @@
           <w:color w:val="1D4ED8"/>
           <w:sz w:val="33"/>
         </w:rPr>
-        <w:t>幻灯片 06｜服装、时尚与女装设计不是同一个概念</w:t>
+        <w:t>幻灯片 08｜服装、时尚与女装设计不是同一个概念</w:t>
       </w:r>
     </w:p>
     <w:p>
@@ -2215,7 +2389,7 @@
           <w:color w:val="1D4ED8"/>
           <w:sz w:val="33"/>
         </w:rPr>
-        <w:t>幻灯片 07｜面对一件女装，先问四个问题</w:t>
+        <w:t>幻灯片 09｜面对一件女装，先问四个问题</w:t>
       </w:r>
     </w:p>
     <w:p>
@@ -2393,7 +2567,7 @@
           <w:color w:val="1D4ED8"/>
           <w:sz w:val="33"/>
         </w:rPr>
-        <w:t>幻灯片 08｜风格标签不能代替结构解释</w:t>
+        <w:t>幻灯片 10｜风格标签不能代替结构解释</w:t>
       </w:r>
     </w:p>
     <w:p>
@@ -2571,7 +2745,7 @@
           <w:color w:val="1D4ED8"/>
           <w:sz w:val="33"/>
         </w:rPr>
-        <w:t>幻灯片 09｜女装形态的三个基本分析轴</w:t>
+        <w:t>幻灯片 11｜女装形态的三个基本分析轴</w:t>
       </w:r>
     </w:p>
     <w:p>
@@ -2680,7 +2854,7 @@
           <w:color w:val="151515"/>
           <w:sz w:val="20"/>
         </w:rPr>
-        <w:t>幻灯片 10｜三个形态轴之外还有八条——一共十一条张力轴</w:t>
+        <w:t>幻灯片 12｜三个形态轴之外还有八条——一共十一条张力轴</w:t>
       </w:r>
     </w:p>
     <w:p>
@@ -2834,7 +3008,7 @@
           <w:color w:val="1D4ED8"/>
           <w:sz w:val="33"/>
         </w:rPr>
-        <w:t>幻灯片 11｜看懂一件衣服之后，还要建立做出一件衣服的六个维度</w:t>
+        <w:t>补充资料（课后查阅） A04｜看懂一件衣服之后，还要建立做出一件衣服的六个维度</w:t>
       </w:r>
     </w:p>
     <w:p>
@@ -2997,7 +3171,7 @@
           <w:color w:val="1D4ED8"/>
           <w:sz w:val="33"/>
         </w:rPr>
-        <w:t>幻灯片 12｜历史不是风格图库，而是身体规则改变的记录</w:t>
+        <w:t>幻灯片 13｜历史不是风格图库，而是身体规则改变的记录</w:t>
       </w:r>
     </w:p>
     <w:p>
@@ -3145,7 +3319,7 @@
           <w:color w:val="1D4ED8"/>
           <w:sz w:val="33"/>
         </w:rPr>
-        <w:t>幻灯片 13｜从规训身体到让身体进入现代速度</w:t>
+        <w:t>幻灯片 14｜从规训身体到让身体进入现代速度</w:t>
       </w:r>
     </w:p>
     <w:p>
@@ -3315,7 +3489,7 @@
           <w:color w:val="1D4ED8"/>
           <w:sz w:val="33"/>
         </w:rPr>
-        <w:t>幻灯片 14｜女装在稀缺、消费、青年文化与职业权力之间摆动</w:t>
+        <w:t>幻灯片 15｜女装在稀缺、消费、青年文化与职业权力之间摆动</w:t>
       </w:r>
     </w:p>
     <w:p>
@@ -3478,7 +3652,7 @@
           <w:color w:val="1D4ED8"/>
           <w:sz w:val="33"/>
         </w:rPr>
-        <w:t>幻灯片 15｜本土现代女装由身体、城市、劳动与市场共同改写</w:t>
+        <w:t>幻灯片 16｜本土现代女装由身体、城市、劳动与市场共同改写</w:t>
       </w:r>
     </w:p>
     <w:p>
@@ -3671,7 +3845,7 @@
           <w:color w:val="1D4ED8"/>
           <w:sz w:val="33"/>
         </w:rPr>
-        <w:t>幻灯片 16｜完成度、美的标准与设计者角色持续被重新定义</w:t>
+        <w:t>幻灯片 17｜完成度、美的标准与设计者角色持续被重新定义</w:t>
       </w:r>
     </w:p>
     <w:p>
@@ -3885,7 +4059,7 @@
           <w:color w:val="59616D"/>
           <w:sz w:val="24"/>
         </w:rPr>
-        <w:t>从设计师原理进入个人定位、AI审计与课堂实操</w:t>
+        <w:t>从设计师原理进入新面孔判断、AI审计与原理卡</w:t>
       </w:r>
     </w:p>
     <w:p>
@@ -3903,7 +4077,7 @@
           <w:color w:val="1D4ED8"/>
           <w:sz w:val="33"/>
         </w:rPr>
-        <w:t>幻灯片 17｜Rei Kawakubo：身体不必是服装唯一的中心</w:t>
+        <w:t>幻灯片 18｜Rei Kawakubo：身体不必是服装唯一的中心</w:t>
       </w:r>
     </w:p>
     <w:p>
@@ -4066,7 +4240,7 @@
           <w:color w:val="1D4ED8"/>
           <w:sz w:val="33"/>
         </w:rPr>
-        <w:t>幻灯片 18｜Prada × Phoebe Philo：两种方式重新定义“女性化”</w:t>
+        <w:t>幻灯片 19｜Prada × Phoebe Philo：两种方式重新定义“女性化”</w:t>
       </w:r>
     </w:p>
     <w:p>
@@ -4229,7 +4403,70 @@
           <w:color w:val="1D4ED8"/>
           <w:sz w:val="33"/>
         </w:rPr>
-        <w:t>幻灯片 19｜不要问“我能抄什么”，要问“它解决了什么”</w:t>
+        <w:t xml:space="preserve">幻灯片 20｜没听过的名字，才看得出你有没有方法</w:t>
+      </w:r>
+    </w:p>
+    <w:p>
+      <w:pPr>
+        <w:pStyle w:val="164"/>
+        <w:ind w:firstLine="0"/>
+        <w:rPr>
+          <w:rFonts w:hint="eastAsia" w:ascii="DengXian" w:hAnsi="DengXian" w:eastAsia="DengXian" w:cs="DengXian"/>
+        </w:rPr>
+      </w:pPr>
+      <w:r>
+        <w:rPr>
+          <w:rFonts w:hint="eastAsia" w:ascii="DengXian" w:hAnsi="DengXian" w:eastAsia="DengXian" w:cs="DengXian"/>
+        </w:rPr>
+        <w:t xml:space="preserve">前两页是川久保玲、Prada、Philo——名字先替你说了一半。这三位是 2026 年刚被点名的新面孔：Dreaming Eli、George Trochopoulos、Aisling Camps。名字帮不上忙，只剩图，和你自己的那句话。</w:t>
+      </w:r>
+    </w:p>
+    <w:p>
+      <w:pPr>
+        <w:pStyle w:val="164"/>
+        <w:ind w:firstLine="0"/>
+        <w:rPr>
+          <w:rFonts w:hint="eastAsia" w:ascii="DengXian" w:hAnsi="DengXian" w:eastAsia="DengXian" w:cs="DengXian"/>
+        </w:rPr>
+      </w:pPr>
+      <w:r>
+        <w:rPr>
+          <w:rFonts w:hint="eastAsia" w:ascii="DengXian" w:hAnsi="DengXian" w:eastAsia="DengXian" w:cs="DengXian"/>
+        </w:rPr>
+        <w:t xml:space="preserve">红色那一句是媒体写的：“ultra romantic pieces”、“knitwear that straddles the subversive and the obscure”，还有用“机械工程背景”来解释她的针织。每一句都问同一个问题：它能在图上指出哪一条线？指不出来，它就只是标签。</w:t>
+      </w:r>
+    </w:p>
+    <w:p>
+      <w:pPr>
+        <w:pStyle w:val="164"/>
+        <w:ind w:firstLine="0"/>
+        <w:rPr>
+          <w:rFonts w:hint="eastAsia" w:ascii="DengXian" w:hAnsi="DengXian" w:eastAsia="DengXian" w:cs="DengXian"/>
+        </w:rPr>
+      </w:pPr>
+      <w:r>
+        <w:rPr>
+          <w:rFonts w:hint="eastAsia" w:ascii="DengXian" w:hAnsi="DengXian" w:eastAsia="DengXian" w:cs="DengXian"/>
+        </w:rPr>
+        <w:t xml:space="preserve">蓝色那一行是你要写的：“这件在＿＿轴上取＿＿一侧，用＿＿实现。”说不出来就回去看图，不要换一个形容词凑数。</w:t>
+      </w:r>
+    </w:p>
+    <w:p>
+      <w:pPr>
+        <w:pStyle w:val="166"/>
+        <w:pageBreakBefore/>
+        <w:rPr>
+          <w:rFonts w:hint="eastAsia" w:ascii="DengXian" w:hAnsi="DengXian" w:eastAsia="DengXian" w:cs="DengXian"/>
+        </w:rPr>
+      </w:pPr>
+      <w:r>
+        <w:rPr>
+          <w:rFonts w:hint="eastAsia" w:ascii="DengXian" w:hAnsi="DengXian" w:eastAsia="DengXian" w:cs="DengXian"/>
+          <w:b/>
+          <w:color w:val="1D4ED8"/>
+          <w:sz w:val="33"/>
+        </w:rPr>
+        <w:t>幻灯片 21｜不要问“我能抄什么”，要问“它解决了什么”</w:t>
       </w:r>
     </w:p>
     <w:p>
@@ -4392,7 +4629,7 @@
           <w:color w:val="1D4ED8"/>
           <w:sz w:val="33"/>
         </w:rPr>
-        <w:t>幻灯片 20｜Ao Yes：当代女装如何重新定义“女性化”？</w:t>
+        <w:t>幻灯片 22｜Ao Yes：当代女装如何重新定义“女性化”？</w:t>
       </w:r>
     </w:p>
     <w:p>
@@ -4555,7 +4792,7 @@
           <w:color w:val="1D4ED8"/>
           <w:sz w:val="33"/>
         </w:rPr>
-        <w:t>幻灯片 21｜“女性化”不是一个可执行的设计标准</w:t>
+        <w:t>补充资料（课后查阅） A05｜“女性化”不是一个可执行的设计标准</w:t>
       </w:r>
     </w:p>
     <w:p>
@@ -4718,7 +4955,7 @@
           <w:color w:val="1D4ED8"/>
           <w:sz w:val="33"/>
         </w:rPr>
-        <w:t>幻灯片 22｜五步完成一个设计师原理分析</w:t>
+        <w:t>幻灯片 23｜五步完成一个设计师原理分析</w:t>
       </w:r>
     </w:p>
     <w:p>
@@ -4881,7 +5118,70 @@
           <w:color w:val="1D4ED8"/>
           <w:sz w:val="33"/>
         </w:rPr>
-        <w:t>幻灯片 23｜AI不是代做者，而是需要被审计的第二视角</w:t>
+        <w:t xml:space="preserve">幻灯片 24｜A-0 ～ A-5：AI 只占其中一格</w:t>
+      </w:r>
+    </w:p>
+    <w:p>
+      <w:pPr>
+        <w:pStyle w:val="164"/>
+        <w:ind w:firstLine="0"/>
+        <w:rPr>
+          <w:rFonts w:hint="eastAsia" w:ascii="DengXian" w:hAnsi="DengXian" w:eastAsia="DengXian" w:cs="DengXian"/>
+        </w:rPr>
+      </w:pPr>
+      <w:r>
+        <w:rPr>
+          <w:rFonts w:hint="eastAsia" w:ascii="DengXian" w:hAnsi="DengXian" w:eastAsia="DengXian" w:cs="DengXian"/>
+        </w:rPr>
+        <w:t xml:space="preserve">这不是一条直线。A-0（人工基线）和 A-1（AI 任务）各自独立产生，在 A-2 汇合才开始比较，然后才是 A-3 诊断、A-4 修正、A-5 决定。</w:t>
+      </w:r>
+    </w:p>
+    <w:p>
+      <w:pPr>
+        <w:pStyle w:val="164"/>
+        <w:ind w:firstLine="0"/>
+        <w:rPr>
+          <w:rFonts w:hint="eastAsia" w:ascii="DengXian" w:hAnsi="DengXian" w:eastAsia="DengXian" w:cs="DengXian"/>
+        </w:rPr>
+      </w:pPr>
+      <w:r>
+        <w:rPr>
+          <w:rFonts w:hint="eastAsia" w:ascii="DengXian" w:hAnsi="DengXian" w:eastAsia="DengXian" w:cs="DengXian"/>
+        </w:rPr>
+        <w:t xml:space="preserve">六步各留一份可查的痕迹：草图照片＋完成时间、工具名＋提示词全文、两栏对照表、划出问题句的标注版、改写后的句子＋修改理由、决定清单。</w:t>
+      </w:r>
+    </w:p>
+    <w:p>
+      <w:pPr>
+        <w:pStyle w:val="164"/>
+        <w:ind w:firstLine="0"/>
+        <w:rPr>
+          <w:rFonts w:hint="eastAsia" w:ascii="DengXian" w:hAnsi="DengXian" w:eastAsia="DengXian" w:cs="DengXian"/>
+        </w:rPr>
+      </w:pPr>
+      <w:r>
+        <w:rPr>
+          <w:rFonts w:hint="eastAsia" w:ascii="DengXian" w:hAnsi="DengXian" w:eastAsia="DengXian" w:cs="DengXian"/>
+        </w:rPr>
+        <w:t xml:space="preserve">没有 A-0 的 AI 输出不计分。A3 原理板 D 栏要交的“人工基线草图”，指的就是 A-0 这一版。</w:t>
+      </w:r>
+    </w:p>
+    <w:p>
+      <w:pPr>
+        <w:pStyle w:val="166"/>
+        <w:pageBreakBefore/>
+        <w:rPr>
+          <w:rFonts w:hint="eastAsia" w:ascii="DengXian" w:hAnsi="DengXian" w:eastAsia="DengXian" w:cs="DengXian"/>
+        </w:rPr>
+      </w:pPr>
+      <w:r>
+        <w:rPr>
+          <w:rFonts w:hint="eastAsia" w:ascii="DengXian" w:hAnsi="DengXian" w:eastAsia="DengXian" w:cs="DengXian"/>
+          <w:b/>
+          <w:color w:val="1D4ED8"/>
+          <w:sz w:val="33"/>
+        </w:rPr>
+        <w:t>幻灯片 25｜AI不是代做者，而是需要被审计的第二视角</w:t>
       </w:r>
     </w:p>
     <w:p>
@@ -4990,7 +5290,7 @@
           <w:color w:val="151515"/>
           <w:sz w:val="20"/>
         </w:rPr>
-        <w:t>幻灯片 24｜原理卡＝五栏：先看一张填好的</w:t>
+        <w:t>幻灯片 26｜原理卡＝五栏：先看一张填好的</w:t>
       </w:r>
     </w:p>
     <w:p>
@@ -5208,7 +5508,7 @@
                 <w:color w:val="151515"/>
                 <w:sz w:val="21"/>
               </w:rPr>
-              <w:t>现在把方法立刻用起来。先做一张八分钟的历史成因卡。</w:t>
+              <w:t>现在把方法立刻用起来——先看 AI 在这条链里到底占哪一格。</w:t>
             </w:r>
           </w:p>
         </w:tc>
@@ -5229,556 +5529,7 @@
           <w:color w:val="1D4ED8"/>
           <w:sz w:val="33"/>
         </w:rPr>
-        <w:t>幻灯片 25｜8分钟：完成一张历史成因卡</w:t>
-      </w:r>
-    </w:p>
-    <w:p>
-      <w:pPr>
-        <w:pStyle w:val="167"/>
-        <w:rPr>
-          <w:rFonts w:hint="eastAsia" w:ascii="DengXian" w:hAnsi="DengXian" w:eastAsia="DengXian" w:cs="DengXian"/>
-        </w:rPr>
-      </w:pPr>
-      <w:r>
-        <w:rPr>
-          <w:rFonts w:hint="eastAsia" w:ascii="DengXian" w:hAnsi="DengXian" w:eastAsia="DengXian" w:cs="DengXian"/>
-          <w:b/>
-          <w:color w:val="59616D"/>
-          <w:sz w:val="19"/>
-        </w:rPr>
-        <w:t>建议时间：8–10分钟　｜　课堂功能：课堂微练</w:t>
-      </w:r>
-    </w:p>
-    <w:p>
-      <w:pPr>
-        <w:pStyle w:val="164"/>
-        <w:ind w:firstLine="420"/>
-        <w:rPr>
-          <w:rFonts w:hint="eastAsia" w:ascii="DengXian" w:hAnsi="DengXian" w:eastAsia="DengXian" w:cs="DengXian"/>
-        </w:rPr>
-      </w:pPr>
-      <w:r>
-        <w:rPr>
-          <w:rFonts w:hint="eastAsia" w:ascii="DengXian" w:hAnsi="DengXian" w:eastAsia="DengXian" w:cs="DengXian"/>
-        </w:rPr>
-        <w:t>现在开始八分钟微练。请从刚才的历史或设计师案例中选择一组。只写可观察证据，不要写大段背景，也不要只写“灵感来自某某设计师”。</w:t>
-      </w:r>
-    </w:p>
-    <w:p>
-      <w:pPr>
-        <w:pStyle w:val="164"/>
-        <w:ind w:firstLine="0"/>
-        <w:rPr>
-          <w:rFonts w:hint="eastAsia" w:ascii="DengXian" w:hAnsi="DengXian" w:eastAsia="DengXian" w:cs="DengXian"/>
-        </w:rPr>
-      </w:pPr>
-      <w:r>
-        <w:rPr>
-          <w:rFonts w:hint="eastAsia" w:ascii="DengXian" w:hAnsi="DengXian" w:eastAsia="DengXian" w:cs="DengXian"/>
-        </w:rPr>
-        <w:t>前两分钟，圈出一个轮廓关系，并用箭头标注。你可以选择贴合和离体、支撑和垂坠、暴露和覆盖中的一组。</w:t>
-      </w:r>
-    </w:p>
-    <w:p>
-      <w:pPr>
-        <w:pStyle w:val="164"/>
-        <w:ind w:firstLine="0"/>
-        <w:rPr>
-          <w:rFonts w:hint="eastAsia" w:ascii="DengXian" w:hAnsi="DengXian" w:eastAsia="DengXian" w:cs="DengXian"/>
-        </w:rPr>
-      </w:pPr>
-      <w:r>
-        <w:rPr>
-          <w:rFonts w:hint="eastAsia" w:ascii="DengXian" w:hAnsi="DengXian" w:eastAsia="DengXian" w:cs="DengXian"/>
-        </w:rPr>
-        <w:t>第二个两分钟，指出体积或线条的来源。请写成结构句，例如“肩部离体体积由外扩裁片、硬挺材料和内部支撑共同形成”。如果无法从图片确认，请写“待验证”，不要猜。</w:t>
-      </w:r>
-    </w:p>
-    <w:p>
-      <w:pPr>
-        <w:pStyle w:val="164"/>
-        <w:ind w:firstLine="0"/>
-        <w:rPr>
-          <w:rFonts w:hint="eastAsia" w:ascii="DengXian" w:hAnsi="DengXian" w:eastAsia="DengXian" w:cs="DengXian"/>
-        </w:rPr>
-      </w:pPr>
-      <w:r>
-        <w:rPr>
-          <w:rFonts w:hint="eastAsia" w:ascii="DengXian" w:hAnsi="DengXian" w:eastAsia="DengXian" w:cs="DengXian"/>
-        </w:rPr>
-        <w:t>第三个两分钟，把形式连接到一个时代问题，例如行动空间、资源条件、职业身份、青年文化或身体标准。</w:t>
-      </w:r>
-    </w:p>
-    <w:p>
-      <w:pPr>
-        <w:pStyle w:val="164"/>
-        <w:ind w:firstLine="0"/>
-        <w:rPr>
-          <w:rFonts w:hint="eastAsia" w:ascii="DengXian" w:hAnsi="DengXian" w:eastAsia="DengXian" w:cs="DengXian"/>
-        </w:rPr>
-      </w:pPr>
-      <w:r>
-        <w:rPr>
-          <w:rFonts w:hint="eastAsia" w:ascii="DengXian" w:hAnsi="DengXian" w:eastAsia="DengXian" w:cs="DengXian"/>
-        </w:rPr>
-        <w:t>最后两分钟，写出一个当代转译。它必须是一个新条件，例如改变使用者、场景、材料或动作需求，并说明下周怎样验证。</w:t>
-      </w:r>
-    </w:p>
-    <w:p>
-      <w:pPr>
-        <w:pStyle w:val="164"/>
-        <w:ind w:firstLine="0"/>
-        <w:rPr>
-          <w:rFonts w:hint="eastAsia" w:ascii="DengXian" w:hAnsi="DengXian" w:eastAsia="DengXian" w:cs="DengXian"/>
-        </w:rPr>
-      </w:pPr>
-      <w:r>
-        <w:rPr>
-          <w:rFonts w:hint="eastAsia" w:ascii="DengXian" w:hAnsi="DengXian" w:eastAsia="DengXian" w:cs="DengXian"/>
-        </w:rPr>
-        <w:t>最终输出是一张A4原理卡。请记住，写“灵感来源于某设计师”不算完成，必须写清楚你提取了什么原理。现在开始。</w:t>
-      </w:r>
-    </w:p>
-    <w:tbl>
-      <w:tblPr>
-        <w:tblStyle w:val="32"/>
-        <w:tblW w:w="0" w:type="auto"/>
-        <w:jc w:val="center"/>
-        <w:tblLayout w:type="autofit"/>
-        <w:tblCellMar>
-          <w:top w:w="0" w:type="dxa"/>
-          <w:left w:w="108" w:type="dxa"/>
-          <w:bottom w:w="0" w:type="dxa"/>
-          <w:right w:w="108" w:type="dxa"/>
-        </w:tblCellMar>
-      </w:tblPr>
-      <w:tblGrid>
-        <w:gridCol w:w="9524"/>
-      </w:tblGrid>
-      <w:tr>
-        <w:tblPrEx>
-          <w:tblCellMar>
-            <w:top w:w="0" w:type="dxa"/>
-            <w:left w:w="108" w:type="dxa"/>
-            <w:bottom w:w="0" w:type="dxa"/>
-            <w:right w:w="108" w:type="dxa"/>
-          </w:tblCellMar>
-        </w:tblPrEx>
-        <w:trPr>
-          <w:jc w:val="center"/>
-        </w:trPr>
-        <w:tc>
-          <w:tcPr>
-            <w:tcW w:w="9524" w:type="dxa"/>
-            <w:shd w:val="clear" w:color="auto" w:fill="ECFDF5"/>
-            <w:tcMar>
-              <w:top w:w="90" w:type="dxa"/>
-              <w:left w:w="160" w:type="dxa"/>
-              <w:bottom w:w="90" w:type="dxa"/>
-              <w:right w:w="160" w:type="dxa"/>
-            </w:tcMar>
-          </w:tcPr>
-          <w:p>
-            <w:pPr>
-              <w:spacing w:after="0"/>
-              <w:rPr>
-                <w:rFonts w:hint="eastAsia" w:ascii="DengXian" w:hAnsi="DengXian" w:eastAsia="DengXian" w:cs="DengXian"/>
-              </w:rPr>
-            </w:pPr>
-            <w:r>
-              <w:rPr>
-                <w:rFonts w:hint="eastAsia" w:ascii="DengXian" w:hAnsi="DengXian" w:eastAsia="DengXian" w:cs="DengXian"/>
-                <w:b/>
-                <w:color w:val="047857"/>
-                <w:sz w:val="21"/>
-              </w:rPr>
-              <w:t xml:space="preserve">【转场语】 </w:t>
-            </w:r>
-            <w:r>
-              <w:rPr>
-                <w:rFonts w:hint="eastAsia" w:ascii="DengXian" w:hAnsi="DengXian" w:eastAsia="DengXian" w:cs="DengXian"/>
-                <w:i w:val="0"/>
-                <w:color w:val="151515"/>
-                <w:sz w:val="21"/>
-              </w:rPr>
-              <w:t>原理卡解决的是“我从历史中提取什么”。下一步要进一步比较两个立场，形成自己的选择。</w:t>
-            </w:r>
-          </w:p>
-        </w:tc>
-      </w:tr>
-    </w:tbl>
-    <w:p>
-      <w:pPr>
-        <w:pStyle w:val="166"/>
-        <w:pageBreakBefore/>
-        <w:rPr>
-          <w:rFonts w:hint="eastAsia" w:ascii="DengXian" w:hAnsi="DengXian" w:eastAsia="DengXian" w:cs="DengXian"/>
-        </w:rPr>
-      </w:pPr>
-      <w:r>
-        <w:rPr>
-          <w:rFonts w:hint="eastAsia" w:ascii="DengXian" w:hAnsi="DengXian" w:eastAsia="DengXian" w:cs="DengXian"/>
-          <w:b/>
-          <w:color w:val="1D4ED8"/>
-          <w:sz w:val="33"/>
-        </w:rPr>
-        <w:t>幻灯片 26｜18分钟：12分钟个人定位＋6分钟同伴追问</w:t>
-      </w:r>
-    </w:p>
-    <w:p>
-      <w:pPr>
-        <w:pStyle w:val="167"/>
-        <w:rPr>
-          <w:rFonts w:hint="eastAsia" w:ascii="DengXian" w:hAnsi="DengXian" w:eastAsia="DengXian" w:cs="DengXian"/>
-        </w:rPr>
-      </w:pPr>
-      <w:r>
-        <w:rPr>
-          <w:rFonts w:hint="eastAsia" w:ascii="DengXian" w:hAnsi="DengXian" w:eastAsia="DengXian" w:cs="DengXian"/>
-          <w:b/>
-          <w:color w:val="59616D"/>
-          <w:sz w:val="19"/>
-        </w:rPr>
-        <w:t>建议时间：18–20分钟　｜　课堂功能：个人立场形成与同伴讲评</w:t>
-      </w:r>
-    </w:p>
-    <w:p>
-      <w:pPr>
-        <w:pStyle w:val="164"/>
-        <w:ind w:firstLine="420"/>
-        <w:rPr>
-          <w:rFonts w:hint="eastAsia" w:ascii="DengXian" w:hAnsi="DengXian" w:eastAsia="DengXian" w:cs="DengXian"/>
-        </w:rPr>
-      </w:pPr>
-      <w:r>
-        <w:rPr>
-          <w:rFonts w:hint="eastAsia" w:ascii="DengXian" w:hAnsi="DengXian" w:eastAsia="DengXian" w:cs="DengXian"/>
-        </w:rPr>
-        <w:t>接下来做十八分钟个人定位。输出不是“我最喜欢谁”，而是“我选择哪一种身体—服装关系，以及为什么”。</w:t>
-      </w:r>
-    </w:p>
-    <w:p>
-      <w:pPr>
-        <w:pStyle w:val="164"/>
-        <w:ind w:firstLine="0"/>
-        <w:rPr>
-          <w:rFonts w:hint="eastAsia" w:ascii="DengXian" w:hAnsi="DengXian" w:eastAsia="DengXian" w:cs="DengXian"/>
-        </w:rPr>
-      </w:pPr>
-      <w:r>
-        <w:rPr>
-          <w:rFonts w:hint="eastAsia" w:ascii="DengXian" w:hAnsi="DengXian" w:eastAsia="DengXian" w:cs="DengXian"/>
-        </w:rPr>
-        <w:t>第一组三分钟，从教师提供的案例中选择两个立场明显不同的设计师。每位设计师确认五套造型并编号。不要只选一张，因为单张图不能证明系列原理。</w:t>
-      </w:r>
-    </w:p>
-    <w:p>
-      <w:pPr>
-        <w:pStyle w:val="164"/>
-        <w:ind w:firstLine="0"/>
-        <w:rPr>
-          <w:rFonts w:hint="eastAsia" w:ascii="DengXian" w:hAnsi="DengXian" w:eastAsia="DengXian" w:cs="DengXian"/>
-        </w:rPr>
-      </w:pPr>
-      <w:r>
-        <w:rPr>
-          <w:rFonts w:hint="eastAsia" w:ascii="DengXian" w:hAnsi="DengXian" w:eastAsia="DengXian" w:cs="DengXian"/>
-        </w:rPr>
-        <w:t>第二组三分钟，分别写出两组反复出现的身体—服装原理。请使用贴合、离体、支撑、垂坠、暴露、覆盖、包裹、开合、体积偏移等具体词。</w:t>
-      </w:r>
-    </w:p>
-    <w:p>
-      <w:pPr>
-        <w:pStyle w:val="164"/>
-        <w:ind w:firstLine="0"/>
-        <w:rPr>
-          <w:rFonts w:hint="eastAsia" w:ascii="DengXian" w:hAnsi="DengXian" w:eastAsia="DengXian" w:cs="DengXian"/>
-        </w:rPr>
-      </w:pPr>
-      <w:r>
-        <w:rPr>
-          <w:rFonts w:hint="eastAsia" w:ascii="DengXian" w:hAnsi="DengXian" w:eastAsia="DengXian" w:cs="DengXian"/>
-        </w:rPr>
-        <w:t>第三组三分钟，指出两组在结构、文化或时代判断上的冲突。例如，一个以偏移体积扰动标准身体，另一个以身体余量和口袋支持日常自主性。</w:t>
-      </w:r>
-    </w:p>
-    <w:p>
-      <w:pPr>
-        <w:pStyle w:val="164"/>
-        <w:ind w:firstLine="0"/>
-        <w:rPr>
-          <w:rFonts w:hint="eastAsia" w:ascii="DengXian" w:hAnsi="DengXian" w:eastAsia="DengXian" w:cs="DengXian"/>
-        </w:rPr>
-      </w:pPr>
-      <w:r>
-        <w:rPr>
-          <w:rFonts w:hint="eastAsia" w:ascii="DengXian" w:hAnsi="DengXian" w:eastAsia="DengXian" w:cs="DengXian"/>
-        </w:rPr>
-        <w:t>第四组三分钟，形成你的个人立场句，并写下第02周的验证动作。句式可以是：“我更关注什么身体问题；我选择什么原理；我会用什么图和什么立体测试验证。”</w:t>
-      </w:r>
-    </w:p>
-    <w:p>
-      <w:pPr>
-        <w:pStyle w:val="164"/>
-        <w:ind w:firstLine="0"/>
-        <w:rPr>
-          <w:rFonts w:hint="eastAsia" w:ascii="DengXian" w:hAnsi="DengXian" w:eastAsia="DengXian" w:cs="DengXian"/>
-        </w:rPr>
-      </w:pPr>
-      <w:r>
-        <w:rPr>
-          <w:rFonts w:hint="eastAsia" w:ascii="DengXian" w:hAnsi="DengXian" w:eastAsia="DengXian" w:cs="DengXian"/>
-        </w:rPr>
-        <w:t>最后六分钟，两人一组互相追问。只问四类问题：证据在哪里；形式和时代条件如何连接；术语是否准确、有没有把文化压成标签；下周怎样转成图纸和立体测试。每个人必须记录同伴提出的一条修正。现在开始。</w:t>
-      </w:r>
-    </w:p>
-    <w:tbl>
-      <w:tblPr>
-        <w:tblStyle w:val="32"/>
-        <w:tblW w:w="0" w:type="auto"/>
-        <w:jc w:val="center"/>
-        <w:tblLayout w:type="autofit"/>
-        <w:tblCellMar>
-          <w:top w:w="0" w:type="dxa"/>
-          <w:left w:w="108" w:type="dxa"/>
-          <w:bottom w:w="0" w:type="dxa"/>
-          <w:right w:w="108" w:type="dxa"/>
-        </w:tblCellMar>
-      </w:tblPr>
-      <w:tblGrid>
-        <w:gridCol w:w="9524"/>
-      </w:tblGrid>
-      <w:tr>
-        <w:tblPrEx>
-          <w:tblCellMar>
-            <w:top w:w="0" w:type="dxa"/>
-            <w:left w:w="108" w:type="dxa"/>
-            <w:bottom w:w="0" w:type="dxa"/>
-            <w:right w:w="108" w:type="dxa"/>
-          </w:tblCellMar>
-        </w:tblPrEx>
-        <w:trPr>
-          <w:jc w:val="center"/>
-        </w:trPr>
-        <w:tc>
-          <w:tcPr>
-            <w:tcW w:w="9524" w:type="dxa"/>
-            <w:shd w:val="clear" w:color="auto" w:fill="ECFDF5"/>
-            <w:tcMar>
-              <w:top w:w="90" w:type="dxa"/>
-              <w:left w:w="160" w:type="dxa"/>
-              <w:bottom w:w="90" w:type="dxa"/>
-              <w:right w:w="160" w:type="dxa"/>
-            </w:tcMar>
-          </w:tcPr>
-          <w:p>
-            <w:pPr>
-              <w:spacing w:after="0"/>
-              <w:rPr>
-                <w:rFonts w:hint="eastAsia" w:ascii="DengXian" w:hAnsi="DengXian" w:eastAsia="DengXian" w:cs="DengXian"/>
-              </w:rPr>
-            </w:pPr>
-            <w:r>
-              <w:rPr>
-                <w:rFonts w:hint="eastAsia" w:ascii="DengXian" w:hAnsi="DengXian" w:eastAsia="DengXian" w:cs="DengXian"/>
-                <w:b/>
-                <w:color w:val="047857"/>
-                <w:sz w:val="21"/>
-              </w:rPr>
-              <w:t xml:space="preserve">【转场语】 </w:t>
-            </w:r>
-            <w:r>
-              <w:rPr>
-                <w:rFonts w:hint="eastAsia" w:ascii="DengXian" w:hAnsi="DengXian" w:eastAsia="DengXian" w:cs="DengXian"/>
-                <w:i w:val="0"/>
-                <w:color w:val="151515"/>
-                <w:sz w:val="21"/>
-              </w:rPr>
-              <w:t>你们刚才形成的立场和原理，不是一次课堂小练，它们会进入期末同一套评价标准。</w:t>
-            </w:r>
-          </w:p>
-        </w:tc>
-      </w:tr>
-    </w:tbl>
-    <w:p>
-      <w:pPr>
-        <w:pStyle w:val="166"/>
-        <w:pageBreakBefore/>
-        <w:rPr>
-          <w:rFonts w:hint="eastAsia" w:ascii="DengXian" w:hAnsi="DengXian" w:eastAsia="DengXian" w:cs="DengXian"/>
-        </w:rPr>
-      </w:pPr>
-      <w:r>
-        <w:rPr>
-          <w:rFonts w:hint="eastAsia" w:ascii="DengXian" w:hAnsi="DengXian" w:eastAsia="DengXian" w:cs="DengXian"/>
-          <w:b/>
-          <w:color w:val="1D4ED8"/>
-          <w:sz w:val="33"/>
-        </w:rPr>
-        <w:t>幻灯片 27｜本周成果将进入同一套六项终期评价</w:t>
-      </w:r>
-    </w:p>
-    <w:p>
-      <w:pPr>
-        <w:pStyle w:val="167"/>
-        <w:rPr>
-          <w:rFonts w:hint="eastAsia" w:ascii="DengXian" w:hAnsi="DengXian" w:eastAsia="DengXian" w:cs="DengXian"/>
-        </w:rPr>
-      </w:pPr>
-      <w:r>
-        <w:rPr>
-          <w:rFonts w:hint="eastAsia" w:ascii="DengXian" w:hAnsi="DengXian" w:eastAsia="DengXian" w:cs="DengXian"/>
-          <w:b/>
-          <w:color w:val="59616D"/>
-          <w:sz w:val="19"/>
-        </w:rPr>
-        <w:t>建议时间：1–2分钟　｜　课堂功能：把本周训练连接期末考核</w:t>
-      </w:r>
-    </w:p>
-    <w:p>
-      <w:pPr>
-        <w:pStyle w:val="164"/>
-        <w:ind w:firstLine="420"/>
-        <w:rPr>
-          <w:rFonts w:hint="eastAsia" w:ascii="DengXian" w:hAnsi="DengXian" w:eastAsia="DengXian" w:cs="DengXian"/>
-        </w:rPr>
-      </w:pPr>
-      <w:r>
-        <w:rPr>
-          <w:rFonts w:hint="eastAsia" w:ascii="DengXian" w:hAnsi="DengXian" w:eastAsia="DengXian" w:cs="DengXian"/>
-        </w:rPr>
-        <w:t>期末评价有六项：时代性和创意、趋势性和元素、当代女性适配、整体造型美感、市场和定位、统一和丰富。</w:t>
-      </w:r>
-    </w:p>
-    <w:p>
-      <w:pPr>
-        <w:pStyle w:val="164"/>
-        <w:ind w:firstLine="0"/>
-        <w:rPr>
-          <w:rFonts w:hint="eastAsia" w:ascii="DengXian" w:hAnsi="DengXian" w:eastAsia="DengXian" w:cs="DengXian"/>
-        </w:rPr>
-      </w:pPr>
-      <w:r>
-        <w:rPr>
-          <w:rFonts w:hint="eastAsia" w:ascii="DengXian" w:hAnsi="DengXian" w:eastAsia="DengXian" w:cs="DengXian"/>
-        </w:rPr>
-        <w:t>今天做的历史成因和个人立场，直接进入“时代性与创意”；元素提取是否有来源，进入“趋势性与元素”；身体和动作问题，进入“当代女性适配”；比例、材料和细节，进入“整体造型美感”。</w:t>
-      </w:r>
-    </w:p>
-    <w:p>
-      <w:pPr>
-        <w:pStyle w:val="164"/>
-        <w:ind w:firstLine="0"/>
-        <w:rPr>
-          <w:rFonts w:hint="eastAsia" w:ascii="DengXian" w:hAnsi="DengXian" w:eastAsia="DengXian" w:cs="DengXian"/>
-        </w:rPr>
-      </w:pPr>
-      <w:r>
-        <w:rPr>
-          <w:rFonts w:hint="eastAsia" w:ascii="DengXian" w:hAnsi="DengXian" w:eastAsia="DengXian" w:cs="DengXian"/>
-        </w:rPr>
-        <w:t>市场和定位要求你说明顾客、价格、品类和使用情境的边界。它不等于所有作品都必须商业化，而是你的设计必须知道自己服务谁、在什么条件下成立。</w:t>
-      </w:r>
-    </w:p>
-    <w:p>
-      <w:pPr>
-        <w:pStyle w:val="164"/>
-        <w:ind w:firstLine="0"/>
-        <w:rPr>
-          <w:rFonts w:hint="eastAsia" w:ascii="DengXian" w:hAnsi="DengXian" w:eastAsia="DengXian" w:cs="DengXian"/>
-        </w:rPr>
-      </w:pPr>
-      <w:r>
-        <w:rPr>
-          <w:rFonts w:hint="eastAsia" w:ascii="DengXian" w:hAnsi="DengXian" w:eastAsia="DengXian" w:cs="DengXian"/>
-        </w:rPr>
-        <w:t>最后，“统一与丰富”要求系列有共同DNA，同时不能五套完全复制。今天要求看同一设计师五套，就是在训练大家识别统一和变化。</w:t>
-      </w:r>
-    </w:p>
-    <w:tbl>
-      <w:tblPr>
-        <w:tblStyle w:val="32"/>
-        <w:tblW w:w="0" w:type="auto"/>
-        <w:jc w:val="center"/>
-        <w:tblLayout w:type="autofit"/>
-        <w:tblCellMar>
-          <w:top w:w="0" w:type="dxa"/>
-          <w:left w:w="108" w:type="dxa"/>
-          <w:bottom w:w="0" w:type="dxa"/>
-          <w:right w:w="108" w:type="dxa"/>
-        </w:tblCellMar>
-      </w:tblPr>
-      <w:tblGrid>
-        <w:gridCol w:w="9524"/>
-      </w:tblGrid>
-      <w:tr>
-        <w:tblPrEx>
-          <w:tblCellMar>
-            <w:top w:w="0" w:type="dxa"/>
-            <w:left w:w="108" w:type="dxa"/>
-            <w:bottom w:w="0" w:type="dxa"/>
-            <w:right w:w="108" w:type="dxa"/>
-          </w:tblCellMar>
-        </w:tblPrEx>
-        <w:trPr>
-          <w:jc w:val="center"/>
-        </w:trPr>
-        <w:tc>
-          <w:tcPr>
-            <w:tcW w:w="9524" w:type="dxa"/>
-            <w:shd w:val="clear" w:color="auto" w:fill="ECFDF5"/>
-            <w:tcMar>
-              <w:top w:w="90" w:type="dxa"/>
-              <w:left w:w="160" w:type="dxa"/>
-              <w:bottom w:w="90" w:type="dxa"/>
-              <w:right w:w="160" w:type="dxa"/>
-            </w:tcMar>
-          </w:tcPr>
-          <w:p>
-            <w:pPr>
-              <w:spacing w:after="0"/>
-              <w:rPr>
-                <w:rFonts w:hint="eastAsia" w:ascii="DengXian" w:hAnsi="DengXian" w:eastAsia="DengXian" w:cs="DengXian"/>
-              </w:rPr>
-            </w:pPr>
-            <w:r>
-              <w:rPr>
-                <w:rFonts w:hint="eastAsia" w:ascii="DengXian" w:hAnsi="DengXian" w:eastAsia="DengXian" w:cs="DengXian"/>
-                <w:b/>
-                <w:color w:val="047857"/>
-                <w:sz w:val="21"/>
-              </w:rPr>
-              <w:t xml:space="preserve">【转场语】 </w:t>
-            </w:r>
-            <w:r>
-              <w:rPr>
-                <w:rFonts w:hint="eastAsia" w:ascii="DengXian" w:hAnsi="DengXian" w:eastAsia="DengXian" w:cs="DengXian"/>
-                <w:i w:val="0"/>
-                <w:color w:val="151515"/>
-                <w:sz w:val="21"/>
-              </w:rPr>
-              <w:t>下面说明这周形成性评价和A3作业。</w:t>
-            </w:r>
-          </w:p>
-        </w:tc>
-      </w:tr>
-    </w:tbl>
-    <w:p>
-      <w:pPr>
-        <w:pStyle w:val="166"/>
-        <w:pageBreakBefore/>
-        <w:rPr>
-          <w:rFonts w:hint="eastAsia" w:ascii="DengXian" w:hAnsi="DengXian" w:eastAsia="DengXian" w:cs="DengXian"/>
-        </w:rPr>
-      </w:pPr>
-      <w:r>
-        <w:rPr>
-          <w:rFonts w:hint="eastAsia" w:ascii="DengXian" w:hAnsi="DengXian" w:eastAsia="DengXian" w:cs="DengXian"/>
-          <w:b/>
-          <w:color w:val="1D4ED8"/>
-          <w:sz w:val="33"/>
-        </w:rPr>
-        <w:t>幻灯片 28｜第01周检查：从“喜欢”进入“可复核的判断”</w:t>
+        <w:t>幻灯片 27｜第01周检查：从“喜欢”进入“可复核的判断”</w:t>
       </w:r>
     </w:p>
     <w:p>
@@ -5941,6 +5692,84 @@
         </w:tc>
       </w:tr>
     </w:tbl>
+    <w:p>
+      <w:pPr>
+        <w:pStyle w:val="166"/>
+        <w:pageBreakBefore/>
+        <w:rPr>
+          <w:rFonts w:hint="eastAsia" w:ascii="DengXian" w:hAnsi="DengXian" w:eastAsia="DengXian" w:cs="DengXian"/>
+        </w:rPr>
+      </w:pPr>
+      <w:r>
+        <w:rPr>
+          <w:rFonts w:hint="eastAsia" w:ascii="DengXian" w:hAnsi="DengXian" w:eastAsia="DengXian" w:cs="DengXian"/>
+          <w:b/>
+          <w:color w:val="1D4ED8"/>
+          <w:sz w:val="33"/>
+        </w:rPr>
+        <w:t xml:space="preserve">幻灯片 28｜这一次，它可以被反驳</w:t>
+      </w:r>
+    </w:p>
+    <w:p>
+      <w:pPr>
+        <w:pStyle w:val="164"/>
+        <w:ind w:firstLine="0"/>
+        <w:rPr>
+          <w:rFonts w:hint="eastAsia" w:ascii="DengXian" w:hAnsi="DengXian" w:eastAsia="DengXian" w:cs="DengXian"/>
+        </w:rPr>
+      </w:pPr>
+      <w:r>
+        <w:rPr>
+          <w:rFonts w:hint="eastAsia" w:ascii="DengXian" w:hAnsi="DengXian" w:eastAsia="DengXian" w:cs="DengXian"/>
+        </w:rPr>
+        <w:t xml:space="preserve">把第03页那句被划得一个字不剩的话拿回来，用今天的三条轴重写一次：“这套在贴合↔离体轴上取离体一侧，用加宽的肩线与落肩分割实现；证据在第03张的肩点位置。”</w:t>
+      </w:r>
+    </w:p>
+    <w:p>
+      <w:pPr>
+        <w:pStyle w:val="164"/>
+        <w:ind w:firstLine="0"/>
+        <w:rPr>
+          <w:rFonts w:hint="eastAsia" w:ascii="DengXian" w:hAnsi="DengXian" w:eastAsia="DengXian" w:cs="DengXian"/>
+        </w:rPr>
+      </w:pPr>
+      <w:r>
+        <w:rPr>
+          <w:rFonts w:hint="eastAsia" w:ascii="DengXian" w:hAnsi="DengXian" w:eastAsia="DengXian" w:cs="DengXian"/>
+        </w:rPr>
+        <w:t xml:space="preserve">三个都要答得出：哪一边？用什么结构实现？证据在哪？</w:t>
+      </w:r>
+    </w:p>
+    <w:p>
+      <w:pPr>
+        <w:pStyle w:val="164"/>
+        <w:ind w:firstLine="0"/>
+        <w:rPr>
+          <w:rFonts w:hint="eastAsia" w:ascii="DengXian" w:hAnsi="DengXian" w:eastAsia="DengXian" w:cs="DengXian"/>
+        </w:rPr>
+      </w:pPr>
+      <w:r>
+        <w:rPr>
+          <w:rFonts w:hint="eastAsia" w:ascii="DengXian" w:hAnsi="DengXian" w:eastAsia="DengXian" w:cs="DengXian"/>
+        </w:rPr>
+        <w:t xml:space="preserve">这句话可以被反驳——有人可以说“那不是落肩，是垫肩”。能被反驳，才算判断。反过来，“高级”没人能反驳，所以它什么也没说。</w:t>
+      </w:r>
+    </w:p>
+    <w:p>
+      <w:pPr>
+        <w:pStyle w:val="164"/>
+        <w:ind w:firstLine="0"/>
+        <w:rPr>
+          <w:rFonts w:hint="eastAsia" w:ascii="DengXian" w:hAnsi="DengXian" w:eastAsia="DengXian" w:cs="DengXian"/>
+        </w:rPr>
+      </w:pPr>
+      <w:r>
+        <w:rPr>
+          <w:rFonts w:hint="eastAsia" w:ascii="DengXian" w:hAnsi="DengXian" w:eastAsia="DengXian" w:cs="DengXian"/>
+        </w:rPr>
+        <w:t xml:space="preserve">本周作业只做一件事：给你选的那一套，写出这样的一句话。</w:t>
+      </w:r>
+    </w:p>
     <w:p>
       <w:pPr>
         <w:pStyle w:val="166"/>

--- a/docs/jiangao/《女装设计III》第01周_中国大陆课堂完整讲稿_中文.docx
+++ b/docs/jiangao/《女装设计III》第01周_中国大陆课堂完整讲稿_中文.docx
@@ -1222,6 +1222,21 @@
         <w:rPr>
           <w:rFonts w:hint="eastAsia" w:ascii="DengXian" w:hAnsi="DengXian" w:eastAsia="DengXian" w:cs="DengXian"/>
         </w:rPr>
+        <w:t xml:space="preserve">笔记（平时成绩 30 分）：每周一页，三栏——①判断句（要能被反驳）②证据位置（第几张图的哪条线）③下一步动作（下周之前核对什么）。抄板书的那一页不计分。三栏各在哪一页收，页面标题上方标了「笔记 ①②③」。完整口径见补充资料「成绩地图」。</w:t>
+      </w:r>
+    </w:p>
+    <w:p>
+      <w:pPr>
+        <w:pStyle w:val="164"/>
+        <w:ind w:firstLine="0"/>
+        <w:rPr>
+          <w:rFonts w:hint="eastAsia" w:ascii="DengXian" w:hAnsi="DengXian" w:eastAsia="DengXian" w:cs="DengXian"/>
+        </w:rPr>
+      </w:pPr>
+      <w:r>
+        <w:rPr>
+          <w:rFonts w:hint="eastAsia" w:ascii="DengXian" w:hAnsi="DengXian" w:eastAsia="DengXian" w:cs="DengXian"/>
+        </w:rPr>
         <w:t xml:space="preserve">这门课只教一件事：把“我觉得好看”，换成别人能核对的判断。这句话十六周都不会变。</w:t>
       </w:r>
     </w:p>
@@ -4418,6 +4433,21 @@
         <w:rPr>
           <w:rFonts w:hint="eastAsia" w:ascii="DengXian" w:hAnsi="DengXian" w:eastAsia="DengXian" w:cs="DengXian"/>
         </w:rPr>
+        <w:t xml:space="preserve">这一页标题上方标着「笔记 ②证据位置」。你填蓝色那一行的时候，把“第几张图的哪条线”一起写进本周笔记的第②栏。</w:t>
+      </w:r>
+    </w:p>
+    <w:p>
+      <w:pPr>
+        <w:pStyle w:val="164"/>
+        <w:ind w:firstLine="0"/>
+        <w:rPr>
+          <w:rFonts w:hint="eastAsia" w:ascii="DengXian" w:hAnsi="DengXian" w:eastAsia="DengXian" w:cs="DengXian"/>
+        </w:rPr>
+      </w:pPr>
+      <w:r>
+        <w:rPr>
+          <w:rFonts w:hint="eastAsia" w:ascii="DengXian" w:hAnsi="DengXian" w:eastAsia="DengXian" w:cs="DengXian"/>
+        </w:rPr>
         <w:t xml:space="preserve">前两页是川久保玲、Prada、Philo——名字先替你说了一半。这三位是 2026 年刚被点名的新面孔：Dreaming Eli、George Trochopoulos、Aisling Camps。名字帮不上忙，只剩图，和你自己的那句话。</w:t>
       </w:r>
     </w:p>
@@ -5722,6 +5752,21 @@
         <w:rPr>
           <w:rFonts w:hint="eastAsia" w:ascii="DengXian" w:hAnsi="DengXian" w:eastAsia="DengXian" w:cs="DengXian"/>
         </w:rPr>
+        <w:t xml:space="preserve">这一页标题上方标着「笔记 ①判断句」。你在这里写出来的那一句，原样抄进本周笔记的第①栏——它必须是能被反驳的。</w:t>
+      </w:r>
+    </w:p>
+    <w:p>
+      <w:pPr>
+        <w:pStyle w:val="164"/>
+        <w:ind w:firstLine="0"/>
+        <w:rPr>
+          <w:rFonts w:hint="eastAsia" w:ascii="DengXian" w:hAnsi="DengXian" w:eastAsia="DengXian" w:cs="DengXian"/>
+        </w:rPr>
+      </w:pPr>
+      <w:r>
+        <w:rPr>
+          <w:rFonts w:hint="eastAsia" w:ascii="DengXian" w:hAnsi="DengXian" w:eastAsia="DengXian" w:cs="DengXian"/>
+        </w:rPr>
         <w:t xml:space="preserve">把第03页那句被划得一个字不剩的话拿回来，用今天的三条轴重写一次：“这套在贴合↔离体轴上取离体一侧，用加宽的肩线与落肩分割实现；证据在第03张的肩点位置。”</w:t>
       </w:r>
     </w:p>
@@ -5786,6 +5831,21 @@
           <w:sz w:val="33"/>
         </w:rPr>
         <w:t>幻灯片 29｜第02周准备＋Exit Ticket</w:t>
+      </w:r>
+    </w:p>
+    <w:p>
+      <w:pPr>
+        <w:pStyle w:val="164"/>
+        <w:ind w:firstLine="0"/>
+        <w:rPr>
+          <w:rFonts w:hint="eastAsia" w:ascii="DengXian" w:hAnsi="DengXian" w:eastAsia="DengXian" w:cs="DengXian"/>
+        </w:rPr>
+      </w:pPr>
+      <w:r>
+        <w:rPr>
+          <w:rFonts w:hint="eastAsia" w:ascii="DengXian" w:hAnsi="DengXian" w:eastAsia="DengXian" w:cs="DengXian"/>
+        </w:rPr>
+        <w:t xml:space="preserve">这一页标题上方标着「笔记 ③下一步动作」。Exit Ticket 里那个“下周之前要核对什么”，就是第③栏。三栏都空着的那一页不计分。</w:t>
       </w:r>
     </w:p>
     <w:p>

--- a/docs/jiangao/《女装设计III》第01周_中国大陆课堂完整讲稿_中文.docx
+++ b/docs/jiangao/《女装设计III》第01周_中国大陆课堂完整讲稿_中文.docx
@@ -5149,6 +5149,21 @@
           <w:sz w:val="33"/>
         </w:rPr>
         <w:t xml:space="preserve">幻灯片 24｜A-0 ～ A-5：AI 只占其中一格</w:t>
+      </w:r>
+    </w:p>
+    <w:p>
+      <w:pPr>
+        <w:pStyle w:val="164"/>
+        <w:ind w:firstLine="0"/>
+        <w:rPr>
+          <w:rFonts w:hint="eastAsia" w:ascii="DengXian" w:hAnsi="DengXian" w:eastAsia="DengXian" w:cs="DengXian"/>
+        </w:rPr>
+      </w:pPr>
+      <w:r>
+        <w:rPr>
+          <w:rFonts w:hint="eastAsia" w:ascii="DengXian" w:hAnsi="DengXian" w:eastAsia="DengXian" w:cs="DengXian"/>
+        </w:rPr>
+        <w:t xml:space="preserve">这一页六格里只有 A-1 是灰的：AI 只占一格。每格下面那行“例”连起来是同一个例子——你画肩部草图 → AI 生成效果图 → 并排（你写“肩线加宽”，AI 写“廓形优雅”）→ “优雅”划掉，因为它在图上指不出线 → 改成“肩点外移、袖窿下落” → 保留落肩，下一步去量肩点位置。你做 A3 时照这条线走。</w:t>
       </w:r>
     </w:p>
     <w:p>

--- a/docs/jiangao/《女装设计III》第01周_中国大陆课堂完整讲稿_中文.docx
+++ b/docs/jiangao/《女装设计III》第01周_中国大陆课堂完整讲稿_中文.docx
@@ -5846,6 +5846,21 @@
           <w:sz w:val="33"/>
         </w:rPr>
         <w:t>幻灯片 29｜第02周准备＋Exit Ticket</w:t>
+      </w:r>
+    </w:p>
+    <w:p>
+      <w:pPr>
+        <w:pStyle w:val="164"/>
+        <w:ind w:firstLine="0"/>
+        <w:rPr>
+          <w:rFonts w:hint="eastAsia" w:ascii="DengXian" w:hAnsi="DengXian" w:eastAsia="DengXian" w:cs="DengXian"/>
+        </w:rPr>
+      </w:pPr>
+      <w:r>
+        <w:rPr>
+          <w:rFonts w:hint="eastAsia" w:ascii="DengXian" w:hAnsi="DengXian" w:eastAsia="DengXian" w:cs="DengXian"/>
+        </w:rPr>
+        <w:t xml:space="preserve">补充资料最后一页是「课后任务｜品牌自述」：去品牌官网抄品牌自己写的那段话，按第03页把形容词划掉，按第20页问它能不能在图上指出一条线，交一行。打不开或者没有中文，也把这个结果写下来——那就是你的核对。注意那些不是范文，是练习材料。</w:t>
       </w:r>
     </w:p>
     <w:p>

--- a/docs/jiangao/《女装设计III》第01周_中国大陆课堂完整讲稿_中文.docx
+++ b/docs/jiangao/《女装设计III》第01周_中国大陆课堂完整讲稿_中文.docx
@@ -5846,6 +5846,36 @@
           <w:sz w:val="33"/>
         </w:rPr>
         <w:t>幻灯片 29｜第02周准备＋Exit Ticket</w:t>
+      </w:r>
+    </w:p>
+    <w:p>
+      <w:pPr>
+        <w:pStyle w:val="164"/>
+        <w:ind w:firstLine="0"/>
+        <w:rPr>
+          <w:rFonts w:hint="eastAsia" w:ascii="DengXian" w:hAnsi="DengXian" w:eastAsia="DengXian" w:cs="DengXian"/>
+        </w:rPr>
+      </w:pPr>
+      <w:r>
+        <w:rPr>
+          <w:rFonts w:hint="eastAsia" w:ascii="DengXian" w:hAnsi="DengXian" w:eastAsia="DengXian" w:cs="DengXian"/>
+        </w:rPr>
+        <w:t xml:space="preserve">补充页「证据边界」列了本周不许写进作业的五类话：静态图不能证明内部支撑／纤维／舒适度／意图；要划掉的是不能核对的评价词而不是所有形容词（“宽／窄”带部位和比较对象就照用）；历史不写成“一个时代＝一种女性形象”，也不把西方时间轴当尺子；专业词是对结构的指认；课堂演示的 AI 错句是模拟文本，作业里要附自己的真实记录。</w:t>
+      </w:r>
+    </w:p>
+    <w:p>
+      <w:pPr>
+        <w:pStyle w:val="164"/>
+        <w:ind w:firstLine="0"/>
+        <w:rPr>
+          <w:rFonts w:hint="eastAsia" w:ascii="DengXian" w:hAnsi="DengXian" w:eastAsia="DengXian" w:cs="DengXian"/>
+        </w:rPr>
+      </w:pPr>
+      <w:r>
+        <w:rPr>
+          <w:rFonts w:hint="eastAsia" w:ascii="DengXian" w:hAnsi="DengXian" w:eastAsia="DengXian" w:cs="DengXian"/>
+        </w:rPr>
+        <w:t xml:space="preserve">提交口径按教案：两项都必做，合并成一个 PDF，文件名 学号_姓名_第01周.pdf。作业1 是 A3 横版一张，版面按教案的三栏排——证据（原理卡 A）｜分析（B·C）｜审计（D·E）；五格原理卡是过程工具，不是五个版面栏位。作业2 是三句以内的个人审美立场句，另页，附术语自查表（用补充页「本周术语对照表」逐词打勾）。AI 原始记录过长可另附页，仍并入同一个 PDF。</w:t>
       </w:r>
     </w:p>
     <w:p>

--- a/docs/jiangao/《女装设计III》第01周_中国大陆课堂完整讲稿_中文.docx
+++ b/docs/jiangao/《女装设计III》第01周_中国大陆课堂完整讲稿_中文.docx
@@ -5875,7 +5875,7 @@
         <w:rPr>
           <w:rFonts w:hint="eastAsia" w:ascii="DengXian" w:hAnsi="DengXian" w:eastAsia="DengXian" w:cs="DengXian"/>
         </w:rPr>
-        <w:t xml:space="preserve">提交口径按教案：两项都必做，合并成一个 PDF，文件名 学号_姓名_第01周.pdf。作业1 是 A3 横版一张，版面按教案的三栏排——证据（原理卡 A）｜分析（B·C）｜审计（D·E）；五格原理卡是过程工具，不是五个版面栏位。作业2 是三句以内的个人审美立场句，另页，附术语自查表（用补充页「本周术语对照表」逐词打勾）。AI 原始记录过长可另附页，仍并入同一个 PDF。</w:t>
+        <w:t xml:space="preserve">本周不交作业。第01·02周都不收作业——A3 三栏板（证据｜分析｜审计）与三句以内的个人审美立场句都在课堂内完成，不上传、不计分。第02周第1课时把它带到堂上，它是下周画技术图的底稿。版面仍按教案的三栏排：证据（原理卡 A）｜分析（B·C）｜审计（D·E）；五格原理卡是过程工具，不是五个版面栏位。术语自查用补充页「本周术语对照表」逐词打勾。课上没做完的，下周课前十分钟补；不另设截止与工时。</w:t>
       </w:r>
     </w:p>
     <w:p>

--- a/docs/jiangao/《女装设计III》第01周_中国大陆课堂完整讲稿_中文.docx
+++ b/docs/jiangao/《女装设计III》第01周_中国大陆课堂完整讲稿_中文.docx
@@ -1573,7 +1573,7 @@
         <w:rPr>
           <w:rFonts w:hint="eastAsia" w:ascii="DengXian" w:hAnsi="DengXian" w:eastAsia="DengXian" w:cs="DengXian"/>
         </w:rPr>
-        <w:t>今天最少带走三样：一句有证据的审美立场；一句可以被反驳的轴线句；还有一个下周能用平面图和立体实验去验的具体问题。</w:t>
+        <w:t>今天最少带走三样：一句有证据的审美立场；一句可以被反驳的轴线句；还有一个下周能用款式图和立体实验去验的具体问题。</w:t>
       </w:r>
     </w:p>
     <w:tbl>
@@ -5032,7 +5032,7 @@
         <w:rPr>
           <w:rFonts w:hint="eastAsia" w:ascii="DengXian" w:hAnsi="DengXian" w:eastAsia="DengXian" w:cs="DengXian"/>
         </w:rPr>
-        <w:t>第四步，译：把原有原理改写成今天的身体、场景和责任条件。第五步，验：说明下一步怎样用平面图、立裁、试料或试穿验证。</w:t>
+        <w:t>第四步，译：把原有原理改写成今天的身体、场景和责任条件。第五步，验：说明下一步怎样用款式图、立裁、试料或试穿验证。</w:t>
       </w:r>
     </w:p>
     <w:p>
@@ -7310,7 +7310,7 @@
         <w:rPr>
           <w:rFonts w:hint="eastAsia" w:ascii="DengXian" w:hAnsi="DengXian" w:eastAsia="DengXian" w:cs="DengXian"/>
         </w:rPr>
-        <w:t>第五栏是风险和验证。检查表面模仿、文化误读、结构猜测、材料不可行和AI幻觉。每个风险都要对应查来源、画平面图、做四分之一胚布或试料等具体动作。</w:t>
+        <w:t>第五栏是风险和验证。检查表面模仿、文化误读、结构猜测、材料不可行和AI幻觉。每个风险都要对应查来源、画款式图、做四分之一胚布或试料等具体动作。</w:t>
       </w:r>
     </w:p>
     <w:p>
